--- a/2 курс ВятГу/2 семестр/УП.05 Проектирование и разработка информационных систем/отчёты/итоговый/4. Основная часть отчета по практике УП.05 (1).docx
+++ b/2 курс ВятГу/2 семестр/УП.05 Проектирование и разработка информационных систем/отчёты/итоговый/4. Основная часть отчета по практике УП.05 (1).docx
@@ -197,22 +197,8 @@
           <w:vertAlign w:val="superscript"/>
           <w:lang w:eastAsia="ru-RU"/>
         </w:rPr>
-        <w:t>(</w:t>
-      </w:r>
-      <w:proofErr w:type="gramStart"/>
-      <w:r>
-        <w:rPr>
-          <w:rFonts w:ascii="Times New Roman" w:eastAsia="Times New Roman" w:hAnsi="Times New Roman" w:cs="Times New Roman"/>
-          <w:i/>
-          <w:iCs/>
-          <w:sz w:val="19"/>
-          <w:szCs w:val="19"/>
-          <w:vertAlign w:val="superscript"/>
-          <w:lang w:eastAsia="ru-RU"/>
-        </w:rPr>
-        <w:t>должность,   </w:t>
-      </w:r>
-      <w:proofErr w:type="gramEnd"/>
+        <w:t>(должность,   </w:t>
+      </w:r>
       <w:r>
         <w:rPr>
           <w:rFonts w:ascii="Times New Roman" w:eastAsia="Times New Roman" w:hAnsi="Times New Roman" w:cs="Times New Roman"/>
@@ -323,27 +309,7 @@
           <w:szCs w:val="24"/>
           <w:lang w:eastAsia="ru-RU"/>
         </w:rPr>
-        <w:t>Дата </w:t>
-      </w:r>
-      <w:proofErr w:type="gramStart"/>
-      <w:r>
-        <w:rPr>
-          <w:rFonts w:ascii="Times New Roman" w:eastAsia="Times New Roman" w:hAnsi="Times New Roman" w:cs="Times New Roman"/>
-          <w:sz w:val="24"/>
-          <w:szCs w:val="24"/>
-          <w:lang w:eastAsia="ru-RU"/>
-        </w:rPr>
-        <w:t>« _</w:t>
-      </w:r>
-      <w:proofErr w:type="gramEnd"/>
-      <w:r>
-        <w:rPr>
-          <w:rFonts w:ascii="Times New Roman" w:eastAsia="Times New Roman" w:hAnsi="Times New Roman" w:cs="Times New Roman"/>
-          <w:sz w:val="24"/>
-          <w:szCs w:val="24"/>
-          <w:lang w:eastAsia="ru-RU"/>
-        </w:rPr>
-        <w:t>_» _____________ 202_ год </w:t>
+        <w:t>Дата « __» _____________ 202_ год </w:t>
       </w:r>
     </w:p>
     <w:p>
@@ -1056,27 +1022,7 @@
                 <w:szCs w:val="24"/>
                 <w:lang w:eastAsia="ru-RU"/>
               </w:rPr>
-              <w:t xml:space="preserve">Колледж </w:t>
-            </w:r>
-            <w:proofErr w:type="spellStart"/>
-            <w:r>
-              <w:rPr>
-                <w:rFonts w:ascii="Times New Roman" w:eastAsia="Times New Roman" w:hAnsi="Times New Roman" w:cs="Times New Roman"/>
-                <w:sz w:val="24"/>
-                <w:szCs w:val="24"/>
-                <w:lang w:eastAsia="ru-RU"/>
-              </w:rPr>
-              <w:t>ВятГУ</w:t>
-            </w:r>
-            <w:proofErr w:type="spellEnd"/>
-            <w:r>
-              <w:rPr>
-                <w:rFonts w:ascii="Times New Roman" w:eastAsia="Times New Roman" w:hAnsi="Times New Roman" w:cs="Times New Roman"/>
-                <w:sz w:val="24"/>
-                <w:szCs w:val="24"/>
-                <w:lang w:eastAsia="ru-RU"/>
-              </w:rPr>
-              <w:t> </w:t>
+              <w:t>Колледж ВятГУ </w:t>
             </w:r>
           </w:p>
         </w:tc>
@@ -2004,39 +1950,50 @@
         <w:jc w:val="center"/>
         <w:textAlignment w:val="baseline"/>
         <w:rPr>
+          <w:rFonts w:ascii="Times New Roman" w:eastAsia="Times New Roman" w:hAnsi="Times New Roman" w:cs="Times New Roman"/>
+          <w:sz w:val="24"/>
+          <w:szCs w:val="24"/>
+          <w:lang w:eastAsia="ru-RU"/>
+        </w:rPr>
+      </w:pPr>
+      <w:r>
+        <w:rPr>
+          <w:rFonts w:ascii="Times New Roman" w:eastAsia="Times New Roman" w:hAnsi="Times New Roman" w:cs="Times New Roman"/>
+          <w:sz w:val="24"/>
+          <w:szCs w:val="24"/>
+          <w:lang w:eastAsia="ru-RU"/>
+        </w:rPr>
+        <w:t>Киров, 202</w:t>
+      </w:r>
+      <w:r>
+        <w:rPr>
+          <w:rFonts w:ascii="Times New Roman" w:eastAsia="Times New Roman" w:hAnsi="Times New Roman" w:cs="Times New Roman"/>
+          <w:sz w:val="24"/>
+          <w:szCs w:val="24"/>
+          <w:lang w:eastAsia="ru-RU"/>
+        </w:rPr>
+        <w:t>6</w:t>
+      </w:r>
+      <w:r>
+        <w:rPr>
+          <w:rFonts w:ascii="Times New Roman" w:eastAsia="Times New Roman" w:hAnsi="Times New Roman" w:cs="Times New Roman"/>
+          <w:sz w:val="24"/>
+          <w:szCs w:val="24"/>
+          <w:lang w:eastAsia="ru-RU"/>
+        </w:rPr>
+        <w:t> г. </w:t>
+      </w:r>
+    </w:p>
+    <w:p>
+      <w:pPr>
+        <w:jc w:val="center"/>
+        <w:rPr>
           <w:rFonts w:ascii="Segoe UI" w:eastAsia="Times New Roman" w:hAnsi="Segoe UI" w:cs="Segoe UI"/>
           <w:sz w:val="18"/>
           <w:szCs w:val="18"/>
           <w:lang w:eastAsia="ru-RU"/>
         </w:rPr>
       </w:pPr>
-      <w:r>
-        <w:rPr>
-          <w:rFonts w:ascii="Times New Roman" w:eastAsia="Times New Roman" w:hAnsi="Times New Roman" w:cs="Times New Roman"/>
-          <w:sz w:val="24"/>
-          <w:szCs w:val="24"/>
-          <w:lang w:eastAsia="ru-RU"/>
-        </w:rPr>
-        <w:t>Киров, 202</w:t>
-      </w:r>
-      <w:r>
-        <w:rPr>
-          <w:rFonts w:ascii="Times New Roman" w:eastAsia="Times New Roman" w:hAnsi="Times New Roman" w:cs="Times New Roman"/>
-          <w:sz w:val="24"/>
-          <w:szCs w:val="24"/>
-          <w:lang w:eastAsia="ru-RU"/>
-        </w:rPr>
-        <w:t>6</w:t>
-      </w:r>
-      <w:r>
-        <w:rPr>
-          <w:rFonts w:ascii="Times New Roman" w:eastAsia="Times New Roman" w:hAnsi="Times New Roman" w:cs="Times New Roman"/>
-          <w:sz w:val="24"/>
-          <w:szCs w:val="24"/>
-          <w:lang w:eastAsia="ru-RU"/>
-        </w:rPr>
-        <w:t> г. </w:t>
-      </w:r>
     </w:p>
     <w:p>
       <w:pPr>
@@ -2859,27 +2816,7 @@
                 <w:lang w:eastAsia="ru-RU"/>
               </w:rPr>
               <w:br/>
-              <w:t xml:space="preserve">Колледж </w:t>
-            </w:r>
-            <w:proofErr w:type="spellStart"/>
-            <w:r>
-              <w:rPr>
-                <w:rFonts w:ascii="Times New Roman" w:eastAsia="Times New Roman" w:hAnsi="Times New Roman" w:cs="Times New Roman"/>
-                <w:sz w:val="24"/>
-                <w:szCs w:val="24"/>
-                <w:lang w:eastAsia="ru-RU"/>
-              </w:rPr>
-              <w:t>ВятГУ</w:t>
-            </w:r>
-            <w:proofErr w:type="spellEnd"/>
-            <w:r>
-              <w:rPr>
-                <w:rFonts w:ascii="Times New Roman" w:eastAsia="Times New Roman" w:hAnsi="Times New Roman" w:cs="Times New Roman"/>
-                <w:sz w:val="24"/>
-                <w:szCs w:val="24"/>
-                <w:lang w:eastAsia="ru-RU"/>
-              </w:rPr>
-              <w:t> </w:t>
+              <w:t>Колледж ВятГУ </w:t>
             </w:r>
           </w:p>
         </w:tc>
@@ -5747,27 +5684,7 @@
                 <w:lang w:eastAsia="ru-RU"/>
               </w:rPr>
               <w:br/>
-              <w:t xml:space="preserve">Колледж </w:t>
-            </w:r>
-            <w:proofErr w:type="spellStart"/>
-            <w:r>
-              <w:rPr>
-                <w:rFonts w:ascii="Times New Roman" w:eastAsia="Times New Roman" w:hAnsi="Times New Roman" w:cs="Times New Roman"/>
-                <w:sz w:val="24"/>
-                <w:szCs w:val="24"/>
-                <w:lang w:eastAsia="ru-RU"/>
-              </w:rPr>
-              <w:t>ВятГУ</w:t>
-            </w:r>
-            <w:proofErr w:type="spellEnd"/>
-            <w:r>
-              <w:rPr>
-                <w:rFonts w:ascii="Times New Roman" w:eastAsia="Times New Roman" w:hAnsi="Times New Roman" w:cs="Times New Roman"/>
-                <w:sz w:val="24"/>
-                <w:szCs w:val="24"/>
-                <w:lang w:eastAsia="ru-RU"/>
-              </w:rPr>
-              <w:t> </w:t>
+              <w:t>Колледж ВятГУ </w:t>
             </w:r>
           </w:p>
         </w:tc>
@@ -7350,7 +7267,6 @@
       <w:tr>
         <w:trPr>
           <w:trHeight w:val="300"/>
-          <w:tblHeader/>
         </w:trPr>
         <w:tc>
           <w:tcPr>
@@ -7383,7 +7299,6 @@
                 <w:szCs w:val="24"/>
                 <w:lang w:eastAsia="ru-RU"/>
               </w:rPr>
-              <w:lastRenderedPageBreak/>
               <w:t>Наименование компетенции </w:t>
             </w:r>
           </w:p>
@@ -7462,7 +7377,6 @@
       <w:tr>
         <w:trPr>
           <w:trHeight w:val="120"/>
-          <w:tblHeader/>
         </w:trPr>
         <w:tc>
           <w:tcPr>
@@ -7586,7 +7500,6 @@
       <w:tr>
         <w:trPr>
           <w:trHeight w:val="300"/>
-          <w:tblHeader/>
         </w:trPr>
         <w:tc>
           <w:tcPr>
@@ -7733,7 +7646,6 @@
       <w:tr>
         <w:trPr>
           <w:trHeight w:val="300"/>
-          <w:tblHeader/>
         </w:trPr>
         <w:tc>
           <w:tcPr>
@@ -7880,7 +7792,6 @@
       <w:tr>
         <w:trPr>
           <w:trHeight w:val="300"/>
-          <w:tblHeader/>
         </w:trPr>
         <w:tc>
           <w:tcPr>
@@ -7909,6 +7820,7 @@
                 <w:rFonts w:ascii="Times New Roman" w:eastAsia="Times New Roman" w:hAnsi="Times New Roman" w:cs="Times New Roman"/>
                 <w:lang w:eastAsia="ru-RU"/>
               </w:rPr>
+              <w:lastRenderedPageBreak/>
               <w:t>ПК 5.3. Разрабатывать подсистемы безопасной информационной системы в соответствии с техническим заданием. </w:t>
             </w:r>
           </w:p>
@@ -8027,7 +7939,6 @@
       <w:tr>
         <w:trPr>
           <w:trHeight w:val="270"/>
-          <w:tblHeader/>
         </w:trPr>
         <w:tc>
           <w:tcPr>
@@ -8174,7 +8085,6 @@
       <w:tr>
         <w:trPr>
           <w:trHeight w:val="270"/>
-          <w:tblHeader/>
         </w:trPr>
         <w:tc>
           <w:tcPr>
@@ -8321,7 +8231,6 @@
       <w:tr>
         <w:trPr>
           <w:trHeight w:val="270"/>
-          <w:tblHeader/>
         </w:trPr>
         <w:tc>
           <w:tcPr>
@@ -8468,7 +8377,6 @@
       <w:tr>
         <w:trPr>
           <w:trHeight w:val="270"/>
-          <w:tblHeader/>
         </w:trPr>
         <w:tc>
           <w:tcPr>
@@ -8615,7 +8523,6 @@
       <w:tr>
         <w:trPr>
           <w:trHeight w:val="270"/>
-          <w:tblHeader/>
         </w:trPr>
         <w:tc>
           <w:tcPr>
@@ -8762,7 +8669,6 @@
       <w:tr>
         <w:trPr>
           <w:trHeight w:val="270"/>
-          <w:tblHeader/>
         </w:trPr>
         <w:tc>
           <w:tcPr>
@@ -8909,7 +8815,6 @@
       <w:tr>
         <w:trPr>
           <w:trHeight w:val="270"/>
-          <w:tblHeader/>
         </w:trPr>
         <w:tc>
           <w:tcPr>
@@ -9056,7 +8961,6 @@
       <w:tr>
         <w:trPr>
           <w:trHeight w:val="270"/>
-          <w:tblHeader/>
         </w:trPr>
         <w:tc>
           <w:tcPr>
@@ -9085,7 +8989,6 @@
                 <w:rFonts w:ascii="Times New Roman" w:eastAsia="Times New Roman" w:hAnsi="Times New Roman" w:cs="Times New Roman"/>
                 <w:lang w:eastAsia="ru-RU"/>
               </w:rPr>
-              <w:lastRenderedPageBreak/>
               <w:t>ОК 03. Планировать и реализовывать собственное профессиональное и личностное развитие, предпринимательскую деятельность в профессиональной сфере, использовать знания по финансовой грамотности в различных жизненных ситуациях. </w:t>
             </w:r>
           </w:p>
@@ -9204,7 +9107,6 @@
       <w:tr>
         <w:trPr>
           <w:trHeight w:val="270"/>
-          <w:tblHeader/>
         </w:trPr>
         <w:tc>
           <w:tcPr>
@@ -9351,7 +9253,6 @@
       <w:tr>
         <w:trPr>
           <w:trHeight w:val="270"/>
-          <w:tblHeader/>
         </w:trPr>
         <w:tc>
           <w:tcPr>
@@ -9498,7 +9399,6 @@
       <w:tr>
         <w:trPr>
           <w:trHeight w:val="270"/>
-          <w:tblHeader/>
         </w:trPr>
         <w:tc>
           <w:tcPr>
@@ -9527,7 +9427,15 @@
                 <w:rFonts w:ascii="Times New Roman" w:eastAsia="Times New Roman" w:hAnsi="Times New Roman" w:cs="Times New Roman"/>
                 <w:lang w:eastAsia="ru-RU"/>
               </w:rPr>
-              <w:t>ОК 06. Проявлять гражданско-патриотическую позицию, демонстрировать осознанное поведение на основе традиционных общечеловеческих ценностей, в том числе с учетом гармонизации межнациональных и межрелигиозных отношений, применять стандарты антикоррупционного поведения. </w:t>
+              <w:t xml:space="preserve">ОК 06. Проявлять гражданско-патриотическую позицию, </w:t>
+            </w:r>
+            <w:r>
+              <w:rPr>
+                <w:rFonts w:ascii="Times New Roman" w:eastAsia="Times New Roman" w:hAnsi="Times New Roman" w:cs="Times New Roman"/>
+                <w:lang w:eastAsia="ru-RU"/>
+              </w:rPr>
+              <w:lastRenderedPageBreak/>
+              <w:t>демонстрировать осознанное поведение на основе традиционных общечеловеческих ценностей, в том числе с учетом гармонизации межнациональных и межрелигиозных отношений, применять стандарты антикоррупционного поведения. </w:t>
             </w:r>
           </w:p>
         </w:tc>
@@ -9558,7 +9466,16 @@
                 <w:rFonts w:ascii="Times New Roman" w:eastAsia="Times New Roman" w:hAnsi="Times New Roman" w:cs="Times New Roman"/>
                 <w:lang w:eastAsia="ru-RU"/>
               </w:rPr>
-              <w:t>Способен конструктивно обмениваться информацией с коллегами, грамотно формулировать запросы в целях получения разъясняющей информации </w:t>
+              <w:lastRenderedPageBreak/>
+              <w:t xml:space="preserve">Способен конструктивно обмениваться информацией с </w:t>
+            </w:r>
+            <w:r>
+              <w:rPr>
+                <w:rFonts w:ascii="Times New Roman" w:eastAsia="Times New Roman" w:hAnsi="Times New Roman" w:cs="Times New Roman"/>
+                <w:lang w:eastAsia="ru-RU"/>
+              </w:rPr>
+              <w:lastRenderedPageBreak/>
+              <w:t>коллегами, грамотно формулировать запросы в целях получения разъясняющей информации </w:t>
             </w:r>
           </w:p>
         </w:tc>
@@ -9593,6 +9510,7 @@
                 <w:szCs w:val="24"/>
                 <w:lang w:val="en-US" w:eastAsia="ru-RU"/>
               </w:rPr>
+              <w:lastRenderedPageBreak/>
               <w:t>V</w:t>
             </w:r>
             <w:r>
@@ -9645,7 +9563,6 @@
       <w:tr>
         <w:trPr>
           <w:trHeight w:val="270"/>
-          <w:tblHeader/>
         </w:trPr>
         <w:tc>
           <w:tcPr>
@@ -9792,7 +9709,6 @@
       <w:tr>
         <w:trPr>
           <w:trHeight w:val="270"/>
-          <w:tblHeader/>
         </w:trPr>
         <w:tc>
           <w:tcPr>
@@ -9939,7 +9855,6 @@
       <w:tr>
         <w:trPr>
           <w:trHeight w:val="270"/>
-          <w:tblHeader/>
         </w:trPr>
         <w:tc>
           <w:tcPr>
@@ -10551,7 +10466,6 @@
                 <w:szCs w:val="16"/>
                 <w:lang w:eastAsia="ru-RU"/>
               </w:rPr>
-              <w:lastRenderedPageBreak/>
               <w:t> </w:t>
             </w:r>
           </w:p>
@@ -10644,7 +10558,6 @@
           <w:szCs w:val="28"/>
           <w:lang w:eastAsia="ru-RU"/>
         </w:rPr>
-        <w:lastRenderedPageBreak/>
         <w:t> </w:t>
       </w:r>
     </w:p>
@@ -10726,6 +10639,7 @@
         <w:p>
           <w:pPr>
             <w:pStyle w:val="a9"/>
+            <w:spacing w:before="0" w:line="360" w:lineRule="auto"/>
             <w:rPr>
               <w:rFonts w:ascii="Times New Roman" w:eastAsia="Times New Roman" w:hAnsi="Times New Roman" w:cs="Times New Roman"/>
               <w:color w:val="auto"/>
@@ -10740,9 +10654,11 @@
             <w:rPr>
               <w:rFonts w:ascii="Times New Roman" w:eastAsiaTheme="minorEastAsia" w:hAnsi="Times New Roman" w:cs="Times New Roman"/>
               <w:noProof/>
+              <w:kern w:val="2"/>
               <w:sz w:val="28"/>
               <w:szCs w:val="28"/>
               <w:lang w:eastAsia="ru-RU"/>
+              <w14:ligatures w14:val="standardContextual"/>
             </w:rPr>
           </w:pPr>
           <w:r>
@@ -10769,7 +10685,7 @@
             </w:rPr>
             <w:fldChar w:fldCharType="separate"/>
           </w:r>
-          <w:hyperlink w:anchor="_Toc188869795" w:history="1">
+          <w:hyperlink w:anchor="_Toc230392651" w:history="1">
             <w:r>
               <w:rPr>
                 <w:rStyle w:val="a6"/>
@@ -10808,7 +10724,7 @@
                 <w:sz w:val="28"/>
                 <w:szCs w:val="28"/>
               </w:rPr>
-              <w:instrText xml:space="preserve"> PAGEREF _Toc188869795 \h </w:instrText>
+              <w:instrText xml:space="preserve"> PAGEREF _Toc230392651 \h </w:instrText>
             </w:r>
             <w:r>
               <w:rPr>
@@ -10837,7 +10753,7 @@
                 <w:sz w:val="28"/>
                 <w:szCs w:val="28"/>
               </w:rPr>
-              <w:t>3</w:t>
+              <w:t>6</w:t>
             </w:r>
             <w:r>
               <w:rPr>
@@ -10857,12 +10773,14 @@
             <w:rPr>
               <w:rFonts w:ascii="Times New Roman" w:eastAsiaTheme="minorEastAsia" w:hAnsi="Times New Roman" w:cs="Times New Roman"/>
               <w:noProof/>
+              <w:kern w:val="2"/>
               <w:sz w:val="28"/>
               <w:szCs w:val="28"/>
               <w:lang w:eastAsia="ru-RU"/>
+              <w14:ligatures w14:val="standardContextual"/>
             </w:rPr>
           </w:pPr>
-          <w:hyperlink w:anchor="_Toc188869796" w:history="1">
+          <w:hyperlink w:anchor="_Toc230392652" w:history="1">
             <w:r>
               <w:rPr>
                 <w:rStyle w:val="a6"/>
@@ -10901,7 +10819,7 @@
                 <w:sz w:val="28"/>
                 <w:szCs w:val="28"/>
               </w:rPr>
-              <w:instrText xml:space="preserve"> PAGEREF _Toc188869796 \h </w:instrText>
+              <w:instrText xml:space="preserve"> PAGEREF _Toc230392652 \h </w:instrText>
             </w:r>
             <w:r>
               <w:rPr>
@@ -10930,7 +10848,7 @@
                 <w:sz w:val="28"/>
                 <w:szCs w:val="28"/>
               </w:rPr>
-              <w:t>4</w:t>
+              <w:t>7</w:t>
             </w:r>
             <w:r>
               <w:rPr>
@@ -10950,12 +10868,14 @@
             <w:rPr>
               <w:rFonts w:ascii="Times New Roman" w:eastAsiaTheme="minorEastAsia" w:hAnsi="Times New Roman" w:cs="Times New Roman"/>
               <w:noProof/>
+              <w:kern w:val="2"/>
               <w:sz w:val="28"/>
               <w:szCs w:val="28"/>
               <w:lang w:eastAsia="ru-RU"/>
+              <w14:ligatures w14:val="standardContextual"/>
             </w:rPr>
           </w:pPr>
-          <w:hyperlink w:anchor="_Toc188869797" w:history="1">
+          <w:hyperlink w:anchor="_Toc230392653" w:history="1">
             <w:r>
               <w:rPr>
                 <w:rStyle w:val="a6"/>
@@ -10994,7 +10914,7 @@
                 <w:sz w:val="28"/>
                 <w:szCs w:val="28"/>
               </w:rPr>
-              <w:instrText xml:space="preserve"> PAGEREF _Toc188869797 \h </w:instrText>
+              <w:instrText xml:space="preserve"> PAGEREF _Toc230392653 \h </w:instrText>
             </w:r>
             <w:r>
               <w:rPr>
@@ -11023,7 +10943,378 @@
                 <w:sz w:val="28"/>
                 <w:szCs w:val="28"/>
               </w:rPr>
-              <w:t>5</w:t>
+              <w:t>8</w:t>
+            </w:r>
+            <w:r>
+              <w:rPr>
+                <w:rFonts w:ascii="Times New Roman" w:hAnsi="Times New Roman" w:cs="Times New Roman"/>
+                <w:noProof/>
+                <w:webHidden/>
+                <w:sz w:val="28"/>
+                <w:szCs w:val="28"/>
+              </w:rPr>
+              <w:fldChar w:fldCharType="end"/>
+            </w:r>
+          </w:hyperlink>
+        </w:p>
+        <w:p>
+          <w:pPr>
+            <w:pStyle w:val="21"/>
+            <w:tabs>
+              <w:tab w:val="right" w:leader="dot" w:pos="9488"/>
+            </w:tabs>
+            <w:spacing w:after="0" w:line="360" w:lineRule="auto"/>
+            <w:rPr>
+              <w:rFonts w:ascii="Times New Roman" w:eastAsiaTheme="minorEastAsia" w:hAnsi="Times New Roman" w:cs="Times New Roman"/>
+              <w:noProof/>
+              <w:kern w:val="2"/>
+              <w:sz w:val="28"/>
+              <w:szCs w:val="28"/>
+              <w:lang w:eastAsia="ru-RU"/>
+              <w14:ligatures w14:val="standardContextual"/>
+            </w:rPr>
+          </w:pPr>
+          <w:hyperlink w:anchor="_Toc230392654" w:history="1">
+            <w:r>
+              <w:rPr>
+                <w:rStyle w:val="a6"/>
+                <w:rFonts w:ascii="Times New Roman" w:hAnsi="Times New Roman" w:cs="Times New Roman"/>
+                <w:noProof/>
+                <w:sz w:val="28"/>
+                <w:szCs w:val="28"/>
+              </w:rPr>
+              <w:t xml:space="preserve">2.1 Установка </w:t>
+            </w:r>
+            <w:r>
+              <w:rPr>
+                <w:rStyle w:val="a6"/>
+                <w:rFonts w:ascii="Times New Roman" w:eastAsia="Times New Roman" w:hAnsi="Times New Roman" w:cs="Times New Roman"/>
+                <w:noProof/>
+                <w:sz w:val="28"/>
+                <w:szCs w:val="28"/>
+              </w:rPr>
+              <w:t>Python 3.14</w:t>
+            </w:r>
+            <w:r>
+              <w:rPr>
+                <w:rFonts w:ascii="Times New Roman" w:hAnsi="Times New Roman" w:cs="Times New Roman"/>
+                <w:noProof/>
+                <w:webHidden/>
+                <w:sz w:val="28"/>
+                <w:szCs w:val="28"/>
+              </w:rPr>
+              <w:tab/>
+            </w:r>
+            <w:r>
+              <w:rPr>
+                <w:rFonts w:ascii="Times New Roman" w:hAnsi="Times New Roman" w:cs="Times New Roman"/>
+                <w:noProof/>
+                <w:webHidden/>
+                <w:sz w:val="28"/>
+                <w:szCs w:val="28"/>
+              </w:rPr>
+              <w:fldChar w:fldCharType="begin"/>
+            </w:r>
+            <w:r>
+              <w:rPr>
+                <w:rFonts w:ascii="Times New Roman" w:hAnsi="Times New Roman" w:cs="Times New Roman"/>
+                <w:noProof/>
+                <w:webHidden/>
+                <w:sz w:val="28"/>
+                <w:szCs w:val="28"/>
+              </w:rPr>
+              <w:instrText xml:space="preserve"> PAGEREF _Toc230392654 \h </w:instrText>
+            </w:r>
+            <w:r>
+              <w:rPr>
+                <w:rFonts w:ascii="Times New Roman" w:hAnsi="Times New Roman" w:cs="Times New Roman"/>
+                <w:noProof/>
+                <w:webHidden/>
+                <w:sz w:val="28"/>
+                <w:szCs w:val="28"/>
+              </w:rPr>
+            </w:r>
+            <w:r>
+              <w:rPr>
+                <w:rFonts w:ascii="Times New Roman" w:hAnsi="Times New Roman" w:cs="Times New Roman"/>
+                <w:noProof/>
+                <w:webHidden/>
+                <w:sz w:val="28"/>
+                <w:szCs w:val="28"/>
+              </w:rPr>
+              <w:fldChar w:fldCharType="separate"/>
+            </w:r>
+            <w:r>
+              <w:rPr>
+                <w:rFonts w:ascii="Times New Roman" w:hAnsi="Times New Roman" w:cs="Times New Roman"/>
+                <w:noProof/>
+                <w:webHidden/>
+                <w:sz w:val="28"/>
+                <w:szCs w:val="28"/>
+              </w:rPr>
+              <w:t>8</w:t>
+            </w:r>
+            <w:r>
+              <w:rPr>
+                <w:rFonts w:ascii="Times New Roman" w:hAnsi="Times New Roman" w:cs="Times New Roman"/>
+                <w:noProof/>
+                <w:webHidden/>
+                <w:sz w:val="28"/>
+                <w:szCs w:val="28"/>
+              </w:rPr>
+              <w:fldChar w:fldCharType="end"/>
+            </w:r>
+          </w:hyperlink>
+        </w:p>
+        <w:p>
+          <w:pPr>
+            <w:pStyle w:val="21"/>
+            <w:tabs>
+              <w:tab w:val="right" w:leader="dot" w:pos="9488"/>
+            </w:tabs>
+            <w:spacing w:after="0" w:line="360" w:lineRule="auto"/>
+            <w:rPr>
+              <w:rFonts w:ascii="Times New Roman" w:eastAsiaTheme="minorEastAsia" w:hAnsi="Times New Roman" w:cs="Times New Roman"/>
+              <w:noProof/>
+              <w:kern w:val="2"/>
+              <w:sz w:val="28"/>
+              <w:szCs w:val="28"/>
+              <w:lang w:eastAsia="ru-RU"/>
+              <w14:ligatures w14:val="standardContextual"/>
+            </w:rPr>
+          </w:pPr>
+          <w:hyperlink w:anchor="_Toc230392655" w:history="1">
+            <w:r>
+              <w:rPr>
+                <w:rStyle w:val="a6"/>
+                <w:rFonts w:ascii="Times New Roman" w:hAnsi="Times New Roman" w:cs="Times New Roman"/>
+                <w:noProof/>
+                <w:sz w:val="28"/>
+                <w:szCs w:val="28"/>
+              </w:rPr>
+              <w:t xml:space="preserve">2.2 Установка </w:t>
+            </w:r>
+            <w:r>
+              <w:rPr>
+                <w:rStyle w:val="a6"/>
+                <w:rFonts w:ascii="Times New Roman" w:hAnsi="Times New Roman" w:cs="Times New Roman"/>
+                <w:noProof/>
+                <w:sz w:val="28"/>
+                <w:szCs w:val="28"/>
+                <w:lang w:val="en-US"/>
+              </w:rPr>
+              <w:t>IDE</w:t>
+            </w:r>
+            <w:r>
+              <w:rPr>
+                <w:rStyle w:val="a6"/>
+                <w:rFonts w:ascii="Times New Roman" w:hAnsi="Times New Roman" w:cs="Times New Roman"/>
+                <w:noProof/>
+                <w:sz w:val="28"/>
+                <w:szCs w:val="28"/>
+              </w:rPr>
+              <w:t xml:space="preserve"> </w:t>
+            </w:r>
+            <w:r>
+              <w:rPr>
+                <w:rStyle w:val="a6"/>
+                <w:rFonts w:ascii="Times New Roman" w:hAnsi="Times New Roman" w:cs="Times New Roman"/>
+                <w:noProof/>
+                <w:sz w:val="28"/>
+                <w:szCs w:val="28"/>
+                <w:lang w:val="en-US"/>
+              </w:rPr>
+              <w:t>PyCharm</w:t>
+            </w:r>
+            <w:r>
+              <w:rPr>
+                <w:rFonts w:ascii="Times New Roman" w:hAnsi="Times New Roman" w:cs="Times New Roman"/>
+                <w:noProof/>
+                <w:webHidden/>
+                <w:sz w:val="28"/>
+                <w:szCs w:val="28"/>
+              </w:rPr>
+              <w:tab/>
+            </w:r>
+            <w:r>
+              <w:rPr>
+                <w:rFonts w:ascii="Times New Roman" w:hAnsi="Times New Roman" w:cs="Times New Roman"/>
+                <w:noProof/>
+                <w:webHidden/>
+                <w:sz w:val="28"/>
+                <w:szCs w:val="28"/>
+              </w:rPr>
+              <w:fldChar w:fldCharType="begin"/>
+            </w:r>
+            <w:r>
+              <w:rPr>
+                <w:rFonts w:ascii="Times New Roman" w:hAnsi="Times New Roman" w:cs="Times New Roman"/>
+                <w:noProof/>
+                <w:webHidden/>
+                <w:sz w:val="28"/>
+                <w:szCs w:val="28"/>
+              </w:rPr>
+              <w:instrText xml:space="preserve"> PAGEREF _Toc230392655 \h </w:instrText>
+            </w:r>
+            <w:r>
+              <w:rPr>
+                <w:rFonts w:ascii="Times New Roman" w:hAnsi="Times New Roman" w:cs="Times New Roman"/>
+                <w:noProof/>
+                <w:webHidden/>
+                <w:sz w:val="28"/>
+                <w:szCs w:val="28"/>
+              </w:rPr>
+            </w:r>
+            <w:r>
+              <w:rPr>
+                <w:rFonts w:ascii="Times New Roman" w:hAnsi="Times New Roman" w:cs="Times New Roman"/>
+                <w:noProof/>
+                <w:webHidden/>
+                <w:sz w:val="28"/>
+                <w:szCs w:val="28"/>
+              </w:rPr>
+              <w:fldChar w:fldCharType="separate"/>
+            </w:r>
+            <w:r>
+              <w:rPr>
+                <w:rFonts w:ascii="Times New Roman" w:hAnsi="Times New Roman" w:cs="Times New Roman"/>
+                <w:noProof/>
+                <w:webHidden/>
+                <w:sz w:val="28"/>
+                <w:szCs w:val="28"/>
+              </w:rPr>
+              <w:t>9</w:t>
+            </w:r>
+            <w:r>
+              <w:rPr>
+                <w:rFonts w:ascii="Times New Roman" w:hAnsi="Times New Roman" w:cs="Times New Roman"/>
+                <w:noProof/>
+                <w:webHidden/>
+                <w:sz w:val="28"/>
+                <w:szCs w:val="28"/>
+              </w:rPr>
+              <w:fldChar w:fldCharType="end"/>
+            </w:r>
+          </w:hyperlink>
+        </w:p>
+        <w:p>
+          <w:pPr>
+            <w:pStyle w:val="21"/>
+            <w:tabs>
+              <w:tab w:val="right" w:leader="dot" w:pos="9488"/>
+            </w:tabs>
+            <w:spacing w:after="0" w:line="360" w:lineRule="auto"/>
+            <w:rPr>
+              <w:rFonts w:ascii="Times New Roman" w:eastAsiaTheme="minorEastAsia" w:hAnsi="Times New Roman" w:cs="Times New Roman"/>
+              <w:noProof/>
+              <w:kern w:val="2"/>
+              <w:sz w:val="28"/>
+              <w:szCs w:val="28"/>
+              <w:lang w:eastAsia="ru-RU"/>
+              <w14:ligatures w14:val="standardContextual"/>
+            </w:rPr>
+          </w:pPr>
+          <w:hyperlink w:anchor="_Toc230392656" w:history="1">
+            <w:r>
+              <w:rPr>
+                <w:rStyle w:val="a6"/>
+                <w:rFonts w:ascii="Times New Roman" w:hAnsi="Times New Roman" w:cs="Times New Roman"/>
+                <w:noProof/>
+                <w:sz w:val="28"/>
+                <w:szCs w:val="28"/>
+              </w:rPr>
+              <w:t xml:space="preserve">2.3 Установка </w:t>
+            </w:r>
+            <w:r>
+              <w:rPr>
+                <w:rStyle w:val="a6"/>
+                <w:rFonts w:ascii="Times New Roman" w:hAnsi="Times New Roman" w:cs="Times New Roman"/>
+                <w:noProof/>
+                <w:sz w:val="28"/>
+                <w:szCs w:val="28"/>
+                <w:lang w:val="en-US"/>
+              </w:rPr>
+              <w:t>git</w:t>
+            </w:r>
+            <w:r>
+              <w:rPr>
+                <w:rStyle w:val="a6"/>
+                <w:rFonts w:ascii="Times New Roman" w:hAnsi="Times New Roman" w:cs="Times New Roman"/>
+                <w:noProof/>
+                <w:sz w:val="28"/>
+                <w:szCs w:val="28"/>
+              </w:rPr>
+              <w:t xml:space="preserve"> </w:t>
+            </w:r>
+            <w:r>
+              <w:rPr>
+                <w:rStyle w:val="a6"/>
+                <w:rFonts w:ascii="Times New Roman" w:hAnsi="Times New Roman" w:cs="Times New Roman"/>
+                <w:noProof/>
+                <w:sz w:val="28"/>
+                <w:szCs w:val="28"/>
+                <w:lang w:val="en-US"/>
+              </w:rPr>
+              <w:t>desktop</w:t>
+            </w:r>
+            <w:r>
+              <w:rPr>
+                <w:rFonts w:ascii="Times New Roman" w:hAnsi="Times New Roman" w:cs="Times New Roman"/>
+                <w:noProof/>
+                <w:webHidden/>
+                <w:sz w:val="28"/>
+                <w:szCs w:val="28"/>
+              </w:rPr>
+              <w:tab/>
+            </w:r>
+            <w:r>
+              <w:rPr>
+                <w:rFonts w:ascii="Times New Roman" w:hAnsi="Times New Roman" w:cs="Times New Roman"/>
+                <w:noProof/>
+                <w:webHidden/>
+                <w:sz w:val="28"/>
+                <w:szCs w:val="28"/>
+              </w:rPr>
+              <w:fldChar w:fldCharType="begin"/>
+            </w:r>
+            <w:r>
+              <w:rPr>
+                <w:rFonts w:ascii="Times New Roman" w:hAnsi="Times New Roman" w:cs="Times New Roman"/>
+                <w:noProof/>
+                <w:webHidden/>
+                <w:sz w:val="28"/>
+                <w:szCs w:val="28"/>
+              </w:rPr>
+              <w:instrText xml:space="preserve"> PAGEREF _Toc230392656 \h </w:instrText>
+            </w:r>
+            <w:r>
+              <w:rPr>
+                <w:rFonts w:ascii="Times New Roman" w:hAnsi="Times New Roman" w:cs="Times New Roman"/>
+                <w:noProof/>
+                <w:webHidden/>
+                <w:sz w:val="28"/>
+                <w:szCs w:val="28"/>
+              </w:rPr>
+            </w:r>
+            <w:r>
+              <w:rPr>
+                <w:rFonts w:ascii="Times New Roman" w:hAnsi="Times New Roman" w:cs="Times New Roman"/>
+                <w:noProof/>
+                <w:webHidden/>
+                <w:sz w:val="28"/>
+                <w:szCs w:val="28"/>
+              </w:rPr>
+              <w:fldChar w:fldCharType="separate"/>
+            </w:r>
+            <w:r>
+              <w:rPr>
+                <w:rFonts w:ascii="Times New Roman" w:hAnsi="Times New Roman" w:cs="Times New Roman"/>
+                <w:noProof/>
+                <w:webHidden/>
+                <w:sz w:val="28"/>
+                <w:szCs w:val="28"/>
+              </w:rPr>
+              <w:t>10</w:t>
             </w:r>
             <w:r>
               <w:rPr>
@@ -11043,12 +11334,14 @@
             <w:rPr>
               <w:rFonts w:ascii="Times New Roman" w:eastAsiaTheme="minorEastAsia" w:hAnsi="Times New Roman" w:cs="Times New Roman"/>
               <w:noProof/>
+              <w:kern w:val="2"/>
               <w:sz w:val="28"/>
               <w:szCs w:val="28"/>
               <w:lang w:eastAsia="ru-RU"/>
+              <w14:ligatures w14:val="standardContextual"/>
             </w:rPr>
           </w:pPr>
-          <w:hyperlink w:anchor="_Toc188869798" w:history="1">
+          <w:hyperlink w:anchor="_Toc230392657" w:history="1">
             <w:r>
               <w:rPr>
                 <w:rStyle w:val="a6"/>
@@ -11087,7 +11380,7 @@
                 <w:sz w:val="28"/>
                 <w:szCs w:val="28"/>
               </w:rPr>
-              <w:instrText xml:space="preserve"> PAGEREF _Toc188869798 \h </w:instrText>
+              <w:instrText xml:space="preserve"> PAGEREF _Toc230392657 \h </w:instrText>
             </w:r>
             <w:r>
               <w:rPr>
@@ -11116,7 +11409,7 @@
                 <w:sz w:val="28"/>
                 <w:szCs w:val="28"/>
               </w:rPr>
-              <w:t>6</w:t>
+              <w:t>11</w:t>
             </w:r>
             <w:r>
               <w:rPr>
@@ -11136,12 +11429,14 @@
             <w:rPr>
               <w:rFonts w:ascii="Times New Roman" w:eastAsiaTheme="minorEastAsia" w:hAnsi="Times New Roman" w:cs="Times New Roman"/>
               <w:noProof/>
+              <w:kern w:val="2"/>
               <w:sz w:val="28"/>
               <w:szCs w:val="28"/>
               <w:lang w:eastAsia="ru-RU"/>
+              <w14:ligatures w14:val="standardContextual"/>
             </w:rPr>
           </w:pPr>
-          <w:hyperlink w:anchor="_Toc188869799" w:history="1">
+          <w:hyperlink w:anchor="_Toc230392658" w:history="1">
             <w:r>
               <w:rPr>
                 <w:rStyle w:val="a6"/>
@@ -11180,7 +11475,7 @@
                 <w:sz w:val="28"/>
                 <w:szCs w:val="28"/>
               </w:rPr>
-              <w:instrText xml:space="preserve"> PAGEREF _Toc188869799 \h </w:instrText>
+              <w:instrText xml:space="preserve"> PAGEREF _Toc230392658 \h </w:instrText>
             </w:r>
             <w:r>
               <w:rPr>
@@ -11209,7 +11504,7 @@
                 <w:sz w:val="28"/>
                 <w:szCs w:val="28"/>
               </w:rPr>
-              <w:t>7</w:t>
+              <w:t>12</w:t>
             </w:r>
             <w:r>
               <w:rPr>
@@ -11229,15 +11524,18 @@
             <w:tabs>
               <w:tab w:val="right" w:leader="dot" w:pos="9488"/>
             </w:tabs>
+            <w:spacing w:after="0" w:line="360" w:lineRule="auto"/>
             <w:rPr>
               <w:rFonts w:ascii="Times New Roman" w:eastAsiaTheme="minorEastAsia" w:hAnsi="Times New Roman" w:cs="Times New Roman"/>
               <w:noProof/>
+              <w:kern w:val="2"/>
               <w:sz w:val="28"/>
               <w:szCs w:val="28"/>
               <w:lang w:eastAsia="ru-RU"/>
+              <w14:ligatures w14:val="standardContextual"/>
             </w:rPr>
           </w:pPr>
-          <w:hyperlink w:anchor="_Toc188869800" w:history="1">
+          <w:hyperlink w:anchor="_Toc230392659" w:history="1">
             <w:r>
               <w:rPr>
                 <w:rStyle w:val="a6"/>
@@ -11276,7 +11574,7 @@
                 <w:sz w:val="28"/>
                 <w:szCs w:val="28"/>
               </w:rPr>
-              <w:instrText xml:space="preserve"> PAGEREF _Toc188869800 \h </w:instrText>
+              <w:instrText xml:space="preserve"> PAGEREF _Toc230392659 \h </w:instrText>
             </w:r>
             <w:r>
               <w:rPr>
@@ -11305,7 +11603,7 @@
                 <w:sz w:val="28"/>
                 <w:szCs w:val="28"/>
               </w:rPr>
-              <w:t>7</w:t>
+              <w:t>12</w:t>
             </w:r>
             <w:r>
               <w:rPr>
@@ -11325,15 +11623,18 @@
             <w:tabs>
               <w:tab w:val="right" w:leader="dot" w:pos="9488"/>
             </w:tabs>
+            <w:spacing w:after="0" w:line="360" w:lineRule="auto"/>
             <w:rPr>
               <w:rFonts w:ascii="Times New Roman" w:eastAsiaTheme="minorEastAsia" w:hAnsi="Times New Roman" w:cs="Times New Roman"/>
               <w:noProof/>
+              <w:kern w:val="2"/>
               <w:sz w:val="28"/>
               <w:szCs w:val="28"/>
               <w:lang w:eastAsia="ru-RU"/>
+              <w14:ligatures w14:val="standardContextual"/>
             </w:rPr>
           </w:pPr>
-          <w:hyperlink w:anchor="_Toc188869801" w:history="1">
+          <w:hyperlink w:anchor="_Toc230392660" w:history="1">
             <w:r>
               <w:rPr>
                 <w:rStyle w:val="a6"/>
@@ -11372,7 +11673,7 @@
                 <w:sz w:val="28"/>
                 <w:szCs w:val="28"/>
               </w:rPr>
-              <w:instrText xml:space="preserve"> PAGEREF _Toc188869801 \h </w:instrText>
+              <w:instrText xml:space="preserve"> PAGEREF _Toc230392660 \h </w:instrText>
             </w:r>
             <w:r>
               <w:rPr>
@@ -11401,7 +11702,205 @@
                 <w:sz w:val="28"/>
                 <w:szCs w:val="28"/>
               </w:rPr>
-              <w:t>7</w:t>
+              <w:t>16</w:t>
+            </w:r>
+            <w:r>
+              <w:rPr>
+                <w:rFonts w:ascii="Times New Roman" w:hAnsi="Times New Roman" w:cs="Times New Roman"/>
+                <w:noProof/>
+                <w:webHidden/>
+                <w:sz w:val="28"/>
+                <w:szCs w:val="28"/>
+              </w:rPr>
+              <w:fldChar w:fldCharType="end"/>
+            </w:r>
+          </w:hyperlink>
+        </w:p>
+        <w:p>
+          <w:pPr>
+            <w:pStyle w:val="21"/>
+            <w:tabs>
+              <w:tab w:val="right" w:leader="dot" w:pos="9488"/>
+            </w:tabs>
+            <w:spacing w:after="0" w:line="360" w:lineRule="auto"/>
+            <w:rPr>
+              <w:rFonts w:ascii="Times New Roman" w:eastAsiaTheme="minorEastAsia" w:hAnsi="Times New Roman" w:cs="Times New Roman"/>
+              <w:noProof/>
+              <w:kern w:val="2"/>
+              <w:sz w:val="28"/>
+              <w:szCs w:val="28"/>
+              <w:lang w:eastAsia="ru-RU"/>
+              <w14:ligatures w14:val="standardContextual"/>
+            </w:rPr>
+          </w:pPr>
+          <w:hyperlink w:anchor="_Toc230392661" w:history="1">
+            <w:r>
+              <w:rPr>
+                <w:rStyle w:val="a6"/>
+                <w:rFonts w:ascii="Times New Roman" w:hAnsi="Times New Roman" w:cs="Times New Roman"/>
+                <w:noProof/>
+                <w:sz w:val="28"/>
+                <w:szCs w:val="28"/>
+              </w:rPr>
+              <w:t>4.3 Прототипирование интерфейса</w:t>
+            </w:r>
+            <w:r>
+              <w:rPr>
+                <w:rFonts w:ascii="Times New Roman" w:hAnsi="Times New Roman" w:cs="Times New Roman"/>
+                <w:noProof/>
+                <w:webHidden/>
+                <w:sz w:val="28"/>
+                <w:szCs w:val="28"/>
+              </w:rPr>
+              <w:tab/>
+            </w:r>
+            <w:r>
+              <w:rPr>
+                <w:rFonts w:ascii="Times New Roman" w:hAnsi="Times New Roman" w:cs="Times New Roman"/>
+                <w:noProof/>
+                <w:webHidden/>
+                <w:sz w:val="28"/>
+                <w:szCs w:val="28"/>
+              </w:rPr>
+              <w:fldChar w:fldCharType="begin"/>
+            </w:r>
+            <w:r>
+              <w:rPr>
+                <w:rFonts w:ascii="Times New Roman" w:hAnsi="Times New Roman" w:cs="Times New Roman"/>
+                <w:noProof/>
+                <w:webHidden/>
+                <w:sz w:val="28"/>
+                <w:szCs w:val="28"/>
+              </w:rPr>
+              <w:instrText xml:space="preserve"> PAGEREF _Toc230392661 \h </w:instrText>
+            </w:r>
+            <w:r>
+              <w:rPr>
+                <w:rFonts w:ascii="Times New Roman" w:hAnsi="Times New Roman" w:cs="Times New Roman"/>
+                <w:noProof/>
+                <w:webHidden/>
+                <w:sz w:val="28"/>
+                <w:szCs w:val="28"/>
+              </w:rPr>
+            </w:r>
+            <w:r>
+              <w:rPr>
+                <w:rFonts w:ascii="Times New Roman" w:hAnsi="Times New Roman" w:cs="Times New Roman"/>
+                <w:noProof/>
+                <w:webHidden/>
+                <w:sz w:val="28"/>
+                <w:szCs w:val="28"/>
+              </w:rPr>
+              <w:fldChar w:fldCharType="separate"/>
+            </w:r>
+            <w:r>
+              <w:rPr>
+                <w:rFonts w:ascii="Times New Roman" w:hAnsi="Times New Roman" w:cs="Times New Roman"/>
+                <w:noProof/>
+                <w:webHidden/>
+                <w:sz w:val="28"/>
+                <w:szCs w:val="28"/>
+              </w:rPr>
+              <w:t>21</w:t>
+            </w:r>
+            <w:r>
+              <w:rPr>
+                <w:rFonts w:ascii="Times New Roman" w:hAnsi="Times New Roman" w:cs="Times New Roman"/>
+                <w:noProof/>
+                <w:webHidden/>
+                <w:sz w:val="28"/>
+                <w:szCs w:val="28"/>
+              </w:rPr>
+              <w:fldChar w:fldCharType="end"/>
+            </w:r>
+          </w:hyperlink>
+        </w:p>
+        <w:p>
+          <w:pPr>
+            <w:pStyle w:val="21"/>
+            <w:tabs>
+              <w:tab w:val="right" w:leader="dot" w:pos="9488"/>
+            </w:tabs>
+            <w:spacing w:after="0" w:line="360" w:lineRule="auto"/>
+            <w:rPr>
+              <w:rFonts w:ascii="Times New Roman" w:eastAsiaTheme="minorEastAsia" w:hAnsi="Times New Roman" w:cs="Times New Roman"/>
+              <w:noProof/>
+              <w:kern w:val="2"/>
+              <w:sz w:val="28"/>
+              <w:szCs w:val="28"/>
+              <w:lang w:eastAsia="ru-RU"/>
+              <w14:ligatures w14:val="standardContextual"/>
+            </w:rPr>
+          </w:pPr>
+          <w:hyperlink w:anchor="_Toc230392662" w:history="1">
+            <w:r>
+              <w:rPr>
+                <w:rStyle w:val="a6"/>
+                <w:rFonts w:ascii="Times New Roman" w:hAnsi="Times New Roman" w:cs="Times New Roman"/>
+                <w:noProof/>
+                <w:sz w:val="28"/>
+                <w:szCs w:val="28"/>
+              </w:rPr>
+              <w:t>4.4 Программная реализация</w:t>
+            </w:r>
+            <w:r>
+              <w:rPr>
+                <w:rFonts w:ascii="Times New Roman" w:hAnsi="Times New Roman" w:cs="Times New Roman"/>
+                <w:noProof/>
+                <w:webHidden/>
+                <w:sz w:val="28"/>
+                <w:szCs w:val="28"/>
+              </w:rPr>
+              <w:tab/>
+            </w:r>
+            <w:r>
+              <w:rPr>
+                <w:rFonts w:ascii="Times New Roman" w:hAnsi="Times New Roman" w:cs="Times New Roman"/>
+                <w:noProof/>
+                <w:webHidden/>
+                <w:sz w:val="28"/>
+                <w:szCs w:val="28"/>
+              </w:rPr>
+              <w:fldChar w:fldCharType="begin"/>
+            </w:r>
+            <w:r>
+              <w:rPr>
+                <w:rFonts w:ascii="Times New Roman" w:hAnsi="Times New Roman" w:cs="Times New Roman"/>
+                <w:noProof/>
+                <w:webHidden/>
+                <w:sz w:val="28"/>
+                <w:szCs w:val="28"/>
+              </w:rPr>
+              <w:instrText xml:space="preserve"> PAGEREF _Toc230392662 \h </w:instrText>
+            </w:r>
+            <w:r>
+              <w:rPr>
+                <w:rFonts w:ascii="Times New Roman" w:hAnsi="Times New Roman" w:cs="Times New Roman"/>
+                <w:noProof/>
+                <w:webHidden/>
+                <w:sz w:val="28"/>
+                <w:szCs w:val="28"/>
+              </w:rPr>
+            </w:r>
+            <w:r>
+              <w:rPr>
+                <w:rFonts w:ascii="Times New Roman" w:hAnsi="Times New Roman" w:cs="Times New Roman"/>
+                <w:noProof/>
+                <w:webHidden/>
+                <w:sz w:val="28"/>
+                <w:szCs w:val="28"/>
+              </w:rPr>
+              <w:fldChar w:fldCharType="separate"/>
+            </w:r>
+            <w:r>
+              <w:rPr>
+                <w:rFonts w:ascii="Times New Roman" w:hAnsi="Times New Roman" w:cs="Times New Roman"/>
+                <w:noProof/>
+                <w:webHidden/>
+                <w:sz w:val="28"/>
+                <w:szCs w:val="28"/>
+              </w:rPr>
+              <w:t>22</w:t>
             </w:r>
             <w:r>
               <w:rPr>
@@ -11419,9 +11918,577 @@
           <w:pPr>
             <w:pStyle w:val="11"/>
             <w:rPr>
-              <w:rStyle w:val="a6"/>
-              <w:rFonts w:ascii="Times New Roman" w:eastAsia="Times New Roman" w:hAnsi="Times New Roman" w:cs="Times New Roman"/>
-              <w:color w:val="auto"/>
+              <w:rFonts w:ascii="Times New Roman" w:eastAsiaTheme="minorEastAsia" w:hAnsi="Times New Roman" w:cs="Times New Roman"/>
+              <w:noProof/>
+              <w:kern w:val="2"/>
+              <w:sz w:val="28"/>
+              <w:szCs w:val="28"/>
+              <w:lang w:eastAsia="ru-RU"/>
+              <w14:ligatures w14:val="standardContextual"/>
+            </w:rPr>
+          </w:pPr>
+          <w:hyperlink w:anchor="_Toc230392663" w:history="1">
+            <w:r>
+              <w:rPr>
+                <w:rStyle w:val="a6"/>
+                <w:rFonts w:ascii="Times New Roman" w:hAnsi="Times New Roman" w:cs="Times New Roman"/>
+                <w:noProof/>
+                <w:sz w:val="28"/>
+                <w:szCs w:val="28"/>
+              </w:rPr>
+              <w:t>ЗАКЛЮЧЕНИЕ</w:t>
+            </w:r>
+            <w:r>
+              <w:rPr>
+                <w:rFonts w:ascii="Times New Roman" w:hAnsi="Times New Roman" w:cs="Times New Roman"/>
+                <w:noProof/>
+                <w:webHidden/>
+                <w:sz w:val="28"/>
+                <w:szCs w:val="28"/>
+              </w:rPr>
+              <w:tab/>
+            </w:r>
+            <w:r>
+              <w:rPr>
+                <w:rFonts w:ascii="Times New Roman" w:hAnsi="Times New Roman" w:cs="Times New Roman"/>
+                <w:noProof/>
+                <w:webHidden/>
+                <w:sz w:val="28"/>
+                <w:szCs w:val="28"/>
+              </w:rPr>
+              <w:fldChar w:fldCharType="begin"/>
+            </w:r>
+            <w:r>
+              <w:rPr>
+                <w:rFonts w:ascii="Times New Roman" w:hAnsi="Times New Roman" w:cs="Times New Roman"/>
+                <w:noProof/>
+                <w:webHidden/>
+                <w:sz w:val="28"/>
+                <w:szCs w:val="28"/>
+              </w:rPr>
+              <w:instrText xml:space="preserve"> PAGEREF _Toc230392663 \h </w:instrText>
+            </w:r>
+            <w:r>
+              <w:rPr>
+                <w:rFonts w:ascii="Times New Roman" w:hAnsi="Times New Roman" w:cs="Times New Roman"/>
+                <w:noProof/>
+                <w:webHidden/>
+                <w:sz w:val="28"/>
+                <w:szCs w:val="28"/>
+              </w:rPr>
+            </w:r>
+            <w:r>
+              <w:rPr>
+                <w:rFonts w:ascii="Times New Roman" w:hAnsi="Times New Roman" w:cs="Times New Roman"/>
+                <w:noProof/>
+                <w:webHidden/>
+                <w:sz w:val="28"/>
+                <w:szCs w:val="28"/>
+              </w:rPr>
+              <w:fldChar w:fldCharType="separate"/>
+            </w:r>
+            <w:r>
+              <w:rPr>
+                <w:rFonts w:ascii="Times New Roman" w:hAnsi="Times New Roman" w:cs="Times New Roman"/>
+                <w:noProof/>
+                <w:webHidden/>
+                <w:sz w:val="28"/>
+                <w:szCs w:val="28"/>
+              </w:rPr>
+              <w:t>23</w:t>
+            </w:r>
+            <w:r>
+              <w:rPr>
+                <w:rFonts w:ascii="Times New Roman" w:hAnsi="Times New Roman" w:cs="Times New Roman"/>
+                <w:noProof/>
+                <w:webHidden/>
+                <w:sz w:val="28"/>
+                <w:szCs w:val="28"/>
+              </w:rPr>
+              <w:fldChar w:fldCharType="end"/>
+            </w:r>
+          </w:hyperlink>
+        </w:p>
+        <w:p>
+          <w:pPr>
+            <w:pStyle w:val="11"/>
+            <w:rPr>
+              <w:rFonts w:ascii="Times New Roman" w:eastAsiaTheme="minorEastAsia" w:hAnsi="Times New Roman" w:cs="Times New Roman"/>
+              <w:noProof/>
+              <w:kern w:val="2"/>
+              <w:sz w:val="28"/>
+              <w:szCs w:val="28"/>
+              <w:lang w:eastAsia="ru-RU"/>
+              <w14:ligatures w14:val="standardContextual"/>
+            </w:rPr>
+          </w:pPr>
+          <w:hyperlink w:anchor="_Toc230392664" w:history="1">
+            <w:r>
+              <w:rPr>
+                <w:rStyle w:val="a6"/>
+                <w:rFonts w:ascii="Times New Roman" w:hAnsi="Times New Roman" w:cs="Times New Roman"/>
+                <w:noProof/>
+                <w:sz w:val="28"/>
+                <w:szCs w:val="28"/>
+              </w:rPr>
+              <w:t>СПИСОК ИСПОЛЬЗОВАННЫХ ИСТОЧНИКОВ</w:t>
+            </w:r>
+            <w:r>
+              <w:rPr>
+                <w:rFonts w:ascii="Times New Roman" w:hAnsi="Times New Roman" w:cs="Times New Roman"/>
+                <w:noProof/>
+                <w:webHidden/>
+                <w:sz w:val="28"/>
+                <w:szCs w:val="28"/>
+              </w:rPr>
+              <w:tab/>
+            </w:r>
+            <w:r>
+              <w:rPr>
+                <w:rFonts w:ascii="Times New Roman" w:hAnsi="Times New Roman" w:cs="Times New Roman"/>
+                <w:noProof/>
+                <w:webHidden/>
+                <w:sz w:val="28"/>
+                <w:szCs w:val="28"/>
+              </w:rPr>
+              <w:fldChar w:fldCharType="begin"/>
+            </w:r>
+            <w:r>
+              <w:rPr>
+                <w:rFonts w:ascii="Times New Roman" w:hAnsi="Times New Roman" w:cs="Times New Roman"/>
+                <w:noProof/>
+                <w:webHidden/>
+                <w:sz w:val="28"/>
+                <w:szCs w:val="28"/>
+              </w:rPr>
+              <w:instrText xml:space="preserve"> PAGEREF _Toc230392664 \h </w:instrText>
+            </w:r>
+            <w:r>
+              <w:rPr>
+                <w:rFonts w:ascii="Times New Roman" w:hAnsi="Times New Roman" w:cs="Times New Roman"/>
+                <w:noProof/>
+                <w:webHidden/>
+                <w:sz w:val="28"/>
+                <w:szCs w:val="28"/>
+              </w:rPr>
+            </w:r>
+            <w:r>
+              <w:rPr>
+                <w:rFonts w:ascii="Times New Roman" w:hAnsi="Times New Roman" w:cs="Times New Roman"/>
+                <w:noProof/>
+                <w:webHidden/>
+                <w:sz w:val="28"/>
+                <w:szCs w:val="28"/>
+              </w:rPr>
+              <w:fldChar w:fldCharType="separate"/>
+            </w:r>
+            <w:r>
+              <w:rPr>
+                <w:rFonts w:ascii="Times New Roman" w:hAnsi="Times New Roman" w:cs="Times New Roman"/>
+                <w:noProof/>
+                <w:webHidden/>
+                <w:sz w:val="28"/>
+                <w:szCs w:val="28"/>
+              </w:rPr>
+              <w:t>24</w:t>
+            </w:r>
+            <w:r>
+              <w:rPr>
+                <w:rFonts w:ascii="Times New Roman" w:hAnsi="Times New Roman" w:cs="Times New Roman"/>
+                <w:noProof/>
+                <w:webHidden/>
+                <w:sz w:val="28"/>
+                <w:szCs w:val="28"/>
+              </w:rPr>
+              <w:fldChar w:fldCharType="end"/>
+            </w:r>
+          </w:hyperlink>
+        </w:p>
+        <w:p>
+          <w:pPr>
+            <w:pStyle w:val="11"/>
+            <w:rPr>
+              <w:rFonts w:ascii="Times New Roman" w:eastAsiaTheme="minorEastAsia" w:hAnsi="Times New Roman" w:cs="Times New Roman"/>
+              <w:noProof/>
+              <w:kern w:val="2"/>
+              <w:sz w:val="28"/>
+              <w:szCs w:val="28"/>
+              <w:lang w:eastAsia="ru-RU"/>
+              <w14:ligatures w14:val="standardContextual"/>
+            </w:rPr>
+          </w:pPr>
+          <w:hyperlink w:anchor="_Toc230392665" w:history="1">
+            <w:r>
+              <w:rPr>
+                <w:rStyle w:val="a6"/>
+                <w:rFonts w:ascii="Times New Roman" w:hAnsi="Times New Roman" w:cs="Times New Roman"/>
+                <w:noProof/>
+                <w:sz w:val="28"/>
+                <w:szCs w:val="28"/>
+              </w:rPr>
+              <w:t>ПРИЛОЖЕНИЕ А</w:t>
+            </w:r>
+            <w:r>
+              <w:rPr>
+                <w:rFonts w:ascii="Times New Roman" w:hAnsi="Times New Roman" w:cs="Times New Roman"/>
+                <w:noProof/>
+                <w:webHidden/>
+                <w:sz w:val="28"/>
+                <w:szCs w:val="28"/>
+              </w:rPr>
+              <w:tab/>
+            </w:r>
+            <w:r>
+              <w:rPr>
+                <w:rFonts w:ascii="Times New Roman" w:hAnsi="Times New Roman" w:cs="Times New Roman"/>
+                <w:noProof/>
+                <w:webHidden/>
+                <w:sz w:val="28"/>
+                <w:szCs w:val="28"/>
+              </w:rPr>
+              <w:fldChar w:fldCharType="begin"/>
+            </w:r>
+            <w:r>
+              <w:rPr>
+                <w:rFonts w:ascii="Times New Roman" w:hAnsi="Times New Roman" w:cs="Times New Roman"/>
+                <w:noProof/>
+                <w:webHidden/>
+                <w:sz w:val="28"/>
+                <w:szCs w:val="28"/>
+              </w:rPr>
+              <w:instrText xml:space="preserve"> PAGEREF _Toc230392665 \h </w:instrText>
+            </w:r>
+            <w:r>
+              <w:rPr>
+                <w:rFonts w:ascii="Times New Roman" w:hAnsi="Times New Roman" w:cs="Times New Roman"/>
+                <w:noProof/>
+                <w:webHidden/>
+                <w:sz w:val="28"/>
+                <w:szCs w:val="28"/>
+              </w:rPr>
+            </w:r>
+            <w:r>
+              <w:rPr>
+                <w:rFonts w:ascii="Times New Roman" w:hAnsi="Times New Roman" w:cs="Times New Roman"/>
+                <w:noProof/>
+                <w:webHidden/>
+                <w:sz w:val="28"/>
+                <w:szCs w:val="28"/>
+              </w:rPr>
+              <w:fldChar w:fldCharType="separate"/>
+            </w:r>
+            <w:r>
+              <w:rPr>
+                <w:rFonts w:ascii="Times New Roman" w:hAnsi="Times New Roman" w:cs="Times New Roman"/>
+                <w:noProof/>
+                <w:webHidden/>
+                <w:sz w:val="28"/>
+                <w:szCs w:val="28"/>
+              </w:rPr>
+              <w:t>25</w:t>
+            </w:r>
+            <w:r>
+              <w:rPr>
+                <w:rFonts w:ascii="Times New Roman" w:hAnsi="Times New Roman" w:cs="Times New Roman"/>
+                <w:noProof/>
+                <w:webHidden/>
+                <w:sz w:val="28"/>
+                <w:szCs w:val="28"/>
+              </w:rPr>
+              <w:fldChar w:fldCharType="end"/>
+            </w:r>
+          </w:hyperlink>
+        </w:p>
+        <w:p>
+          <w:pPr>
+            <w:pStyle w:val="11"/>
+            <w:rPr>
+              <w:rFonts w:ascii="Times New Roman" w:eastAsiaTheme="minorEastAsia" w:hAnsi="Times New Roman" w:cs="Times New Roman"/>
+              <w:noProof/>
+              <w:kern w:val="2"/>
+              <w:sz w:val="28"/>
+              <w:szCs w:val="28"/>
+              <w:lang w:eastAsia="ru-RU"/>
+              <w14:ligatures w14:val="standardContextual"/>
+            </w:rPr>
+          </w:pPr>
+          <w:hyperlink w:anchor="_Toc230392666" w:history="1">
+            <w:r>
+              <w:rPr>
+                <w:rStyle w:val="a6"/>
+                <w:rFonts w:ascii="Times New Roman" w:hAnsi="Times New Roman" w:cs="Times New Roman"/>
+                <w:noProof/>
+                <w:sz w:val="28"/>
+                <w:szCs w:val="28"/>
+              </w:rPr>
+              <w:t>ПРИЛОЖЕНИЕ Б</w:t>
+            </w:r>
+            <w:r>
+              <w:rPr>
+                <w:rFonts w:ascii="Times New Roman" w:hAnsi="Times New Roman" w:cs="Times New Roman"/>
+                <w:noProof/>
+                <w:webHidden/>
+                <w:sz w:val="28"/>
+                <w:szCs w:val="28"/>
+              </w:rPr>
+              <w:tab/>
+            </w:r>
+            <w:r>
+              <w:rPr>
+                <w:rFonts w:ascii="Times New Roman" w:hAnsi="Times New Roman" w:cs="Times New Roman"/>
+                <w:noProof/>
+                <w:webHidden/>
+                <w:sz w:val="28"/>
+                <w:szCs w:val="28"/>
+              </w:rPr>
+              <w:fldChar w:fldCharType="begin"/>
+            </w:r>
+            <w:r>
+              <w:rPr>
+                <w:rFonts w:ascii="Times New Roman" w:hAnsi="Times New Roman" w:cs="Times New Roman"/>
+                <w:noProof/>
+                <w:webHidden/>
+                <w:sz w:val="28"/>
+                <w:szCs w:val="28"/>
+              </w:rPr>
+              <w:instrText xml:space="preserve"> PAGEREF _Toc230392666 \h </w:instrText>
+            </w:r>
+            <w:r>
+              <w:rPr>
+                <w:rFonts w:ascii="Times New Roman" w:hAnsi="Times New Roman" w:cs="Times New Roman"/>
+                <w:noProof/>
+                <w:webHidden/>
+                <w:sz w:val="28"/>
+                <w:szCs w:val="28"/>
+              </w:rPr>
+            </w:r>
+            <w:r>
+              <w:rPr>
+                <w:rFonts w:ascii="Times New Roman" w:hAnsi="Times New Roman" w:cs="Times New Roman"/>
+                <w:noProof/>
+                <w:webHidden/>
+                <w:sz w:val="28"/>
+                <w:szCs w:val="28"/>
+              </w:rPr>
+              <w:fldChar w:fldCharType="separate"/>
+            </w:r>
+            <w:r>
+              <w:rPr>
+                <w:rFonts w:ascii="Times New Roman" w:hAnsi="Times New Roman" w:cs="Times New Roman"/>
+                <w:noProof/>
+                <w:webHidden/>
+                <w:sz w:val="28"/>
+                <w:szCs w:val="28"/>
+              </w:rPr>
+              <w:t>26</w:t>
+            </w:r>
+            <w:r>
+              <w:rPr>
+                <w:rFonts w:ascii="Times New Roman" w:hAnsi="Times New Roman" w:cs="Times New Roman"/>
+                <w:noProof/>
+                <w:webHidden/>
+                <w:sz w:val="28"/>
+                <w:szCs w:val="28"/>
+              </w:rPr>
+              <w:fldChar w:fldCharType="end"/>
+            </w:r>
+          </w:hyperlink>
+        </w:p>
+        <w:p>
+          <w:pPr>
+            <w:pStyle w:val="11"/>
+            <w:rPr>
+              <w:rFonts w:ascii="Times New Roman" w:eastAsiaTheme="minorEastAsia" w:hAnsi="Times New Roman" w:cs="Times New Roman"/>
+              <w:noProof/>
+              <w:kern w:val="2"/>
+              <w:sz w:val="28"/>
+              <w:szCs w:val="28"/>
+              <w:lang w:eastAsia="ru-RU"/>
+              <w14:ligatures w14:val="standardContextual"/>
+            </w:rPr>
+          </w:pPr>
+          <w:hyperlink w:anchor="_Toc230392667" w:history="1">
+            <w:r>
+              <w:rPr>
+                <w:rStyle w:val="a6"/>
+                <w:rFonts w:ascii="Times New Roman" w:hAnsi="Times New Roman" w:cs="Times New Roman"/>
+                <w:noProof/>
+                <w:sz w:val="28"/>
+                <w:szCs w:val="28"/>
+              </w:rPr>
+              <w:t>ПРИЛОЖЕНИЕ В</w:t>
+            </w:r>
+            <w:r>
+              <w:rPr>
+                <w:rFonts w:ascii="Times New Roman" w:hAnsi="Times New Roman" w:cs="Times New Roman"/>
+                <w:noProof/>
+                <w:webHidden/>
+                <w:sz w:val="28"/>
+                <w:szCs w:val="28"/>
+              </w:rPr>
+              <w:tab/>
+            </w:r>
+            <w:r>
+              <w:rPr>
+                <w:rFonts w:ascii="Times New Roman" w:hAnsi="Times New Roman" w:cs="Times New Roman"/>
+                <w:noProof/>
+                <w:webHidden/>
+                <w:sz w:val="28"/>
+                <w:szCs w:val="28"/>
+              </w:rPr>
+              <w:fldChar w:fldCharType="begin"/>
+            </w:r>
+            <w:r>
+              <w:rPr>
+                <w:rFonts w:ascii="Times New Roman" w:hAnsi="Times New Roman" w:cs="Times New Roman"/>
+                <w:noProof/>
+                <w:webHidden/>
+                <w:sz w:val="28"/>
+                <w:szCs w:val="28"/>
+              </w:rPr>
+              <w:instrText xml:space="preserve"> PAGEREF _Toc230392667 \h </w:instrText>
+            </w:r>
+            <w:r>
+              <w:rPr>
+                <w:rFonts w:ascii="Times New Roman" w:hAnsi="Times New Roman" w:cs="Times New Roman"/>
+                <w:noProof/>
+                <w:webHidden/>
+                <w:sz w:val="28"/>
+                <w:szCs w:val="28"/>
+              </w:rPr>
+            </w:r>
+            <w:r>
+              <w:rPr>
+                <w:rFonts w:ascii="Times New Roman" w:hAnsi="Times New Roman" w:cs="Times New Roman"/>
+                <w:noProof/>
+                <w:webHidden/>
+                <w:sz w:val="28"/>
+                <w:szCs w:val="28"/>
+              </w:rPr>
+              <w:fldChar w:fldCharType="separate"/>
+            </w:r>
+            <w:r>
+              <w:rPr>
+                <w:rFonts w:ascii="Times New Roman" w:hAnsi="Times New Roman" w:cs="Times New Roman"/>
+                <w:noProof/>
+                <w:webHidden/>
+                <w:sz w:val="28"/>
+                <w:szCs w:val="28"/>
+              </w:rPr>
+              <w:t>27</w:t>
+            </w:r>
+            <w:r>
+              <w:rPr>
+                <w:rFonts w:ascii="Times New Roman" w:hAnsi="Times New Roman" w:cs="Times New Roman"/>
+                <w:noProof/>
+                <w:webHidden/>
+                <w:sz w:val="28"/>
+                <w:szCs w:val="28"/>
+              </w:rPr>
+              <w:fldChar w:fldCharType="end"/>
+            </w:r>
+          </w:hyperlink>
+        </w:p>
+        <w:p>
+          <w:pPr>
+            <w:pStyle w:val="11"/>
+            <w:rPr>
+              <w:rFonts w:ascii="Times New Roman" w:eastAsiaTheme="minorEastAsia" w:hAnsi="Times New Roman" w:cs="Times New Roman"/>
+              <w:noProof/>
+              <w:kern w:val="2"/>
+              <w:sz w:val="28"/>
+              <w:szCs w:val="28"/>
+              <w:lang w:eastAsia="ru-RU"/>
+              <w14:ligatures w14:val="standardContextual"/>
+            </w:rPr>
+          </w:pPr>
+          <w:hyperlink w:anchor="_Toc230392668" w:history="1">
+            <w:r>
+              <w:rPr>
+                <w:rStyle w:val="a6"/>
+                <w:rFonts w:ascii="Times New Roman" w:hAnsi="Times New Roman" w:cs="Times New Roman"/>
+                <w:noProof/>
+                <w:sz w:val="28"/>
+                <w:szCs w:val="28"/>
+              </w:rPr>
+              <w:t>ПРИЛОЖЕНИЕ Г</w:t>
+            </w:r>
+            <w:r>
+              <w:rPr>
+                <w:rFonts w:ascii="Times New Roman" w:hAnsi="Times New Roman" w:cs="Times New Roman"/>
+                <w:noProof/>
+                <w:webHidden/>
+                <w:sz w:val="28"/>
+                <w:szCs w:val="28"/>
+              </w:rPr>
+              <w:tab/>
+            </w:r>
+            <w:r>
+              <w:rPr>
+                <w:rFonts w:ascii="Times New Roman" w:hAnsi="Times New Roman" w:cs="Times New Roman"/>
+                <w:noProof/>
+                <w:webHidden/>
+                <w:sz w:val="28"/>
+                <w:szCs w:val="28"/>
+              </w:rPr>
+              <w:fldChar w:fldCharType="begin"/>
+            </w:r>
+            <w:r>
+              <w:rPr>
+                <w:rFonts w:ascii="Times New Roman" w:hAnsi="Times New Roman" w:cs="Times New Roman"/>
+                <w:noProof/>
+                <w:webHidden/>
+                <w:sz w:val="28"/>
+                <w:szCs w:val="28"/>
+              </w:rPr>
+              <w:instrText xml:space="preserve"> PAGEREF _Toc230392668 \h </w:instrText>
+            </w:r>
+            <w:r>
+              <w:rPr>
+                <w:rFonts w:ascii="Times New Roman" w:hAnsi="Times New Roman" w:cs="Times New Roman"/>
+                <w:noProof/>
+                <w:webHidden/>
+                <w:sz w:val="28"/>
+                <w:szCs w:val="28"/>
+              </w:rPr>
+            </w:r>
+            <w:r>
+              <w:rPr>
+                <w:rFonts w:ascii="Times New Roman" w:hAnsi="Times New Roman" w:cs="Times New Roman"/>
+                <w:noProof/>
+                <w:webHidden/>
+                <w:sz w:val="28"/>
+                <w:szCs w:val="28"/>
+              </w:rPr>
+              <w:fldChar w:fldCharType="separate"/>
+            </w:r>
+            <w:r>
+              <w:rPr>
+                <w:rFonts w:ascii="Times New Roman" w:hAnsi="Times New Roman" w:cs="Times New Roman"/>
+                <w:noProof/>
+                <w:webHidden/>
+                <w:sz w:val="28"/>
+                <w:szCs w:val="28"/>
+              </w:rPr>
+              <w:t>28</w:t>
+            </w:r>
+            <w:r>
+              <w:rPr>
+                <w:rFonts w:ascii="Times New Roman" w:hAnsi="Times New Roman" w:cs="Times New Roman"/>
+                <w:noProof/>
+                <w:webHidden/>
+                <w:sz w:val="28"/>
+                <w:szCs w:val="28"/>
+              </w:rPr>
+              <w:fldChar w:fldCharType="end"/>
+            </w:r>
+          </w:hyperlink>
+        </w:p>
+        <w:p>
+          <w:pPr>
+            <w:pStyle w:val="11"/>
+            <w:rPr>
+              <w:rFonts w:ascii="Times New Roman" w:eastAsiaTheme="minorEastAsia" w:hAnsi="Times New Roman" w:cs="Times New Roman"/>
               <w:sz w:val="28"/>
               <w:szCs w:val="28"/>
             </w:rPr>
@@ -11439,77 +12506,22 @@
     </w:sdt>
     <w:p>
       <w:pPr>
+        <w:pStyle w:val="11"/>
         <w:rPr>
           <w:rFonts w:ascii="Times New Roman" w:eastAsia="Times New Roman" w:hAnsi="Times New Roman" w:cs="Times New Roman"/>
           <w:sz w:val="28"/>
           <w:szCs w:val="28"/>
-        </w:rPr>
-      </w:pPr>
-    </w:p>
-    <w:p>
-      <w:pPr>
-        <w:jc w:val="center"/>
-        <w:rPr>
-          <w:rFonts w:ascii="Times New Roman" w:eastAsia="Times New Roman" w:hAnsi="Times New Roman" w:cs="Times New Roman"/>
+          <w:u w:val="single"/>
+        </w:rPr>
+      </w:pPr>
+      <w:r>
+        <w:br w:type="page"/>
+      </w:r>
+      <w:bookmarkStart w:id="0" w:name="_Toc230392651"/>
+      <w:r>
+        <w:rPr>
+          <w:rFonts w:ascii="Times New Roman" w:hAnsi="Times New Roman" w:cs="Times New Roman"/>
           <w:b/>
-          <w:bCs/>
-          <w:sz w:val="28"/>
-          <w:szCs w:val="28"/>
-        </w:rPr>
-      </w:pPr>
-      <w:r>
-        <w:rPr>
-          <w:rFonts w:ascii="Times New Roman" w:eastAsia="Times New Roman" w:hAnsi="Times New Roman" w:cs="Times New Roman"/>
-          <w:b/>
-          <w:bCs/>
-          <w:sz w:val="28"/>
-          <w:szCs w:val="28"/>
-          <w:highlight w:val="yellow"/>
-        </w:rPr>
-        <w:t>ПОСЛЕ НАПИСАНИЯ ДОКУМЕНТА СОДЕРЖАНИЕ ОБНОВИТЬ СТРАНИЦЫ ПРИЛОЖЕНИЙ ПОПР</w:t>
-      </w:r>
-      <w:r>
-        <w:rPr>
-          <w:rFonts w:ascii="Times New Roman" w:eastAsia="Times New Roman" w:hAnsi="Times New Roman" w:cs="Times New Roman"/>
-          <w:b/>
-          <w:bCs/>
-          <w:sz w:val="28"/>
-          <w:szCs w:val="28"/>
-          <w:highlight w:val="yellow"/>
-        </w:rPr>
-        <w:t>АВИТЬ</w:t>
-      </w:r>
-      <w:r>
-        <w:rPr>
-          <w:rFonts w:ascii="Times New Roman" w:eastAsia="Times New Roman" w:hAnsi="Times New Roman" w:cs="Times New Roman"/>
-          <w:b/>
-          <w:bCs/>
-          <w:sz w:val="28"/>
-          <w:szCs w:val="28"/>
-          <w:highlight w:val="yellow"/>
-        </w:rPr>
-        <w:t xml:space="preserve"> А ЭТУ ЗАПИСЬ УДАЛИТЬ</w:t>
-      </w:r>
-    </w:p>
-    <w:p>
-      <w:pPr>
-        <w:pStyle w:val="1"/>
-        <w:jc w:val="center"/>
-        <w:rPr>
-          <w:rFonts w:ascii="Times New Roman" w:hAnsi="Times New Roman" w:cs="Times New Roman"/>
-          <w:b/>
-          <w:color w:val="auto"/>
-        </w:rPr>
-      </w:pPr>
-      <w:r>
-        <w:br w:type="page"/>
-      </w:r>
-      <w:bookmarkStart w:id="0" w:name="_Toc188869795"/>
-      <w:r>
-        <w:rPr>
-          <w:rFonts w:ascii="Times New Roman" w:hAnsi="Times New Roman" w:cs="Times New Roman"/>
-          <w:b/>
-          <w:color w:val="auto"/>
         </w:rPr>
         <w:lastRenderedPageBreak/>
         <w:t>ВВЕДЕНИЕ</w:t>
@@ -11933,7 +12945,7 @@
           <w:color w:val="auto"/>
         </w:rPr>
       </w:pPr>
-      <w:bookmarkStart w:id="1" w:name="_Toc188869796"/>
+      <w:bookmarkStart w:id="1" w:name="_Toc230392652"/>
       <w:r>
         <w:rPr>
           <w:rFonts w:ascii="Times New Roman" w:hAnsi="Times New Roman" w:cs="Times New Roman"/>
@@ -13129,25 +14141,7 @@
           <w:sz w:val="28"/>
           <w:szCs w:val="28"/>
         </w:rPr>
-        <w:t>(</w:t>
-      </w:r>
-      <w:proofErr w:type="gramStart"/>
-      <w:r>
-        <w:rPr>
-          <w:rFonts w:ascii="Times New Roman" w:hAnsi="Times New Roman" w:cs="Times New Roman"/>
-          <w:sz w:val="28"/>
-          <w:szCs w:val="28"/>
-        </w:rPr>
-        <w:t xml:space="preserve">дата)   </w:t>
-      </w:r>
-      <w:proofErr w:type="gramEnd"/>
-      <w:r>
-        <w:rPr>
-          <w:rFonts w:ascii="Times New Roman" w:hAnsi="Times New Roman" w:cs="Times New Roman"/>
-          <w:sz w:val="28"/>
-          <w:szCs w:val="28"/>
-        </w:rPr>
-        <w:t xml:space="preserve">    </w:t>
+        <w:t xml:space="preserve">(дата)       </w:t>
       </w:r>
       <w:r>
         <w:rPr>
@@ -13163,25 +14157,7 @@
           <w:sz w:val="28"/>
           <w:szCs w:val="28"/>
         </w:rPr>
-        <w:t xml:space="preserve">       </w:t>
-      </w:r>
-      <w:proofErr w:type="gramStart"/>
-      <w:r>
-        <w:rPr>
-          <w:rFonts w:ascii="Times New Roman" w:hAnsi="Times New Roman" w:cs="Times New Roman"/>
-          <w:sz w:val="28"/>
-          <w:szCs w:val="28"/>
-        </w:rPr>
-        <w:t xml:space="preserve">   (</w:t>
-      </w:r>
-      <w:proofErr w:type="gramEnd"/>
-      <w:r>
-        <w:rPr>
-          <w:rFonts w:ascii="Times New Roman" w:hAnsi="Times New Roman" w:cs="Times New Roman"/>
-          <w:sz w:val="28"/>
-          <w:szCs w:val="28"/>
-        </w:rPr>
-        <w:t>подпись)</w:t>
+        <w:t xml:space="preserve">          (подпись)</w:t>
       </w:r>
       <w:r>
         <w:rPr>
@@ -13218,7 +14194,7 @@
           <w:color w:val="auto"/>
         </w:rPr>
       </w:pPr>
-      <w:bookmarkStart w:id="2" w:name="_Toc188869797"/>
+      <w:bookmarkStart w:id="2" w:name="_Toc230392653"/>
       <w:r>
         <w:rPr>
           <w:rFonts w:ascii="Times New Roman" w:hAnsi="Times New Roman" w:cs="Times New Roman"/>
@@ -13245,15 +14221,31 @@
         <w:spacing w:after="0" w:line="360" w:lineRule="auto"/>
         <w:ind w:firstLine="709"/>
         <w:jc w:val="both"/>
+        <w:outlineLvl w:val="1"/>
         <w:rPr>
           <w:rFonts w:ascii="Times New Roman" w:eastAsia="Times New Roman" w:hAnsi="Times New Roman" w:cs="Times New Roman"/>
-          <w:sz w:val="28"/>
-          <w:szCs w:val="28"/>
-        </w:rPr>
-      </w:pPr>
-      <w:r>
-        <w:rPr>
-          <w:rFonts w:ascii="Times New Roman" w:hAnsi="Times New Roman" w:cs="Times New Roman"/>
+          <w:b/>
+          <w:bCs/>
+          <w:sz w:val="28"/>
+          <w:szCs w:val="28"/>
+        </w:rPr>
+      </w:pPr>
+      <w:bookmarkStart w:id="3" w:name="_Toc230392654"/>
+      <w:r>
+        <w:rPr>
+          <w:rFonts w:ascii="Times New Roman" w:hAnsi="Times New Roman" w:cs="Times New Roman"/>
+          <w:b/>
+          <w:bCs/>
+          <w:sz w:val="28"/>
+          <w:szCs w:val="28"/>
+        </w:rPr>
+        <w:t xml:space="preserve">2.1 </w:t>
+      </w:r>
+      <w:r>
+        <w:rPr>
+          <w:rFonts w:ascii="Times New Roman" w:hAnsi="Times New Roman" w:cs="Times New Roman"/>
+          <w:b/>
+          <w:bCs/>
           <w:sz w:val="28"/>
           <w:szCs w:val="28"/>
         </w:rPr>
@@ -13262,14 +14254,19 @@
       <w:r>
         <w:rPr>
           <w:rFonts w:ascii="Times New Roman" w:eastAsia="Times New Roman" w:hAnsi="Times New Roman" w:cs="Times New Roman"/>
+          <w:b/>
+          <w:bCs/>
           <w:sz w:val="28"/>
           <w:szCs w:val="28"/>
         </w:rPr>
         <w:t>Python 3.14</w:t>
       </w:r>
+      <w:bookmarkEnd w:id="3"/>
       <w:r>
         <w:rPr>
           <w:rFonts w:ascii="Times New Roman" w:eastAsia="Times New Roman" w:hAnsi="Times New Roman" w:cs="Times New Roman"/>
+          <w:b/>
+          <w:bCs/>
           <w:sz w:val="28"/>
           <w:szCs w:val="28"/>
         </w:rPr>
@@ -13319,41 +14316,13 @@
         </w:rPr>
         <w:t>«</w:t>
       </w:r>
-      <w:proofErr w:type="spellStart"/>
-      <w:r>
-        <w:rPr>
-          <w:rFonts w:ascii="Times New Roman" w:hAnsi="Times New Roman" w:cs="Times New Roman"/>
-          <w:sz w:val="28"/>
-          <w:szCs w:val="28"/>
-        </w:rPr>
-        <w:t>Add</w:t>
-      </w:r>
-      <w:proofErr w:type="spellEnd"/>
-      <w:r>
-        <w:rPr>
-          <w:rFonts w:ascii="Times New Roman" w:hAnsi="Times New Roman" w:cs="Times New Roman"/>
-          <w:sz w:val="28"/>
-          <w:szCs w:val="28"/>
-        </w:rPr>
-        <w:t xml:space="preserve"> Python 3.14 </w:t>
-      </w:r>
-      <w:proofErr w:type="spellStart"/>
-      <w:r>
-        <w:rPr>
-          <w:rFonts w:ascii="Times New Roman" w:hAnsi="Times New Roman" w:cs="Times New Roman"/>
-          <w:sz w:val="28"/>
-          <w:szCs w:val="28"/>
-        </w:rPr>
-        <w:t>to</w:t>
-      </w:r>
-      <w:proofErr w:type="spellEnd"/>
-      <w:r>
-        <w:rPr>
-          <w:rFonts w:ascii="Times New Roman" w:hAnsi="Times New Roman" w:cs="Times New Roman"/>
-          <w:sz w:val="28"/>
-          <w:szCs w:val="28"/>
-        </w:rPr>
-        <w:t xml:space="preserve"> PATH</w:t>
+      <w:r>
+        <w:rPr>
+          <w:rFonts w:ascii="Times New Roman" w:hAnsi="Times New Roman" w:cs="Times New Roman"/>
+          <w:sz w:val="28"/>
+          <w:szCs w:val="28"/>
+        </w:rPr>
+        <w:t>Add Python 3.14 to PATH</w:t>
       </w:r>
       <w:r>
         <w:rPr>
@@ -13379,16 +14348,38 @@
         </w:rPr>
         <w:t>«</w:t>
       </w:r>
-      <w:proofErr w:type="spellStart"/>
-      <w:r>
-        <w:rPr>
-          <w:rFonts w:ascii="Times New Roman" w:hAnsi="Times New Roman" w:cs="Times New Roman"/>
-          <w:sz w:val="28"/>
-          <w:szCs w:val="28"/>
-        </w:rPr>
-        <w:t>Install</w:t>
-      </w:r>
-      <w:proofErr w:type="spellEnd"/>
+      <w:r>
+        <w:rPr>
+          <w:rFonts w:ascii="Times New Roman" w:hAnsi="Times New Roman" w:cs="Times New Roman"/>
+          <w:sz w:val="28"/>
+          <w:szCs w:val="28"/>
+        </w:rPr>
+        <w:t>Install Now</w:t>
+      </w:r>
+      <w:r>
+        <w:rPr>
+          <w:rFonts w:ascii="Times New Roman" w:hAnsi="Times New Roman" w:cs="Times New Roman"/>
+          <w:sz w:val="28"/>
+          <w:szCs w:val="28"/>
+        </w:rPr>
+        <w:t>»</w:t>
+      </w:r>
+      <w:r>
+        <w:rPr>
+          <w:rFonts w:ascii="Times New Roman" w:hAnsi="Times New Roman" w:cs="Times New Roman"/>
+          <w:sz w:val="28"/>
+          <w:szCs w:val="28"/>
+        </w:rPr>
+        <w:t xml:space="preserve"> и дождался завершения копирования всех необходимых файлов</w:t>
+      </w:r>
+      <w:r>
+        <w:rPr>
+          <w:rFonts w:ascii="Times New Roman" w:hAnsi="Times New Roman" w:cs="Times New Roman"/>
+          <w:sz w:val="28"/>
+          <w:szCs w:val="28"/>
+        </w:rPr>
+        <w:t>.</w:t>
+      </w:r>
       <w:r>
         <w:rPr>
           <w:rFonts w:ascii="Times New Roman" w:hAnsi="Times New Roman" w:cs="Times New Roman"/>
@@ -13397,16 +14388,171 @@
         </w:rPr>
         <w:t xml:space="preserve"> </w:t>
       </w:r>
-      <w:proofErr w:type="spellStart"/>
-      <w:r>
-        <w:rPr>
-          <w:rFonts w:ascii="Times New Roman" w:hAnsi="Times New Roman" w:cs="Times New Roman"/>
-          <w:sz w:val="28"/>
-          <w:szCs w:val="28"/>
-        </w:rPr>
-        <w:t>Now</w:t>
-      </w:r>
-      <w:proofErr w:type="spellEnd"/>
+      <w:r>
+        <w:rPr>
+          <w:rFonts w:ascii="Times New Roman" w:hAnsi="Times New Roman" w:cs="Times New Roman"/>
+          <w:sz w:val="28"/>
+          <w:szCs w:val="28"/>
+        </w:rPr>
+        <w:t>П</w:t>
+      </w:r>
+      <w:r>
+        <w:rPr>
+          <w:rFonts w:ascii="Times New Roman" w:hAnsi="Times New Roman" w:cs="Times New Roman"/>
+          <w:sz w:val="28"/>
+          <w:szCs w:val="28"/>
+        </w:rPr>
+        <w:t>осле</w:t>
+      </w:r>
+      <w:r>
+        <w:rPr>
+          <w:rFonts w:ascii="Times New Roman" w:hAnsi="Times New Roman" w:cs="Times New Roman"/>
+          <w:sz w:val="28"/>
+          <w:szCs w:val="28"/>
+        </w:rPr>
+        <w:t xml:space="preserve"> успешной установк</w:t>
+      </w:r>
+      <w:r>
+        <w:rPr>
+          <w:rFonts w:ascii="Times New Roman" w:hAnsi="Times New Roman" w:cs="Times New Roman"/>
+          <w:sz w:val="28"/>
+          <w:szCs w:val="28"/>
+        </w:rPr>
+        <w:t xml:space="preserve">и, </w:t>
+      </w:r>
+      <w:r>
+        <w:rPr>
+          <w:rFonts w:ascii="Times New Roman" w:hAnsi="Times New Roman" w:cs="Times New Roman"/>
+          <w:sz w:val="28"/>
+          <w:szCs w:val="28"/>
+        </w:rPr>
+        <w:t>я закрыл</w:t>
+      </w:r>
+      <w:r>
+        <w:rPr>
+          <w:rFonts w:ascii="Times New Roman" w:hAnsi="Times New Roman" w:cs="Times New Roman"/>
+          <w:sz w:val="28"/>
+          <w:szCs w:val="28"/>
+        </w:rPr>
+        <w:t xml:space="preserve"> окно.</w:t>
+      </w:r>
+    </w:p>
+    <w:p>
+      <w:pPr>
+        <w:spacing w:line="360" w:lineRule="auto"/>
+        <w:ind w:firstLine="709"/>
+        <w:jc w:val="both"/>
+        <w:rPr>
+          <w:rFonts w:ascii="Times New Roman" w:hAnsi="Times New Roman" w:cs="Times New Roman"/>
+          <w:sz w:val="28"/>
+          <w:szCs w:val="28"/>
+          <w:lang w:val="en-US"/>
+        </w:rPr>
+      </w:pPr>
+      <w:r>
+        <w:rPr>
+          <w:rFonts w:ascii="Times New Roman" w:hAnsi="Times New Roman" w:cs="Times New Roman"/>
+          <w:sz w:val="28"/>
+          <w:szCs w:val="28"/>
+        </w:rPr>
+        <w:t>Чтобы убедиться</w:t>
+      </w:r>
+      <w:r>
+        <w:rPr>
+          <w:rFonts w:ascii="Times New Roman" w:hAnsi="Times New Roman" w:cs="Times New Roman"/>
+          <w:sz w:val="28"/>
+          <w:szCs w:val="28"/>
+        </w:rPr>
+        <w:t xml:space="preserve"> в правильности установки</w:t>
+      </w:r>
+      <w:r>
+        <w:rPr>
+          <w:rFonts w:ascii="Times New Roman" w:hAnsi="Times New Roman" w:cs="Times New Roman"/>
+          <w:sz w:val="28"/>
+          <w:szCs w:val="28"/>
+        </w:rPr>
+        <w:t xml:space="preserve"> нов</w:t>
+      </w:r>
+      <w:r>
+        <w:rPr>
+          <w:rFonts w:ascii="Times New Roman" w:hAnsi="Times New Roman" w:cs="Times New Roman"/>
+          <w:sz w:val="28"/>
+          <w:szCs w:val="28"/>
+        </w:rPr>
+        <w:t>ой</w:t>
+      </w:r>
+      <w:r>
+        <w:rPr>
+          <w:rFonts w:ascii="Times New Roman" w:hAnsi="Times New Roman" w:cs="Times New Roman"/>
+          <w:sz w:val="28"/>
+          <w:szCs w:val="28"/>
+        </w:rPr>
+        <w:t xml:space="preserve"> верси</w:t>
+      </w:r>
+      <w:r>
+        <w:rPr>
+          <w:rFonts w:ascii="Times New Roman" w:hAnsi="Times New Roman" w:cs="Times New Roman"/>
+          <w:sz w:val="28"/>
+          <w:szCs w:val="28"/>
+        </w:rPr>
+        <w:t>и интерпретатора</w:t>
+      </w:r>
+      <w:r>
+        <w:rPr>
+          <w:rFonts w:ascii="Times New Roman" w:hAnsi="Times New Roman" w:cs="Times New Roman"/>
+          <w:sz w:val="28"/>
+          <w:szCs w:val="28"/>
+        </w:rPr>
+        <w:t>, я снова открыл командную строку и выполнил</w:t>
+      </w:r>
+      <w:r>
+        <w:rPr>
+          <w:rFonts w:ascii="Times New Roman" w:hAnsi="Times New Roman" w:cs="Times New Roman"/>
+          <w:sz w:val="28"/>
+          <w:szCs w:val="28"/>
+        </w:rPr>
+        <w:t xml:space="preserve"> команду</w:t>
+      </w:r>
+      <w:r>
+        <w:rPr>
+          <w:rFonts w:ascii="Times New Roman" w:hAnsi="Times New Roman" w:cs="Times New Roman"/>
+          <w:sz w:val="28"/>
+          <w:szCs w:val="28"/>
+        </w:rPr>
+        <w:t xml:space="preserve"> </w:t>
+      </w:r>
+      <w:r>
+        <w:rPr>
+          <w:rFonts w:ascii="Times New Roman" w:hAnsi="Times New Roman" w:cs="Times New Roman"/>
+          <w:sz w:val="28"/>
+          <w:szCs w:val="28"/>
+        </w:rPr>
+        <w:t>«</w:t>
+      </w:r>
+      <w:r>
+        <w:rPr>
+          <w:rFonts w:ascii="Times New Roman" w:hAnsi="Times New Roman" w:cs="Times New Roman"/>
+          <w:sz w:val="28"/>
+          <w:szCs w:val="28"/>
+        </w:rPr>
+        <w:t xml:space="preserve">python </w:t>
+      </w:r>
+      <w:r>
+        <w:rPr>
+          <w:rFonts w:ascii="Times New Roman" w:hAnsi="Times New Roman" w:cs="Times New Roman"/>
+          <w:sz w:val="28"/>
+          <w:szCs w:val="28"/>
+        </w:rPr>
+        <w:t>–</w:t>
+      </w:r>
+      <w:r>
+        <w:rPr>
+          <w:rFonts w:ascii="Times New Roman" w:hAnsi="Times New Roman" w:cs="Times New Roman"/>
+          <w:sz w:val="28"/>
+          <w:szCs w:val="28"/>
+        </w:rPr>
+        <w:t>version</w:t>
+      </w:r>
       <w:r>
         <w:rPr>
           <w:rFonts w:ascii="Times New Roman" w:hAnsi="Times New Roman" w:cs="Times New Roman"/>
@@ -13421,71 +14567,171 @@
           <w:sz w:val="28"/>
           <w:szCs w:val="28"/>
         </w:rPr>
-        <w:t xml:space="preserve"> и дождался завершения копирования всех необходимых файлов</w:t>
-      </w:r>
-      <w:r>
-        <w:rPr>
-          <w:rFonts w:ascii="Times New Roman" w:hAnsi="Times New Roman" w:cs="Times New Roman"/>
-          <w:sz w:val="28"/>
-          <w:szCs w:val="28"/>
-        </w:rPr>
         <w:t>.</w:t>
       </w:r>
-      <w:r>
-        <w:rPr>
-          <w:rFonts w:ascii="Times New Roman" w:hAnsi="Times New Roman" w:cs="Times New Roman"/>
-          <w:sz w:val="28"/>
-          <w:szCs w:val="28"/>
-        </w:rPr>
-        <w:t xml:space="preserve"> </w:t>
-      </w:r>
-      <w:r>
-        <w:rPr>
-          <w:rFonts w:ascii="Times New Roman" w:hAnsi="Times New Roman" w:cs="Times New Roman"/>
-          <w:sz w:val="28"/>
-          <w:szCs w:val="28"/>
-        </w:rPr>
-        <w:t>П</w:t>
-      </w:r>
-      <w:r>
-        <w:rPr>
-          <w:rFonts w:ascii="Times New Roman" w:hAnsi="Times New Roman" w:cs="Times New Roman"/>
-          <w:sz w:val="28"/>
-          <w:szCs w:val="28"/>
-        </w:rPr>
-        <w:t>осле</w:t>
-      </w:r>
-      <w:r>
-        <w:rPr>
-          <w:rFonts w:ascii="Times New Roman" w:hAnsi="Times New Roman" w:cs="Times New Roman"/>
-          <w:sz w:val="28"/>
-          <w:szCs w:val="28"/>
-        </w:rPr>
-        <w:t xml:space="preserve"> успешной установк</w:t>
-      </w:r>
-      <w:r>
-        <w:rPr>
-          <w:rFonts w:ascii="Times New Roman" w:hAnsi="Times New Roman" w:cs="Times New Roman"/>
-          <w:sz w:val="28"/>
-          <w:szCs w:val="28"/>
-        </w:rPr>
-        <w:t xml:space="preserve">и, </w:t>
-      </w:r>
-      <w:r>
-        <w:rPr>
-          <w:rFonts w:ascii="Times New Roman" w:hAnsi="Times New Roman" w:cs="Times New Roman"/>
-          <w:sz w:val="28"/>
-          <w:szCs w:val="28"/>
-        </w:rPr>
-        <w:t>я закрыл</w:t>
-      </w:r>
-      <w:r>
-        <w:rPr>
-          <w:rFonts w:ascii="Times New Roman" w:hAnsi="Times New Roman" w:cs="Times New Roman"/>
-          <w:sz w:val="28"/>
-          <w:szCs w:val="28"/>
-        </w:rPr>
-        <w:t xml:space="preserve"> окно.</w:t>
+    </w:p>
+    <w:p>
+      <w:pPr>
+        <w:keepNext/>
+        <w:spacing w:after="0" w:line="360" w:lineRule="auto"/>
+        <w:ind w:firstLine="709"/>
+        <w:jc w:val="center"/>
+      </w:pPr>
+      <w:r>
+        <w:rPr>
+          <w:rFonts w:ascii="Times New Roman" w:hAnsi="Times New Roman" w:cs="Times New Roman"/>
+          <w:sz w:val="28"/>
+          <w:szCs w:val="28"/>
+          <w:lang w:val="en-US"/>
+        </w:rPr>
+        <w:drawing>
+          <wp:inline distT="0" distB="0" distL="0" distR="0" wp14:anchorId="1E8AE728" wp14:editId="51D2B4AF">
+            <wp:extent cx="4867954" cy="400106"/>
+            <wp:effectExtent l="0" t="0" r="0" b="0"/>
+            <wp:docPr id="1370251711" name="Рисунок 1"/>
+            <wp:cNvGraphicFramePr>
+              <a:graphicFrameLocks xmlns:a="http://schemas.openxmlformats.org/drawingml/2006/main" noChangeAspect="1"/>
+            </wp:cNvGraphicFramePr>
+            <a:graphic xmlns:a="http://schemas.openxmlformats.org/drawingml/2006/main">
+              <a:graphicData uri="http://schemas.openxmlformats.org/drawingml/2006/picture">
+                <pic:pic xmlns:pic="http://schemas.openxmlformats.org/drawingml/2006/picture">
+                  <pic:nvPicPr>
+                    <pic:cNvPr id="1370251711" name=""/>
+                    <pic:cNvPicPr/>
+                  </pic:nvPicPr>
+                  <pic:blipFill>
+                    <a:blip r:embed="rId10"/>
+                    <a:stretch>
+                      <a:fillRect/>
+                    </a:stretch>
+                  </pic:blipFill>
+                  <pic:spPr>
+                    <a:xfrm>
+                      <a:off x="0" y="0"/>
+                      <a:ext cx="4867954" cy="400106"/>
+                    </a:xfrm>
+                    <a:prstGeom prst="rect">
+                      <a:avLst/>
+                    </a:prstGeom>
+                  </pic:spPr>
+                </pic:pic>
+              </a:graphicData>
+            </a:graphic>
+          </wp:inline>
+        </w:drawing>
+      </w:r>
+    </w:p>
+    <w:p>
+      <w:pPr>
+        <w:pStyle w:val="ae"/>
+        <w:spacing w:line="360" w:lineRule="auto"/>
+        <w:jc w:val="center"/>
+        <w:rPr>
+          <w:rFonts w:ascii="Times New Roman" w:hAnsi="Times New Roman" w:cs="Times New Roman"/>
+          <w:i w:val="0"/>
+          <w:iCs w:val="0"/>
+          <w:color w:val="auto"/>
+          <w:sz w:val="28"/>
+          <w:szCs w:val="28"/>
+        </w:rPr>
+      </w:pPr>
+      <w:r>
+        <w:rPr>
+          <w:rFonts w:ascii="Times New Roman" w:hAnsi="Times New Roman" w:cs="Times New Roman"/>
+          <w:i w:val="0"/>
+          <w:iCs w:val="0"/>
+          <w:color w:val="auto"/>
+          <w:sz w:val="28"/>
+          <w:szCs w:val="28"/>
+        </w:rPr>
+        <w:t xml:space="preserve">Рисунок </w:t>
+      </w:r>
+      <w:r>
+        <w:rPr>
+          <w:rFonts w:ascii="Times New Roman" w:hAnsi="Times New Roman" w:cs="Times New Roman"/>
+          <w:i w:val="0"/>
+          <w:iCs w:val="0"/>
+          <w:color w:val="auto"/>
+          <w:sz w:val="28"/>
+          <w:szCs w:val="28"/>
+        </w:rPr>
+        <w:fldChar w:fldCharType="begin"/>
+      </w:r>
+      <w:r>
+        <w:rPr>
+          <w:rFonts w:ascii="Times New Roman" w:hAnsi="Times New Roman" w:cs="Times New Roman"/>
+          <w:i w:val="0"/>
+          <w:iCs w:val="0"/>
+          <w:color w:val="auto"/>
+          <w:sz w:val="28"/>
+          <w:szCs w:val="28"/>
+        </w:rPr>
+        <w:instrText xml:space="preserve"> SEQ Рисунок \* ARABIC </w:instrText>
+      </w:r>
+      <w:r>
+        <w:rPr>
+          <w:rFonts w:ascii="Times New Roman" w:hAnsi="Times New Roman" w:cs="Times New Roman"/>
+          <w:i w:val="0"/>
+          <w:iCs w:val="0"/>
+          <w:color w:val="auto"/>
+          <w:sz w:val="28"/>
+          <w:szCs w:val="28"/>
+        </w:rPr>
+        <w:fldChar w:fldCharType="separate"/>
+      </w:r>
+      <w:r>
+        <w:rPr>
+          <w:rFonts w:ascii="Times New Roman" w:hAnsi="Times New Roman" w:cs="Times New Roman"/>
+          <w:i w:val="0"/>
+          <w:iCs w:val="0"/>
+          <w:noProof/>
+          <w:color w:val="auto"/>
+          <w:sz w:val="28"/>
+          <w:szCs w:val="28"/>
+        </w:rPr>
+        <w:t>1</w:t>
+      </w:r>
+      <w:r>
+        <w:rPr>
+          <w:rFonts w:ascii="Times New Roman" w:hAnsi="Times New Roman" w:cs="Times New Roman"/>
+          <w:i w:val="0"/>
+          <w:iCs w:val="0"/>
+          <w:color w:val="auto"/>
+          <w:sz w:val="28"/>
+          <w:szCs w:val="28"/>
+        </w:rPr>
+        <w:fldChar w:fldCharType="end"/>
+      </w:r>
+      <w:r>
+        <w:rPr>
+          <w:rFonts w:ascii="Times New Roman" w:hAnsi="Times New Roman" w:cs="Times New Roman"/>
+          <w:i w:val="0"/>
+          <w:iCs w:val="0"/>
+          <w:color w:val="auto"/>
+          <w:sz w:val="28"/>
+          <w:szCs w:val="28"/>
+        </w:rPr>
+        <w:t xml:space="preserve"> – проверка версии Python</w:t>
+      </w:r>
+    </w:p>
+    <w:p>
+      <w:pPr>
+        <w:spacing w:after="160" w:line="259" w:lineRule="auto"/>
+        <w:rPr>
+          <w:rFonts w:ascii="Times New Roman" w:hAnsi="Times New Roman" w:cs="Times New Roman"/>
+          <w:sz w:val="28"/>
+          <w:szCs w:val="28"/>
+        </w:rPr>
+      </w:pPr>
+      <w:r>
+        <w:rPr>
+          <w:rFonts w:ascii="Times New Roman" w:hAnsi="Times New Roman" w:cs="Times New Roman"/>
+          <w:i/>
+          <w:iCs/>
+          <w:sz w:val="28"/>
+          <w:szCs w:val="28"/>
+        </w:rPr>
+        <w:br w:type="page"/>
       </w:r>
     </w:p>
     <w:p>
@@ -13493,79 +14739,53 @@
         <w:spacing w:after="0" w:line="360" w:lineRule="auto"/>
         <w:ind w:firstLine="709"/>
         <w:jc w:val="both"/>
-        <w:rPr>
-          <w:rFonts w:ascii="Times New Roman" w:hAnsi="Times New Roman" w:cs="Times New Roman"/>
-          <w:sz w:val="28"/>
-          <w:szCs w:val="28"/>
-        </w:rPr>
-      </w:pPr>
-      <w:r>
-        <w:rPr>
-          <w:rFonts w:ascii="Times New Roman" w:hAnsi="Times New Roman" w:cs="Times New Roman"/>
-          <w:sz w:val="28"/>
-          <w:szCs w:val="28"/>
-        </w:rPr>
-        <w:t>Чтобы убедиться</w:t>
-      </w:r>
-      <w:r>
-        <w:rPr>
-          <w:rFonts w:ascii="Times New Roman" w:hAnsi="Times New Roman" w:cs="Times New Roman"/>
-          <w:sz w:val="28"/>
-          <w:szCs w:val="28"/>
-        </w:rPr>
-        <w:t xml:space="preserve"> в правильности установки</w:t>
-      </w:r>
-      <w:r>
-        <w:rPr>
-          <w:rFonts w:ascii="Times New Roman" w:hAnsi="Times New Roman" w:cs="Times New Roman"/>
-          <w:sz w:val="28"/>
-          <w:szCs w:val="28"/>
-        </w:rPr>
-        <w:t xml:space="preserve"> нов</w:t>
-      </w:r>
-      <w:r>
-        <w:rPr>
-          <w:rFonts w:ascii="Times New Roman" w:hAnsi="Times New Roman" w:cs="Times New Roman"/>
-          <w:sz w:val="28"/>
-          <w:szCs w:val="28"/>
-        </w:rPr>
-        <w:t>ой</w:t>
-      </w:r>
-      <w:r>
-        <w:rPr>
-          <w:rFonts w:ascii="Times New Roman" w:hAnsi="Times New Roman" w:cs="Times New Roman"/>
-          <w:sz w:val="28"/>
-          <w:szCs w:val="28"/>
-        </w:rPr>
-        <w:t xml:space="preserve"> верси</w:t>
-      </w:r>
-      <w:r>
-        <w:rPr>
-          <w:rFonts w:ascii="Times New Roman" w:hAnsi="Times New Roman" w:cs="Times New Roman"/>
-          <w:sz w:val="28"/>
-          <w:szCs w:val="28"/>
-        </w:rPr>
-        <w:t>и интерпретатора</w:t>
-      </w:r>
-      <w:r>
-        <w:rPr>
-          <w:rFonts w:ascii="Times New Roman" w:hAnsi="Times New Roman" w:cs="Times New Roman"/>
-          <w:sz w:val="28"/>
-          <w:szCs w:val="28"/>
-        </w:rPr>
-        <w:t>, я снова открыл командную строку и выполнил</w:t>
-      </w:r>
-      <w:r>
-        <w:rPr>
-          <w:rFonts w:ascii="Times New Roman" w:hAnsi="Times New Roman" w:cs="Times New Roman"/>
-          <w:sz w:val="28"/>
-          <w:szCs w:val="28"/>
-        </w:rPr>
-        <w:t xml:space="preserve"> команду</w:t>
-      </w:r>
-      <w:r>
-        <w:rPr>
-          <w:rFonts w:ascii="Times New Roman" w:hAnsi="Times New Roman" w:cs="Times New Roman"/>
+        <w:outlineLvl w:val="1"/>
+        <w:rPr>
+          <w:rFonts w:ascii="Times New Roman" w:hAnsi="Times New Roman" w:cs="Times New Roman"/>
+          <w:b/>
+          <w:bCs/>
+          <w:sz w:val="28"/>
+          <w:szCs w:val="28"/>
+        </w:rPr>
+      </w:pPr>
+      <w:bookmarkStart w:id="4" w:name="_Toc230392655"/>
+      <w:r>
+        <w:rPr>
+          <w:rFonts w:ascii="Times New Roman" w:hAnsi="Times New Roman" w:cs="Times New Roman"/>
+          <w:b/>
+          <w:bCs/>
+          <w:sz w:val="28"/>
+          <w:szCs w:val="28"/>
+        </w:rPr>
+        <w:lastRenderedPageBreak/>
+        <w:t xml:space="preserve">2.2 </w:t>
+      </w:r>
+      <w:r>
+        <w:rPr>
+          <w:rFonts w:ascii="Times New Roman" w:hAnsi="Times New Roman" w:cs="Times New Roman"/>
+          <w:b/>
+          <w:bCs/>
+          <w:sz w:val="28"/>
+          <w:szCs w:val="28"/>
+        </w:rPr>
+        <w:t xml:space="preserve">Установка </w:t>
+      </w:r>
+      <w:r>
+        <w:rPr>
+          <w:rFonts w:ascii="Times New Roman" w:hAnsi="Times New Roman" w:cs="Times New Roman"/>
+          <w:b/>
+          <w:bCs/>
+          <w:sz w:val="28"/>
+          <w:szCs w:val="28"/>
+          <w:lang w:val="en-US"/>
+        </w:rPr>
+        <w:t>IDE</w:t>
+      </w:r>
+      <w:r>
+        <w:rPr>
+          <w:rFonts w:ascii="Times New Roman" w:hAnsi="Times New Roman" w:cs="Times New Roman"/>
+          <w:b/>
+          <w:bCs/>
           <w:sz w:val="28"/>
           <w:szCs w:val="28"/>
         </w:rPr>
@@ -13574,63 +14794,15 @@
       <w:r>
         <w:rPr>
           <w:rFonts w:ascii="Times New Roman" w:hAnsi="Times New Roman" w:cs="Times New Roman"/>
-          <w:sz w:val="28"/>
-          <w:szCs w:val="28"/>
-        </w:rPr>
-        <w:t>«</w:t>
-      </w:r>
-      <w:proofErr w:type="spellStart"/>
-      <w:r>
-        <w:rPr>
-          <w:rFonts w:ascii="Times New Roman" w:hAnsi="Times New Roman" w:cs="Times New Roman"/>
-          <w:sz w:val="28"/>
-          <w:szCs w:val="28"/>
-        </w:rPr>
-        <w:t>python</w:t>
-      </w:r>
-      <w:proofErr w:type="spellEnd"/>
-      <w:r>
-        <w:rPr>
-          <w:rFonts w:ascii="Times New Roman" w:hAnsi="Times New Roman" w:cs="Times New Roman"/>
-          <w:sz w:val="28"/>
-          <w:szCs w:val="28"/>
-        </w:rPr>
-        <w:t xml:space="preserve"> </w:t>
-      </w:r>
-      <w:r>
-        <w:rPr>
-          <w:rFonts w:ascii="Times New Roman" w:hAnsi="Times New Roman" w:cs="Times New Roman"/>
-          <w:sz w:val="28"/>
-          <w:szCs w:val="28"/>
-        </w:rPr>
-        <w:t>–</w:t>
-      </w:r>
-      <w:proofErr w:type="spellStart"/>
-      <w:r>
-        <w:rPr>
-          <w:rFonts w:ascii="Times New Roman" w:hAnsi="Times New Roman" w:cs="Times New Roman"/>
-          <w:sz w:val="28"/>
-          <w:szCs w:val="28"/>
-        </w:rPr>
-        <w:t>version</w:t>
-      </w:r>
-      <w:proofErr w:type="spellEnd"/>
-      <w:r>
-        <w:rPr>
-          <w:rFonts w:ascii="Times New Roman" w:hAnsi="Times New Roman" w:cs="Times New Roman"/>
-          <w:sz w:val="28"/>
-          <w:szCs w:val="28"/>
-        </w:rPr>
-        <w:t>»</w:t>
-      </w:r>
-      <w:r>
-        <w:rPr>
-          <w:rFonts w:ascii="Times New Roman" w:hAnsi="Times New Roman" w:cs="Times New Roman"/>
-          <w:sz w:val="28"/>
-          <w:szCs w:val="28"/>
-        </w:rPr>
-        <w:t>.</w:t>
-      </w:r>
+          <w:b/>
+          <w:bCs/>
+          <w:sz w:val="28"/>
+          <w:szCs w:val="28"/>
+          <w:lang w:val="en-US"/>
+        </w:rPr>
+        <w:t>PyCharm</w:t>
+      </w:r>
+      <w:bookmarkEnd w:id="4"/>
     </w:p>
     <w:p>
       <w:pPr>
@@ -13643,21 +14815,257 @@
           <w:szCs w:val="28"/>
         </w:rPr>
       </w:pPr>
+      <w:r>
+        <w:rPr>
+          <w:rFonts w:ascii="Times New Roman" w:hAnsi="Times New Roman" w:cs="Times New Roman"/>
+          <w:sz w:val="28"/>
+          <w:szCs w:val="28"/>
+        </w:rPr>
+        <w:t xml:space="preserve">Для своего проекта я выбрал PyCharm Community Edition. Это бесплатная среда разработки, специально заточенная под Python. Чтобы установить её, я перешёл на официальный сайт JetBrains и скачал установщик pycharm-community-2025.x.x.exe. Запустил его с правами администратора. В мастере установки отметил опцию «Add "bin" folder to the PATH» </w:t>
+      </w:r>
+      <w:r>
+        <w:rPr>
+          <w:rFonts w:ascii="Times New Roman" w:hAnsi="Times New Roman" w:cs="Times New Roman"/>
+          <w:sz w:val="28"/>
+          <w:szCs w:val="28"/>
+        </w:rPr>
+        <w:t>–</w:t>
+      </w:r>
+      <w:r>
+        <w:rPr>
+          <w:rFonts w:ascii="Times New Roman" w:hAnsi="Times New Roman" w:cs="Times New Roman"/>
+          <w:sz w:val="28"/>
+          <w:szCs w:val="28"/>
+        </w:rPr>
+        <w:t xml:space="preserve"> это позволяет запускать IDE из командной строки. Также отметил «Add "Open Folder as Project"» для быстрого открытия папок как проектов. Остальные настройки оставил по умолчанию и нажал «Install». Дождался завершения копирования файлов и закрыл окно.</w:t>
+      </w:r>
+    </w:p>
+    <w:p>
+      <w:pPr>
+        <w:spacing w:line="360" w:lineRule="auto"/>
+        <w:ind w:firstLine="709"/>
+        <w:jc w:val="both"/>
+        <w:rPr>
+          <w:rFonts w:ascii="Times New Roman" w:hAnsi="Times New Roman" w:cs="Times New Roman"/>
+          <w:sz w:val="28"/>
+          <w:szCs w:val="28"/>
+          <w:lang w:val="en-US"/>
+        </w:rPr>
+      </w:pPr>
+      <w:r>
+        <w:rPr>
+          <w:rFonts w:ascii="Times New Roman" w:hAnsi="Times New Roman" w:cs="Times New Roman"/>
+          <w:sz w:val="28"/>
+          <w:szCs w:val="28"/>
+        </w:rPr>
+        <w:t>Чтобы убедиться в правильности установки и готовности к работе, я запустил PyCharm, создал новый проект с интерпретатором Python 3.14 и выполнил файл с командой print("Hello, world!"). В консоль вывелось сообщение, что подтвердило корректную настройку среды.</w:t>
+      </w:r>
+    </w:p>
+    <w:p>
+      <w:pPr>
+        <w:keepNext/>
+        <w:spacing w:after="0" w:line="360" w:lineRule="auto"/>
+        <w:ind w:firstLine="709"/>
+        <w:jc w:val="center"/>
+      </w:pPr>
+      <w:r>
+        <w:rPr>
+          <w:rFonts w:ascii="Times New Roman" w:hAnsi="Times New Roman" w:cs="Times New Roman"/>
+          <w:sz w:val="28"/>
+          <w:szCs w:val="28"/>
+          <w:lang w:val="en-US"/>
+        </w:rPr>
+        <w:drawing>
+          <wp:inline distT="0" distB="0" distL="0" distR="0" wp14:anchorId="663E43AA" wp14:editId="0C5BDC1B">
+            <wp:extent cx="5504957" cy="418465"/>
+            <wp:effectExtent l="0" t="0" r="635" b="635"/>
+            <wp:docPr id="565698819" name="Рисунок 1"/>
+            <wp:cNvGraphicFramePr>
+              <a:graphicFrameLocks xmlns:a="http://schemas.openxmlformats.org/drawingml/2006/main" noChangeAspect="1"/>
+            </wp:cNvGraphicFramePr>
+            <a:graphic xmlns:a="http://schemas.openxmlformats.org/drawingml/2006/main">
+              <a:graphicData uri="http://schemas.openxmlformats.org/drawingml/2006/picture">
+                <pic:pic xmlns:pic="http://schemas.openxmlformats.org/drawingml/2006/picture">
+                  <pic:nvPicPr>
+                    <pic:cNvPr id="565698819" name=""/>
+                    <pic:cNvPicPr/>
+                  </pic:nvPicPr>
+                  <pic:blipFill>
+                    <a:blip r:embed="rId11"/>
+                    <a:stretch>
+                      <a:fillRect/>
+                    </a:stretch>
+                  </pic:blipFill>
+                  <pic:spPr>
+                    <a:xfrm>
+                      <a:off x="0" y="0"/>
+                      <a:ext cx="5653559" cy="429761"/>
+                    </a:xfrm>
+                    <a:prstGeom prst="rect">
+                      <a:avLst/>
+                    </a:prstGeom>
+                  </pic:spPr>
+                </pic:pic>
+              </a:graphicData>
+            </a:graphic>
+          </wp:inline>
+        </w:drawing>
+      </w:r>
+    </w:p>
+    <w:p>
+      <w:pPr>
+        <w:pStyle w:val="ae"/>
+        <w:spacing w:line="360" w:lineRule="auto"/>
+        <w:jc w:val="center"/>
+        <w:rPr>
+          <w:rFonts w:ascii="Times New Roman" w:hAnsi="Times New Roman" w:cs="Times New Roman"/>
+          <w:i w:val="0"/>
+          <w:iCs w:val="0"/>
+          <w:color w:val="auto"/>
+          <w:sz w:val="28"/>
+          <w:szCs w:val="28"/>
+        </w:rPr>
+      </w:pPr>
+      <w:r>
+        <w:rPr>
+          <w:rFonts w:ascii="Times New Roman" w:hAnsi="Times New Roman" w:cs="Times New Roman"/>
+          <w:i w:val="0"/>
+          <w:iCs w:val="0"/>
+          <w:color w:val="auto"/>
+          <w:sz w:val="28"/>
+          <w:szCs w:val="28"/>
+        </w:rPr>
+        <w:t xml:space="preserve">Рисунок </w:t>
+      </w:r>
+      <w:r>
+        <w:rPr>
+          <w:rFonts w:ascii="Times New Roman" w:hAnsi="Times New Roman" w:cs="Times New Roman"/>
+          <w:i w:val="0"/>
+          <w:iCs w:val="0"/>
+          <w:color w:val="auto"/>
+          <w:sz w:val="28"/>
+          <w:szCs w:val="28"/>
+        </w:rPr>
+        <w:fldChar w:fldCharType="begin"/>
+      </w:r>
+      <w:r>
+        <w:rPr>
+          <w:rFonts w:ascii="Times New Roman" w:hAnsi="Times New Roman" w:cs="Times New Roman"/>
+          <w:i w:val="0"/>
+          <w:iCs w:val="0"/>
+          <w:color w:val="auto"/>
+          <w:sz w:val="28"/>
+          <w:szCs w:val="28"/>
+        </w:rPr>
+        <w:instrText xml:space="preserve"> SEQ Рисунок \* ARABIC </w:instrText>
+      </w:r>
+      <w:r>
+        <w:rPr>
+          <w:rFonts w:ascii="Times New Roman" w:hAnsi="Times New Roman" w:cs="Times New Roman"/>
+          <w:i w:val="0"/>
+          <w:iCs w:val="0"/>
+          <w:color w:val="auto"/>
+          <w:sz w:val="28"/>
+          <w:szCs w:val="28"/>
+        </w:rPr>
+        <w:fldChar w:fldCharType="separate"/>
+      </w:r>
+      <w:r>
+        <w:rPr>
+          <w:rFonts w:ascii="Times New Roman" w:hAnsi="Times New Roman" w:cs="Times New Roman"/>
+          <w:i w:val="0"/>
+          <w:iCs w:val="0"/>
+          <w:color w:val="auto"/>
+          <w:sz w:val="28"/>
+          <w:szCs w:val="28"/>
+        </w:rPr>
+        <w:t>2</w:t>
+      </w:r>
+      <w:r>
+        <w:rPr>
+          <w:rFonts w:ascii="Times New Roman" w:hAnsi="Times New Roman" w:cs="Times New Roman"/>
+          <w:i w:val="0"/>
+          <w:iCs w:val="0"/>
+          <w:color w:val="auto"/>
+          <w:sz w:val="28"/>
+          <w:szCs w:val="28"/>
+        </w:rPr>
+        <w:fldChar w:fldCharType="end"/>
+      </w:r>
+      <w:r>
+        <w:rPr>
+          <w:rFonts w:ascii="Times New Roman" w:hAnsi="Times New Roman" w:cs="Times New Roman"/>
+          <w:i w:val="0"/>
+          <w:iCs w:val="0"/>
+          <w:color w:val="auto"/>
+          <w:sz w:val="28"/>
+          <w:szCs w:val="28"/>
+        </w:rPr>
+        <w:t xml:space="preserve"> – проверка выполнения кода в </w:t>
+      </w:r>
+      <w:r>
+        <w:rPr>
+          <w:rFonts w:ascii="Times New Roman" w:hAnsi="Times New Roman" w:cs="Times New Roman"/>
+          <w:i w:val="0"/>
+          <w:iCs w:val="0"/>
+          <w:color w:val="auto"/>
+          <w:sz w:val="28"/>
+          <w:szCs w:val="28"/>
+        </w:rPr>
+        <w:t>PyCharm</w:t>
+      </w:r>
+    </w:p>
+    <w:p>
+      <w:pPr>
+        <w:spacing w:after="160" w:line="259" w:lineRule="auto"/>
+        <w:rPr>
+          <w:rFonts w:ascii="Times New Roman" w:hAnsi="Times New Roman" w:cs="Times New Roman"/>
+          <w:sz w:val="28"/>
+          <w:szCs w:val="28"/>
+        </w:rPr>
+      </w:pPr>
+      <w:r>
+        <w:rPr>
+          <w:rFonts w:ascii="Times New Roman" w:hAnsi="Times New Roman" w:cs="Times New Roman"/>
+          <w:i/>
+          <w:iCs/>
+          <w:sz w:val="28"/>
+          <w:szCs w:val="28"/>
+        </w:rPr>
+        <w:br w:type="page"/>
+      </w:r>
     </w:p>
     <w:p>
       <w:pPr>
         <w:spacing w:after="0" w:line="360" w:lineRule="auto"/>
         <w:ind w:firstLine="709"/>
         <w:jc w:val="both"/>
-        <w:rPr>
-          <w:rFonts w:ascii="Times New Roman" w:hAnsi="Times New Roman" w:cs="Times New Roman"/>
-          <w:sz w:val="28"/>
-          <w:szCs w:val="28"/>
-        </w:rPr>
-      </w:pPr>
-      <w:r>
-        <w:rPr>
-          <w:rFonts w:ascii="Times New Roman" w:hAnsi="Times New Roman" w:cs="Times New Roman"/>
+        <w:outlineLvl w:val="1"/>
+        <w:rPr>
+          <w:rFonts w:ascii="Times New Roman" w:hAnsi="Times New Roman" w:cs="Times New Roman"/>
+          <w:b/>
+          <w:bCs/>
+          <w:sz w:val="28"/>
+          <w:szCs w:val="28"/>
+        </w:rPr>
+      </w:pPr>
+      <w:bookmarkStart w:id="5" w:name="_Toc230392656"/>
+      <w:r>
+        <w:rPr>
+          <w:rFonts w:ascii="Times New Roman" w:hAnsi="Times New Roman" w:cs="Times New Roman"/>
+          <w:b/>
+          <w:bCs/>
+          <w:sz w:val="28"/>
+          <w:szCs w:val="28"/>
+        </w:rPr>
+        <w:lastRenderedPageBreak/>
+        <w:t xml:space="preserve">2.3 </w:t>
+      </w:r>
+      <w:r>
+        <w:rPr>
+          <w:rFonts w:ascii="Times New Roman" w:hAnsi="Times New Roman" w:cs="Times New Roman"/>
+          <w:b/>
+          <w:bCs/>
           <w:sz w:val="28"/>
           <w:szCs w:val="28"/>
         </w:rPr>
@@ -13666,15 +15074,19 @@
       <w:r>
         <w:rPr>
           <w:rFonts w:ascii="Times New Roman" w:hAnsi="Times New Roman" w:cs="Times New Roman"/>
+          <w:b/>
+          <w:bCs/>
           <w:sz w:val="28"/>
           <w:szCs w:val="28"/>
           <w:lang w:val="en-US"/>
         </w:rPr>
-        <w:t>IDE</w:t>
-      </w:r>
-      <w:r>
-        <w:rPr>
-          <w:rFonts w:ascii="Times New Roman" w:hAnsi="Times New Roman" w:cs="Times New Roman"/>
+        <w:t>git</w:t>
+      </w:r>
+      <w:r>
+        <w:rPr>
+          <w:rFonts w:ascii="Times New Roman" w:hAnsi="Times New Roman" w:cs="Times New Roman"/>
+          <w:b/>
+          <w:bCs/>
           <w:sz w:val="28"/>
           <w:szCs w:val="28"/>
         </w:rPr>
@@ -13683,12 +15095,15 @@
       <w:r>
         <w:rPr>
           <w:rFonts w:ascii="Times New Roman" w:hAnsi="Times New Roman" w:cs="Times New Roman"/>
+          <w:b/>
+          <w:bCs/>
           <w:sz w:val="28"/>
           <w:szCs w:val="28"/>
           <w:lang w:val="en-US"/>
         </w:rPr>
-        <w:t>PyCharm</w:t>
-      </w:r>
+        <w:t>desktop</w:t>
+      </w:r>
+      <w:bookmarkEnd w:id="5"/>
     </w:p>
     <w:p>
       <w:pPr>
@@ -13707,205 +15122,39 @@
           <w:sz w:val="28"/>
           <w:szCs w:val="28"/>
         </w:rPr>
-        <w:t xml:space="preserve">Для своего проекта я выбрал </w:t>
-      </w:r>
-      <w:proofErr w:type="spellStart"/>
-      <w:r>
-        <w:rPr>
-          <w:rFonts w:ascii="Times New Roman" w:hAnsi="Times New Roman" w:cs="Times New Roman"/>
-          <w:sz w:val="28"/>
-          <w:szCs w:val="28"/>
-        </w:rPr>
-        <w:t>PyCharm</w:t>
-      </w:r>
-      <w:proofErr w:type="spellEnd"/>
-      <w:r>
-        <w:rPr>
-          <w:rFonts w:ascii="Times New Roman" w:hAnsi="Times New Roman" w:cs="Times New Roman"/>
-          <w:sz w:val="28"/>
-          <w:szCs w:val="28"/>
-        </w:rPr>
-        <w:t xml:space="preserve"> Community Edition. Это бесплатная среда разработки, специально заточенная под Python. Чтобы установить её, я перешёл на официальный сайт </w:t>
-      </w:r>
-      <w:proofErr w:type="spellStart"/>
-      <w:r>
-        <w:rPr>
-          <w:rFonts w:ascii="Times New Roman" w:hAnsi="Times New Roman" w:cs="Times New Roman"/>
-          <w:sz w:val="28"/>
-          <w:szCs w:val="28"/>
-        </w:rPr>
-        <w:t>JetBrains</w:t>
-      </w:r>
-      <w:proofErr w:type="spellEnd"/>
-      <w:r>
-        <w:rPr>
-          <w:rFonts w:ascii="Times New Roman" w:hAnsi="Times New Roman" w:cs="Times New Roman"/>
-          <w:sz w:val="28"/>
-          <w:szCs w:val="28"/>
-        </w:rPr>
-        <w:t xml:space="preserve"> и скачал установщик pycharm-community-2025.x.x.exe. Запустил его с правами администратора. В мастере установки отметил опцию «</w:t>
-      </w:r>
-      <w:proofErr w:type="spellStart"/>
-      <w:r>
-        <w:rPr>
-          <w:rFonts w:ascii="Times New Roman" w:hAnsi="Times New Roman" w:cs="Times New Roman"/>
-          <w:sz w:val="28"/>
-          <w:szCs w:val="28"/>
-        </w:rPr>
-        <w:t>Add</w:t>
-      </w:r>
-      <w:proofErr w:type="spellEnd"/>
-      <w:r>
-        <w:rPr>
-          <w:rFonts w:ascii="Times New Roman" w:hAnsi="Times New Roman" w:cs="Times New Roman"/>
-          <w:sz w:val="28"/>
-          <w:szCs w:val="28"/>
-        </w:rPr>
-        <w:t xml:space="preserve"> "</w:t>
-      </w:r>
-      <w:proofErr w:type="spellStart"/>
-      <w:r>
-        <w:rPr>
-          <w:rFonts w:ascii="Times New Roman" w:hAnsi="Times New Roman" w:cs="Times New Roman"/>
-          <w:sz w:val="28"/>
-          <w:szCs w:val="28"/>
-        </w:rPr>
-        <w:t>bin</w:t>
-      </w:r>
-      <w:proofErr w:type="spellEnd"/>
-      <w:r>
-        <w:rPr>
-          <w:rFonts w:ascii="Times New Roman" w:hAnsi="Times New Roman" w:cs="Times New Roman"/>
-          <w:sz w:val="28"/>
-          <w:szCs w:val="28"/>
-        </w:rPr>
-        <w:t xml:space="preserve">" </w:t>
-      </w:r>
-      <w:proofErr w:type="spellStart"/>
-      <w:r>
-        <w:rPr>
-          <w:rFonts w:ascii="Times New Roman" w:hAnsi="Times New Roman" w:cs="Times New Roman"/>
-          <w:sz w:val="28"/>
-          <w:szCs w:val="28"/>
-        </w:rPr>
-        <w:t>folder</w:t>
-      </w:r>
-      <w:proofErr w:type="spellEnd"/>
-      <w:r>
-        <w:rPr>
-          <w:rFonts w:ascii="Times New Roman" w:hAnsi="Times New Roman" w:cs="Times New Roman"/>
-          <w:sz w:val="28"/>
-          <w:szCs w:val="28"/>
-        </w:rPr>
-        <w:t xml:space="preserve"> </w:t>
-      </w:r>
-      <w:proofErr w:type="spellStart"/>
-      <w:r>
-        <w:rPr>
-          <w:rFonts w:ascii="Times New Roman" w:hAnsi="Times New Roman" w:cs="Times New Roman"/>
-          <w:sz w:val="28"/>
-          <w:szCs w:val="28"/>
-        </w:rPr>
-        <w:t>to</w:t>
-      </w:r>
-      <w:proofErr w:type="spellEnd"/>
-      <w:r>
-        <w:rPr>
-          <w:rFonts w:ascii="Times New Roman" w:hAnsi="Times New Roman" w:cs="Times New Roman"/>
-          <w:sz w:val="28"/>
-          <w:szCs w:val="28"/>
-        </w:rPr>
-        <w:t xml:space="preserve"> </w:t>
-      </w:r>
-      <w:proofErr w:type="spellStart"/>
-      <w:r>
-        <w:rPr>
-          <w:rFonts w:ascii="Times New Roman" w:hAnsi="Times New Roman" w:cs="Times New Roman"/>
-          <w:sz w:val="28"/>
-          <w:szCs w:val="28"/>
-        </w:rPr>
-        <w:t>the</w:t>
-      </w:r>
-      <w:proofErr w:type="spellEnd"/>
-      <w:r>
-        <w:rPr>
-          <w:rFonts w:ascii="Times New Roman" w:hAnsi="Times New Roman" w:cs="Times New Roman"/>
-          <w:sz w:val="28"/>
-          <w:szCs w:val="28"/>
-        </w:rPr>
-        <w:t xml:space="preserve"> PATH» — это позволяет запускать IDE из командной строки. Также отметил «</w:t>
-      </w:r>
-      <w:proofErr w:type="spellStart"/>
-      <w:r>
-        <w:rPr>
-          <w:rFonts w:ascii="Times New Roman" w:hAnsi="Times New Roman" w:cs="Times New Roman"/>
-          <w:sz w:val="28"/>
-          <w:szCs w:val="28"/>
-        </w:rPr>
-        <w:t>Add</w:t>
-      </w:r>
-      <w:proofErr w:type="spellEnd"/>
-      <w:r>
-        <w:rPr>
-          <w:rFonts w:ascii="Times New Roman" w:hAnsi="Times New Roman" w:cs="Times New Roman"/>
-          <w:sz w:val="28"/>
-          <w:szCs w:val="28"/>
-        </w:rPr>
-        <w:t xml:space="preserve"> "Open </w:t>
-      </w:r>
-      <w:proofErr w:type="spellStart"/>
-      <w:r>
-        <w:rPr>
-          <w:rFonts w:ascii="Times New Roman" w:hAnsi="Times New Roman" w:cs="Times New Roman"/>
-          <w:sz w:val="28"/>
-          <w:szCs w:val="28"/>
-        </w:rPr>
-        <w:t>Folder</w:t>
-      </w:r>
-      <w:proofErr w:type="spellEnd"/>
-      <w:r>
-        <w:rPr>
-          <w:rFonts w:ascii="Times New Roman" w:hAnsi="Times New Roman" w:cs="Times New Roman"/>
-          <w:sz w:val="28"/>
-          <w:szCs w:val="28"/>
-        </w:rPr>
-        <w:t xml:space="preserve"> </w:t>
-      </w:r>
-      <w:proofErr w:type="spellStart"/>
-      <w:r>
-        <w:rPr>
-          <w:rFonts w:ascii="Times New Roman" w:hAnsi="Times New Roman" w:cs="Times New Roman"/>
-          <w:sz w:val="28"/>
-          <w:szCs w:val="28"/>
-        </w:rPr>
-        <w:t>as</w:t>
-      </w:r>
-      <w:proofErr w:type="spellEnd"/>
-      <w:r>
-        <w:rPr>
-          <w:rFonts w:ascii="Times New Roman" w:hAnsi="Times New Roman" w:cs="Times New Roman"/>
-          <w:sz w:val="28"/>
-          <w:szCs w:val="28"/>
-        </w:rPr>
-        <w:t xml:space="preserve"> Project"» для быстрого открытия папок как проектов. Остальные настройки оставил по умолчанию и нажал «</w:t>
-      </w:r>
-      <w:proofErr w:type="spellStart"/>
-      <w:r>
-        <w:rPr>
-          <w:rFonts w:ascii="Times New Roman" w:hAnsi="Times New Roman" w:cs="Times New Roman"/>
-          <w:sz w:val="28"/>
-          <w:szCs w:val="28"/>
-        </w:rPr>
-        <w:t>Install</w:t>
-      </w:r>
-      <w:proofErr w:type="spellEnd"/>
-      <w:r>
-        <w:rPr>
-          <w:rFonts w:ascii="Times New Roman" w:hAnsi="Times New Roman" w:cs="Times New Roman"/>
-          <w:sz w:val="28"/>
-          <w:szCs w:val="28"/>
-        </w:rPr>
-        <w:t>». Дождался завершения копирования файлов и закрыл окно.</w:t>
+        <w:t>Для управления репозитори</w:t>
+      </w:r>
+      <w:r>
+        <w:rPr>
+          <w:rFonts w:ascii="Times New Roman" w:hAnsi="Times New Roman" w:cs="Times New Roman"/>
+          <w:sz w:val="28"/>
+          <w:szCs w:val="28"/>
+        </w:rPr>
+        <w:t>ям</w:t>
+      </w:r>
+      <w:r>
+        <w:rPr>
+          <w:rFonts w:ascii="Times New Roman" w:hAnsi="Times New Roman" w:cs="Times New Roman"/>
+          <w:sz w:val="28"/>
+          <w:szCs w:val="28"/>
+        </w:rPr>
+        <w:t xml:space="preserve"> я выбрал GitHub Desktop </w:t>
+      </w:r>
+      <w:r>
+        <w:rPr>
+          <w:rFonts w:ascii="Times New Roman" w:hAnsi="Times New Roman" w:cs="Times New Roman"/>
+          <w:sz w:val="28"/>
+          <w:szCs w:val="28"/>
+        </w:rPr>
+        <w:t>–</w:t>
+      </w:r>
+      <w:r>
+        <w:rPr>
+          <w:rFonts w:ascii="Times New Roman" w:hAnsi="Times New Roman" w:cs="Times New Roman"/>
+          <w:sz w:val="28"/>
+          <w:szCs w:val="28"/>
+        </w:rPr>
+        <w:t xml:space="preserve"> бесплатное приложение с графическим интерфейсом, которое позволяет выполнять все основные команды Git без использования командной строки.</w:t>
       </w:r>
     </w:p>
     <w:p>
@@ -13925,53 +15174,23 @@
           <w:sz w:val="28"/>
           <w:szCs w:val="28"/>
         </w:rPr>
-        <w:t xml:space="preserve">Чтобы убедиться в правильности установки и готовности к работе, я запустил </w:t>
-      </w:r>
-      <w:proofErr w:type="spellStart"/>
-      <w:r>
-        <w:rPr>
-          <w:rFonts w:ascii="Times New Roman" w:hAnsi="Times New Roman" w:cs="Times New Roman"/>
-          <w:sz w:val="28"/>
-          <w:szCs w:val="28"/>
-        </w:rPr>
-        <w:t>PyCharm</w:t>
-      </w:r>
-      <w:proofErr w:type="spellEnd"/>
-      <w:r>
-        <w:rPr>
-          <w:rFonts w:ascii="Times New Roman" w:hAnsi="Times New Roman" w:cs="Times New Roman"/>
-          <w:sz w:val="28"/>
-          <w:szCs w:val="28"/>
-        </w:rPr>
-        <w:t>, создал новый проект с интерпретатором Python 3.14 и выполнил файл с командой </w:t>
-      </w:r>
-      <w:proofErr w:type="spellStart"/>
-      <w:proofErr w:type="gramStart"/>
-      <w:r>
-        <w:rPr>
-          <w:rFonts w:ascii="Times New Roman" w:hAnsi="Times New Roman" w:cs="Times New Roman"/>
-          <w:sz w:val="28"/>
-          <w:szCs w:val="28"/>
-        </w:rPr>
-        <w:t>print</w:t>
-      </w:r>
-      <w:proofErr w:type="spellEnd"/>
-      <w:r>
-        <w:rPr>
-          <w:rFonts w:ascii="Times New Roman" w:hAnsi="Times New Roman" w:cs="Times New Roman"/>
-          <w:sz w:val="28"/>
-          <w:szCs w:val="28"/>
-        </w:rPr>
-        <w:t>(</w:t>
-      </w:r>
-      <w:proofErr w:type="gramEnd"/>
-      <w:r>
-        <w:rPr>
-          <w:rFonts w:ascii="Times New Roman" w:hAnsi="Times New Roman" w:cs="Times New Roman"/>
-          <w:sz w:val="28"/>
-          <w:szCs w:val="28"/>
-        </w:rPr>
-        <w:t>"Hello, world!"). В консоль вывелось сообщение, что подтвердило корректную настройку среды.</w:t>
+        <w:t xml:space="preserve">Чтобы установить его, я перешёл на официальный сайт GitHub и скачал установочный файл для Windows. Запустил его двойным щелчком </w:t>
+      </w:r>
+      <w:r>
+        <w:rPr>
+          <w:rFonts w:ascii="Times New Roman" w:hAnsi="Times New Roman" w:cs="Times New Roman"/>
+          <w:sz w:val="28"/>
+          <w:szCs w:val="28"/>
+        </w:rPr>
+        <w:t>–</w:t>
+      </w:r>
+      <w:r>
+        <w:rPr>
+          <w:rFonts w:ascii="Times New Roman" w:hAnsi="Times New Roman" w:cs="Times New Roman"/>
+          <w:sz w:val="28"/>
+          <w:szCs w:val="28"/>
+        </w:rPr>
+        <w:t xml:space="preserve"> установка началась автоматически и не потребовала дополнительных настроек. После завершения установки приложение запустилось, и я выполнил вход в свою учётную запись GitHub.</w:t>
       </w:r>
     </w:p>
     <w:p>
@@ -13985,11 +15204,34 @@
           <w:szCs w:val="28"/>
         </w:rPr>
       </w:pPr>
+      <w:r>
+        <w:rPr>
+          <w:rFonts w:ascii="Times New Roman" w:hAnsi="Times New Roman" w:cs="Times New Roman"/>
+          <w:sz w:val="28"/>
+          <w:szCs w:val="28"/>
+        </w:rPr>
+        <w:t xml:space="preserve">Чтобы убедиться в корректной работе, я клонировал тестовый репозиторий и создал пробный коммит через интерфейс программы </w:t>
+      </w:r>
+      <w:r>
+        <w:rPr>
+          <w:rFonts w:ascii="Times New Roman" w:hAnsi="Times New Roman" w:cs="Times New Roman"/>
+          <w:sz w:val="28"/>
+          <w:szCs w:val="28"/>
+        </w:rPr>
+        <w:t>–</w:t>
+      </w:r>
+      <w:r>
+        <w:rPr>
+          <w:rFonts w:ascii="Times New Roman" w:hAnsi="Times New Roman" w:cs="Times New Roman"/>
+          <w:sz w:val="28"/>
+          <w:szCs w:val="28"/>
+        </w:rPr>
+        <w:t xml:space="preserve"> все изменения успешно отобразились в истории, что подтвердило готовность GitHub Desktop к работе.</w:t>
+      </w:r>
     </w:p>
     <w:p>
       <w:pPr>
         <w:spacing w:after="0" w:line="360" w:lineRule="auto"/>
-        <w:ind w:firstLine="709"/>
         <w:jc w:val="both"/>
         <w:rPr>
           <w:rFonts w:ascii="Times New Roman" w:hAnsi="Times New Roman" w:cs="Times New Roman"/>
@@ -14003,224 +15245,13 @@
           <w:sz w:val="28"/>
           <w:szCs w:val="28"/>
         </w:rPr>
-        <w:t xml:space="preserve">Установка </w:t>
-      </w:r>
-      <w:r>
-        <w:rPr>
-          <w:rFonts w:ascii="Times New Roman" w:hAnsi="Times New Roman" w:cs="Times New Roman"/>
-          <w:sz w:val="28"/>
-          <w:szCs w:val="28"/>
-          <w:lang w:val="en-US"/>
-        </w:rPr>
-        <w:t>git</w:t>
-      </w:r>
-      <w:r>
-        <w:rPr>
-          <w:rFonts w:ascii="Times New Roman" w:hAnsi="Times New Roman" w:cs="Times New Roman"/>
-          <w:sz w:val="28"/>
-          <w:szCs w:val="28"/>
-        </w:rPr>
-        <w:t xml:space="preserve"> </w:t>
-      </w:r>
-      <w:r>
-        <w:rPr>
-          <w:rFonts w:ascii="Times New Roman" w:hAnsi="Times New Roman" w:cs="Times New Roman"/>
-          <w:sz w:val="28"/>
-          <w:szCs w:val="28"/>
-          <w:lang w:val="en-US"/>
-        </w:rPr>
-        <w:t>desktop</w:t>
+        <w:br w:type="page"/>
       </w:r>
     </w:p>
     <w:p>
       <w:pPr>
-        <w:spacing w:after="0" w:line="360" w:lineRule="auto"/>
-        <w:ind w:firstLine="709"/>
-        <w:jc w:val="both"/>
-        <w:rPr>
-          <w:rFonts w:ascii="Times New Roman" w:hAnsi="Times New Roman" w:cs="Times New Roman"/>
-          <w:sz w:val="28"/>
-          <w:szCs w:val="28"/>
-        </w:rPr>
-      </w:pPr>
-      <w:r>
-        <w:rPr>
-          <w:rFonts w:ascii="Times New Roman" w:hAnsi="Times New Roman" w:cs="Times New Roman"/>
-          <w:sz w:val="28"/>
-          <w:szCs w:val="28"/>
-        </w:rPr>
-        <w:lastRenderedPageBreak/>
-        <w:t>Для управления репозитори</w:t>
-      </w:r>
-      <w:r>
-        <w:rPr>
-          <w:rFonts w:ascii="Times New Roman" w:hAnsi="Times New Roman" w:cs="Times New Roman"/>
-          <w:sz w:val="28"/>
-          <w:szCs w:val="28"/>
-        </w:rPr>
-        <w:t>ям</w:t>
-      </w:r>
-      <w:r>
-        <w:rPr>
-          <w:rFonts w:ascii="Times New Roman" w:hAnsi="Times New Roman" w:cs="Times New Roman"/>
-          <w:sz w:val="28"/>
-          <w:szCs w:val="28"/>
-        </w:rPr>
-        <w:t xml:space="preserve"> я выбрал </w:t>
-      </w:r>
-      <w:proofErr w:type="spellStart"/>
-      <w:r>
-        <w:rPr>
-          <w:rFonts w:ascii="Times New Roman" w:hAnsi="Times New Roman" w:cs="Times New Roman"/>
-          <w:sz w:val="28"/>
-          <w:szCs w:val="28"/>
-        </w:rPr>
-        <w:t>GitHub</w:t>
-      </w:r>
-      <w:proofErr w:type="spellEnd"/>
-      <w:r>
-        <w:rPr>
-          <w:rFonts w:ascii="Times New Roman" w:hAnsi="Times New Roman" w:cs="Times New Roman"/>
-          <w:sz w:val="28"/>
-          <w:szCs w:val="28"/>
-        </w:rPr>
-        <w:t xml:space="preserve"> Desktop — бесплатное приложение с графическим интерфейсом, которое позволяет выполнять все основные команды </w:t>
-      </w:r>
-      <w:proofErr w:type="spellStart"/>
-      <w:r>
-        <w:rPr>
-          <w:rFonts w:ascii="Times New Roman" w:hAnsi="Times New Roman" w:cs="Times New Roman"/>
-          <w:sz w:val="28"/>
-          <w:szCs w:val="28"/>
-        </w:rPr>
-        <w:t>Git</w:t>
-      </w:r>
-      <w:proofErr w:type="spellEnd"/>
-      <w:r>
-        <w:rPr>
-          <w:rFonts w:ascii="Times New Roman" w:hAnsi="Times New Roman" w:cs="Times New Roman"/>
-          <w:sz w:val="28"/>
-          <w:szCs w:val="28"/>
-        </w:rPr>
-        <w:t xml:space="preserve"> без использования командной строки.</w:t>
-      </w:r>
-    </w:p>
-    <w:p>
-      <w:pPr>
-        <w:spacing w:after="0" w:line="360" w:lineRule="auto"/>
-        <w:ind w:firstLine="709"/>
-        <w:jc w:val="both"/>
-        <w:rPr>
-          <w:rFonts w:ascii="Times New Roman" w:hAnsi="Times New Roman" w:cs="Times New Roman"/>
-          <w:sz w:val="28"/>
-          <w:szCs w:val="28"/>
-        </w:rPr>
-      </w:pPr>
-      <w:r>
-        <w:rPr>
-          <w:rFonts w:ascii="Times New Roman" w:hAnsi="Times New Roman" w:cs="Times New Roman"/>
-          <w:sz w:val="28"/>
-          <w:szCs w:val="28"/>
-        </w:rPr>
-        <w:t xml:space="preserve">Чтобы установить его, я перешёл на официальный сайт </w:t>
-      </w:r>
-      <w:proofErr w:type="spellStart"/>
-      <w:r>
-        <w:rPr>
-          <w:rFonts w:ascii="Times New Roman" w:hAnsi="Times New Roman" w:cs="Times New Roman"/>
-          <w:sz w:val="28"/>
-          <w:szCs w:val="28"/>
-        </w:rPr>
-        <w:t>GitHub</w:t>
-      </w:r>
-      <w:proofErr w:type="spellEnd"/>
-      <w:r>
-        <w:rPr>
-          <w:rFonts w:ascii="Times New Roman" w:hAnsi="Times New Roman" w:cs="Times New Roman"/>
-          <w:sz w:val="28"/>
-          <w:szCs w:val="28"/>
-        </w:rPr>
-        <w:t xml:space="preserve"> и скачал установочный файл для Windows. Запустил его двойным щелчком — установка началась автоматически и не потребовала дополнительных настроек. После завершения установки приложение запустилось, и я выполнил вход в свою учётную запись </w:t>
-      </w:r>
-      <w:proofErr w:type="spellStart"/>
-      <w:r>
-        <w:rPr>
-          <w:rFonts w:ascii="Times New Roman" w:hAnsi="Times New Roman" w:cs="Times New Roman"/>
-          <w:sz w:val="28"/>
-          <w:szCs w:val="28"/>
-        </w:rPr>
-        <w:t>GitHub</w:t>
-      </w:r>
-      <w:proofErr w:type="spellEnd"/>
-      <w:r>
-        <w:rPr>
-          <w:rFonts w:ascii="Times New Roman" w:hAnsi="Times New Roman" w:cs="Times New Roman"/>
-          <w:sz w:val="28"/>
-          <w:szCs w:val="28"/>
-        </w:rPr>
-        <w:t>.</w:t>
-      </w:r>
-    </w:p>
-    <w:p>
-      <w:pPr>
-        <w:spacing w:after="0" w:line="360" w:lineRule="auto"/>
-        <w:ind w:firstLine="709"/>
-        <w:jc w:val="both"/>
-        <w:rPr>
-          <w:rFonts w:ascii="Times New Roman" w:hAnsi="Times New Roman" w:cs="Times New Roman"/>
-          <w:sz w:val="28"/>
-          <w:szCs w:val="28"/>
-        </w:rPr>
-      </w:pPr>
-      <w:r>
-        <w:rPr>
-          <w:rFonts w:ascii="Times New Roman" w:hAnsi="Times New Roman" w:cs="Times New Roman"/>
-          <w:sz w:val="28"/>
-          <w:szCs w:val="28"/>
-        </w:rPr>
-        <w:t xml:space="preserve">Чтобы убедиться в корректной работе, я клонировал тестовый репозиторий и создал пробный коммит через интерфейс программы — все изменения успешно отобразились в истории, что подтвердило готовность </w:t>
-      </w:r>
-      <w:proofErr w:type="spellStart"/>
-      <w:r>
-        <w:rPr>
-          <w:rFonts w:ascii="Times New Roman" w:hAnsi="Times New Roman" w:cs="Times New Roman"/>
-          <w:sz w:val="28"/>
-          <w:szCs w:val="28"/>
-        </w:rPr>
-        <w:t>GitHub</w:t>
-      </w:r>
-      <w:proofErr w:type="spellEnd"/>
-      <w:r>
-        <w:rPr>
-          <w:rFonts w:ascii="Times New Roman" w:hAnsi="Times New Roman" w:cs="Times New Roman"/>
-          <w:sz w:val="28"/>
-          <w:szCs w:val="28"/>
-        </w:rPr>
-        <w:t xml:space="preserve"> Desktop к работе.</w:t>
-      </w:r>
-    </w:p>
-    <w:p>
-      <w:pPr>
-        <w:spacing w:after="0" w:line="360" w:lineRule="auto"/>
-        <w:jc w:val="both"/>
-        <w:rPr>
-          <w:rFonts w:ascii="Times New Roman" w:hAnsi="Times New Roman" w:cs="Times New Roman"/>
-          <w:sz w:val="28"/>
-          <w:szCs w:val="28"/>
-        </w:rPr>
-      </w:pPr>
-      <w:r>
-        <w:rPr>
-          <w:rFonts w:ascii="Times New Roman" w:hAnsi="Times New Roman" w:cs="Times New Roman"/>
-          <w:sz w:val="28"/>
-          <w:szCs w:val="28"/>
-        </w:rPr>
-        <w:br w:type="page"/>
-      </w:r>
-    </w:p>
-    <w:p>
-      <w:pPr>
         <w:pStyle w:val="1"/>
+        <w:spacing w:after="240" w:line="360" w:lineRule="auto"/>
         <w:jc w:val="center"/>
         <w:rPr>
           <w:rFonts w:ascii="Times New Roman" w:hAnsi="Times New Roman" w:cs="Times New Roman"/>
@@ -14229,7 +15260,7 @@
           <w:color w:val="auto"/>
         </w:rPr>
       </w:pPr>
-      <w:bookmarkStart w:id="3" w:name="_Toc188869798"/>
+      <w:bookmarkStart w:id="6" w:name="_Toc230392657"/>
       <w:r>
         <w:rPr>
           <w:rFonts w:ascii="Times New Roman" w:hAnsi="Times New Roman" w:cs="Times New Roman"/>
@@ -14249,18 +15280,7 @@
         </w:rPr>
         <w:t>ФОРМУЛИРОВКА ИНДИВИДУАЛЬНОГО ЗАДАНИЯ</w:t>
       </w:r>
-      <w:bookmarkEnd w:id="3"/>
-    </w:p>
-    <w:p>
-      <w:pPr>
-        <w:spacing w:after="0"/>
-        <w:jc w:val="center"/>
-        <w:rPr>
-          <w:rFonts w:ascii="Times New Roman" w:hAnsi="Times New Roman" w:cs="Times New Roman"/>
-          <w:sz w:val="28"/>
-          <w:szCs w:val="28"/>
-        </w:rPr>
-      </w:pPr>
+      <w:bookmarkEnd w:id="6"/>
     </w:p>
     <w:p>
       <w:pPr>
@@ -14279,48 +15299,12 @@
           <w:sz w:val="28"/>
           <w:szCs w:val="28"/>
         </w:rPr>
-        <w:t xml:space="preserve">В соответствии с индивидуальным заданием на учебную практику целью настоящей разработки является создание классической аркадной игры «Анаграммы» с графическим интерфейсом на языке Python с использованием библиотеки </w:t>
-      </w:r>
-      <w:proofErr w:type="spellStart"/>
-      <w:r>
-        <w:rPr>
-          <w:rFonts w:ascii="Times New Roman" w:hAnsi="Times New Roman" w:cs="Times New Roman"/>
-          <w:sz w:val="28"/>
-          <w:szCs w:val="28"/>
-        </w:rPr>
-        <w:t>Custom</w:t>
-      </w:r>
-      <w:proofErr w:type="spellEnd"/>
-      <w:r>
-        <w:rPr>
-          <w:rFonts w:ascii="Times New Roman" w:hAnsi="Times New Roman" w:cs="Times New Roman"/>
-          <w:sz w:val="28"/>
-          <w:szCs w:val="28"/>
-        </w:rPr>
-        <w:t xml:space="preserve"> </w:t>
-      </w:r>
-      <w:proofErr w:type="spellStart"/>
-      <w:r>
-        <w:rPr>
-          <w:rFonts w:ascii="Times New Roman" w:hAnsi="Times New Roman" w:cs="Times New Roman"/>
-          <w:sz w:val="28"/>
-          <w:szCs w:val="28"/>
-        </w:rPr>
-        <w:t>Tkinter</w:t>
-      </w:r>
-      <w:proofErr w:type="spellEnd"/>
-      <w:r>
-        <w:rPr>
-          <w:rFonts w:ascii="Times New Roman" w:hAnsi="Times New Roman" w:cs="Times New Roman"/>
-          <w:sz w:val="28"/>
-          <w:szCs w:val="28"/>
-        </w:rPr>
-        <w:t>, а также подготовка полного пакета документации.</w:t>
+        <w:t>В соответствии с индивидуальным заданием на учебную практику целью настоящей разработки является создание классической аркадной игры «Анаграммы» с графическим интерфейсом на языке Python с использованием библиотеки Custom Tkinter, а также подготовка полного пакета документации.</w:t>
       </w:r>
     </w:p>
     <w:p>
       <w:pPr>
-        <w:spacing w:line="360" w:lineRule="auto"/>
+        <w:spacing w:after="0" w:line="360" w:lineRule="auto"/>
         <w:ind w:firstLine="709"/>
         <w:jc w:val="both"/>
         <w:rPr>
@@ -14495,7 +15479,7 @@
           <w:color w:val="auto"/>
         </w:rPr>
       </w:pPr>
-      <w:bookmarkStart w:id="4" w:name="_Toc188869799"/>
+      <w:bookmarkStart w:id="7" w:name="_Toc230392658"/>
       <w:r>
         <w:rPr>
           <w:rFonts w:ascii="Times New Roman" w:hAnsi="Times New Roman" w:cs="Times New Roman"/>
@@ -14515,11 +15499,12 @@
         </w:rPr>
         <w:t>ОПИСАНИЕ ВЫПОЛНЕНИЯ ИНДИВИДУАЛЬНОГО ЗАДАНИЯ</w:t>
       </w:r>
-      <w:bookmarkEnd w:id="4"/>
+      <w:bookmarkEnd w:id="7"/>
     </w:p>
     <w:p>
       <w:pPr>
         <w:pStyle w:val="2"/>
+        <w:spacing w:line="360" w:lineRule="auto"/>
         <w:ind w:firstLine="709"/>
         <w:rPr>
           <w:rFonts w:ascii="Times New Roman" w:hAnsi="Times New Roman" w:cs="Times New Roman"/>
@@ -14529,7 +15514,7 @@
           <w:szCs w:val="28"/>
         </w:rPr>
       </w:pPr>
-      <w:bookmarkStart w:id="5" w:name="_Toc188869800"/>
+      <w:bookmarkStart w:id="8" w:name="_Toc230392659"/>
       <w:r>
         <w:rPr>
           <w:rFonts w:ascii="Times New Roman" w:hAnsi="Times New Roman" w:cs="Times New Roman"/>
@@ -14540,7 +15525,7 @@
         </w:rPr>
         <w:t>4.1 Анализ предметной области и обзор аналогов</w:t>
       </w:r>
-      <w:bookmarkEnd w:id="5"/>
+      <w:bookmarkEnd w:id="8"/>
     </w:p>
     <w:p>
       <w:pPr>
@@ -14666,23 +15651,13 @@
           <w:szCs w:val="28"/>
         </w:rPr>
       </w:pPr>
-      <w:proofErr w:type="spellStart"/>
-      <w:r>
-        <w:rPr>
-          <w:rFonts w:ascii="Times New Roman" w:hAnsi="Times New Roman" w:cs="Times New Roman"/>
-          <w:sz w:val="28"/>
-          <w:szCs w:val="28"/>
-        </w:rPr>
-        <w:t>Anagram</w:t>
-      </w:r>
-      <w:proofErr w:type="spellEnd"/>
-      <w:r>
-        <w:rPr>
-          <w:rFonts w:ascii="Times New Roman" w:hAnsi="Times New Roman" w:cs="Times New Roman"/>
-          <w:sz w:val="28"/>
-          <w:szCs w:val="28"/>
-        </w:rPr>
-        <w:t xml:space="preserve"> Wizard</w:t>
+      <w:r>
+        <w:rPr>
+          <w:rFonts w:ascii="Times New Roman" w:hAnsi="Times New Roman" w:cs="Times New Roman"/>
+          <w:sz w:val="28"/>
+          <w:szCs w:val="28"/>
+        </w:rPr>
+        <w:t>Anagram Wizard</w:t>
       </w:r>
       <w:r>
         <w:rPr>
@@ -14699,49 +15674,13 @@
           <w:sz w:val="28"/>
           <w:szCs w:val="28"/>
         </w:rPr>
-        <w:t xml:space="preserve"> – это оригинальная версия игры. Была разработана </w:t>
-      </w:r>
-      <w:proofErr w:type="spellStart"/>
-      <w:r>
-        <w:rPr>
-          <w:rFonts w:ascii="Times New Roman" w:hAnsi="Times New Roman" w:cs="Times New Roman"/>
-          <w:sz w:val="28"/>
-          <w:szCs w:val="28"/>
-        </w:rPr>
-        <w:t>Callum</w:t>
-      </w:r>
-      <w:proofErr w:type="spellEnd"/>
-      <w:r>
-        <w:rPr>
-          <w:rFonts w:ascii="Times New Roman" w:hAnsi="Times New Roman" w:cs="Times New Roman"/>
-          <w:sz w:val="28"/>
-          <w:szCs w:val="28"/>
-        </w:rPr>
-        <w:t xml:space="preserve"> </w:t>
-      </w:r>
-      <w:proofErr w:type="spellStart"/>
-      <w:r>
-        <w:rPr>
-          <w:rFonts w:ascii="Times New Roman" w:hAnsi="Times New Roman" w:cs="Times New Roman"/>
-          <w:sz w:val="28"/>
-          <w:szCs w:val="28"/>
-        </w:rPr>
-        <w:t>Anderson</w:t>
-      </w:r>
-      <w:proofErr w:type="spellEnd"/>
-      <w:r>
-        <w:rPr>
-          <w:rFonts w:ascii="Times New Roman" w:hAnsi="Times New Roman" w:cs="Times New Roman"/>
-          <w:sz w:val="28"/>
-          <w:szCs w:val="28"/>
-        </w:rPr>
-        <w:t xml:space="preserve"> на HTML5 для браузера. Платформа: веб-браузер.</w:t>
+        <w:t xml:space="preserve"> – это оригинальная версия игры. Была разработана Callum Anderson на HTML5 для браузера. Платформа: веб-браузер.</w:t>
       </w:r>
     </w:p>
     <w:p>
       <w:pPr>
         <w:keepNext/>
-        <w:spacing w:line="360" w:lineRule="auto"/>
+        <w:spacing w:after="0" w:line="360" w:lineRule="auto"/>
         <w:jc w:val="center"/>
         <w:rPr>
           <w:rFonts w:ascii="Times New Roman" w:hAnsi="Times New Roman" w:cs="Times New Roman"/>
@@ -14773,7 +15712,7 @@
                     <pic:cNvPicPr/>
                   </pic:nvPicPr>
                   <pic:blipFill>
-                    <a:blip r:embed="rId10"/>
+                    <a:blip r:embed="rId12"/>
                     <a:stretch>
                       <a:fillRect/>
                     </a:stretch>
@@ -14862,7 +15801,7 @@
           <w:sz w:val="28"/>
           <w:szCs w:val="28"/>
         </w:rPr>
-        <w:t>1</w:t>
+        <w:t>3</w:t>
       </w:r>
       <w:r>
         <w:rPr>
@@ -15240,31 +16179,13 @@
           <w:sz w:val="28"/>
           <w:szCs w:val="28"/>
         </w:rPr>
-        <w:t xml:space="preserve">. Геймплей основан на генерации анаграмм из 8 букв с уровнями. Платформы: </w:t>
-      </w:r>
-      <w:proofErr w:type="spellStart"/>
-      <w:r>
-        <w:rPr>
-          <w:rFonts w:ascii="Times New Roman" w:hAnsi="Times New Roman" w:cs="Times New Roman"/>
-          <w:sz w:val="28"/>
-          <w:szCs w:val="28"/>
-        </w:rPr>
-        <w:t>Android</w:t>
-      </w:r>
-      <w:proofErr w:type="spellEnd"/>
-      <w:r>
-        <w:rPr>
-          <w:rFonts w:ascii="Times New Roman" w:hAnsi="Times New Roman" w:cs="Times New Roman"/>
-          <w:sz w:val="28"/>
-          <w:szCs w:val="28"/>
-        </w:rPr>
-        <w:t>.</w:t>
+        <w:t>. Геймплей основан на генерации анаграмм из 8 букв с уровнями. Платформы: Android.</w:t>
       </w:r>
     </w:p>
     <w:p>
       <w:pPr>
         <w:keepNext/>
-        <w:spacing w:line="360" w:lineRule="auto"/>
+        <w:spacing w:after="0" w:line="360" w:lineRule="auto"/>
         <w:jc w:val="center"/>
         <w:rPr>
           <w:rFonts w:ascii="Times New Roman" w:hAnsi="Times New Roman" w:cs="Times New Roman"/>
@@ -15281,8 +16202,8 @@
         </w:rPr>
         <w:lastRenderedPageBreak/>
         <w:drawing>
-          <wp:inline distT="0" distB="0" distL="0" distR="0" wp14:anchorId="76AF3ACA" wp14:editId="3B6F3F4F">
-            <wp:extent cx="1780125" cy="3038475"/>
+          <wp:inline distT="0" distB="0" distL="0" distR="0" wp14:anchorId="76AF3ACA" wp14:editId="64AF2794">
+            <wp:extent cx="1663198" cy="2838893"/>
             <wp:effectExtent l="0" t="0" r="0" b="0"/>
             <wp:docPr id="382745206" name="Рисунок 1"/>
             <wp:cNvGraphicFramePr>
@@ -15296,7 +16217,7 @@
                     <pic:cNvPicPr/>
                   </pic:nvPicPr>
                   <pic:blipFill>
-                    <a:blip r:embed="rId11"/>
+                    <a:blip r:embed="rId13"/>
                     <a:stretch>
                       <a:fillRect/>
                     </a:stretch>
@@ -15304,7 +16225,7 @@
                   <pic:spPr>
                     <a:xfrm>
                       <a:off x="0" y="0"/>
-                      <a:ext cx="1781493" cy="3040810"/>
+                      <a:ext cx="1670490" cy="2851340"/>
                     </a:xfrm>
                     <a:prstGeom prst="rect">
                       <a:avLst/>
@@ -15385,7 +16306,7 @@
           <w:sz w:val="28"/>
           <w:szCs w:val="28"/>
         </w:rPr>
-        <w:t>2</w:t>
+        <w:t>4</w:t>
       </w:r>
       <w:r>
         <w:rPr>
@@ -15637,7 +16558,7 @@
     </w:p>
     <w:p>
       <w:pPr>
-        <w:spacing w:after="160" w:line="259" w:lineRule="auto"/>
+        <w:spacing w:after="160" w:line="360" w:lineRule="auto"/>
         <w:rPr>
           <w:rFonts w:ascii="Times New Roman" w:hAnsi="Times New Roman" w:cs="Times New Roman"/>
           <w:sz w:val="28"/>
@@ -15700,49 +16621,13 @@
           <w:sz w:val="28"/>
           <w:szCs w:val="28"/>
         </w:rPr>
-        <w:t xml:space="preserve"> – это мобильная игра для </w:t>
-      </w:r>
-      <w:proofErr w:type="spellStart"/>
-      <w:r>
-        <w:rPr>
-          <w:rFonts w:ascii="Times New Roman" w:hAnsi="Times New Roman" w:cs="Times New Roman"/>
-          <w:sz w:val="28"/>
-          <w:szCs w:val="28"/>
-        </w:rPr>
-        <w:t>Android</w:t>
-      </w:r>
-      <w:proofErr w:type="spellEnd"/>
-      <w:r>
-        <w:rPr>
-          <w:rFonts w:ascii="Times New Roman" w:hAnsi="Times New Roman" w:cs="Times New Roman"/>
-          <w:sz w:val="28"/>
-          <w:szCs w:val="28"/>
-        </w:rPr>
-        <w:t xml:space="preserve">. Использует перетаскивание букв для составления слов по категориям. Платформы: </w:t>
-      </w:r>
-      <w:proofErr w:type="spellStart"/>
-      <w:r>
-        <w:rPr>
-          <w:rFonts w:ascii="Times New Roman" w:hAnsi="Times New Roman" w:cs="Times New Roman"/>
-          <w:sz w:val="28"/>
-          <w:szCs w:val="28"/>
-        </w:rPr>
-        <w:t>Android</w:t>
-      </w:r>
-      <w:proofErr w:type="spellEnd"/>
-      <w:r>
-        <w:rPr>
-          <w:rFonts w:ascii="Times New Roman" w:hAnsi="Times New Roman" w:cs="Times New Roman"/>
-          <w:sz w:val="28"/>
-          <w:szCs w:val="28"/>
-        </w:rPr>
-        <w:t>.</w:t>
+        <w:t xml:space="preserve"> – это мобильная игра для Android. Использует перетаскивание букв для составления слов по категориям. Платформы: Android.</w:t>
       </w:r>
     </w:p>
     <w:p>
       <w:pPr>
         <w:keepNext/>
-        <w:spacing w:line="360" w:lineRule="auto"/>
+        <w:spacing w:after="0" w:line="360" w:lineRule="auto"/>
         <w:jc w:val="center"/>
         <w:rPr>
           <w:rFonts w:ascii="Times New Roman" w:hAnsi="Times New Roman" w:cs="Times New Roman"/>
@@ -15774,7 +16659,7 @@
                     <pic:cNvPicPr/>
                   </pic:nvPicPr>
                   <pic:blipFill>
-                    <a:blip r:embed="rId12"/>
+                    <a:blip r:embed="rId14"/>
                     <a:stretch>
                       <a:fillRect/>
                     </a:stretch>
@@ -15863,7 +16748,7 @@
           <w:sz w:val="28"/>
           <w:szCs w:val="28"/>
         </w:rPr>
-        <w:t>3</w:t>
+        <w:t>5</w:t>
       </w:r>
       <w:r>
         <w:rPr>
@@ -16123,32 +17008,22 @@
           <w:sz w:val="28"/>
           <w:szCs w:val="28"/>
           <w:highlight w:val="yellow"/>
-          <w:lang w:val="en-US"/>
-        </w:rPr>
-      </w:pPr>
-      <w:r>
-        <w:rPr>
-          <w:rFonts w:ascii="Times New Roman" w:hAnsi="Times New Roman" w:cs="Times New Roman"/>
-          <w:sz w:val="28"/>
-          <w:szCs w:val="28"/>
-        </w:rPr>
-        <w:t xml:space="preserve">В результате анализа аналогов сформировалось примерное представление, видение конечного продукта, который должен содержать: меню игры, разнообразные уровни анаграмм, индикацию прогресса, подсказки и отсутствие навязчивой рекламы. Необходимо также реализовать поддержку русского языка и возможность покупки скинов или дополнительных уровней за заработанные в игре монеты. Особое внимание требуется уделить точному большому словарю без ошибок, удобному интерфейсу с графикой и </w:t>
-      </w:r>
-      <w:r>
-        <w:rPr>
-          <w:rFonts w:ascii="Times New Roman" w:hAnsi="Times New Roman" w:cs="Times New Roman"/>
-          <w:sz w:val="28"/>
-          <w:szCs w:val="28"/>
-        </w:rPr>
-        <w:lastRenderedPageBreak/>
-        <w:t>анимациями, полным уровням без застреваний, регулярным обновлениям, отсутствию ошибок в текстах и определениях.</w:t>
+        </w:rPr>
+      </w:pPr>
+      <w:r>
+        <w:rPr>
+          <w:rFonts w:ascii="Times New Roman" w:hAnsi="Times New Roman" w:cs="Times New Roman"/>
+          <w:sz w:val="28"/>
+          <w:szCs w:val="28"/>
+        </w:rPr>
+        <w:t>В результате анализа аналогов сформировалось примерное представление, видение конечного продукта, который должен содержать: меню игры, разнообразные уровни анаграмм, индикацию прогресса, подсказки и отсутствие навязчивой рекламы. Необходимо также реализовать поддержку русского языка и возможность покупки скинов или дополнительных уровней за заработанные в игре монеты. Особое внимание требуется уделить точному большому словарю без ошибок, удобному интерфейсу с графикой и анимациями, полным уровням без застреваний, регулярным обновлениям, отсутствию ошибок в текстах и определениях.</w:t>
       </w:r>
     </w:p>
     <w:p>
       <w:pPr>
         <w:pStyle w:val="2"/>
-        <w:spacing w:before="0" w:line="259" w:lineRule="auto"/>
-        <w:ind w:firstLine="720"/>
+        <w:spacing w:before="0" w:line="360" w:lineRule="auto"/>
+        <w:ind w:firstLine="709"/>
         <w:rPr>
           <w:rFonts w:ascii="Times New Roman" w:hAnsi="Times New Roman" w:cs="Times New Roman"/>
           <w:b/>
@@ -16158,7 +17033,7 @@
           <w:szCs w:val="28"/>
         </w:rPr>
       </w:pPr>
-      <w:bookmarkStart w:id="6" w:name="_Toc188869801"/>
+      <w:bookmarkStart w:id="9" w:name="_Toc230392660"/>
       <w:r>
         <w:rPr>
           <w:rFonts w:ascii="Times New Roman" w:hAnsi="Times New Roman" w:cs="Times New Roman"/>
@@ -16168,13 +17043,36 @@
           <w:sz w:val="28"/>
           <w:szCs w:val="28"/>
         </w:rPr>
-        <w:t>4.2 Разработка структуры приложения и алгоритмов функционирования</w:t>
-      </w:r>
-      <w:bookmarkEnd w:id="6"/>
+        <w:lastRenderedPageBreak/>
+        <w:t>4.2 Разработка структуры приложения и алгоритмов</w:t>
+      </w:r>
+      <w:r>
+        <w:rPr>
+          <w:rFonts w:ascii="Times New Roman" w:hAnsi="Times New Roman" w:cs="Times New Roman"/>
+          <w:b/>
+          <w:bCs/>
+          <w:color w:val="auto"/>
+          <w:sz w:val="28"/>
+          <w:szCs w:val="28"/>
+        </w:rPr>
+        <w:t xml:space="preserve"> </w:t>
+      </w:r>
+      <w:r>
+        <w:rPr>
+          <w:rFonts w:ascii="Times New Roman" w:hAnsi="Times New Roman" w:cs="Times New Roman"/>
+          <w:b/>
+          <w:bCs/>
+          <w:color w:val="auto"/>
+          <w:sz w:val="28"/>
+          <w:szCs w:val="28"/>
+        </w:rPr>
+        <w:t>функционирования</w:t>
+      </w:r>
+      <w:bookmarkEnd w:id="9"/>
     </w:p>
     <w:p>
       <w:pPr>
-        <w:spacing w:line="360" w:lineRule="auto"/>
+        <w:spacing w:after="0" w:line="360" w:lineRule="auto"/>
         <w:ind w:firstLine="709"/>
         <w:jc w:val="both"/>
         <w:rPr>
@@ -16189,12 +17087,172 @@
           <w:sz w:val="28"/>
           <w:szCs w:val="28"/>
         </w:rPr>
-        <w:t>При запуске выполняется инициализация, затем отображается главное меню с выбором: настройки, изменение звуков и музыки; выход; начало игры. При выборе начала игры задаётся сложность, после чего открывается игровое поле с анаграммой, полем ввода, счётом и счётчиком попыток. Пользователь вводит ответ; если ответ верный, то счёт увеличивается и загружается следующая анаграмма, если неверный, то уменьшается количество попыток. Игра продолжается, пока не закончатся попытки или не будет нажата кнопка выхода в меню, после чего игра возвращается в главное меню.</w:t>
+        <w:t>При запуске выполняется инициализация, затем отображается главное меню</w:t>
+      </w:r>
+      <w:r>
+        <w:rPr>
+          <w:rFonts w:ascii="Times New Roman" w:hAnsi="Times New Roman" w:cs="Times New Roman"/>
+          <w:sz w:val="28"/>
+          <w:szCs w:val="28"/>
+        </w:rPr>
+        <w:t xml:space="preserve"> </w:t>
+      </w:r>
+      <w:r>
+        <w:rPr>
+          <w:rFonts w:ascii="Times New Roman" w:hAnsi="Times New Roman" w:cs="Times New Roman"/>
+          <w:sz w:val="28"/>
+          <w:szCs w:val="28"/>
+        </w:rPr>
+        <w:t>с выбором</w:t>
+      </w:r>
+      <w:r>
+        <w:rPr>
+          <w:rFonts w:ascii="Times New Roman" w:hAnsi="Times New Roman" w:cs="Times New Roman"/>
+          <w:sz w:val="28"/>
+          <w:szCs w:val="28"/>
+        </w:rPr>
+        <w:t xml:space="preserve"> </w:t>
+      </w:r>
+      <w:r>
+        <w:rPr>
+          <w:rFonts w:ascii="Times New Roman" w:eastAsia="Times New Roman" w:hAnsi="Times New Roman" w:cs="Times New Roman"/>
+          <w:sz w:val="28"/>
+          <w:szCs w:val="28"/>
+        </w:rPr>
+        <w:t>(см. Рисунок 6)</w:t>
+      </w:r>
+      <w:r>
+        <w:rPr>
+          <w:rFonts w:ascii="Times New Roman" w:hAnsi="Times New Roman" w:cs="Times New Roman"/>
+          <w:sz w:val="28"/>
+          <w:szCs w:val="28"/>
+        </w:rPr>
+        <w:t>: настройки, изменение звуков и музыки</w:t>
+      </w:r>
+      <w:r>
+        <w:rPr>
+          <w:rFonts w:ascii="Times New Roman" w:hAnsi="Times New Roman" w:cs="Times New Roman"/>
+          <w:sz w:val="28"/>
+          <w:szCs w:val="28"/>
+        </w:rPr>
+        <w:t xml:space="preserve"> </w:t>
+      </w:r>
+      <w:r>
+        <w:rPr>
+          <w:rFonts w:ascii="Times New Roman" w:eastAsia="Times New Roman" w:hAnsi="Times New Roman" w:cs="Times New Roman"/>
+          <w:sz w:val="28"/>
+          <w:szCs w:val="28"/>
+        </w:rPr>
+        <w:t>(см.</w:t>
+      </w:r>
+      <w:r>
+        <w:rPr>
+          <w:rFonts w:ascii="Times New Roman" w:eastAsia="Times New Roman" w:hAnsi="Times New Roman" w:cs="Times New Roman"/>
+          <w:sz w:val="28"/>
+          <w:szCs w:val="28"/>
+        </w:rPr>
+        <w:t> </w:t>
+      </w:r>
+      <w:r>
+        <w:rPr>
+          <w:rFonts w:ascii="Times New Roman" w:eastAsia="Times New Roman" w:hAnsi="Times New Roman" w:cs="Times New Roman"/>
+          <w:sz w:val="28"/>
+          <w:szCs w:val="28"/>
+        </w:rPr>
+        <w:t xml:space="preserve">Рисунок </w:t>
+      </w:r>
+      <w:r>
+        <w:rPr>
+          <w:rFonts w:ascii="Times New Roman" w:eastAsia="Times New Roman" w:hAnsi="Times New Roman" w:cs="Times New Roman"/>
+          <w:sz w:val="28"/>
+          <w:szCs w:val="28"/>
+        </w:rPr>
+        <w:t>9</w:t>
+      </w:r>
+      <w:r>
+        <w:rPr>
+          <w:rFonts w:ascii="Times New Roman" w:eastAsia="Times New Roman" w:hAnsi="Times New Roman" w:cs="Times New Roman"/>
+          <w:sz w:val="28"/>
+          <w:szCs w:val="28"/>
+        </w:rPr>
+        <w:t>)</w:t>
+      </w:r>
+      <w:r>
+        <w:rPr>
+          <w:rFonts w:ascii="Times New Roman" w:hAnsi="Times New Roman" w:cs="Times New Roman"/>
+          <w:sz w:val="28"/>
+          <w:szCs w:val="28"/>
+        </w:rPr>
+        <w:t>; выход; начало игры. При выборе начала игры задаётся сложность</w:t>
+      </w:r>
+      <w:r>
+        <w:rPr>
+          <w:rFonts w:ascii="Times New Roman" w:hAnsi="Times New Roman" w:cs="Times New Roman"/>
+          <w:sz w:val="28"/>
+          <w:szCs w:val="28"/>
+        </w:rPr>
+        <w:t xml:space="preserve"> </w:t>
+      </w:r>
+      <w:r>
+        <w:rPr>
+          <w:rFonts w:ascii="Times New Roman" w:eastAsia="Times New Roman" w:hAnsi="Times New Roman" w:cs="Times New Roman"/>
+          <w:sz w:val="28"/>
+          <w:szCs w:val="28"/>
+        </w:rPr>
+        <w:t>(см. Рисунок 7)</w:t>
+      </w:r>
+      <w:r>
+        <w:rPr>
+          <w:rFonts w:ascii="Times New Roman" w:hAnsi="Times New Roman" w:cs="Times New Roman"/>
+          <w:sz w:val="28"/>
+          <w:szCs w:val="28"/>
+        </w:rPr>
+        <w:t>, после чего открывается игровое поле с анаграммой, полем ввода, счётом и счётчиком попыток</w:t>
+      </w:r>
+      <w:r>
+        <w:rPr>
+          <w:rFonts w:ascii="Times New Roman" w:hAnsi="Times New Roman" w:cs="Times New Roman"/>
+          <w:sz w:val="28"/>
+          <w:szCs w:val="28"/>
+        </w:rPr>
+        <w:t xml:space="preserve"> </w:t>
+      </w:r>
+      <w:r>
+        <w:rPr>
+          <w:rFonts w:ascii="Times New Roman" w:eastAsia="Times New Roman" w:hAnsi="Times New Roman" w:cs="Times New Roman"/>
+          <w:sz w:val="28"/>
+          <w:szCs w:val="28"/>
+        </w:rPr>
+        <w:t xml:space="preserve">(см. Рисунок </w:t>
+      </w:r>
+      <w:r>
+        <w:rPr>
+          <w:rFonts w:ascii="Times New Roman" w:eastAsia="Times New Roman" w:hAnsi="Times New Roman" w:cs="Times New Roman"/>
+          <w:sz w:val="28"/>
+          <w:szCs w:val="28"/>
+        </w:rPr>
+        <w:t>8</w:t>
+      </w:r>
+      <w:r>
+        <w:rPr>
+          <w:rFonts w:ascii="Times New Roman" w:eastAsia="Times New Roman" w:hAnsi="Times New Roman" w:cs="Times New Roman"/>
+          <w:sz w:val="28"/>
+          <w:szCs w:val="28"/>
+        </w:rPr>
+        <w:t>)</w:t>
+      </w:r>
+      <w:r>
+        <w:rPr>
+          <w:rFonts w:ascii="Times New Roman" w:hAnsi="Times New Roman" w:cs="Times New Roman"/>
+          <w:sz w:val="28"/>
+          <w:szCs w:val="28"/>
+        </w:rPr>
+        <w:t>. Пользователь вводит ответ; если ответ верный, то счёт увеличивается и загружается следующая анаграмма, если неверный, то уменьшается количество попыток. Игра продолжается, пока не закончатся попытки или не будет нажата кнопка выхода в меню, после чего игра возвращается в главное меню.</w:t>
       </w:r>
     </w:p>
     <w:p>
       <w:pPr>
-        <w:spacing w:line="360" w:lineRule="auto"/>
+        <w:spacing w:after="0" w:line="360" w:lineRule="auto"/>
         <w:jc w:val="center"/>
         <w:rPr>
           <w:rFonts w:ascii="Times New Roman" w:eastAsia="Times New Roman" w:hAnsi="Times New Roman" w:cs="Times New Roman"/>
@@ -16210,9 +17268,9 @@
           <w:szCs w:val="24"/>
         </w:rPr>
         <w:drawing>
-          <wp:inline distT="0" distB="0" distL="0" distR="0" wp14:anchorId="72C6C972" wp14:editId="17C5B355">
-            <wp:extent cx="4515959" cy="5078529"/>
-            <wp:effectExtent l="0" t="0" r="0" b="8255"/>
+          <wp:inline distT="0" distB="0" distL="0" distR="0" wp14:anchorId="72C6C972" wp14:editId="7D38F5A9">
+            <wp:extent cx="4171138" cy="4690753"/>
+            <wp:effectExtent l="0" t="0" r="1270" b="0"/>
             <wp:docPr id="1133609005" name="Рисунок 2"/>
             <wp:cNvGraphicFramePr>
               <a:graphicFrameLocks xmlns:a="http://schemas.openxmlformats.org/drawingml/2006/main" noChangeAspect="1"/>
@@ -16227,7 +17285,7 @@
                     </pic:cNvPicPr>
                   </pic:nvPicPr>
                   <pic:blipFill>
-                    <a:blip r:embed="rId13">
+                    <a:blip r:embed="rId15">
                       <a:extLst>
                         <a:ext uri="{28A0092B-C50C-407E-A947-70E740481C1C}">
                           <a14:useLocalDpi xmlns:a14="http://schemas.microsoft.com/office/drawing/2010/main" val="0"/>
@@ -16241,7 +17299,7 @@
                   <pic:spPr bwMode="auto">
                     <a:xfrm>
                       <a:off x="0" y="0"/>
-                      <a:ext cx="4549498" cy="5116246"/>
+                      <a:ext cx="4219161" cy="4744759"/>
                     </a:xfrm>
                     <a:prstGeom prst="rect">
                       <a:avLst/>
@@ -16264,22 +17322,38 @@
         <w:jc w:val="center"/>
         <w:rPr>
           <w:rFonts w:ascii="Times New Roman" w:eastAsia="Times New Roman" w:hAnsi="Times New Roman" w:cs="Times New Roman"/>
-          <w:sz w:val="24"/>
-          <w:szCs w:val="24"/>
+          <w:sz w:val="28"/>
+          <w:szCs w:val="28"/>
         </w:rPr>
       </w:pPr>
       <w:r>
         <w:rPr>
           <w:rFonts w:ascii="Times New Roman" w:eastAsia="Times New Roman" w:hAnsi="Times New Roman" w:cs="Times New Roman"/>
-          <w:sz w:val="24"/>
-          <w:szCs w:val="24"/>
-        </w:rPr>
-        <w:t>Рисунок 1 –схема алгоритма главного меню.</w:t>
+          <w:sz w:val="28"/>
+          <w:szCs w:val="28"/>
+        </w:rPr>
+        <w:t xml:space="preserve">Рисунок </w:t>
+      </w:r>
+      <w:r>
+        <w:rPr>
+          <w:rFonts w:ascii="Times New Roman" w:eastAsia="Times New Roman" w:hAnsi="Times New Roman" w:cs="Times New Roman"/>
+          <w:sz w:val="28"/>
+          <w:szCs w:val="28"/>
+        </w:rPr>
+        <w:t>6</w:t>
+      </w:r>
+      <w:r>
+        <w:rPr>
+          <w:rFonts w:ascii="Times New Roman" w:eastAsia="Times New Roman" w:hAnsi="Times New Roman" w:cs="Times New Roman"/>
+          <w:sz w:val="28"/>
+          <w:szCs w:val="28"/>
+        </w:rPr>
+        <w:t xml:space="preserve"> –схема алгоритма главного меню.</w:t>
       </w:r>
     </w:p>
     <w:p>
       <w:pPr>
-        <w:spacing w:line="360" w:lineRule="auto"/>
+        <w:spacing w:after="0" w:line="360" w:lineRule="auto"/>
         <w:jc w:val="center"/>
         <w:rPr>
           <w:rFonts w:ascii="Times New Roman" w:eastAsia="Times New Roman" w:hAnsi="Times New Roman" w:cs="Times New Roman"/>
@@ -16296,9 +17370,9 @@
         </w:rPr>
         <w:lastRenderedPageBreak/>
         <w:drawing>
-          <wp:inline distT="0" distB="0" distL="0" distR="0" wp14:anchorId="429D9D3F" wp14:editId="384B8626">
-            <wp:extent cx="4407696" cy="3712191"/>
-            <wp:effectExtent l="0" t="0" r="0" b="3175"/>
+          <wp:inline distT="0" distB="0" distL="0" distR="0" wp14:anchorId="429D9D3F" wp14:editId="64A01BDF">
+            <wp:extent cx="4286992" cy="3610534"/>
+            <wp:effectExtent l="0" t="0" r="0" b="9525"/>
             <wp:docPr id="893624318" name="Рисунок 1"/>
             <wp:cNvGraphicFramePr>
               <a:graphicFrameLocks xmlns:a="http://schemas.openxmlformats.org/drawingml/2006/main" noChangeAspect="1"/>
@@ -16311,7 +17385,7 @@
                     <pic:cNvPicPr/>
                   </pic:nvPicPr>
                   <pic:blipFill>
-                    <a:blip r:embed="rId14"/>
+                    <a:blip r:embed="rId16"/>
                     <a:stretch>
                       <a:fillRect/>
                     </a:stretch>
@@ -16319,7 +17393,7 @@
                   <pic:spPr>
                     <a:xfrm>
                       <a:off x="0" y="0"/>
-                      <a:ext cx="4463644" cy="3759311"/>
+                      <a:ext cx="4354203" cy="3667140"/>
                     </a:xfrm>
                     <a:prstGeom prst="rect">
                       <a:avLst/>
@@ -16338,46 +17412,38 @@
         <w:jc w:val="center"/>
         <w:rPr>
           <w:rFonts w:ascii="Times New Roman" w:eastAsia="Times New Roman" w:hAnsi="Times New Roman" w:cs="Times New Roman"/>
-          <w:sz w:val="24"/>
-          <w:szCs w:val="24"/>
+          <w:sz w:val="28"/>
+          <w:szCs w:val="28"/>
         </w:rPr>
       </w:pPr>
       <w:r>
         <w:rPr>
           <w:rFonts w:ascii="Times New Roman" w:eastAsia="Times New Roman" w:hAnsi="Times New Roman" w:cs="Times New Roman"/>
-          <w:sz w:val="24"/>
-          <w:szCs w:val="24"/>
+          <w:sz w:val="28"/>
+          <w:szCs w:val="28"/>
         </w:rPr>
         <w:t xml:space="preserve">Рисунок </w:t>
       </w:r>
       <w:r>
         <w:rPr>
           <w:rFonts w:ascii="Times New Roman" w:eastAsia="Times New Roman" w:hAnsi="Times New Roman" w:cs="Times New Roman"/>
-          <w:sz w:val="24"/>
-          <w:szCs w:val="24"/>
-        </w:rPr>
-        <w:t>2</w:t>
+          <w:sz w:val="28"/>
+          <w:szCs w:val="28"/>
+        </w:rPr>
+        <w:t>7</w:t>
       </w:r>
       <w:r>
         <w:rPr>
           <w:rFonts w:ascii="Times New Roman" w:eastAsia="Times New Roman" w:hAnsi="Times New Roman" w:cs="Times New Roman"/>
-          <w:sz w:val="24"/>
-          <w:szCs w:val="24"/>
-        </w:rPr>
-        <w:t xml:space="preserve"> – </w:t>
-      </w:r>
-      <w:r>
-        <w:rPr>
-          <w:rFonts w:ascii="Times New Roman" w:eastAsia="Times New Roman" w:hAnsi="Times New Roman" w:cs="Times New Roman"/>
-          <w:sz w:val="24"/>
-          <w:szCs w:val="24"/>
-        </w:rPr>
-        <w:t>схема алгоритма выбора сложности.</w:t>
+          <w:sz w:val="28"/>
+          <w:szCs w:val="28"/>
+        </w:rPr>
+        <w:t xml:space="preserve"> – схема алгоритма выбора сложности.</w:t>
       </w:r>
     </w:p>
     <w:p>
       <w:pPr>
-        <w:spacing w:line="360" w:lineRule="auto"/>
+        <w:spacing w:after="0" w:line="360" w:lineRule="auto"/>
         <w:jc w:val="center"/>
         <w:rPr>
           <w:rFonts w:ascii="Times New Roman" w:eastAsia="Times New Roman" w:hAnsi="Times New Roman" w:cs="Times New Roman"/>
@@ -16410,7 +17476,7 @@
                     </pic:cNvPicPr>
                   </pic:nvPicPr>
                   <pic:blipFill>
-                    <a:blip r:embed="rId15">
+                    <a:blip r:embed="rId17">
                       <a:extLst>
                         <a:ext uri="{28A0092B-C50C-407E-A947-70E740481C1C}">
                           <a14:useLocalDpi xmlns:a14="http://schemas.microsoft.com/office/drawing/2010/main" val="0"/>
@@ -16447,46 +17513,38 @@
         <w:jc w:val="center"/>
         <w:rPr>
           <w:rFonts w:ascii="Times New Roman" w:eastAsia="Times New Roman" w:hAnsi="Times New Roman" w:cs="Times New Roman"/>
-          <w:sz w:val="24"/>
-          <w:szCs w:val="24"/>
+          <w:sz w:val="28"/>
+          <w:szCs w:val="28"/>
         </w:rPr>
       </w:pPr>
       <w:r>
         <w:rPr>
           <w:rFonts w:ascii="Times New Roman" w:eastAsia="Times New Roman" w:hAnsi="Times New Roman" w:cs="Times New Roman"/>
-          <w:sz w:val="24"/>
-          <w:szCs w:val="24"/>
+          <w:sz w:val="28"/>
+          <w:szCs w:val="28"/>
         </w:rPr>
         <w:t xml:space="preserve">Рисунок </w:t>
       </w:r>
       <w:r>
         <w:rPr>
           <w:rFonts w:ascii="Times New Roman" w:eastAsia="Times New Roman" w:hAnsi="Times New Roman" w:cs="Times New Roman"/>
-          <w:sz w:val="24"/>
-          <w:szCs w:val="24"/>
-        </w:rPr>
-        <w:t>3</w:t>
+          <w:sz w:val="28"/>
+          <w:szCs w:val="28"/>
+        </w:rPr>
+        <w:t>8</w:t>
       </w:r>
       <w:r>
         <w:rPr>
           <w:rFonts w:ascii="Times New Roman" w:eastAsia="Times New Roman" w:hAnsi="Times New Roman" w:cs="Times New Roman"/>
-          <w:sz w:val="24"/>
-          <w:szCs w:val="24"/>
-        </w:rPr>
-        <w:t xml:space="preserve"> – </w:t>
-      </w:r>
-      <w:r>
-        <w:rPr>
-          <w:rFonts w:ascii="Times New Roman" w:eastAsia="Times New Roman" w:hAnsi="Times New Roman" w:cs="Times New Roman"/>
-          <w:sz w:val="24"/>
-          <w:szCs w:val="24"/>
-        </w:rPr>
-        <w:t>схема алгоритма игрового поля.</w:t>
+          <w:sz w:val="28"/>
+          <w:szCs w:val="28"/>
+        </w:rPr>
+        <w:t xml:space="preserve"> – схема алгоритма игрового поля.</w:t>
       </w:r>
     </w:p>
     <w:p>
       <w:pPr>
-        <w:spacing w:line="360" w:lineRule="auto"/>
+        <w:spacing w:after="0" w:line="360" w:lineRule="auto"/>
         <w:jc w:val="center"/>
         <w:rPr>
           <w:rFonts w:ascii="Times New Roman" w:eastAsia="Times New Roman" w:hAnsi="Times New Roman" w:cs="Times New Roman"/>
@@ -16518,7 +17576,7 @@
                     <pic:cNvPicPr/>
                   </pic:nvPicPr>
                   <pic:blipFill>
-                    <a:blip r:embed="rId16"/>
+                    <a:blip r:embed="rId18"/>
                     <a:stretch>
                       <a:fillRect/>
                     </a:stretch>
@@ -16545,56 +17603,39 @@
         <w:jc w:val="center"/>
         <w:rPr>
           <w:rFonts w:ascii="Times New Roman" w:eastAsia="Times New Roman" w:hAnsi="Times New Roman" w:cs="Times New Roman"/>
-          <w:sz w:val="24"/>
-          <w:szCs w:val="24"/>
-          <w:lang w:val="en-US"/>
+          <w:sz w:val="28"/>
+          <w:szCs w:val="28"/>
         </w:rPr>
       </w:pPr>
       <w:r>
         <w:rPr>
           <w:rFonts w:ascii="Times New Roman" w:eastAsia="Times New Roman" w:hAnsi="Times New Roman" w:cs="Times New Roman"/>
-          <w:sz w:val="24"/>
-          <w:szCs w:val="24"/>
+          <w:sz w:val="28"/>
+          <w:szCs w:val="28"/>
         </w:rPr>
         <w:t xml:space="preserve">Рисунок </w:t>
       </w:r>
       <w:r>
         <w:rPr>
           <w:rFonts w:ascii="Times New Roman" w:eastAsia="Times New Roman" w:hAnsi="Times New Roman" w:cs="Times New Roman"/>
-          <w:sz w:val="24"/>
-          <w:szCs w:val="24"/>
-        </w:rPr>
-        <w:t>4</w:t>
+          <w:sz w:val="28"/>
+          <w:szCs w:val="28"/>
+        </w:rPr>
+        <w:t>9</w:t>
       </w:r>
       <w:r>
         <w:rPr>
           <w:rFonts w:ascii="Times New Roman" w:eastAsia="Times New Roman" w:hAnsi="Times New Roman" w:cs="Times New Roman"/>
-          <w:sz w:val="24"/>
-          <w:szCs w:val="24"/>
-        </w:rPr>
-        <w:t xml:space="preserve"> – </w:t>
-      </w:r>
-      <w:r>
-        <w:rPr>
-          <w:rFonts w:ascii="Times New Roman" w:eastAsia="Times New Roman" w:hAnsi="Times New Roman" w:cs="Times New Roman"/>
-          <w:sz w:val="24"/>
-          <w:szCs w:val="24"/>
-        </w:rPr>
-        <w:t>схема алгоритма настроек</w:t>
-      </w:r>
-      <w:r>
-        <w:rPr>
-          <w:rFonts w:ascii="Times New Roman" w:eastAsia="Times New Roman" w:hAnsi="Times New Roman" w:cs="Times New Roman"/>
-          <w:sz w:val="24"/>
-          <w:szCs w:val="24"/>
-        </w:rPr>
-        <w:t>.</w:t>
+          <w:sz w:val="28"/>
+          <w:szCs w:val="28"/>
+        </w:rPr>
+        <w:t xml:space="preserve"> – схема алгоритма настроек.</w:t>
       </w:r>
     </w:p>
     <w:p>
       <w:pPr>
         <w:spacing w:after="0" w:line="360" w:lineRule="auto"/>
-        <w:ind w:firstLine="720"/>
+        <w:ind w:firstLine="709"/>
         <w:jc w:val="both"/>
         <w:rPr>
           <w:rFonts w:ascii="Times New Roman" w:eastAsia="Times New Roman" w:hAnsi="Times New Roman" w:cs="Times New Roman"/>
@@ -16614,7 +17655,7 @@
     <w:p>
       <w:pPr>
         <w:spacing w:after="0" w:line="360" w:lineRule="auto"/>
-        <w:ind w:firstLine="720"/>
+        <w:ind w:firstLine="709"/>
         <w:jc w:val="both"/>
         <w:rPr>
           <w:rFonts w:ascii="Times New Roman" w:eastAsia="Times New Roman" w:hAnsi="Times New Roman" w:cs="Times New Roman"/>
@@ -16628,13 +17669,29 @@
           <w:sz w:val="28"/>
           <w:szCs w:val="28"/>
         </w:rPr>
-        <w:t>На рисунке 1 предоставлена функциональная модель игры «Анаграммы» в нотации IDEF0.</w:t>
+        <w:t>На рисунке 1</w:t>
+      </w:r>
+      <w:r>
+        <w:rPr>
+          <w:rFonts w:ascii="Times New Roman" w:eastAsia="Times New Roman" w:hAnsi="Times New Roman" w:cs="Times New Roman"/>
+          <w:sz w:val="28"/>
+          <w:szCs w:val="28"/>
+        </w:rPr>
+        <w:t>0</w:t>
+      </w:r>
+      <w:r>
+        <w:rPr>
+          <w:rFonts w:ascii="Times New Roman" w:eastAsia="Times New Roman" w:hAnsi="Times New Roman" w:cs="Times New Roman"/>
+          <w:sz w:val="28"/>
+          <w:szCs w:val="28"/>
+        </w:rPr>
+        <w:t xml:space="preserve"> предоставлена функциональная модель игры «Анаграммы» в нотации IDEF0.</w:t>
       </w:r>
     </w:p>
     <w:p>
       <w:pPr>
-        <w:spacing w:line="360" w:lineRule="auto"/>
-        <w:ind w:firstLine="720"/>
+        <w:spacing w:after="0" w:line="360" w:lineRule="auto"/>
+        <w:ind w:firstLine="709"/>
         <w:jc w:val="both"/>
         <w:rPr>
           <w:rFonts w:ascii="Times New Roman" w:eastAsia="Times New Roman" w:hAnsi="Times New Roman" w:cs="Times New Roman"/>
@@ -16648,53 +17705,7 @@
           <w:sz w:val="28"/>
           <w:szCs w:val="28"/>
         </w:rPr>
-        <w:lastRenderedPageBreak/>
         <w:t>Внешней входящей информацией для разрабатываемой системы будет являться:</w:t>
-      </w:r>
-    </w:p>
-    <w:p>
-      <w:pPr>
-        <w:pStyle w:val="a7"/>
-        <w:numPr>
-          <w:ilvl w:val="0"/>
-          <w:numId w:val="37"/>
-        </w:numPr>
-        <w:spacing w:line="360" w:lineRule="auto"/>
-        <w:ind w:left="0" w:firstLine="709"/>
-        <w:jc w:val="both"/>
-        <w:rPr>
-          <w:rFonts w:ascii="Times New Roman" w:hAnsi="Times New Roman" w:cs="Times New Roman"/>
-          <w:sz w:val="28"/>
-          <w:szCs w:val="28"/>
-        </w:rPr>
-      </w:pPr>
-      <w:r>
-        <w:rPr>
-          <w:rFonts w:ascii="Times New Roman" w:hAnsi="Times New Roman" w:cs="Times New Roman"/>
-          <w:sz w:val="28"/>
-          <w:szCs w:val="28"/>
-        </w:rPr>
-        <w:t>Пользовательское событие (запуск игры, выбор уровня сложности).</w:t>
-      </w:r>
-    </w:p>
-    <w:p>
-      <w:pPr>
-        <w:spacing w:line="360" w:lineRule="auto"/>
-        <w:ind w:firstLine="720"/>
-        <w:jc w:val="both"/>
-        <w:rPr>
-          <w:rFonts w:ascii="Times New Roman" w:eastAsia="Times New Roman" w:hAnsi="Times New Roman" w:cs="Times New Roman"/>
-          <w:sz w:val="28"/>
-          <w:szCs w:val="28"/>
-        </w:rPr>
-      </w:pPr>
-      <w:r>
-        <w:rPr>
-          <w:rFonts w:ascii="Times New Roman" w:eastAsia="Times New Roman" w:hAnsi="Times New Roman" w:cs="Times New Roman"/>
-          <w:sz w:val="28"/>
-          <w:szCs w:val="28"/>
-        </w:rPr>
-        <w:t>Управляющим воздействием будет являться:</w:t>
       </w:r>
     </w:p>
     <w:p>
@@ -16719,7 +17730,28 @@
           <w:sz w:val="28"/>
           <w:szCs w:val="28"/>
         </w:rPr>
-        <w:t>Правила формирования анаграмм;</w:t>
+        <w:lastRenderedPageBreak/>
+        <w:t>Пользовательское событие (запуск игры, выбор уровня сложности).</w:t>
+      </w:r>
+    </w:p>
+    <w:p>
+      <w:pPr>
+        <w:spacing w:after="0" w:line="360" w:lineRule="auto"/>
+        <w:ind w:firstLine="709"/>
+        <w:jc w:val="both"/>
+        <w:rPr>
+          <w:rFonts w:ascii="Times New Roman" w:eastAsia="Times New Roman" w:hAnsi="Times New Roman" w:cs="Times New Roman"/>
+          <w:sz w:val="28"/>
+          <w:szCs w:val="28"/>
+        </w:rPr>
+      </w:pPr>
+      <w:r>
+        <w:rPr>
+          <w:rFonts w:ascii="Times New Roman" w:eastAsia="Times New Roman" w:hAnsi="Times New Roman" w:cs="Times New Roman"/>
+          <w:sz w:val="28"/>
+          <w:szCs w:val="28"/>
+        </w:rPr>
+        <w:t>Управляющим воздействием будет являться:</w:t>
       </w:r>
     </w:p>
     <w:p>
@@ -16744,7 +17776,7 @@
           <w:sz w:val="28"/>
           <w:szCs w:val="28"/>
         </w:rPr>
-        <w:t>Правила проверки ответа;</w:t>
+        <w:t>Правила формирования анаграмм;</w:t>
       </w:r>
     </w:p>
     <w:p>
@@ -16769,52 +17801,7 @@
           <w:sz w:val="28"/>
           <w:szCs w:val="28"/>
         </w:rPr>
-        <w:t>Правила использования подсказок;</w:t>
-      </w:r>
-    </w:p>
-    <w:p>
-      <w:pPr>
-        <w:pStyle w:val="a7"/>
-        <w:numPr>
-          <w:ilvl w:val="0"/>
-          <w:numId w:val="37"/>
-        </w:numPr>
-        <w:spacing w:line="360" w:lineRule="auto"/>
-        <w:ind w:left="0" w:firstLine="709"/>
-        <w:jc w:val="both"/>
-        <w:rPr>
-          <w:rFonts w:ascii="Times New Roman" w:hAnsi="Times New Roman" w:cs="Times New Roman"/>
-          <w:sz w:val="28"/>
-          <w:szCs w:val="28"/>
-        </w:rPr>
-      </w:pPr>
-      <w:r>
-        <w:rPr>
-          <w:rFonts w:ascii="Times New Roman" w:hAnsi="Times New Roman" w:cs="Times New Roman"/>
-          <w:sz w:val="28"/>
-          <w:szCs w:val="28"/>
-        </w:rPr>
-        <w:t>Правила выбора сложности.</w:t>
-      </w:r>
-    </w:p>
-    <w:p>
-      <w:pPr>
-        <w:spacing w:line="360" w:lineRule="auto"/>
-        <w:ind w:firstLine="720"/>
-        <w:jc w:val="both"/>
-        <w:rPr>
-          <w:rFonts w:ascii="Times New Roman" w:eastAsia="Times New Roman" w:hAnsi="Times New Roman" w:cs="Times New Roman"/>
-          <w:sz w:val="28"/>
-          <w:szCs w:val="28"/>
-        </w:rPr>
-      </w:pPr>
-      <w:r>
-        <w:rPr>
-          <w:rFonts w:ascii="Times New Roman" w:eastAsia="Times New Roman" w:hAnsi="Times New Roman" w:cs="Times New Roman"/>
-          <w:sz w:val="28"/>
-          <w:szCs w:val="28"/>
-        </w:rPr>
-        <w:t>Механизмом управления будут являться:</w:t>
+        <w:t>Правила проверки ответа;</w:t>
       </w:r>
     </w:p>
     <w:p>
@@ -16839,52 +17826,7 @@
           <w:sz w:val="28"/>
           <w:szCs w:val="28"/>
         </w:rPr>
-        <w:t>ПО;</w:t>
-      </w:r>
-    </w:p>
-    <w:p>
-      <w:pPr>
-        <w:pStyle w:val="a7"/>
-        <w:numPr>
-          <w:ilvl w:val="0"/>
-          <w:numId w:val="37"/>
-        </w:numPr>
-        <w:spacing w:line="360" w:lineRule="auto"/>
-        <w:ind w:left="0" w:firstLine="709"/>
-        <w:jc w:val="both"/>
-        <w:rPr>
-          <w:rFonts w:ascii="Times New Roman" w:hAnsi="Times New Roman" w:cs="Times New Roman"/>
-          <w:sz w:val="28"/>
-          <w:szCs w:val="28"/>
-        </w:rPr>
-      </w:pPr>
-      <w:r>
-        <w:rPr>
-          <w:rFonts w:ascii="Times New Roman" w:hAnsi="Times New Roman" w:cs="Times New Roman"/>
-          <w:sz w:val="28"/>
-          <w:szCs w:val="28"/>
-        </w:rPr>
-        <w:t>Игрок.</w:t>
-      </w:r>
-    </w:p>
-    <w:p>
-      <w:pPr>
-        <w:spacing w:line="360" w:lineRule="auto"/>
-        <w:ind w:firstLine="720"/>
-        <w:jc w:val="both"/>
-        <w:rPr>
-          <w:rFonts w:ascii="Times New Roman" w:eastAsia="Times New Roman" w:hAnsi="Times New Roman" w:cs="Times New Roman"/>
-          <w:sz w:val="28"/>
-          <w:szCs w:val="28"/>
-        </w:rPr>
-      </w:pPr>
-      <w:r>
-        <w:rPr>
-          <w:rFonts w:ascii="Times New Roman" w:eastAsia="Times New Roman" w:hAnsi="Times New Roman" w:cs="Times New Roman"/>
-          <w:sz w:val="28"/>
-          <w:szCs w:val="28"/>
-        </w:rPr>
-        <w:t>Внешней исходящей информацией будут являться:</w:t>
+        <w:t>Правила использования подсказок;</w:t>
       </w:r>
     </w:p>
     <w:p>
@@ -16909,7 +17851,27 @@
           <w:sz w:val="28"/>
           <w:szCs w:val="28"/>
         </w:rPr>
-        <w:t>Результат игры;</w:t>
+        <w:t>Правила выбора сложности.</w:t>
+      </w:r>
+    </w:p>
+    <w:p>
+      <w:pPr>
+        <w:spacing w:after="0" w:line="360" w:lineRule="auto"/>
+        <w:ind w:firstLine="709"/>
+        <w:jc w:val="both"/>
+        <w:rPr>
+          <w:rFonts w:ascii="Times New Roman" w:eastAsia="Times New Roman" w:hAnsi="Times New Roman" w:cs="Times New Roman"/>
+          <w:sz w:val="28"/>
+          <w:szCs w:val="28"/>
+        </w:rPr>
+      </w:pPr>
+      <w:r>
+        <w:rPr>
+          <w:rFonts w:ascii="Times New Roman" w:eastAsia="Times New Roman" w:hAnsi="Times New Roman" w:cs="Times New Roman"/>
+          <w:sz w:val="28"/>
+          <w:szCs w:val="28"/>
+        </w:rPr>
+        <w:t>Механизмом управления будут являться:</w:t>
       </w:r>
     </w:p>
     <w:p>
@@ -16934,11 +17896,106 @@
           <w:sz w:val="28"/>
           <w:szCs w:val="28"/>
         </w:rPr>
-        <w:t>Возврат в главное меню.</w:t>
+        <w:t>ПО;</w:t>
       </w:r>
     </w:p>
     <w:p>
       <w:pPr>
+        <w:pStyle w:val="a7"/>
+        <w:numPr>
+          <w:ilvl w:val="0"/>
+          <w:numId w:val="37"/>
+        </w:numPr>
+        <w:spacing w:after="0" w:line="360" w:lineRule="auto"/>
+        <w:ind w:left="0" w:firstLine="709"/>
+        <w:jc w:val="both"/>
+        <w:rPr>
+          <w:rFonts w:ascii="Times New Roman" w:hAnsi="Times New Roman" w:cs="Times New Roman"/>
+          <w:sz w:val="28"/>
+          <w:szCs w:val="28"/>
+        </w:rPr>
+      </w:pPr>
+      <w:r>
+        <w:rPr>
+          <w:rFonts w:ascii="Times New Roman" w:hAnsi="Times New Roman" w:cs="Times New Roman"/>
+          <w:sz w:val="28"/>
+          <w:szCs w:val="28"/>
+        </w:rPr>
+        <w:t>Игрок.</w:t>
+      </w:r>
+    </w:p>
+    <w:p>
+      <w:pPr>
+        <w:spacing w:after="0" w:line="360" w:lineRule="auto"/>
+        <w:ind w:firstLine="709"/>
+        <w:jc w:val="both"/>
+        <w:rPr>
+          <w:rFonts w:ascii="Times New Roman" w:eastAsia="Times New Roman" w:hAnsi="Times New Roman" w:cs="Times New Roman"/>
+          <w:sz w:val="28"/>
+          <w:szCs w:val="28"/>
+        </w:rPr>
+      </w:pPr>
+      <w:r>
+        <w:rPr>
+          <w:rFonts w:ascii="Times New Roman" w:eastAsia="Times New Roman" w:hAnsi="Times New Roman" w:cs="Times New Roman"/>
+          <w:sz w:val="28"/>
+          <w:szCs w:val="28"/>
+        </w:rPr>
+        <w:t>Внешней исходящей информацией будут являться:</w:t>
+      </w:r>
+    </w:p>
+    <w:p>
+      <w:pPr>
+        <w:pStyle w:val="a7"/>
+        <w:numPr>
+          <w:ilvl w:val="0"/>
+          <w:numId w:val="37"/>
+        </w:numPr>
+        <w:spacing w:after="0" w:line="360" w:lineRule="auto"/>
+        <w:ind w:left="0" w:firstLine="709"/>
+        <w:jc w:val="both"/>
+        <w:rPr>
+          <w:rFonts w:ascii="Times New Roman" w:hAnsi="Times New Roman" w:cs="Times New Roman"/>
+          <w:sz w:val="28"/>
+          <w:szCs w:val="28"/>
+        </w:rPr>
+      </w:pPr>
+      <w:r>
+        <w:rPr>
+          <w:rFonts w:ascii="Times New Roman" w:hAnsi="Times New Roman" w:cs="Times New Roman"/>
+          <w:sz w:val="28"/>
+          <w:szCs w:val="28"/>
+        </w:rPr>
+        <w:t>Результат игры;</w:t>
+      </w:r>
+    </w:p>
+    <w:p>
+      <w:pPr>
+        <w:pStyle w:val="a7"/>
+        <w:numPr>
+          <w:ilvl w:val="0"/>
+          <w:numId w:val="37"/>
+        </w:numPr>
+        <w:spacing w:after="0" w:line="360" w:lineRule="auto"/>
+        <w:ind w:left="0" w:firstLine="709"/>
+        <w:jc w:val="both"/>
+        <w:rPr>
+          <w:rFonts w:ascii="Times New Roman" w:hAnsi="Times New Roman" w:cs="Times New Roman"/>
+          <w:sz w:val="28"/>
+          <w:szCs w:val="28"/>
+        </w:rPr>
+      </w:pPr>
+      <w:r>
+        <w:rPr>
+          <w:rFonts w:ascii="Times New Roman" w:hAnsi="Times New Roman" w:cs="Times New Roman"/>
+          <w:sz w:val="28"/>
+          <w:szCs w:val="28"/>
+        </w:rPr>
+        <w:t>Возврат в главное меню.</w:t>
+      </w:r>
+    </w:p>
+    <w:p>
+      <w:pPr>
         <w:spacing w:after="0" w:line="360" w:lineRule="auto"/>
         <w:jc w:val="center"/>
         <w:rPr>
@@ -16952,9 +18009,9 @@
           <w:noProof/>
         </w:rPr>
         <w:drawing>
-          <wp:inline distT="0" distB="0" distL="0" distR="0" wp14:anchorId="59D5E377" wp14:editId="7EC22B96">
-            <wp:extent cx="3579421" cy="3352800"/>
-            <wp:effectExtent l="0" t="0" r="2540" b="0"/>
+          <wp:inline distT="0" distB="0" distL="0" distR="0" wp14:anchorId="59D5E377" wp14:editId="1E6D6462">
+            <wp:extent cx="4411943" cy="4132613"/>
+            <wp:effectExtent l="0" t="0" r="8255" b="1270"/>
             <wp:docPr id="990748768" name="Рисунок 1"/>
             <wp:cNvGraphicFramePr>
               <a:graphicFrameLocks xmlns:a="http://schemas.openxmlformats.org/drawingml/2006/main" noChangeAspect="1"/>
@@ -16969,7 +18026,7 @@
                     </pic:cNvPicPr>
                   </pic:nvPicPr>
                   <pic:blipFill>
-                    <a:blip r:embed="rId17">
+                    <a:blip r:embed="rId19">
                       <a:extLst>
                         <a:ext uri="{28A0092B-C50C-407E-A947-70E740481C1C}">
                           <a14:useLocalDpi xmlns:a14="http://schemas.microsoft.com/office/drawing/2010/main"/>
@@ -16984,7 +18041,7 @@
                   <pic:spPr bwMode="auto">
                     <a:xfrm>
                       <a:off x="0" y="0"/>
-                      <a:ext cx="3614597" cy="3385748"/>
+                      <a:ext cx="4469788" cy="4186796"/>
                     </a:xfrm>
                     <a:prstGeom prst="rect">
                       <a:avLst/>
@@ -17018,7 +18075,23 @@
           <w:sz w:val="28"/>
           <w:szCs w:val="28"/>
         </w:rPr>
-        <w:t>Рисунок 1 – Функциональная модель игровой системы «Анаграммы» в нотации IDEF0</w:t>
+        <w:t>Рисунок 1</w:t>
+      </w:r>
+      <w:r>
+        <w:rPr>
+          <w:rFonts w:ascii="Times New Roman" w:eastAsia="Times New Roman" w:hAnsi="Times New Roman" w:cs="Times New Roman"/>
+          <w:sz w:val="28"/>
+          <w:szCs w:val="28"/>
+        </w:rPr>
+        <w:t>0</w:t>
+      </w:r>
+      <w:r>
+        <w:rPr>
+          <w:rFonts w:ascii="Times New Roman" w:eastAsia="Times New Roman" w:hAnsi="Times New Roman" w:cs="Times New Roman"/>
+          <w:sz w:val="28"/>
+          <w:szCs w:val="28"/>
+        </w:rPr>
+        <w:t xml:space="preserve"> – Функциональная модель игровой системы «Анаграммы» в нотации IDEF0</w:t>
       </w:r>
     </w:p>
     <w:p>
@@ -17039,7 +18112,23 @@
           <w:szCs w:val="28"/>
         </w:rPr>
         <w:lastRenderedPageBreak/>
-        <w:t>Была создана диаграмма декомпозиции, на которой общий процесс разбит на 3 более простые функции (см. рис. 2):</w:t>
+        <w:t xml:space="preserve">Была создана диаграмма декомпозиции, на которой общий процесс разбит на 3 более простые функции (см. рис. </w:t>
+      </w:r>
+      <w:r>
+        <w:rPr>
+          <w:rFonts w:ascii="Times New Roman" w:eastAsia="Times New Roman" w:hAnsi="Times New Roman" w:cs="Times New Roman"/>
+          <w:sz w:val="28"/>
+          <w:szCs w:val="28"/>
+        </w:rPr>
+        <w:t>11</w:t>
+      </w:r>
+      <w:r>
+        <w:rPr>
+          <w:rFonts w:ascii="Times New Roman" w:eastAsia="Times New Roman" w:hAnsi="Times New Roman" w:cs="Times New Roman"/>
+          <w:sz w:val="28"/>
+          <w:szCs w:val="28"/>
+        </w:rPr>
+        <w:t>):</w:t>
       </w:r>
     </w:p>
     <w:p>
@@ -17149,7 +18238,7 @@
                     </pic:cNvPicPr>
                   </pic:nvPicPr>
                   <pic:blipFill>
-                    <a:blip r:embed="rId18" cstate="print">
+                    <a:blip r:embed="rId20" cstate="print">
                       <a:extLst>
                         <a:ext uri="{28A0092B-C50C-407E-A947-70E740481C1C}">
                           <a14:useLocalDpi xmlns:a14="http://schemas.microsoft.com/office/drawing/2010/main"/>
@@ -17198,7 +18287,23 @@
           <w:sz w:val="28"/>
           <w:szCs w:val="28"/>
         </w:rPr>
-        <w:t>Рисунок 2 – Декомпозиционная модель системы компьютерной игры «Анаграммы» в нотации IDEF0</w:t>
+        <w:t xml:space="preserve">Рисунок </w:t>
+      </w:r>
+      <w:r>
+        <w:rPr>
+          <w:rFonts w:ascii="Times New Roman" w:eastAsia="Times New Roman" w:hAnsi="Times New Roman" w:cs="Times New Roman"/>
+          <w:sz w:val="28"/>
+          <w:szCs w:val="28"/>
+        </w:rPr>
+        <w:t>11</w:t>
+      </w:r>
+      <w:r>
+        <w:rPr>
+          <w:rFonts w:ascii="Times New Roman" w:eastAsia="Times New Roman" w:hAnsi="Times New Roman" w:cs="Times New Roman"/>
+          <w:sz w:val="28"/>
+          <w:szCs w:val="28"/>
+        </w:rPr>
+        <w:t xml:space="preserve"> – Декомпозиционная модель системы компьютерной игры «Анаграммы» в нотации IDEF0</w:t>
       </w:r>
     </w:p>
     <w:p>
@@ -17299,7 +18404,6 @@
           <w:rFonts w:ascii="Times New Roman" w:eastAsia="Times New Roman" w:hAnsi="Times New Roman" w:cs="Times New Roman"/>
           <w:sz w:val="28"/>
           <w:szCs w:val="28"/>
-          <w:lang w:val="en-US"/>
         </w:rPr>
       </w:pPr>
       <w:r>
@@ -17314,8 +18418,9 @@
     <w:p>
       <w:pPr>
         <w:pStyle w:val="2"/>
-        <w:spacing w:before="0" w:line="259" w:lineRule="auto"/>
-        <w:ind w:firstLine="720"/>
+        <w:spacing w:before="0" w:line="360" w:lineRule="auto"/>
+        <w:ind w:firstLine="709"/>
+        <w:jc w:val="both"/>
         <w:rPr>
           <w:rFonts w:ascii="Times New Roman" w:hAnsi="Times New Roman" w:cs="Times New Roman"/>
           <w:b/>
@@ -17325,6 +18430,7 @@
           <w:szCs w:val="28"/>
         </w:rPr>
       </w:pPr>
+      <w:bookmarkStart w:id="10" w:name="_Toc230392661"/>
       <w:r>
         <w:rPr>
           <w:rFonts w:ascii="Times New Roman" w:hAnsi="Times New Roman" w:cs="Times New Roman"/>
@@ -17336,6 +18442,7 @@
         </w:rPr>
         <w:t>4.3 Прототипирование интерфейса</w:t>
       </w:r>
+      <w:bookmarkEnd w:id="10"/>
     </w:p>
     <w:p>
       <w:pPr>
@@ -17354,25 +18461,7 @@
           <w:sz w:val="28"/>
           <w:szCs w:val="28"/>
         </w:rPr>
-        <w:t xml:space="preserve">Прототипирование интерфейса игры «Анаграммы» проводилось полностью онлайн в веб-версии программы </w:t>
-      </w:r>
-      <w:proofErr w:type="spellStart"/>
-      <w:r>
-        <w:rPr>
-          <w:rFonts w:ascii="Times New Roman" w:hAnsi="Times New Roman" w:cs="Times New Roman"/>
-          <w:sz w:val="28"/>
-          <w:szCs w:val="28"/>
-        </w:rPr>
-        <w:t>Figma</w:t>
-      </w:r>
-      <w:proofErr w:type="spellEnd"/>
-      <w:r>
-        <w:rPr>
-          <w:rFonts w:ascii="Times New Roman" w:hAnsi="Times New Roman" w:cs="Times New Roman"/>
-          <w:sz w:val="28"/>
-          <w:szCs w:val="28"/>
-        </w:rPr>
-        <w:t>. В процессе работы были спроектированы все основные экраны приложения: главное меню, экран настроек, экран выбора сложности и игровой экран.</w:t>
+        <w:t>Прототипирование интерфейса игры «Анаграммы» проводилось полностью онлайн в веб-версии программы Figma. В процессе работы были спроектированы все основные экраны приложения: главное меню, экран настроек, экран выбора сложности и игровой экран.</w:t>
       </w:r>
     </w:p>
     <w:p>
@@ -17392,25 +18481,7 @@
           <w:sz w:val="28"/>
           <w:szCs w:val="28"/>
         </w:rPr>
-        <w:t xml:space="preserve">На первом этапе я создал каркасы всех сцен. Работая непосредственно на сайте </w:t>
-      </w:r>
-      <w:proofErr w:type="spellStart"/>
-      <w:r>
-        <w:rPr>
-          <w:rFonts w:ascii="Times New Roman" w:hAnsi="Times New Roman" w:cs="Times New Roman"/>
-          <w:sz w:val="28"/>
-          <w:szCs w:val="28"/>
-        </w:rPr>
-        <w:t>Figma</w:t>
-      </w:r>
-      <w:proofErr w:type="spellEnd"/>
-      <w:r>
-        <w:rPr>
-          <w:rFonts w:ascii="Times New Roman" w:hAnsi="Times New Roman" w:cs="Times New Roman"/>
-          <w:sz w:val="28"/>
-          <w:szCs w:val="28"/>
-        </w:rPr>
-        <w:t xml:space="preserve">, с помощью доступных инструментов были нарисованы прямоугольники, текстовые блоки и кнопки с точным соблюдением размера окна приложения </w:t>
+        <w:t xml:space="preserve">На первом этапе я создал каркасы всех сцен. Работая непосредственно на сайте Figma, с помощью доступных инструментов были нарисованы прямоугольники, текстовые блоки и кнопки с точным соблюдением размера окна приложения </w:t>
       </w:r>
       <w:r>
         <w:rPr>
@@ -17426,7 +18497,23 @@
           <w:sz w:val="28"/>
           <w:szCs w:val="28"/>
         </w:rPr>
-        <w:t xml:space="preserve"> 400×500 пикселей. Для главного меню были размещены крупный заголовок и три основные кнопки. На экране выбора сложности расположили заголовок и три варианта уровней сложности. Наибольшее внимание было уделено игровому экрану, где тщательно продумали расположение текущего счёта, области отображения анаграммы, поля для ввода ответа и всех необходимых кнопок управления.</w:t>
+        <w:t xml:space="preserve"> 400</w:t>
+      </w:r>
+      <w:r>
+        <w:rPr>
+          <w:rFonts w:ascii="Times New Roman" w:hAnsi="Times New Roman" w:cs="Times New Roman"/>
+          <w:sz w:val="28"/>
+          <w:szCs w:val="28"/>
+        </w:rPr>
+        <w:t xml:space="preserve"> на</w:t>
+      </w:r>
+      <w:r>
+        <w:rPr>
+          <w:rFonts w:ascii="Times New Roman" w:hAnsi="Times New Roman" w:cs="Times New Roman"/>
+          <w:sz w:val="28"/>
+          <w:szCs w:val="28"/>
+        </w:rPr>
+        <w:t>500 пикселей. Для главного меню были размещены крупный заголовок и три основные кнопки. На экране выбора сложности расположили заголовок и три варианта уровней сложности. Наибольшее внимание было уделено игровому экрану, где тщательно продумали расположение текущего счёта, области отображения анаграммы, поля для ввода ответа и всех необходимых кнопок управления.</w:t>
       </w:r>
     </w:p>
     <w:p>
@@ -17467,25 +18554,7 @@
           <w:szCs w:val="28"/>
         </w:rPr>
         <w:lastRenderedPageBreak/>
-        <w:t xml:space="preserve">После завершения дизайна я настроил интерактивный прототип прямо на сайте в режиме </w:t>
-      </w:r>
-      <w:proofErr w:type="spellStart"/>
-      <w:r>
-        <w:rPr>
-          <w:rFonts w:ascii="Times New Roman" w:hAnsi="Times New Roman" w:cs="Times New Roman"/>
-          <w:sz w:val="28"/>
-          <w:szCs w:val="28"/>
-        </w:rPr>
-        <w:t>Prototype</w:t>
-      </w:r>
-      <w:proofErr w:type="spellEnd"/>
-      <w:r>
-        <w:rPr>
-          <w:rFonts w:ascii="Times New Roman" w:hAnsi="Times New Roman" w:cs="Times New Roman"/>
-          <w:sz w:val="28"/>
-          <w:szCs w:val="28"/>
-        </w:rPr>
-        <w:t xml:space="preserve">. Были установлены связи между всеми экранами: кнопка «Играть» в главном меню ведёт на экран выбора сложности, а выбор уровня открывает игровое поле. Кнопка «Назад в меню» присутствует на всех экранах и возвращает пользователя обратно. На игровом экране нажатие кнопки «Следующее слово» и успешная проверка слова приводят к обновлению поля с новым заданием. Кнопка «Подсказка» демонстрирует изменение состояния </w:t>
+        <w:t xml:space="preserve">После завершения дизайна я настроил интерактивный прототип прямо на сайте в режиме Prototype. Были установлены связи между всеми экранами: кнопка «Играть» в главном меню ведёт на экран выбора сложности, а выбор уровня открывает игровое поле. Кнопка «Назад в меню» присутствует на всех экранах и возвращает пользователя обратно. На игровом экране нажатие кнопки «Следующее слово» и успешная проверка слова приводят к обновлению поля с новым заданием. Кнопка «Подсказка» демонстрирует изменение состояния </w:t>
       </w:r>
       <w:r>
         <w:rPr>
@@ -17521,25 +18590,7 @@
           <w:sz w:val="28"/>
           <w:szCs w:val="28"/>
         </w:rPr>
-        <w:t xml:space="preserve">Работа полностью в онлайн-версии </w:t>
-      </w:r>
-      <w:proofErr w:type="spellStart"/>
-      <w:r>
-        <w:rPr>
-          <w:rFonts w:ascii="Times New Roman" w:hAnsi="Times New Roman" w:cs="Times New Roman"/>
-          <w:sz w:val="28"/>
-          <w:szCs w:val="28"/>
-        </w:rPr>
-        <w:t>Figma</w:t>
-      </w:r>
-      <w:proofErr w:type="spellEnd"/>
-      <w:r>
-        <w:rPr>
-          <w:rFonts w:ascii="Times New Roman" w:hAnsi="Times New Roman" w:cs="Times New Roman"/>
-          <w:sz w:val="28"/>
-          <w:szCs w:val="28"/>
-        </w:rPr>
-        <w:t xml:space="preserve"> позволила быстро переключаться между экранами, оперативно вносить правки и сразу же тестировать интерактивность прототипа. Благодаря этому удалось заранее проверить удобство навигации и логику пользовательского сценария, что существенно повысило качество интерфейса готового приложения.</w:t>
+        <w:t>Работа полностью в онлайн-версии Figma позволила быстро переключаться между экранами, оперативно вносить правки и сразу же тестировать интерактивность прототипа. Благодаря этому удалось заранее проверить удобство навигации и логику пользовательского сценария, что существенно повысило качество интерфейса готового приложения.</w:t>
       </w:r>
     </w:p>
     <w:p>
@@ -17556,6 +18607,7 @@
           <w:szCs w:val="28"/>
         </w:rPr>
       </w:pPr>
+      <w:bookmarkStart w:id="11" w:name="_Toc230392662"/>
       <w:r>
         <w:rPr>
           <w:rFonts w:ascii="Times New Roman" w:hAnsi="Times New Roman" w:cs="Times New Roman"/>
@@ -17567,6 +18619,192 @@
         </w:rPr>
         <w:t>4.4 Программная реализация</w:t>
       </w:r>
+      <w:bookmarkEnd w:id="11"/>
+    </w:p>
+    <w:p>
+      <w:pPr>
+        <w:spacing w:after="0" w:line="360" w:lineRule="auto"/>
+        <w:ind w:firstLine="709"/>
+        <w:jc w:val="both"/>
+        <w:rPr>
+          <w:rFonts w:ascii="Times New Roman" w:hAnsi="Times New Roman" w:cs="Times New Roman"/>
+          <w:sz w:val="28"/>
+          <w:szCs w:val="28"/>
+        </w:rPr>
+      </w:pPr>
+      <w:r>
+        <w:rPr>
+          <w:rFonts w:ascii="Times New Roman" w:hAnsi="Times New Roman" w:cs="Times New Roman"/>
+          <w:sz w:val="28"/>
+          <w:szCs w:val="28"/>
+        </w:rPr>
+        <w:t xml:space="preserve">В ходе реализации игры «Анаграммы» был использован современный и удобный технический стек. Основным языком программирования выбран Python 3.14 </w:t>
+      </w:r>
+      <w:r>
+        <w:rPr>
+          <w:rFonts w:ascii="Times New Roman" w:hAnsi="Times New Roman" w:cs="Times New Roman"/>
+          <w:sz w:val="28"/>
+          <w:szCs w:val="28"/>
+        </w:rPr>
+        <w:t>–</w:t>
+      </w:r>
+      <w:r>
+        <w:rPr>
+          <w:rFonts w:ascii="Times New Roman" w:hAnsi="Times New Roman" w:cs="Times New Roman"/>
+          <w:sz w:val="28"/>
+          <w:szCs w:val="28"/>
+        </w:rPr>
+        <w:t xml:space="preserve"> новейшая стабильная версия на момент разработки. Для создания графического интерфейса применялась библиотека Custom Tkinter, которая позволяет получить современный и приятный внешний вид приложения. Для работы со звуком использовалась библиотека just_playback, обеспечивающая воспроизведение фоновой музыки и звуковых эффектов нажатия кнопок.</w:t>
+      </w:r>
+    </w:p>
+    <w:p>
+      <w:pPr>
+        <w:spacing w:after="0" w:line="360" w:lineRule="auto"/>
+        <w:ind w:firstLine="709"/>
+        <w:jc w:val="both"/>
+        <w:rPr>
+          <w:rFonts w:ascii="Times New Roman" w:hAnsi="Times New Roman" w:cs="Times New Roman"/>
+          <w:sz w:val="28"/>
+          <w:szCs w:val="28"/>
+        </w:rPr>
+      </w:pPr>
+      <w:r>
+        <w:rPr>
+          <w:rFonts w:ascii="Times New Roman" w:hAnsi="Times New Roman" w:cs="Times New Roman"/>
+          <w:sz w:val="28"/>
+          <w:szCs w:val="28"/>
+        </w:rPr>
+        <w:t>Проект имеет модульную структуру и состоит из двух основных файлов: words.py и game.py. Такой подход позволил разделить логику работы со словами и генерацией анаграмм от графического интерфейса и управления игровым процессом, что существенно повысило читаемость и удобство сопровождения кода.</w:t>
+      </w:r>
+    </w:p>
+    <w:p>
+      <w:pPr>
+        <w:spacing w:after="0" w:line="360" w:lineRule="auto"/>
+        <w:ind w:firstLine="709"/>
+        <w:jc w:val="both"/>
+        <w:rPr>
+          <w:rFonts w:ascii="Times New Roman" w:hAnsi="Times New Roman" w:cs="Times New Roman"/>
+          <w:sz w:val="28"/>
+          <w:szCs w:val="28"/>
+        </w:rPr>
+      </w:pPr>
+      <w:r>
+        <w:rPr>
+          <w:rFonts w:ascii="Times New Roman" w:hAnsi="Times New Roman" w:cs="Times New Roman"/>
+          <w:sz w:val="28"/>
+          <w:szCs w:val="28"/>
+        </w:rPr>
+        <w:t xml:space="preserve">Класс Word отвечает за всю работу со словарём. Он загружает слова из файла words.txt, где слова распределены по длине, определяет уровень сложности, выбирает случайное слово и генерирует из него анаграмму. </w:t>
+      </w:r>
+      <w:r>
+        <w:rPr>
+          <w:rFonts w:ascii="Times New Roman" w:hAnsi="Times New Roman" w:cs="Times New Roman"/>
+          <w:sz w:val="28"/>
+          <w:szCs w:val="28"/>
+        </w:rPr>
+        <w:lastRenderedPageBreak/>
+        <w:t>Алгоритм генерации анаграммы гарантирует, что перемешанное слово не будет совпадать с оригиналом.</w:t>
+      </w:r>
+    </w:p>
+    <w:p>
+      <w:pPr>
+        <w:spacing w:after="0" w:line="360" w:lineRule="auto"/>
+        <w:ind w:firstLine="709"/>
+        <w:jc w:val="both"/>
+        <w:rPr>
+          <w:rFonts w:ascii="Times New Roman" w:hAnsi="Times New Roman" w:cs="Times New Roman"/>
+          <w:sz w:val="28"/>
+          <w:szCs w:val="28"/>
+        </w:rPr>
+      </w:pPr>
+      <w:r>
+        <w:rPr>
+          <w:rFonts w:ascii="Times New Roman" w:hAnsi="Times New Roman" w:cs="Times New Roman"/>
+          <w:sz w:val="28"/>
+          <w:szCs w:val="28"/>
+        </w:rPr>
+        <w:t>Основная логика приложения реализована в классе Game, который наследуется от ctk.CTk. В нём реализованы все экраны интерфейса: главное меню, настройки, выбор уровня сложности и непосредственно игровое поле. При запуске игры происходит генерация анаграммы согласно выбранной сложности, отображение текущего счёта, анаграммы и поля для ввода ответа.</w:t>
+      </w:r>
+    </w:p>
+    <w:p>
+      <w:pPr>
+        <w:spacing w:after="0" w:line="360" w:lineRule="auto"/>
+        <w:ind w:firstLine="709"/>
+        <w:jc w:val="both"/>
+        <w:rPr>
+          <w:rFonts w:ascii="Times New Roman" w:hAnsi="Times New Roman" w:cs="Times New Roman"/>
+          <w:sz w:val="28"/>
+          <w:szCs w:val="28"/>
+        </w:rPr>
+      </w:pPr>
+      <w:r>
+        <w:rPr>
+          <w:rFonts w:ascii="Times New Roman" w:hAnsi="Times New Roman" w:cs="Times New Roman"/>
+          <w:sz w:val="28"/>
+          <w:szCs w:val="28"/>
+        </w:rPr>
+        <w:t>Особое внимание было уделено системе подсказок. Игрок может получить до двух подсказок на одно слово. Каждая подсказка открывает часть букв и снижает количество очков. После правильного ответа счёт увеличивается на длину угаданного слова, и автоматически загружается следующее задание. При неверном ответе поле ввода очищается.</w:t>
+      </w:r>
+    </w:p>
+    <w:p>
+      <w:pPr>
+        <w:spacing w:after="0" w:line="360" w:lineRule="auto"/>
+        <w:ind w:firstLine="709"/>
+        <w:jc w:val="both"/>
+        <w:rPr>
+          <w:rFonts w:ascii="Times New Roman" w:hAnsi="Times New Roman" w:cs="Times New Roman"/>
+          <w:sz w:val="28"/>
+          <w:szCs w:val="28"/>
+        </w:rPr>
+      </w:pPr>
+      <w:r>
+        <w:rPr>
+          <w:rFonts w:ascii="Times New Roman" w:hAnsi="Times New Roman" w:cs="Times New Roman"/>
+          <w:sz w:val="28"/>
+          <w:szCs w:val="28"/>
+        </w:rPr>
+        <w:t>Также была реализована звуковая составляющая: фоновая музыка с возможностью включения и отключения в настройках, а также звуковой эффект нажатия на кнопки. Переключение между экранами осуществляется через функцию очистки текущего фрейма, что обеспечивает чистую и стабильную работу интерфейса.</w:t>
+      </w:r>
+    </w:p>
+    <w:p>
+      <w:pPr>
+        <w:spacing w:after="0" w:line="360" w:lineRule="auto"/>
+        <w:ind w:firstLine="709"/>
+        <w:jc w:val="both"/>
+        <w:rPr>
+          <w:rFonts w:ascii="Times New Roman" w:hAnsi="Times New Roman" w:cs="Times New Roman"/>
+          <w:sz w:val="28"/>
+          <w:szCs w:val="28"/>
+        </w:rPr>
+      </w:pPr>
+      <w:r>
+        <w:rPr>
+          <w:rFonts w:ascii="Times New Roman" w:hAnsi="Times New Roman" w:cs="Times New Roman"/>
+          <w:sz w:val="28"/>
+          <w:szCs w:val="28"/>
+        </w:rPr>
+        <w:t>Вся разработка велась в среде PyCharm с использованием системы контроля версий GitHub Desktop. Код содержит достаточное количество комментариев и продуманную обработку возможных состояний интерфейса.</w:t>
+      </w:r>
+    </w:p>
+    <w:p>
+      <w:pPr>
+        <w:spacing w:after="0" w:line="360" w:lineRule="auto"/>
+        <w:ind w:firstLine="709"/>
+        <w:jc w:val="both"/>
+        <w:rPr>
+          <w:rFonts w:ascii="Times New Roman" w:hAnsi="Times New Roman" w:cs="Times New Roman"/>
+          <w:sz w:val="28"/>
+          <w:szCs w:val="28"/>
+        </w:rPr>
+      </w:pPr>
+      <w:r>
+        <w:rPr>
+          <w:rFonts w:ascii="Times New Roman" w:hAnsi="Times New Roman" w:cs="Times New Roman"/>
+          <w:sz w:val="28"/>
+          <w:szCs w:val="28"/>
+        </w:rPr>
+        <w:t>В результате была полностью реализована вся запланированная функциональность в соответствии с техническим заданием. Приложение работает стабильно, имеет интуитивно понятный интерфейс и соответствует требованиям к удобству использования.</w:t>
+      </w:r>
     </w:p>
     <w:p>
       <w:pPr>
@@ -17577,9 +18815,121 @@
           <w:rFonts w:ascii="Times New Roman" w:hAnsi="Times New Roman" w:cs="Times New Roman"/>
           <w:sz w:val="28"/>
           <w:szCs w:val="28"/>
-          <w:highlight w:val="yellow"/>
-        </w:rPr>
-      </w:pPr>
+        </w:rPr>
+      </w:pPr>
+      <w:r>
+        <w:rPr>
+          <w:rFonts w:ascii="Times New Roman" w:hAnsi="Times New Roman" w:cs="Times New Roman"/>
+          <w:sz w:val="28"/>
+          <w:szCs w:val="28"/>
+        </w:rPr>
+        <w:br w:type="page"/>
+      </w:r>
+    </w:p>
+    <w:p>
+      <w:pPr>
+        <w:pStyle w:val="1"/>
+        <w:spacing w:before="0" w:after="240" w:line="360" w:lineRule="auto"/>
+        <w:jc w:val="center"/>
+        <w:rPr>
+          <w:rFonts w:ascii="Times New Roman" w:hAnsi="Times New Roman" w:cs="Times New Roman"/>
+          <w:b/>
+          <w:bCs/>
+          <w:color w:val="auto"/>
+        </w:rPr>
+      </w:pPr>
+      <w:bookmarkStart w:id="12" w:name="_Toc230392663"/>
+      <w:r>
+        <w:rPr>
+          <w:rFonts w:ascii="Times New Roman" w:hAnsi="Times New Roman" w:cs="Times New Roman"/>
+          <w:b/>
+          <w:bCs/>
+          <w:color w:val="auto"/>
+        </w:rPr>
+        <w:lastRenderedPageBreak/>
+        <w:t>ЗАКЛЮЧЕНИЕ</w:t>
+      </w:r>
+      <w:bookmarkEnd w:id="12"/>
+    </w:p>
+    <w:p>
+      <w:pPr>
+        <w:spacing w:after="0" w:line="360" w:lineRule="auto"/>
+        <w:ind w:firstLine="709"/>
+        <w:jc w:val="both"/>
+        <w:rPr>
+          <w:rFonts w:ascii="Times New Roman" w:hAnsi="Times New Roman" w:cs="Times New Roman"/>
+          <w:sz w:val="28"/>
+          <w:szCs w:val="28"/>
+        </w:rPr>
+      </w:pPr>
+      <w:r>
+        <w:rPr>
+          <w:rFonts w:ascii="Times New Roman" w:hAnsi="Times New Roman" w:cs="Times New Roman"/>
+          <w:sz w:val="28"/>
+          <w:szCs w:val="28"/>
+        </w:rPr>
+        <w:t>В ходе учебной практики ПМ.05 была успешно разработана игра «Анаграммы» на языке Python с использованием библиотеки Custom Tkinter.</w:t>
+      </w:r>
+    </w:p>
+    <w:p>
+      <w:pPr>
+        <w:spacing w:after="0" w:line="360" w:lineRule="auto"/>
+        <w:ind w:firstLine="709"/>
+        <w:jc w:val="both"/>
+        <w:rPr>
+          <w:rFonts w:ascii="Times New Roman" w:hAnsi="Times New Roman" w:cs="Times New Roman"/>
+          <w:sz w:val="28"/>
+          <w:szCs w:val="28"/>
+        </w:rPr>
+      </w:pPr>
+      <w:r>
+        <w:rPr>
+          <w:rFonts w:ascii="Times New Roman" w:hAnsi="Times New Roman" w:cs="Times New Roman"/>
+          <w:sz w:val="28"/>
+          <w:szCs w:val="28"/>
+        </w:rPr>
+        <w:t>В процессе работы выполнены все этапы: анализ предметной области, проектирование, прототипирование интерфейса, программная реализация, тестирование и подготовка документации. Приложение получило удобный графический интерфейс, систему подсказок, музыкальное сопровождение и три уровня сложности.</w:t>
+      </w:r>
+    </w:p>
+    <w:p>
+      <w:pPr>
+        <w:spacing w:after="0" w:line="360" w:lineRule="auto"/>
+        <w:ind w:firstLine="709"/>
+        <w:jc w:val="both"/>
+        <w:rPr>
+          <w:rFonts w:ascii="Times New Roman" w:hAnsi="Times New Roman" w:cs="Times New Roman"/>
+          <w:sz w:val="28"/>
+          <w:szCs w:val="28"/>
+        </w:rPr>
+      </w:pPr>
+      <w:r>
+        <w:rPr>
+          <w:rFonts w:ascii="Times New Roman" w:hAnsi="Times New Roman" w:cs="Times New Roman"/>
+          <w:sz w:val="28"/>
+          <w:szCs w:val="28"/>
+        </w:rPr>
+        <w:t>Поставленные цели и задачи практики выполнены в полном объёме. Полученные знания и навыки разработки прикладного ПО будут полезны в дальнейшей профессиональной деятельности.</w:t>
+      </w:r>
+    </w:p>
+    <w:p>
+      <w:pPr>
+        <w:spacing w:after="0" w:line="360" w:lineRule="auto"/>
+        <w:ind w:firstLine="709"/>
+        <w:jc w:val="both"/>
+        <w:rPr>
+          <w:rFonts w:ascii="Times New Roman" w:hAnsi="Times New Roman" w:cs="Times New Roman"/>
+          <w:sz w:val="28"/>
+          <w:szCs w:val="28"/>
+        </w:rPr>
+      </w:pPr>
+      <w:r>
+        <w:rPr>
+          <w:rFonts w:ascii="Times New Roman" w:hAnsi="Times New Roman" w:cs="Times New Roman"/>
+          <w:sz w:val="28"/>
+          <w:szCs w:val="28"/>
+        </w:rPr>
+        <w:t>Разработанная игра может быть использована как для развлечения, так и в образовательных целях.</w:t>
+      </w:r>
     </w:p>
     <w:p>
       <w:pPr>
@@ -17590,17 +18940,299 @@
           <w:rFonts w:ascii="Times New Roman" w:hAnsi="Times New Roman" w:cs="Times New Roman"/>
           <w:sz w:val="28"/>
           <w:szCs w:val="28"/>
-          <w:highlight w:val="yellow"/>
-        </w:rPr>
-      </w:pPr>
-      <w:r>
-        <w:rPr>
-          <w:rFonts w:ascii="Times New Roman" w:hAnsi="Times New Roman" w:cs="Times New Roman"/>
-          <w:sz w:val="28"/>
-          <w:szCs w:val="28"/>
-          <w:highlight w:val="yellow"/>
-        </w:rPr>
-        <w:t>Далее тут добавятся еще разделы и подразделы…</w:t>
+        </w:rPr>
+      </w:pPr>
+      <w:r>
+        <w:rPr>
+          <w:rFonts w:ascii="Times New Roman" w:hAnsi="Times New Roman" w:cs="Times New Roman"/>
+          <w:sz w:val="28"/>
+          <w:szCs w:val="28"/>
+        </w:rPr>
+        <w:br w:type="page"/>
+      </w:r>
+    </w:p>
+    <w:p>
+      <w:pPr>
+        <w:pStyle w:val="1"/>
+        <w:spacing w:before="0" w:after="240"/>
+        <w:jc w:val="center"/>
+      </w:pPr>
+      <w:bookmarkStart w:id="13" w:name="_Toc230392664"/>
+      <w:r>
+        <w:rPr>
+          <w:rFonts w:ascii="Times New Roman" w:hAnsi="Times New Roman" w:cs="Times New Roman"/>
+          <w:b/>
+          <w:bCs/>
+          <w:color w:val="auto"/>
+        </w:rPr>
+        <w:lastRenderedPageBreak/>
+        <w:t>СПИСОК ИСПОЛЬЗОВАННЫХ ИСТОЧНИКОВ</w:t>
+      </w:r>
+      <w:bookmarkEnd w:id="13"/>
+    </w:p>
+    <w:p>
+      <w:pPr>
+        <w:spacing w:after="0" w:line="360" w:lineRule="auto"/>
+        <w:ind w:firstLine="709"/>
+        <w:jc w:val="both"/>
+        <w:rPr>
+          <w:rFonts w:ascii="Times New Roman" w:hAnsi="Times New Roman" w:cs="Times New Roman"/>
+          <w:sz w:val="28"/>
+          <w:szCs w:val="28"/>
+        </w:rPr>
+      </w:pPr>
+      <w:r>
+        <w:rPr>
+          <w:rFonts w:ascii="Times New Roman" w:hAnsi="Times New Roman" w:cs="Times New Roman"/>
+          <w:sz w:val="28"/>
+          <w:szCs w:val="28"/>
+        </w:rPr>
+        <w:t xml:space="preserve">1. Python Software Foundation. Python 3.14 Documentation [Электронный ресурс]. – Режим доступа: https://docs.python.org/3/ (дата обращения: 20.05.2026).  </w:t>
+      </w:r>
+    </w:p>
+    <w:p>
+      <w:pPr>
+        <w:spacing w:after="0" w:line="360" w:lineRule="auto"/>
+        <w:ind w:firstLine="709"/>
+        <w:jc w:val="both"/>
+        <w:rPr>
+          <w:rFonts w:ascii="Times New Roman" w:hAnsi="Times New Roman" w:cs="Times New Roman"/>
+          <w:sz w:val="28"/>
+          <w:szCs w:val="28"/>
+        </w:rPr>
+      </w:pPr>
+      <w:r>
+        <w:rPr>
+          <w:rFonts w:ascii="Times New Roman" w:hAnsi="Times New Roman" w:cs="Times New Roman"/>
+          <w:sz w:val="28"/>
+          <w:szCs w:val="28"/>
+        </w:rPr>
+        <w:t xml:space="preserve">2. Custom Tkinter. Custom Tkinter Documentation [Электронный ресурс]. – Режим доступа: https://customtkinter.tomschimansky.com/ (дата обращения: 20.05.2026).  </w:t>
+      </w:r>
+    </w:p>
+    <w:p>
+      <w:pPr>
+        <w:spacing w:after="0" w:line="360" w:lineRule="auto"/>
+        <w:ind w:firstLine="709"/>
+        <w:jc w:val="both"/>
+        <w:rPr>
+          <w:rFonts w:ascii="Times New Roman" w:hAnsi="Times New Roman" w:cs="Times New Roman"/>
+          <w:sz w:val="28"/>
+          <w:szCs w:val="28"/>
+        </w:rPr>
+      </w:pPr>
+      <w:r>
+        <w:rPr>
+          <w:rFonts w:ascii="Times New Roman" w:hAnsi="Times New Roman" w:cs="Times New Roman"/>
+          <w:sz w:val="28"/>
+          <w:szCs w:val="28"/>
+        </w:rPr>
+        <w:t xml:space="preserve">3. just_playback Library. just_playback Documentation [Электронный ресурс]. – Режим доступа: https://github.com/cheezeck/just_playback (дата обращения: 20.05.2026).  </w:t>
+      </w:r>
+    </w:p>
+    <w:p>
+      <w:pPr>
+        <w:spacing w:after="0" w:line="360" w:lineRule="auto"/>
+        <w:ind w:firstLine="709"/>
+        <w:jc w:val="both"/>
+        <w:rPr>
+          <w:rFonts w:ascii="Times New Roman" w:hAnsi="Times New Roman" w:cs="Times New Roman"/>
+          <w:sz w:val="28"/>
+          <w:szCs w:val="28"/>
+        </w:rPr>
+      </w:pPr>
+      <w:r>
+        <w:rPr>
+          <w:rFonts w:ascii="Times New Roman" w:hAnsi="Times New Roman" w:cs="Times New Roman"/>
+          <w:sz w:val="28"/>
+          <w:szCs w:val="28"/>
+        </w:rPr>
+        <w:t xml:space="preserve">4. JetBrains s.r.o. PyCharm Community Edition Documentation [Электронный ресурс]. – Режим доступа: https://www.jetbrains.com/pycharm/ (дата обращения: 20.05.2026).  </w:t>
+      </w:r>
+    </w:p>
+    <w:p>
+      <w:pPr>
+        <w:spacing w:after="0" w:line="360" w:lineRule="auto"/>
+        <w:ind w:firstLine="709"/>
+        <w:jc w:val="both"/>
+        <w:rPr>
+          <w:rFonts w:ascii="Times New Roman" w:hAnsi="Times New Roman" w:cs="Times New Roman"/>
+          <w:sz w:val="28"/>
+          <w:szCs w:val="28"/>
+        </w:rPr>
+      </w:pPr>
+      <w:r>
+        <w:rPr>
+          <w:rFonts w:ascii="Times New Roman" w:hAnsi="Times New Roman" w:cs="Times New Roman"/>
+          <w:sz w:val="28"/>
+          <w:szCs w:val="28"/>
+        </w:rPr>
+        <w:t xml:space="preserve">5. Figma, Inc. Figma Help Center [Электронный ресурс]. – Режим доступа: https://help.figma.com (дата обращения: 18.05.2026).  </w:t>
+      </w:r>
+    </w:p>
+    <w:p>
+      <w:pPr>
+        <w:spacing w:after="0" w:line="360" w:lineRule="auto"/>
+        <w:ind w:firstLine="709"/>
+        <w:jc w:val="both"/>
+        <w:rPr>
+          <w:rFonts w:ascii="Times New Roman" w:hAnsi="Times New Roman" w:cs="Times New Roman"/>
+          <w:sz w:val="28"/>
+          <w:szCs w:val="28"/>
+        </w:rPr>
+      </w:pPr>
+      <w:r>
+        <w:rPr>
+          <w:rFonts w:ascii="Times New Roman" w:hAnsi="Times New Roman" w:cs="Times New Roman"/>
+          <w:sz w:val="28"/>
+          <w:szCs w:val="28"/>
+        </w:rPr>
+        <w:t xml:space="preserve">6. Git SCM. Git Documentation [Электронный ресурс]. – Режим доступа: https://git-scm.com/doc (дата обращения: 20.05.2026).  </w:t>
+      </w:r>
+    </w:p>
+    <w:p>
+      <w:pPr>
+        <w:spacing w:after="0" w:line="360" w:lineRule="auto"/>
+        <w:ind w:firstLine="709"/>
+        <w:jc w:val="both"/>
+        <w:rPr>
+          <w:rFonts w:ascii="Times New Roman" w:hAnsi="Times New Roman" w:cs="Times New Roman"/>
+          <w:sz w:val="28"/>
+          <w:szCs w:val="28"/>
+        </w:rPr>
+      </w:pPr>
+      <w:r>
+        <w:rPr>
+          <w:rFonts w:ascii="Times New Roman" w:hAnsi="Times New Roman" w:cs="Times New Roman"/>
+          <w:sz w:val="28"/>
+          <w:szCs w:val="28"/>
+        </w:rPr>
+        <w:t xml:space="preserve">7. Анализ аналогов анаграммных игр [Электронный ресурс]. – Режим доступа: https://www.google.com/search?q=anagram+games (дата обращения: 12.05.2026).  </w:t>
+      </w:r>
+    </w:p>
+    <w:p>
+      <w:pPr>
+        <w:spacing w:after="0" w:line="360" w:lineRule="auto"/>
+        <w:ind w:firstLine="709"/>
+        <w:jc w:val="both"/>
+        <w:rPr>
+          <w:rFonts w:ascii="Times New Roman" w:hAnsi="Times New Roman" w:cs="Times New Roman"/>
+          <w:sz w:val="28"/>
+          <w:szCs w:val="28"/>
+        </w:rPr>
+      </w:pPr>
+      <w:r>
+        <w:rPr>
+          <w:rFonts w:ascii="Times New Roman" w:hAnsi="Times New Roman" w:cs="Times New Roman"/>
+          <w:sz w:val="28"/>
+          <w:szCs w:val="28"/>
+        </w:rPr>
+        <w:t xml:space="preserve">8. ГОСТ 2.105–2019. Единая система конструкторской документации. Общие требования к текстовым документам.  </w:t>
+      </w:r>
+    </w:p>
+    <w:p>
+      <w:pPr>
+        <w:spacing w:after="0" w:line="360" w:lineRule="auto"/>
+        <w:ind w:firstLine="709"/>
+        <w:jc w:val="both"/>
+        <w:rPr>
+          <w:rFonts w:ascii="Times New Roman" w:hAnsi="Times New Roman" w:cs="Times New Roman"/>
+          <w:sz w:val="28"/>
+          <w:szCs w:val="28"/>
+        </w:rPr>
+      </w:pPr>
+      <w:r>
+        <w:rPr>
+          <w:rFonts w:ascii="Times New Roman" w:hAnsi="Times New Roman" w:cs="Times New Roman"/>
+          <w:sz w:val="28"/>
+          <w:szCs w:val="28"/>
+        </w:rPr>
+        <w:t xml:space="preserve">9. ГОСТ 7.32–2017. Система стандартов по информации, библиотечному и издательскому делу. Отчет о научно-исследовательской работе. Структура и правила оформления.  </w:t>
+      </w:r>
+    </w:p>
+    <w:p>
+      <w:pPr>
+        <w:spacing w:after="0" w:line="360" w:lineRule="auto"/>
+        <w:ind w:firstLine="709"/>
+        <w:jc w:val="both"/>
+        <w:rPr>
+          <w:rFonts w:ascii="Times New Roman" w:hAnsi="Times New Roman" w:cs="Times New Roman"/>
+          <w:sz w:val="28"/>
+          <w:szCs w:val="28"/>
+        </w:rPr>
+      </w:pPr>
+      <w:r>
+        <w:rPr>
+          <w:rFonts w:ascii="Times New Roman" w:hAnsi="Times New Roman" w:cs="Times New Roman"/>
+          <w:sz w:val="28"/>
+          <w:szCs w:val="28"/>
+        </w:rPr>
+        <w:t xml:space="preserve">10. СТП ВятГУ 101–2004. Общие требования к оформлению текстовых документов.  </w:t>
+      </w:r>
+    </w:p>
+    <w:p>
+      <w:pPr>
+        <w:spacing w:after="0" w:line="360" w:lineRule="auto"/>
+        <w:ind w:firstLine="709"/>
+        <w:jc w:val="both"/>
+        <w:rPr>
+          <w:rFonts w:ascii="Times New Roman" w:hAnsi="Times New Roman" w:cs="Times New Roman"/>
+          <w:sz w:val="28"/>
+          <w:szCs w:val="28"/>
+        </w:rPr>
+      </w:pPr>
+      <w:r>
+        <w:rPr>
+          <w:rFonts w:ascii="Times New Roman" w:hAnsi="Times New Roman" w:cs="Times New Roman"/>
+          <w:sz w:val="28"/>
+          <w:szCs w:val="28"/>
+        </w:rPr>
+        <w:t>11. ГОСТ 34.602–2020. Информационные технологии. Комплекс стандартов на автоматизированные системы. Техническое задание на создание автоматизированной системы.</w:t>
+      </w:r>
+      <w:r>
+        <w:rPr>
+          <w:rFonts w:ascii="Times New Roman" w:hAnsi="Times New Roman" w:cs="Times New Roman"/>
+          <w:sz w:val="28"/>
+          <w:szCs w:val="28"/>
+        </w:rPr>
+        <w:br w:type="page"/>
+      </w:r>
+    </w:p>
+    <w:p>
+      <w:pPr>
+        <w:pStyle w:val="1"/>
+        <w:jc w:val="center"/>
+      </w:pPr>
+      <w:bookmarkStart w:id="14" w:name="_Toc230392665"/>
+      <w:r>
+        <w:rPr>
+          <w:rFonts w:ascii="Times New Roman" w:hAnsi="Times New Roman" w:cs="Times New Roman"/>
+          <w:b/>
+          <w:bCs/>
+          <w:color w:val="auto"/>
+        </w:rPr>
+        <w:lastRenderedPageBreak/>
+        <w:t>ПРИЛОЖЕНИЕ А</w:t>
+      </w:r>
+      <w:bookmarkEnd w:id="14"/>
+    </w:p>
+    <w:p>
+      <w:pPr>
+        <w:spacing w:after="0" w:line="360" w:lineRule="auto"/>
+        <w:jc w:val="center"/>
+        <w:rPr>
+          <w:rFonts w:ascii="Times New Roman" w:hAnsi="Times New Roman" w:cs="Times New Roman"/>
+          <w:sz w:val="28"/>
+          <w:szCs w:val="28"/>
+        </w:rPr>
+      </w:pPr>
+      <w:r>
+        <w:rPr>
+          <w:rFonts w:ascii="Times New Roman" w:hAnsi="Times New Roman" w:cs="Times New Roman"/>
+          <w:sz w:val="28"/>
+          <w:szCs w:val="28"/>
+        </w:rPr>
+        <w:t>Техническое задание</w:t>
       </w:r>
     </w:p>
     <w:p>
@@ -17614,27 +19246,114 @@
           <w:szCs w:val="28"/>
         </w:rPr>
       </w:pPr>
-      <w:r>
-        <w:rPr>
-          <w:rFonts w:ascii="Times New Roman" w:hAnsi="Times New Roman" w:cs="Times New Roman"/>
-          <w:sz w:val="28"/>
-          <w:szCs w:val="28"/>
-        </w:rPr>
-        <w:br w:type="page"/>
-      </w:r>
     </w:p>
     <w:p>
       <w:pPr>
+        <w:spacing w:line="360" w:lineRule="auto"/>
+        <w:ind w:firstLine="709"/>
+        <w:jc w:val="both"/>
+        <w:rPr>
+          <w:rFonts w:ascii="Times New Roman" w:hAnsi="Times New Roman" w:cs="Times New Roman"/>
+          <w:sz w:val="28"/>
+          <w:szCs w:val="28"/>
+        </w:rPr>
+      </w:pPr>
+    </w:p>
+    <w:p>
+      <w:pPr>
+        <w:spacing w:line="360" w:lineRule="auto"/>
+        <w:ind w:firstLine="709"/>
+        <w:jc w:val="both"/>
+        <w:rPr>
+          <w:rFonts w:ascii="Times New Roman" w:hAnsi="Times New Roman" w:cs="Times New Roman"/>
+          <w:sz w:val="28"/>
+          <w:szCs w:val="28"/>
+        </w:rPr>
+      </w:pPr>
+      <w:r>
+        <w:rPr>
+          <w:rFonts w:ascii="Times New Roman" w:hAnsi="Times New Roman" w:cs="Times New Roman"/>
+          <w:sz w:val="28"/>
+          <w:szCs w:val="28"/>
+        </w:rPr>
+        <w:br w:type="page"/>
+      </w:r>
+    </w:p>
+    <w:p>
+      <w:pPr>
         <w:pStyle w:val="1"/>
-        <w:spacing w:line="360" w:lineRule="auto"/>
         <w:jc w:val="center"/>
+      </w:pPr>
+      <w:bookmarkStart w:id="15" w:name="_Toc230392666"/>
+      <w:r>
         <w:rPr>
           <w:rFonts w:ascii="Times New Roman" w:hAnsi="Times New Roman" w:cs="Times New Roman"/>
           <w:b/>
           <w:bCs/>
           <w:color w:val="auto"/>
         </w:rPr>
-      </w:pPr>
+        <w:lastRenderedPageBreak/>
+        <w:t>ПРИЛОЖЕНИЕ Б</w:t>
+      </w:r>
+      <w:bookmarkEnd w:id="15"/>
+    </w:p>
+    <w:p>
+      <w:pPr>
+        <w:spacing w:after="0" w:line="360" w:lineRule="auto"/>
+        <w:jc w:val="center"/>
+        <w:rPr>
+          <w:rFonts w:ascii="Times New Roman" w:hAnsi="Times New Roman" w:cs="Times New Roman"/>
+          <w:sz w:val="28"/>
+          <w:szCs w:val="28"/>
+        </w:rPr>
+      </w:pPr>
+      <w:r>
+        <w:rPr>
+          <w:rFonts w:ascii="Times New Roman" w:hAnsi="Times New Roman" w:cs="Times New Roman"/>
+          <w:sz w:val="28"/>
+          <w:szCs w:val="28"/>
+        </w:rPr>
+        <w:t>Программа и методика испытаний</w:t>
+      </w:r>
+    </w:p>
+    <w:p>
+      <w:pPr>
+        <w:spacing w:line="360" w:lineRule="auto"/>
+        <w:ind w:firstLine="709"/>
+        <w:jc w:val="both"/>
+        <w:rPr>
+          <w:rFonts w:ascii="Times New Roman" w:hAnsi="Times New Roman" w:cs="Times New Roman"/>
+          <w:sz w:val="28"/>
+          <w:szCs w:val="28"/>
+        </w:rPr>
+      </w:pPr>
+    </w:p>
+    <w:p>
+      <w:pPr>
+        <w:spacing w:line="360" w:lineRule="auto"/>
+        <w:ind w:firstLine="709"/>
+        <w:jc w:val="both"/>
+        <w:rPr>
+          <w:rFonts w:ascii="Times New Roman" w:hAnsi="Times New Roman" w:cs="Times New Roman"/>
+          <w:sz w:val="28"/>
+          <w:szCs w:val="28"/>
+        </w:rPr>
+      </w:pPr>
+      <w:r>
+        <w:rPr>
+          <w:rFonts w:ascii="Times New Roman" w:hAnsi="Times New Roman" w:cs="Times New Roman"/>
+          <w:sz w:val="28"/>
+          <w:szCs w:val="28"/>
+        </w:rPr>
+        <w:br w:type="page"/>
+      </w:r>
+    </w:p>
+    <w:p>
+      <w:pPr>
+        <w:pStyle w:val="1"/>
+        <w:jc w:val="center"/>
+      </w:pPr>
+      <w:bookmarkStart w:id="16" w:name="_Toc230392667"/>
       <w:r>
         <w:rPr>
           <w:rFonts w:ascii="Times New Roman" w:hAnsi="Times New Roman" w:cs="Times New Roman"/>
@@ -17643,19 +19362,23 @@
           <w:color w:val="auto"/>
         </w:rPr>
         <w:lastRenderedPageBreak/>
-        <w:t>ЗАКЛЮЧЕНИЕ</w:t>
-      </w:r>
+        <w:t>ПРИЛОЖЕНИЕ В</w:t>
+      </w:r>
+      <w:bookmarkEnd w:id="16"/>
     </w:p>
     <w:p>
       <w:pPr>
-        <w:spacing w:after="0" w:line="360" w:lineRule="auto"/>
+        <w:spacing w:after="0"/>
         <w:jc w:val="center"/>
-        <w:rPr>
-          <w:rFonts w:ascii="Times New Roman" w:hAnsi="Times New Roman" w:cs="Times New Roman"/>
-          <w:sz w:val="28"/>
-          <w:szCs w:val="28"/>
-        </w:rPr>
-      </w:pPr>
+      </w:pPr>
+      <w:r>
+        <w:rPr>
+          <w:rFonts w:ascii="Times New Roman" w:hAnsi="Times New Roman" w:cs="Times New Roman"/>
+          <w:sz w:val="28"/>
+          <w:szCs w:val="28"/>
+        </w:rPr>
+        <w:t>Руководство пользователя</w:t>
+      </w:r>
     </w:p>
     <w:p>
       <w:pPr>
@@ -17668,14 +19391,6 @@
           <w:szCs w:val="28"/>
         </w:rPr>
       </w:pPr>
-      <w:r>
-        <w:rPr>
-          <w:rFonts w:ascii="Times New Roman" w:hAnsi="Times New Roman" w:cs="Times New Roman"/>
-          <w:sz w:val="28"/>
-          <w:szCs w:val="28"/>
-        </w:rPr>
-        <w:t>Необходимо</w:t>
-      </w:r>
     </w:p>
     <w:p>
       <w:pPr>
@@ -17702,6 +19417,7 @@
         <w:pStyle w:val="1"/>
         <w:jc w:val="center"/>
       </w:pPr>
+      <w:bookmarkStart w:id="17" w:name="_Toc230392668"/>
       <w:r>
         <w:rPr>
           <w:rFonts w:ascii="Times New Roman" w:hAnsi="Times New Roman" w:cs="Times New Roman"/>
@@ -17710,19 +19426,23 @@
           <w:color w:val="auto"/>
         </w:rPr>
         <w:lastRenderedPageBreak/>
-        <w:t>СПИСОК ИСПОЛЬЗОВАННЫХ ИСТОЧНИКОВ</w:t>
-      </w:r>
+        <w:t>ПРИЛОЖЕНИЕ Г</w:t>
+      </w:r>
+      <w:bookmarkEnd w:id="17"/>
     </w:p>
     <w:p>
       <w:pPr>
-        <w:spacing w:after="0" w:line="360" w:lineRule="auto"/>
+        <w:spacing w:after="0"/>
         <w:jc w:val="center"/>
-        <w:rPr>
-          <w:rFonts w:ascii="Times New Roman" w:hAnsi="Times New Roman" w:cs="Times New Roman"/>
-          <w:sz w:val="28"/>
-          <w:szCs w:val="28"/>
-        </w:rPr>
-      </w:pPr>
+      </w:pPr>
+      <w:r>
+        <w:rPr>
+          <w:rFonts w:ascii="Times New Roman" w:hAnsi="Times New Roman" w:cs="Times New Roman"/>
+          <w:sz w:val="28"/>
+          <w:szCs w:val="28"/>
+        </w:rPr>
+        <w:t>Исходный код</w:t>
+      </w:r>
     </w:p>
     <w:p>
       <w:pPr>
@@ -17736,284 +19456,14 @@
         </w:rPr>
       </w:pPr>
     </w:p>
-    <w:p>
-      <w:pPr>
-        <w:spacing w:line="360" w:lineRule="auto"/>
-        <w:ind w:firstLine="709"/>
-        <w:jc w:val="both"/>
-        <w:rPr>
-          <w:rFonts w:ascii="Times New Roman" w:hAnsi="Times New Roman" w:cs="Times New Roman"/>
-          <w:sz w:val="28"/>
-          <w:szCs w:val="28"/>
-        </w:rPr>
-      </w:pPr>
-      <w:r>
-        <w:rPr>
-          <w:rFonts w:ascii="Times New Roman" w:hAnsi="Times New Roman" w:cs="Times New Roman"/>
-          <w:sz w:val="28"/>
-          <w:szCs w:val="28"/>
-        </w:rPr>
-        <w:br w:type="page"/>
-      </w:r>
-    </w:p>
-    <w:p>
-      <w:pPr>
-        <w:pStyle w:val="1"/>
-        <w:jc w:val="center"/>
-      </w:pPr>
-      <w:r>
-        <w:rPr>
-          <w:rFonts w:ascii="Times New Roman" w:hAnsi="Times New Roman" w:cs="Times New Roman"/>
-          <w:b/>
-          <w:bCs/>
-          <w:color w:val="auto"/>
-        </w:rPr>
-        <w:lastRenderedPageBreak/>
-        <w:t>ПРИЛОЖЕНИЕ А</w:t>
-      </w:r>
-    </w:p>
-    <w:p>
-      <w:pPr>
-        <w:spacing w:after="0" w:line="360" w:lineRule="auto"/>
-        <w:jc w:val="center"/>
-        <w:rPr>
-          <w:rFonts w:ascii="Times New Roman" w:hAnsi="Times New Roman" w:cs="Times New Roman"/>
-          <w:sz w:val="28"/>
-          <w:szCs w:val="28"/>
-        </w:rPr>
-      </w:pPr>
-      <w:r>
-        <w:rPr>
-          <w:rFonts w:ascii="Times New Roman" w:hAnsi="Times New Roman" w:cs="Times New Roman"/>
-          <w:sz w:val="28"/>
-          <w:szCs w:val="28"/>
-        </w:rPr>
-        <w:t>Техническое задание</w:t>
-      </w:r>
-    </w:p>
-    <w:p>
-      <w:pPr>
-        <w:spacing w:line="360" w:lineRule="auto"/>
-        <w:ind w:firstLine="709"/>
-        <w:jc w:val="both"/>
-        <w:rPr>
-          <w:rFonts w:ascii="Times New Roman" w:hAnsi="Times New Roman" w:cs="Times New Roman"/>
-          <w:sz w:val="28"/>
-          <w:szCs w:val="28"/>
-        </w:rPr>
-      </w:pPr>
-    </w:p>
-    <w:p>
-      <w:pPr>
-        <w:spacing w:line="360" w:lineRule="auto"/>
-        <w:ind w:firstLine="709"/>
-        <w:jc w:val="both"/>
-        <w:rPr>
-          <w:rFonts w:ascii="Times New Roman" w:hAnsi="Times New Roman" w:cs="Times New Roman"/>
-          <w:sz w:val="28"/>
-          <w:szCs w:val="28"/>
-        </w:rPr>
-      </w:pPr>
-    </w:p>
-    <w:p>
-      <w:pPr>
-        <w:spacing w:line="360" w:lineRule="auto"/>
-        <w:ind w:firstLine="709"/>
-        <w:jc w:val="both"/>
-        <w:rPr>
-          <w:rFonts w:ascii="Times New Roman" w:hAnsi="Times New Roman" w:cs="Times New Roman"/>
-          <w:sz w:val="28"/>
-          <w:szCs w:val="28"/>
-        </w:rPr>
-      </w:pPr>
-      <w:r>
-        <w:rPr>
-          <w:rFonts w:ascii="Times New Roman" w:hAnsi="Times New Roman" w:cs="Times New Roman"/>
-          <w:sz w:val="28"/>
-          <w:szCs w:val="28"/>
-        </w:rPr>
-        <w:br w:type="page"/>
-      </w:r>
-    </w:p>
-    <w:p>
-      <w:pPr>
-        <w:pStyle w:val="1"/>
-        <w:jc w:val="center"/>
-      </w:pPr>
-      <w:r>
-        <w:rPr>
-          <w:rFonts w:ascii="Times New Roman" w:hAnsi="Times New Roman" w:cs="Times New Roman"/>
-          <w:b/>
-          <w:bCs/>
-          <w:color w:val="auto"/>
-        </w:rPr>
-        <w:lastRenderedPageBreak/>
-        <w:t>ПРИЛОЖЕНИЕ Б</w:t>
-      </w:r>
-    </w:p>
-    <w:p>
-      <w:pPr>
-        <w:spacing w:after="0" w:line="360" w:lineRule="auto"/>
-        <w:jc w:val="center"/>
-        <w:rPr>
-          <w:rFonts w:ascii="Times New Roman" w:hAnsi="Times New Roman" w:cs="Times New Roman"/>
-          <w:sz w:val="28"/>
-          <w:szCs w:val="28"/>
-        </w:rPr>
-      </w:pPr>
-      <w:r>
-        <w:rPr>
-          <w:rFonts w:ascii="Times New Roman" w:hAnsi="Times New Roman" w:cs="Times New Roman"/>
-          <w:sz w:val="28"/>
-          <w:szCs w:val="28"/>
-        </w:rPr>
-        <w:t>Программа и методика испытаний</w:t>
-      </w:r>
-    </w:p>
-    <w:p>
-      <w:pPr>
-        <w:spacing w:line="360" w:lineRule="auto"/>
-        <w:ind w:firstLine="709"/>
-        <w:jc w:val="both"/>
-        <w:rPr>
-          <w:rFonts w:ascii="Times New Roman" w:hAnsi="Times New Roman" w:cs="Times New Roman"/>
-          <w:sz w:val="28"/>
-          <w:szCs w:val="28"/>
-        </w:rPr>
-      </w:pPr>
-    </w:p>
-    <w:p>
-      <w:pPr>
-        <w:spacing w:line="360" w:lineRule="auto"/>
-        <w:ind w:firstLine="709"/>
-        <w:jc w:val="both"/>
-        <w:rPr>
-          <w:rFonts w:ascii="Times New Roman" w:hAnsi="Times New Roman" w:cs="Times New Roman"/>
-          <w:sz w:val="28"/>
-          <w:szCs w:val="28"/>
-        </w:rPr>
-      </w:pPr>
-      <w:r>
-        <w:rPr>
-          <w:rFonts w:ascii="Times New Roman" w:hAnsi="Times New Roman" w:cs="Times New Roman"/>
-          <w:sz w:val="28"/>
-          <w:szCs w:val="28"/>
-        </w:rPr>
-        <w:br w:type="page"/>
-      </w:r>
-    </w:p>
-    <w:p>
-      <w:pPr>
-        <w:pStyle w:val="1"/>
-        <w:jc w:val="center"/>
-      </w:pPr>
-      <w:r>
-        <w:rPr>
-          <w:rFonts w:ascii="Times New Roman" w:hAnsi="Times New Roman" w:cs="Times New Roman"/>
-          <w:b/>
-          <w:bCs/>
-          <w:color w:val="auto"/>
-        </w:rPr>
-        <w:lastRenderedPageBreak/>
-        <w:t>ПРИЛОЖЕНИЕ В</w:t>
-      </w:r>
-    </w:p>
-    <w:p>
-      <w:pPr>
-        <w:spacing w:after="0"/>
-        <w:jc w:val="center"/>
-      </w:pPr>
-      <w:r>
-        <w:rPr>
-          <w:rFonts w:ascii="Times New Roman" w:hAnsi="Times New Roman" w:cs="Times New Roman"/>
-          <w:sz w:val="28"/>
-          <w:szCs w:val="28"/>
-        </w:rPr>
-        <w:t>Руководство пользователя</w:t>
-      </w:r>
-    </w:p>
-    <w:p>
-      <w:pPr>
-        <w:spacing w:line="360" w:lineRule="auto"/>
-        <w:ind w:firstLine="709"/>
-        <w:jc w:val="both"/>
-        <w:rPr>
-          <w:rFonts w:ascii="Times New Roman" w:hAnsi="Times New Roman" w:cs="Times New Roman"/>
-          <w:sz w:val="28"/>
-          <w:szCs w:val="28"/>
-        </w:rPr>
-      </w:pPr>
-    </w:p>
-    <w:p>
-      <w:pPr>
-        <w:spacing w:line="360" w:lineRule="auto"/>
-        <w:ind w:firstLine="709"/>
-        <w:jc w:val="both"/>
-        <w:rPr>
-          <w:rFonts w:ascii="Times New Roman" w:hAnsi="Times New Roman" w:cs="Times New Roman"/>
-          <w:sz w:val="28"/>
-          <w:szCs w:val="28"/>
-        </w:rPr>
-      </w:pPr>
-      <w:r>
-        <w:rPr>
-          <w:rFonts w:ascii="Times New Roman" w:hAnsi="Times New Roman" w:cs="Times New Roman"/>
-          <w:sz w:val="28"/>
-          <w:szCs w:val="28"/>
-        </w:rPr>
-        <w:br w:type="page"/>
-      </w:r>
-    </w:p>
-    <w:p>
-      <w:pPr>
-        <w:pStyle w:val="1"/>
-        <w:jc w:val="center"/>
-      </w:pPr>
-      <w:r>
-        <w:rPr>
-          <w:rFonts w:ascii="Times New Roman" w:hAnsi="Times New Roman" w:cs="Times New Roman"/>
-          <w:b/>
-          <w:bCs/>
-          <w:color w:val="auto"/>
-        </w:rPr>
-        <w:lastRenderedPageBreak/>
-        <w:t>ПРИЛОЖЕНИЕ Г</w:t>
-      </w:r>
-    </w:p>
-    <w:p>
-      <w:pPr>
-        <w:spacing w:after="0"/>
-        <w:jc w:val="center"/>
-      </w:pPr>
-      <w:r>
-        <w:rPr>
-          <w:rFonts w:ascii="Times New Roman" w:hAnsi="Times New Roman" w:cs="Times New Roman"/>
-          <w:sz w:val="28"/>
-          <w:szCs w:val="28"/>
-        </w:rPr>
-        <w:t>Исходный код</w:t>
-      </w:r>
-    </w:p>
-    <w:p>
-      <w:pPr>
-        <w:spacing w:line="360" w:lineRule="auto"/>
-        <w:ind w:firstLine="709"/>
-        <w:jc w:val="both"/>
-        <w:rPr>
-          <w:rFonts w:ascii="Times New Roman" w:hAnsi="Times New Roman" w:cs="Times New Roman"/>
-          <w:sz w:val="28"/>
-          <w:szCs w:val="28"/>
-        </w:rPr>
-      </w:pPr>
-    </w:p>
     <w:sectPr>
-      <w:headerReference w:type="default" r:id="rId19"/>
-      <w:footerReference w:type="default" r:id="rId20"/>
-      <w:headerReference w:type="first" r:id="rId21"/>
-      <w:footerReference w:type="first" r:id="rId22"/>
+      <w:headerReference w:type="default" r:id="rId21"/>
+      <w:footerReference w:type="default" r:id="rId22"/>
+      <w:headerReference w:type="first" r:id="rId23"/>
+      <w:footerReference w:type="first" r:id="rId24"/>
       <w:pgSz w:w="11906" w:h="16838"/>
       <w:pgMar w:top="1134" w:right="707" w:bottom="1134" w:left="1701" w:header="0" w:footer="709" w:gutter="0"/>
-      <w:pgNumType w:start="2"/>
+      <w:pgNumType w:start="0"/>
       <w:cols w:space="708"/>
       <w:titlePg/>
       <w:docGrid w:linePitch="360"/>
@@ -18102,26 +19552,55 @@
         <w:docPartUnique/>
       </w:docPartObj>
     </w:sdtPr>
-    <w:sdtEndPr/>
+    <w:sdtEndPr>
+      <w:rPr>
+        <w:rFonts w:ascii="Times New Roman" w:hAnsi="Times New Roman" w:cs="Times New Roman"/>
+        <w:color w:val="FFFFFF" w:themeColor="background1"/>
+      </w:rPr>
+    </w:sdtEndPr>
     <w:sdtContent>
       <w:p>
         <w:pPr>
           <w:pStyle w:val="ac"/>
           <w:jc w:val="center"/>
+          <w:rPr>
+            <w:rFonts w:ascii="Times New Roman" w:hAnsi="Times New Roman" w:cs="Times New Roman"/>
+            <w:color w:val="FFFFFF" w:themeColor="background1"/>
+          </w:rPr>
         </w:pPr>
         <w:r>
+          <w:rPr>
+            <w:rFonts w:ascii="Times New Roman" w:hAnsi="Times New Roman" w:cs="Times New Roman"/>
+            <w:color w:val="FFFFFF" w:themeColor="background1"/>
+          </w:rPr>
           <w:fldChar w:fldCharType="begin"/>
         </w:r>
         <w:r>
+          <w:rPr>
+            <w:rFonts w:ascii="Times New Roman" w:hAnsi="Times New Roman" w:cs="Times New Roman"/>
+            <w:color w:val="FFFFFF" w:themeColor="background1"/>
+          </w:rPr>
           <w:instrText>PAGE   \* MERGEFORMAT</w:instrText>
         </w:r>
         <w:r>
+          <w:rPr>
+            <w:rFonts w:ascii="Times New Roman" w:hAnsi="Times New Roman" w:cs="Times New Roman"/>
+            <w:color w:val="FFFFFF" w:themeColor="background1"/>
+          </w:rPr>
           <w:fldChar w:fldCharType="separate"/>
         </w:r>
         <w:r>
+          <w:rPr>
+            <w:rFonts w:ascii="Times New Roman" w:hAnsi="Times New Roman" w:cs="Times New Roman"/>
+            <w:color w:val="FFFFFF" w:themeColor="background1"/>
+          </w:rPr>
           <w:t>2</w:t>
         </w:r>
         <w:r>
+          <w:rPr>
+            <w:rFonts w:ascii="Times New Roman" w:hAnsi="Times New Roman" w:cs="Times New Roman"/>
+            <w:color w:val="FFFFFF" w:themeColor="background1"/>
+          </w:rPr>
           <w:fldChar w:fldCharType="end"/>
         </w:r>
       </w:p>
@@ -18185,25 +19664,7 @@
           <w:sz w:val="28"/>
           <w:szCs w:val="28"/>
         </w:rPr>
-        <w:t> «</w:t>
-      </w:r>
-      <w:proofErr w:type="spellStart"/>
-      <w:r>
-        <w:rPr>
-          <w:rFonts w:ascii="Times New Roman" w:hAnsi="Times New Roman" w:cs="Times New Roman"/>
-          <w:sz w:val="28"/>
-          <w:szCs w:val="28"/>
-        </w:rPr>
-        <w:t>Anagram</w:t>
-      </w:r>
-      <w:proofErr w:type="spellEnd"/>
-      <w:r>
-        <w:rPr>
-          <w:rFonts w:ascii="Times New Roman" w:hAnsi="Times New Roman" w:cs="Times New Roman"/>
-          <w:sz w:val="28"/>
-          <w:szCs w:val="28"/>
-        </w:rPr>
-        <w:t xml:space="preserve"> Wizard»: страница приложения // </w:t>
+        <w:t> «Anagram Wizard»: страница приложения // </w:t>
       </w:r>
       <w:hyperlink r:id="rId1" w:tgtFrame="_blank" w:history="1">
         <w:r>
@@ -18581,7 +20042,6 @@
           </w:rPr>
           <w:t>.</w:t>
         </w:r>
-        <w:proofErr w:type="spellStart"/>
         <w:r>
           <w:rPr>
             <w:rStyle w:val="a6"/>
@@ -18594,7 +20054,6 @@
           </w:rPr>
           <w:t>rollingpanda</w:t>
         </w:r>
-        <w:proofErr w:type="spellEnd"/>
         <w:r>
           <w:rPr>
             <w:rStyle w:val="a6"/>
@@ -18735,25 +20194,7 @@
           <w:sz w:val="28"/>
           <w:szCs w:val="28"/>
         </w:rPr>
-        <w:t> «</w:t>
-      </w:r>
-      <w:proofErr w:type="spellStart"/>
-      <w:r>
-        <w:rPr>
-          <w:rFonts w:ascii="Times New Roman" w:hAnsi="Times New Roman" w:cs="Times New Roman"/>
-          <w:sz w:val="28"/>
-          <w:szCs w:val="28"/>
-        </w:rPr>
-        <w:t>Anagram</w:t>
-      </w:r>
-      <w:proofErr w:type="spellEnd"/>
-      <w:r>
-        <w:rPr>
-          <w:rFonts w:ascii="Times New Roman" w:hAnsi="Times New Roman" w:cs="Times New Roman"/>
-          <w:sz w:val="28"/>
-          <w:szCs w:val="28"/>
-        </w:rPr>
-        <w:t xml:space="preserve"> - Word Games»: страница приложения // Google Play. – URL: </w:t>
+        <w:t> «Anagram - Word Games»: страница приложения // Google Play. – URL: </w:t>
       </w:r>
       <w:hyperlink r:id="rId4" w:tgtFrame="_blank" w:history="1">
         <w:r>

--- a/2 курс ВятГу/2 семестр/УП.05 Проектирование и разработка информационных систем/отчёты/итоговый/4. Основная часть отчета по практике УП.05 (1).docx
+++ b/2 курс ВятГу/2 семестр/УП.05 Проектирование и разработка информационных систем/отчёты/итоговый/4. Основная часть отчета по практике УП.05 (1).docx
@@ -197,8 +197,22 @@
           <w:vertAlign w:val="superscript"/>
           <w:lang w:eastAsia="ru-RU"/>
         </w:rPr>
-        <w:t>(должность,   </w:t>
-      </w:r>
+        <w:t>(</w:t>
+      </w:r>
+      <w:proofErr w:type="gramStart"/>
+      <w:r>
+        <w:rPr>
+          <w:rFonts w:ascii="Times New Roman" w:eastAsia="Times New Roman" w:hAnsi="Times New Roman" w:cs="Times New Roman"/>
+          <w:i/>
+          <w:iCs/>
+          <w:sz w:val="19"/>
+          <w:szCs w:val="19"/>
+          <w:vertAlign w:val="superscript"/>
+          <w:lang w:eastAsia="ru-RU"/>
+        </w:rPr>
+        <w:t>должность,   </w:t>
+      </w:r>
+      <w:proofErr w:type="gramEnd"/>
       <w:r>
         <w:rPr>
           <w:rFonts w:ascii="Times New Roman" w:eastAsia="Times New Roman" w:hAnsi="Times New Roman" w:cs="Times New Roman"/>
@@ -309,7 +323,27 @@
           <w:szCs w:val="24"/>
           <w:lang w:eastAsia="ru-RU"/>
         </w:rPr>
-        <w:t>Дата « __» _____________ 202_ год </w:t>
+        <w:t>Дата </w:t>
+      </w:r>
+      <w:proofErr w:type="gramStart"/>
+      <w:r>
+        <w:rPr>
+          <w:rFonts w:ascii="Times New Roman" w:eastAsia="Times New Roman" w:hAnsi="Times New Roman" w:cs="Times New Roman"/>
+          <w:sz w:val="24"/>
+          <w:szCs w:val="24"/>
+          <w:lang w:eastAsia="ru-RU"/>
+        </w:rPr>
+        <w:t>« _</w:t>
+      </w:r>
+      <w:proofErr w:type="gramEnd"/>
+      <w:r>
+        <w:rPr>
+          <w:rFonts w:ascii="Times New Roman" w:eastAsia="Times New Roman" w:hAnsi="Times New Roman" w:cs="Times New Roman"/>
+          <w:sz w:val="24"/>
+          <w:szCs w:val="24"/>
+          <w:lang w:eastAsia="ru-RU"/>
+        </w:rPr>
+        <w:t>_» _____________ 202_ год </w:t>
       </w:r>
     </w:p>
     <w:p>
@@ -1022,7 +1056,27 @@
                 <w:szCs w:val="24"/>
                 <w:lang w:eastAsia="ru-RU"/>
               </w:rPr>
-              <w:t>Колледж ВятГУ </w:t>
+              <w:t xml:space="preserve">Колледж </w:t>
+            </w:r>
+            <w:proofErr w:type="spellStart"/>
+            <w:r>
+              <w:rPr>
+                <w:rFonts w:ascii="Times New Roman" w:eastAsia="Times New Roman" w:hAnsi="Times New Roman" w:cs="Times New Roman"/>
+                <w:sz w:val="24"/>
+                <w:szCs w:val="24"/>
+                <w:lang w:eastAsia="ru-RU"/>
+              </w:rPr>
+              <w:t>ВятГУ</w:t>
+            </w:r>
+            <w:proofErr w:type="spellEnd"/>
+            <w:r>
+              <w:rPr>
+                <w:rFonts w:ascii="Times New Roman" w:eastAsia="Times New Roman" w:hAnsi="Times New Roman" w:cs="Times New Roman"/>
+                <w:sz w:val="24"/>
+                <w:szCs w:val="24"/>
+                <w:lang w:eastAsia="ru-RU"/>
+              </w:rPr>
+              <w:t> </w:t>
             </w:r>
           </w:p>
         </w:tc>
@@ -2816,7 +2870,27 @@
                 <w:lang w:eastAsia="ru-RU"/>
               </w:rPr>
               <w:br/>
-              <w:t>Колледж ВятГУ </w:t>
+              <w:t xml:space="preserve">Колледж </w:t>
+            </w:r>
+            <w:proofErr w:type="spellStart"/>
+            <w:r>
+              <w:rPr>
+                <w:rFonts w:ascii="Times New Roman" w:eastAsia="Times New Roman" w:hAnsi="Times New Roman" w:cs="Times New Roman"/>
+                <w:sz w:val="24"/>
+                <w:szCs w:val="24"/>
+                <w:lang w:eastAsia="ru-RU"/>
+              </w:rPr>
+              <w:t>ВятГУ</w:t>
+            </w:r>
+            <w:proofErr w:type="spellEnd"/>
+            <w:r>
+              <w:rPr>
+                <w:rFonts w:ascii="Times New Roman" w:eastAsia="Times New Roman" w:hAnsi="Times New Roman" w:cs="Times New Roman"/>
+                <w:sz w:val="24"/>
+                <w:szCs w:val="24"/>
+                <w:lang w:eastAsia="ru-RU"/>
+              </w:rPr>
+              <w:t> </w:t>
             </w:r>
           </w:p>
         </w:tc>
@@ -5684,7 +5758,27 @@
                 <w:lang w:eastAsia="ru-RU"/>
               </w:rPr>
               <w:br/>
-              <w:t>Колледж ВятГУ </w:t>
+              <w:t xml:space="preserve">Колледж </w:t>
+            </w:r>
+            <w:proofErr w:type="spellStart"/>
+            <w:r>
+              <w:rPr>
+                <w:rFonts w:ascii="Times New Roman" w:eastAsia="Times New Roman" w:hAnsi="Times New Roman" w:cs="Times New Roman"/>
+                <w:sz w:val="24"/>
+                <w:szCs w:val="24"/>
+                <w:lang w:eastAsia="ru-RU"/>
+              </w:rPr>
+              <w:t>ВятГУ</w:t>
+            </w:r>
+            <w:proofErr w:type="spellEnd"/>
+            <w:r>
+              <w:rPr>
+                <w:rFonts w:ascii="Times New Roman" w:eastAsia="Times New Roman" w:hAnsi="Times New Roman" w:cs="Times New Roman"/>
+                <w:sz w:val="24"/>
+                <w:szCs w:val="24"/>
+                <w:lang w:eastAsia="ru-RU"/>
+              </w:rPr>
+              <w:t> </w:t>
             </w:r>
           </w:p>
         </w:tc>
@@ -10619,6 +10713,8 @@
       <w:sdtPr>
         <w:rPr>
           <w:rFonts w:ascii="Times New Roman" w:eastAsia="Times New Roman" w:hAnsi="Times New Roman" w:cs="Times New Roman"/>
+          <w:b/>
+          <w:bCs/>
           <w:color w:val="auto"/>
           <w:sz w:val="28"/>
           <w:szCs w:val="28"/>
@@ -10632,7 +10728,9 @@
       </w:sdtPr>
       <w:sdtEndPr>
         <w:rPr>
-          <w:rFonts w:eastAsiaTheme="minorEastAsia"/>
+          <w:rFonts w:eastAsiaTheme="minorHAnsi"/>
+          <w:sz w:val="32"/>
+          <w:szCs w:val="32"/>
         </w:rPr>
       </w:sdtEndPr>
       <w:sdtContent>
@@ -10651,6 +10749,235 @@
         <w:p>
           <w:pPr>
             <w:pStyle w:val="11"/>
+            <w:contextualSpacing/>
+            <w:jc w:val="both"/>
+            <w:rPr>
+              <w:rFonts w:eastAsiaTheme="minorEastAsia"/>
+              <w:b w:val="0"/>
+              <w:bCs w:val="0"/>
+              <w:noProof/>
+              <w:kern w:val="2"/>
+              <w:sz w:val="28"/>
+              <w:szCs w:val="28"/>
+              <w:lang w:eastAsia="ru-RU"/>
+              <w14:ligatures w14:val="standardContextual"/>
+            </w:rPr>
+          </w:pPr>
+          <w:r>
+            <w:fldChar w:fldCharType="begin"/>
+          </w:r>
+          <w:r>
+            <w:instrText>TOC \o "1-3" \h \z \u</w:instrText>
+          </w:r>
+          <w:r>
+            <w:fldChar w:fldCharType="separate"/>
+          </w:r>
+          <w:hyperlink w:anchor="_Toc230428618" w:history="1">
+            <w:r>
+              <w:rPr>
+                <w:rStyle w:val="a6"/>
+                <w:b w:val="0"/>
+                <w:bCs w:val="0"/>
+                <w:noProof/>
+                <w:sz w:val="28"/>
+                <w:szCs w:val="28"/>
+              </w:rPr>
+              <w:t>1. СВЕДЕНИЯ О РАБОТЕ, ВЫПОЛНЕННОЙ В ПЕРИОД ПРОХОЖДЕНИЯ УЧЕБНОЙ ПРАКТИКИ</w:t>
+            </w:r>
+            <w:r>
+              <w:rPr>
+                <w:b w:val="0"/>
+                <w:bCs w:val="0"/>
+                <w:noProof/>
+                <w:webHidden/>
+                <w:sz w:val="28"/>
+                <w:szCs w:val="28"/>
+              </w:rPr>
+              <w:tab/>
+            </w:r>
+            <w:r>
+              <w:rPr>
+                <w:b w:val="0"/>
+                <w:bCs w:val="0"/>
+                <w:noProof/>
+                <w:webHidden/>
+                <w:sz w:val="28"/>
+                <w:szCs w:val="28"/>
+              </w:rPr>
+              <w:fldChar w:fldCharType="begin"/>
+            </w:r>
+            <w:r>
+              <w:rPr>
+                <w:b w:val="0"/>
+                <w:bCs w:val="0"/>
+                <w:noProof/>
+                <w:webHidden/>
+                <w:sz w:val="28"/>
+                <w:szCs w:val="28"/>
+              </w:rPr>
+              <w:instrText xml:space="preserve"> PAGEREF _Toc230428618 \h </w:instrText>
+            </w:r>
+            <w:r>
+              <w:rPr>
+                <w:b w:val="0"/>
+                <w:bCs w:val="0"/>
+                <w:noProof/>
+                <w:webHidden/>
+                <w:sz w:val="28"/>
+                <w:szCs w:val="28"/>
+              </w:rPr>
+            </w:r>
+            <w:r>
+              <w:rPr>
+                <w:b w:val="0"/>
+                <w:bCs w:val="0"/>
+                <w:noProof/>
+                <w:webHidden/>
+                <w:sz w:val="28"/>
+                <w:szCs w:val="28"/>
+              </w:rPr>
+              <w:fldChar w:fldCharType="separate"/>
+            </w:r>
+            <w:r>
+              <w:rPr>
+                <w:b w:val="0"/>
+                <w:bCs w:val="0"/>
+                <w:noProof/>
+                <w:webHidden/>
+                <w:sz w:val="28"/>
+                <w:szCs w:val="28"/>
+              </w:rPr>
+              <w:t>7</w:t>
+            </w:r>
+            <w:r>
+              <w:rPr>
+                <w:b w:val="0"/>
+                <w:bCs w:val="0"/>
+                <w:noProof/>
+                <w:webHidden/>
+                <w:sz w:val="28"/>
+                <w:szCs w:val="28"/>
+              </w:rPr>
+              <w:fldChar w:fldCharType="end"/>
+            </w:r>
+          </w:hyperlink>
+        </w:p>
+        <w:p>
+          <w:pPr>
+            <w:pStyle w:val="11"/>
+            <w:contextualSpacing/>
+            <w:jc w:val="both"/>
+            <w:rPr>
+              <w:rFonts w:eastAsiaTheme="minorEastAsia"/>
+              <w:b w:val="0"/>
+              <w:bCs w:val="0"/>
+              <w:noProof/>
+              <w:kern w:val="2"/>
+              <w:sz w:val="28"/>
+              <w:szCs w:val="28"/>
+              <w:lang w:eastAsia="ru-RU"/>
+              <w14:ligatures w14:val="standardContextual"/>
+            </w:rPr>
+          </w:pPr>
+          <w:hyperlink w:anchor="_Toc230428619" w:history="1">
+            <w:r>
+              <w:rPr>
+                <w:rStyle w:val="a6"/>
+                <w:b w:val="0"/>
+                <w:bCs w:val="0"/>
+                <w:noProof/>
+                <w:sz w:val="28"/>
+                <w:szCs w:val="28"/>
+              </w:rPr>
+              <w:t>2. НАСТРОЙКА РАБОЧЕГО ОКРУЖЕНИЯ</w:t>
+            </w:r>
+            <w:r>
+              <w:rPr>
+                <w:b w:val="0"/>
+                <w:bCs w:val="0"/>
+                <w:noProof/>
+                <w:webHidden/>
+                <w:sz w:val="28"/>
+                <w:szCs w:val="28"/>
+              </w:rPr>
+              <w:tab/>
+            </w:r>
+            <w:r>
+              <w:rPr>
+                <w:b w:val="0"/>
+                <w:bCs w:val="0"/>
+                <w:noProof/>
+                <w:webHidden/>
+                <w:sz w:val="28"/>
+                <w:szCs w:val="28"/>
+              </w:rPr>
+              <w:fldChar w:fldCharType="begin"/>
+            </w:r>
+            <w:r>
+              <w:rPr>
+                <w:b w:val="0"/>
+                <w:bCs w:val="0"/>
+                <w:noProof/>
+                <w:webHidden/>
+                <w:sz w:val="28"/>
+                <w:szCs w:val="28"/>
+              </w:rPr>
+              <w:instrText xml:space="preserve"> PAGEREF _Toc230428619 \h </w:instrText>
+            </w:r>
+            <w:r>
+              <w:rPr>
+                <w:b w:val="0"/>
+                <w:bCs w:val="0"/>
+                <w:noProof/>
+                <w:webHidden/>
+                <w:sz w:val="28"/>
+                <w:szCs w:val="28"/>
+              </w:rPr>
+            </w:r>
+            <w:r>
+              <w:rPr>
+                <w:b w:val="0"/>
+                <w:bCs w:val="0"/>
+                <w:noProof/>
+                <w:webHidden/>
+                <w:sz w:val="28"/>
+                <w:szCs w:val="28"/>
+              </w:rPr>
+              <w:fldChar w:fldCharType="separate"/>
+            </w:r>
+            <w:r>
+              <w:rPr>
+                <w:b w:val="0"/>
+                <w:bCs w:val="0"/>
+                <w:noProof/>
+                <w:webHidden/>
+                <w:sz w:val="28"/>
+                <w:szCs w:val="28"/>
+              </w:rPr>
+              <w:t>8</w:t>
+            </w:r>
+            <w:r>
+              <w:rPr>
+                <w:b w:val="0"/>
+                <w:bCs w:val="0"/>
+                <w:noProof/>
+                <w:webHidden/>
+                <w:sz w:val="28"/>
+                <w:szCs w:val="28"/>
+              </w:rPr>
+              <w:fldChar w:fldCharType="end"/>
+            </w:r>
+          </w:hyperlink>
+        </w:p>
+        <w:p>
+          <w:pPr>
+            <w:pStyle w:val="21"/>
+            <w:tabs>
+              <w:tab w:val="right" w:leader="dot" w:pos="9488"/>
+            </w:tabs>
+            <w:spacing w:after="0" w:line="360" w:lineRule="auto"/>
+            <w:contextualSpacing/>
+            <w:jc w:val="both"/>
             <w:rPr>
               <w:rFonts w:ascii="Times New Roman" w:eastAsiaTheme="minorEastAsia" w:hAnsi="Times New Roman" w:cs="Times New Roman"/>
               <w:noProof/>
@@ -10661,31 +10988,7 @@
               <w14:ligatures w14:val="standardContextual"/>
             </w:rPr>
           </w:pPr>
-          <w:r>
-            <w:rPr>
-              <w:rFonts w:ascii="Times New Roman" w:hAnsi="Times New Roman" w:cs="Times New Roman"/>
-              <w:sz w:val="28"/>
-              <w:szCs w:val="28"/>
-            </w:rPr>
-            <w:fldChar w:fldCharType="begin"/>
-          </w:r>
-          <w:r>
-            <w:rPr>
-              <w:rFonts w:ascii="Times New Roman" w:hAnsi="Times New Roman" w:cs="Times New Roman"/>
-              <w:sz w:val="28"/>
-              <w:szCs w:val="28"/>
-            </w:rPr>
-            <w:instrText>TOC \o "1-3" \h \z \u</w:instrText>
-          </w:r>
-          <w:r>
-            <w:rPr>
-              <w:rFonts w:ascii="Times New Roman" w:hAnsi="Times New Roman" w:cs="Times New Roman"/>
-              <w:sz w:val="28"/>
-              <w:szCs w:val="28"/>
-            </w:rPr>
-            <w:fldChar w:fldCharType="separate"/>
-          </w:r>
-          <w:hyperlink w:anchor="_Toc230392651" w:history="1">
+          <w:hyperlink w:anchor="_Toc230428620" w:history="1">
             <w:r>
               <w:rPr>
                 <w:rStyle w:val="a6"/>
@@ -10694,7 +10997,17 @@
                 <w:sz w:val="28"/>
                 <w:szCs w:val="28"/>
               </w:rPr>
-              <w:t>ВВЕДЕНИЕ</w:t>
+              <w:t xml:space="preserve">2.1 Установка </w:t>
+            </w:r>
+            <w:r>
+              <w:rPr>
+                <w:rStyle w:val="a6"/>
+                <w:rFonts w:ascii="Times New Roman" w:eastAsia="Times New Roman" w:hAnsi="Times New Roman" w:cs="Times New Roman"/>
+                <w:noProof/>
+                <w:sz w:val="28"/>
+                <w:szCs w:val="28"/>
+              </w:rPr>
+              <w:t>Python 3.14</w:t>
             </w:r>
             <w:r>
               <w:rPr>
@@ -10724,7 +11037,7 @@
                 <w:sz w:val="28"/>
                 <w:szCs w:val="28"/>
               </w:rPr>
-              <w:instrText xml:space="preserve"> PAGEREF _Toc230392651 \h </w:instrText>
+              <w:instrText xml:space="preserve"> PAGEREF _Toc230428620 \h </w:instrText>
             </w:r>
             <w:r>
               <w:rPr>
@@ -10753,7 +11066,7 @@
                 <w:sz w:val="28"/>
                 <w:szCs w:val="28"/>
               </w:rPr>
-              <w:t>6</w:t>
+              <w:t>8</w:t>
             </w:r>
             <w:r>
               <w:rPr>
@@ -10769,7 +11082,13 @@
         </w:p>
         <w:p>
           <w:pPr>
-            <w:pStyle w:val="11"/>
+            <w:pStyle w:val="21"/>
+            <w:tabs>
+              <w:tab w:val="right" w:leader="dot" w:pos="9488"/>
+            </w:tabs>
+            <w:spacing w:after="0" w:line="360" w:lineRule="auto"/>
+            <w:contextualSpacing/>
+            <w:jc w:val="both"/>
             <w:rPr>
               <w:rFonts w:ascii="Times New Roman" w:eastAsiaTheme="minorEastAsia" w:hAnsi="Times New Roman" w:cs="Times New Roman"/>
               <w:noProof/>
@@ -10780,7 +11099,7 @@
               <w14:ligatures w14:val="standardContextual"/>
             </w:rPr>
           </w:pPr>
-          <w:hyperlink w:anchor="_Toc230392652" w:history="1">
+          <w:hyperlink w:anchor="_Toc230428621" w:history="1">
             <w:r>
               <w:rPr>
                 <w:rStyle w:val="a6"/>
@@ -10789,7 +11108,39 @@
                 <w:sz w:val="28"/>
                 <w:szCs w:val="28"/>
               </w:rPr>
-              <w:t>1. СВЕДЕНИЯ О РАБОТЕ, ВЫПОЛНЕННОЙ В ПЕРИОД ПРОХОЖДЕНИЯ УЧЕБНОЙ ПРАКТИКИ</w:t>
+              <w:t xml:space="preserve">2.2 Установка </w:t>
+            </w:r>
+            <w:r>
+              <w:rPr>
+                <w:rStyle w:val="a6"/>
+                <w:rFonts w:ascii="Times New Roman" w:hAnsi="Times New Roman" w:cs="Times New Roman"/>
+                <w:noProof/>
+                <w:sz w:val="28"/>
+                <w:szCs w:val="28"/>
+                <w:lang w:val="en-US"/>
+              </w:rPr>
+              <w:t>IDE</w:t>
+            </w:r>
+            <w:r>
+              <w:rPr>
+                <w:rStyle w:val="a6"/>
+                <w:rFonts w:ascii="Times New Roman" w:hAnsi="Times New Roman" w:cs="Times New Roman"/>
+                <w:noProof/>
+                <w:sz w:val="28"/>
+                <w:szCs w:val="28"/>
+              </w:rPr>
+              <w:t xml:space="preserve"> </w:t>
+            </w:r>
+            <w:r>
+              <w:rPr>
+                <w:rStyle w:val="a6"/>
+                <w:rFonts w:ascii="Times New Roman" w:hAnsi="Times New Roman" w:cs="Times New Roman"/>
+                <w:noProof/>
+                <w:sz w:val="28"/>
+                <w:szCs w:val="28"/>
+                <w:lang w:val="en-US"/>
+              </w:rPr>
+              <w:t>PyCharm</w:t>
             </w:r>
             <w:r>
               <w:rPr>
@@ -10819,7 +11170,7 @@
                 <w:sz w:val="28"/>
                 <w:szCs w:val="28"/>
               </w:rPr>
-              <w:instrText xml:space="preserve"> PAGEREF _Toc230392652 \h </w:instrText>
+              <w:instrText xml:space="preserve"> PAGEREF _Toc230428621 \h </w:instrText>
             </w:r>
             <w:r>
               <w:rPr>
@@ -10848,7 +11199,7 @@
                 <w:sz w:val="28"/>
                 <w:szCs w:val="28"/>
               </w:rPr>
-              <w:t>7</w:t>
+              <w:t>9</w:t>
             </w:r>
             <w:r>
               <w:rPr>
@@ -10864,7 +11215,13 @@
         </w:p>
         <w:p>
           <w:pPr>
-            <w:pStyle w:val="11"/>
+            <w:pStyle w:val="21"/>
+            <w:tabs>
+              <w:tab w:val="right" w:leader="dot" w:pos="9488"/>
+            </w:tabs>
+            <w:spacing w:after="0" w:line="360" w:lineRule="auto"/>
+            <w:contextualSpacing/>
+            <w:jc w:val="both"/>
             <w:rPr>
               <w:rFonts w:ascii="Times New Roman" w:eastAsiaTheme="minorEastAsia" w:hAnsi="Times New Roman" w:cs="Times New Roman"/>
               <w:noProof/>
@@ -10875,7 +11232,7 @@
               <w14:ligatures w14:val="standardContextual"/>
             </w:rPr>
           </w:pPr>
-          <w:hyperlink w:anchor="_Toc230392653" w:history="1">
+          <w:hyperlink w:anchor="_Toc230428622" w:history="1">
             <w:r>
               <w:rPr>
                 <w:rStyle w:val="a6"/>
@@ -10884,7 +11241,39 @@
                 <w:sz w:val="28"/>
                 <w:szCs w:val="28"/>
               </w:rPr>
-              <w:t>2. НАСТРОЙКА РАБОЧЕГО ОКРУЖЕНИЯ</w:t>
+              <w:t xml:space="preserve">2.3 Установка </w:t>
+            </w:r>
+            <w:r>
+              <w:rPr>
+                <w:rStyle w:val="a6"/>
+                <w:rFonts w:ascii="Times New Roman" w:hAnsi="Times New Roman" w:cs="Times New Roman"/>
+                <w:noProof/>
+                <w:sz w:val="28"/>
+                <w:szCs w:val="28"/>
+                <w:lang w:val="en-US"/>
+              </w:rPr>
+              <w:t>git</w:t>
+            </w:r>
+            <w:r>
+              <w:rPr>
+                <w:rStyle w:val="a6"/>
+                <w:rFonts w:ascii="Times New Roman" w:hAnsi="Times New Roman" w:cs="Times New Roman"/>
+                <w:noProof/>
+                <w:sz w:val="28"/>
+                <w:szCs w:val="28"/>
+              </w:rPr>
+              <w:t xml:space="preserve"> </w:t>
+            </w:r>
+            <w:r>
+              <w:rPr>
+                <w:rStyle w:val="a6"/>
+                <w:rFonts w:ascii="Times New Roman" w:hAnsi="Times New Roman" w:cs="Times New Roman"/>
+                <w:noProof/>
+                <w:sz w:val="28"/>
+                <w:szCs w:val="28"/>
+                <w:lang w:val="en-US"/>
+              </w:rPr>
+              <w:t>desktop</w:t>
             </w:r>
             <w:r>
               <w:rPr>
@@ -10914,7 +11303,7 @@
                 <w:sz w:val="28"/>
                 <w:szCs w:val="28"/>
               </w:rPr>
-              <w:instrText xml:space="preserve"> PAGEREF _Toc230392653 \h </w:instrText>
+              <w:instrText xml:space="preserve"> PAGEREF _Toc230428622 \h </w:instrText>
             </w:r>
             <w:r>
               <w:rPr>
@@ -10943,11 +11332,225 @@
                 <w:sz w:val="28"/>
                 <w:szCs w:val="28"/>
               </w:rPr>
-              <w:t>8</w:t>
+              <w:t>10</w:t>
             </w:r>
             <w:r>
               <w:rPr>
                 <w:rFonts w:ascii="Times New Roman" w:hAnsi="Times New Roman" w:cs="Times New Roman"/>
+                <w:noProof/>
+                <w:webHidden/>
+                <w:sz w:val="28"/>
+                <w:szCs w:val="28"/>
+              </w:rPr>
+              <w:fldChar w:fldCharType="end"/>
+            </w:r>
+          </w:hyperlink>
+        </w:p>
+        <w:p>
+          <w:pPr>
+            <w:pStyle w:val="11"/>
+            <w:contextualSpacing/>
+            <w:jc w:val="both"/>
+            <w:rPr>
+              <w:rFonts w:eastAsiaTheme="minorEastAsia"/>
+              <w:b w:val="0"/>
+              <w:bCs w:val="0"/>
+              <w:noProof/>
+              <w:kern w:val="2"/>
+              <w:sz w:val="28"/>
+              <w:szCs w:val="28"/>
+              <w:lang w:eastAsia="ru-RU"/>
+              <w14:ligatures w14:val="standardContextual"/>
+            </w:rPr>
+          </w:pPr>
+          <w:hyperlink w:anchor="_Toc230428623" w:history="1">
+            <w:r>
+              <w:rPr>
+                <w:rStyle w:val="a6"/>
+                <w:b w:val="0"/>
+                <w:bCs w:val="0"/>
+                <w:noProof/>
+                <w:sz w:val="28"/>
+                <w:szCs w:val="28"/>
+              </w:rPr>
+              <w:t>3. ФОРМУЛИРОВКА ИНДИВИДУАЛЬНОГО ЗАДАНИЯ</w:t>
+            </w:r>
+            <w:r>
+              <w:rPr>
+                <w:b w:val="0"/>
+                <w:bCs w:val="0"/>
+                <w:noProof/>
+                <w:webHidden/>
+                <w:sz w:val="28"/>
+                <w:szCs w:val="28"/>
+              </w:rPr>
+              <w:tab/>
+            </w:r>
+            <w:r>
+              <w:rPr>
+                <w:b w:val="0"/>
+                <w:bCs w:val="0"/>
+                <w:noProof/>
+                <w:webHidden/>
+                <w:sz w:val="28"/>
+                <w:szCs w:val="28"/>
+              </w:rPr>
+              <w:fldChar w:fldCharType="begin"/>
+            </w:r>
+            <w:r>
+              <w:rPr>
+                <w:b w:val="0"/>
+                <w:bCs w:val="0"/>
+                <w:noProof/>
+                <w:webHidden/>
+                <w:sz w:val="28"/>
+                <w:szCs w:val="28"/>
+              </w:rPr>
+              <w:instrText xml:space="preserve"> PAGEREF _Toc230428623 \h </w:instrText>
+            </w:r>
+            <w:r>
+              <w:rPr>
+                <w:b w:val="0"/>
+                <w:bCs w:val="0"/>
+                <w:noProof/>
+                <w:webHidden/>
+                <w:sz w:val="28"/>
+                <w:szCs w:val="28"/>
+              </w:rPr>
+            </w:r>
+            <w:r>
+              <w:rPr>
+                <w:b w:val="0"/>
+                <w:bCs w:val="0"/>
+                <w:noProof/>
+                <w:webHidden/>
+                <w:sz w:val="28"/>
+                <w:szCs w:val="28"/>
+              </w:rPr>
+              <w:fldChar w:fldCharType="separate"/>
+            </w:r>
+            <w:r>
+              <w:rPr>
+                <w:b w:val="0"/>
+                <w:bCs w:val="0"/>
+                <w:noProof/>
+                <w:webHidden/>
+                <w:sz w:val="28"/>
+                <w:szCs w:val="28"/>
+              </w:rPr>
+              <w:t>11</w:t>
+            </w:r>
+            <w:r>
+              <w:rPr>
+                <w:b w:val="0"/>
+                <w:bCs w:val="0"/>
+                <w:noProof/>
+                <w:webHidden/>
+                <w:sz w:val="28"/>
+                <w:szCs w:val="28"/>
+              </w:rPr>
+              <w:fldChar w:fldCharType="end"/>
+            </w:r>
+          </w:hyperlink>
+        </w:p>
+        <w:p>
+          <w:pPr>
+            <w:pStyle w:val="11"/>
+            <w:contextualSpacing/>
+            <w:jc w:val="both"/>
+            <w:rPr>
+              <w:rFonts w:eastAsiaTheme="minorEastAsia"/>
+              <w:b w:val="0"/>
+              <w:bCs w:val="0"/>
+              <w:noProof/>
+              <w:kern w:val="2"/>
+              <w:sz w:val="28"/>
+              <w:szCs w:val="28"/>
+              <w:lang w:eastAsia="ru-RU"/>
+              <w14:ligatures w14:val="standardContextual"/>
+            </w:rPr>
+          </w:pPr>
+          <w:hyperlink w:anchor="_Toc230428624" w:history="1">
+            <w:r>
+              <w:rPr>
+                <w:rStyle w:val="a6"/>
+                <w:b w:val="0"/>
+                <w:bCs w:val="0"/>
+                <w:noProof/>
+                <w:sz w:val="28"/>
+                <w:szCs w:val="28"/>
+              </w:rPr>
+              <w:t>4. ОПИСАНИЕ ВЫПОЛНЕНИЯ ИНДИВИДУАЛЬНОГО ЗАДАНИЯ</w:t>
+            </w:r>
+            <w:r>
+              <w:rPr>
+                <w:b w:val="0"/>
+                <w:bCs w:val="0"/>
+                <w:noProof/>
+                <w:webHidden/>
+                <w:sz w:val="28"/>
+                <w:szCs w:val="28"/>
+              </w:rPr>
+              <w:tab/>
+            </w:r>
+            <w:r>
+              <w:rPr>
+                <w:b w:val="0"/>
+                <w:bCs w:val="0"/>
+                <w:noProof/>
+                <w:webHidden/>
+                <w:sz w:val="28"/>
+                <w:szCs w:val="28"/>
+              </w:rPr>
+              <w:fldChar w:fldCharType="begin"/>
+            </w:r>
+            <w:r>
+              <w:rPr>
+                <w:b w:val="0"/>
+                <w:bCs w:val="0"/>
+                <w:noProof/>
+                <w:webHidden/>
+                <w:sz w:val="28"/>
+                <w:szCs w:val="28"/>
+              </w:rPr>
+              <w:instrText xml:space="preserve"> PAGEREF _Toc230428624 \h </w:instrText>
+            </w:r>
+            <w:r>
+              <w:rPr>
+                <w:b w:val="0"/>
+                <w:bCs w:val="0"/>
+                <w:noProof/>
+                <w:webHidden/>
+                <w:sz w:val="28"/>
+                <w:szCs w:val="28"/>
+              </w:rPr>
+            </w:r>
+            <w:r>
+              <w:rPr>
+                <w:b w:val="0"/>
+                <w:bCs w:val="0"/>
+                <w:noProof/>
+                <w:webHidden/>
+                <w:sz w:val="28"/>
+                <w:szCs w:val="28"/>
+              </w:rPr>
+              <w:fldChar w:fldCharType="separate"/>
+            </w:r>
+            <w:r>
+              <w:rPr>
+                <w:b w:val="0"/>
+                <w:bCs w:val="0"/>
+                <w:noProof/>
+                <w:webHidden/>
+                <w:sz w:val="28"/>
+                <w:szCs w:val="28"/>
+              </w:rPr>
+              <w:t>12</w:t>
+            </w:r>
+            <w:r>
+              <w:rPr>
+                <w:b w:val="0"/>
+                <w:bCs w:val="0"/>
                 <w:noProof/>
                 <w:webHidden/>
                 <w:sz w:val="28"/>
@@ -10964,6 +11567,8 @@
               <w:tab w:val="right" w:leader="dot" w:pos="9488"/>
             </w:tabs>
             <w:spacing w:after="0" w:line="360" w:lineRule="auto"/>
+            <w:contextualSpacing/>
+            <w:jc w:val="both"/>
             <w:rPr>
               <w:rFonts w:ascii="Times New Roman" w:eastAsiaTheme="minorEastAsia" w:hAnsi="Times New Roman" w:cs="Times New Roman"/>
               <w:noProof/>
@@ -10974,7 +11579,7 @@
               <w14:ligatures w14:val="standardContextual"/>
             </w:rPr>
           </w:pPr>
-          <w:hyperlink w:anchor="_Toc230392654" w:history="1">
+          <w:hyperlink w:anchor="_Toc230428625" w:history="1">
             <w:r>
               <w:rPr>
                 <w:rStyle w:val="a6"/>
@@ -10983,17 +11588,7 @@
                 <w:sz w:val="28"/>
                 <w:szCs w:val="28"/>
               </w:rPr>
-              <w:t xml:space="preserve">2.1 Установка </w:t>
-            </w:r>
-            <w:r>
-              <w:rPr>
-                <w:rStyle w:val="a6"/>
-                <w:rFonts w:ascii="Times New Roman" w:eastAsia="Times New Roman" w:hAnsi="Times New Roman" w:cs="Times New Roman"/>
-                <w:noProof/>
-                <w:sz w:val="28"/>
-                <w:szCs w:val="28"/>
-              </w:rPr>
-              <w:t>Python 3.14</w:t>
+              <w:t>4.1 Анализ предметной области и обзор аналогов</w:t>
             </w:r>
             <w:r>
               <w:rPr>
@@ -11023,7 +11618,7 @@
                 <w:sz w:val="28"/>
                 <w:szCs w:val="28"/>
               </w:rPr>
-              <w:instrText xml:space="preserve"> PAGEREF _Toc230392654 \h </w:instrText>
+              <w:instrText xml:space="preserve"> PAGEREF _Toc230428625 \h </w:instrText>
             </w:r>
             <w:r>
               <w:rPr>
@@ -11052,7 +11647,7 @@
                 <w:sz w:val="28"/>
                 <w:szCs w:val="28"/>
               </w:rPr>
-              <w:t>8</w:t>
+              <w:t>12</w:t>
             </w:r>
             <w:r>
               <w:rPr>
@@ -11073,6 +11668,8 @@
               <w:tab w:val="right" w:leader="dot" w:pos="9488"/>
             </w:tabs>
             <w:spacing w:after="0" w:line="360" w:lineRule="auto"/>
+            <w:contextualSpacing/>
+            <w:jc w:val="both"/>
             <w:rPr>
               <w:rFonts w:ascii="Times New Roman" w:eastAsiaTheme="minorEastAsia" w:hAnsi="Times New Roman" w:cs="Times New Roman"/>
               <w:noProof/>
@@ -11083,7 +11680,7 @@
               <w14:ligatures w14:val="standardContextual"/>
             </w:rPr>
           </w:pPr>
-          <w:hyperlink w:anchor="_Toc230392655" w:history="1">
+          <w:hyperlink w:anchor="_Toc230428626" w:history="1">
             <w:r>
               <w:rPr>
                 <w:rStyle w:val="a6"/>
@@ -11092,39 +11689,7 @@
                 <w:sz w:val="28"/>
                 <w:szCs w:val="28"/>
               </w:rPr>
-              <w:t xml:space="preserve">2.2 Установка </w:t>
-            </w:r>
-            <w:r>
-              <w:rPr>
-                <w:rStyle w:val="a6"/>
-                <w:rFonts w:ascii="Times New Roman" w:hAnsi="Times New Roman" w:cs="Times New Roman"/>
-                <w:noProof/>
-                <w:sz w:val="28"/>
-                <w:szCs w:val="28"/>
-                <w:lang w:val="en-US"/>
-              </w:rPr>
-              <w:t>IDE</w:t>
-            </w:r>
-            <w:r>
-              <w:rPr>
-                <w:rStyle w:val="a6"/>
-                <w:rFonts w:ascii="Times New Roman" w:hAnsi="Times New Roman" w:cs="Times New Roman"/>
-                <w:noProof/>
-                <w:sz w:val="28"/>
-                <w:szCs w:val="28"/>
-              </w:rPr>
-              <w:t xml:space="preserve"> </w:t>
-            </w:r>
-            <w:r>
-              <w:rPr>
-                <w:rStyle w:val="a6"/>
-                <w:rFonts w:ascii="Times New Roman" w:hAnsi="Times New Roman" w:cs="Times New Roman"/>
-                <w:noProof/>
-                <w:sz w:val="28"/>
-                <w:szCs w:val="28"/>
-                <w:lang w:val="en-US"/>
-              </w:rPr>
-              <w:t>PyCharm</w:t>
+              <w:t>4.2 Разработка структуры приложения и алгоритмов функционирования</w:t>
             </w:r>
             <w:r>
               <w:rPr>
@@ -11154,7 +11719,7 @@
                 <w:sz w:val="28"/>
                 <w:szCs w:val="28"/>
               </w:rPr>
-              <w:instrText xml:space="preserve"> PAGEREF _Toc230392655 \h </w:instrText>
+              <w:instrText xml:space="preserve"> PAGEREF _Toc230428626 \h </w:instrText>
             </w:r>
             <w:r>
               <w:rPr>
@@ -11183,7 +11748,7 @@
                 <w:sz w:val="28"/>
                 <w:szCs w:val="28"/>
               </w:rPr>
-              <w:t>9</w:t>
+              <w:t>16</w:t>
             </w:r>
             <w:r>
               <w:rPr>
@@ -11204,6 +11769,8 @@
               <w:tab w:val="right" w:leader="dot" w:pos="9488"/>
             </w:tabs>
             <w:spacing w:after="0" w:line="360" w:lineRule="auto"/>
+            <w:contextualSpacing/>
+            <w:jc w:val="both"/>
             <w:rPr>
               <w:rFonts w:ascii="Times New Roman" w:eastAsiaTheme="minorEastAsia" w:hAnsi="Times New Roman" w:cs="Times New Roman"/>
               <w:noProof/>
@@ -11214,7 +11781,7 @@
               <w14:ligatures w14:val="standardContextual"/>
             </w:rPr>
           </w:pPr>
-          <w:hyperlink w:anchor="_Toc230392656" w:history="1">
+          <w:hyperlink w:anchor="_Toc230428627" w:history="1">
             <w:r>
               <w:rPr>
                 <w:rStyle w:val="a6"/>
@@ -11223,39 +11790,7 @@
                 <w:sz w:val="28"/>
                 <w:szCs w:val="28"/>
               </w:rPr>
-              <w:t xml:space="preserve">2.3 Установка </w:t>
-            </w:r>
-            <w:r>
-              <w:rPr>
-                <w:rStyle w:val="a6"/>
-                <w:rFonts w:ascii="Times New Roman" w:hAnsi="Times New Roman" w:cs="Times New Roman"/>
-                <w:noProof/>
-                <w:sz w:val="28"/>
-                <w:szCs w:val="28"/>
-                <w:lang w:val="en-US"/>
-              </w:rPr>
-              <w:t>git</w:t>
-            </w:r>
-            <w:r>
-              <w:rPr>
-                <w:rStyle w:val="a6"/>
-                <w:rFonts w:ascii="Times New Roman" w:hAnsi="Times New Roman" w:cs="Times New Roman"/>
-                <w:noProof/>
-                <w:sz w:val="28"/>
-                <w:szCs w:val="28"/>
-              </w:rPr>
-              <w:t xml:space="preserve"> </w:t>
-            </w:r>
-            <w:r>
-              <w:rPr>
-                <w:rStyle w:val="a6"/>
-                <w:rFonts w:ascii="Times New Roman" w:hAnsi="Times New Roman" w:cs="Times New Roman"/>
-                <w:noProof/>
-                <w:sz w:val="28"/>
-                <w:szCs w:val="28"/>
-                <w:lang w:val="en-US"/>
-              </w:rPr>
-              <w:t>desktop</w:t>
+              <w:t>4.3 Прототипирование интерфейса</w:t>
             </w:r>
             <w:r>
               <w:rPr>
@@ -11285,7 +11820,7 @@
                 <w:sz w:val="28"/>
                 <w:szCs w:val="28"/>
               </w:rPr>
-              <w:instrText xml:space="preserve"> PAGEREF _Toc230392656 \h </w:instrText>
+              <w:instrText xml:space="preserve"> PAGEREF _Toc230428627 \h </w:instrText>
             </w:r>
             <w:r>
               <w:rPr>
@@ -11314,7 +11849,7 @@
                 <w:sz w:val="28"/>
                 <w:szCs w:val="28"/>
               </w:rPr>
-              <w:t>10</w:t>
+              <w:t>21</w:t>
             </w:r>
             <w:r>
               <w:rPr>
@@ -11330,7 +11865,13 @@
         </w:p>
         <w:p>
           <w:pPr>
-            <w:pStyle w:val="11"/>
+            <w:pStyle w:val="21"/>
+            <w:tabs>
+              <w:tab w:val="right" w:leader="dot" w:pos="9488"/>
+            </w:tabs>
+            <w:spacing w:after="0" w:line="360" w:lineRule="auto"/>
+            <w:contextualSpacing/>
+            <w:jc w:val="both"/>
             <w:rPr>
               <w:rFonts w:ascii="Times New Roman" w:eastAsiaTheme="minorEastAsia" w:hAnsi="Times New Roman" w:cs="Times New Roman"/>
               <w:noProof/>
@@ -11341,7 +11882,7 @@
               <w14:ligatures w14:val="standardContextual"/>
             </w:rPr>
           </w:pPr>
-          <w:hyperlink w:anchor="_Toc230392657" w:history="1">
+          <w:hyperlink w:anchor="_Toc230428628" w:history="1">
             <w:r>
               <w:rPr>
                 <w:rStyle w:val="a6"/>
@@ -11350,7 +11891,7 @@
                 <w:sz w:val="28"/>
                 <w:szCs w:val="28"/>
               </w:rPr>
-              <w:t>3. ФОРМУЛИРОВКА ИНДИВИДУАЛЬНОГО ЗАДАНИЯ</w:t>
+              <w:t>4.4 Программная реализация</w:t>
             </w:r>
             <w:r>
               <w:rPr>
@@ -11380,7 +11921,7 @@
                 <w:sz w:val="28"/>
                 <w:szCs w:val="28"/>
               </w:rPr>
-              <w:instrText xml:space="preserve"> PAGEREF _Toc230392657 \h </w:instrText>
+              <w:instrText xml:space="preserve"> PAGEREF _Toc230428628 \h </w:instrText>
             </w:r>
             <w:r>
               <w:rPr>
@@ -11409,7 +11950,7 @@
                 <w:sz w:val="28"/>
                 <w:szCs w:val="28"/>
               </w:rPr>
-              <w:t>11</w:t>
+              <w:t>22</w:t>
             </w:r>
             <w:r>
               <w:rPr>
@@ -11426,8 +11967,12 @@
         <w:p>
           <w:pPr>
             <w:pStyle w:val="11"/>
+            <w:contextualSpacing/>
+            <w:jc w:val="both"/>
             <w:rPr>
-              <w:rFonts w:ascii="Times New Roman" w:eastAsiaTheme="minorEastAsia" w:hAnsi="Times New Roman" w:cs="Times New Roman"/>
+              <w:rFonts w:eastAsiaTheme="minorEastAsia"/>
+              <w:b w:val="0"/>
+              <w:bCs w:val="0"/>
               <w:noProof/>
               <w:kern w:val="2"/>
               <w:sz w:val="28"/>
@@ -11436,20 +11981,22 @@
               <w14:ligatures w14:val="standardContextual"/>
             </w:rPr>
           </w:pPr>
-          <w:hyperlink w:anchor="_Toc230392658" w:history="1">
+          <w:hyperlink w:anchor="_Toc230428629" w:history="1">
             <w:r>
               <w:rPr>
                 <w:rStyle w:val="a6"/>
-                <w:rFonts w:ascii="Times New Roman" w:hAnsi="Times New Roman" w:cs="Times New Roman"/>
+                <w:b w:val="0"/>
+                <w:bCs w:val="0"/>
                 <w:noProof/>
                 <w:sz w:val="28"/>
                 <w:szCs w:val="28"/>
               </w:rPr>
-              <w:t>4. ОПИСАНИЕ ВЫПОЛНЕНИЯ ИНДИВИДУАЛЬНОГО ЗАДАНИЯ</w:t>
-            </w:r>
-            <w:r>
-              <w:rPr>
-                <w:rFonts w:ascii="Times New Roman" w:hAnsi="Times New Roman" w:cs="Times New Roman"/>
+              <w:t>ЗАКЛЮЧЕНИЕ</w:t>
+            </w:r>
+            <w:r>
+              <w:rPr>
+                <w:b w:val="0"/>
+                <w:bCs w:val="0"/>
                 <w:noProof/>
                 <w:webHidden/>
                 <w:sz w:val="28"/>
@@ -11459,7 +12006,8 @@
             </w:r>
             <w:r>
               <w:rPr>
-                <w:rFonts w:ascii="Times New Roman" w:hAnsi="Times New Roman" w:cs="Times New Roman"/>
+                <w:b w:val="0"/>
+                <w:bCs w:val="0"/>
                 <w:noProof/>
                 <w:webHidden/>
                 <w:sz w:val="28"/>
@@ -11469,17 +12017,19 @@
             </w:r>
             <w:r>
               <w:rPr>
-                <w:rFonts w:ascii="Times New Roman" w:hAnsi="Times New Roman" w:cs="Times New Roman"/>
+                <w:b w:val="0"/>
+                <w:bCs w:val="0"/>
                 <w:noProof/>
                 <w:webHidden/>
                 <w:sz w:val="28"/>
                 <w:szCs w:val="28"/>
               </w:rPr>
-              <w:instrText xml:space="preserve"> PAGEREF _Toc230392658 \h </w:instrText>
-            </w:r>
-            <w:r>
-              <w:rPr>
-                <w:rFonts w:ascii="Times New Roman" w:hAnsi="Times New Roman" w:cs="Times New Roman"/>
+              <w:instrText xml:space="preserve"> PAGEREF _Toc230428629 \h </w:instrText>
+            </w:r>
+            <w:r>
+              <w:rPr>
+                <w:b w:val="0"/>
+                <w:bCs w:val="0"/>
                 <w:noProof/>
                 <w:webHidden/>
                 <w:sz w:val="28"/>
@@ -11488,7 +12038,8 @@
             </w:r>
             <w:r>
               <w:rPr>
-                <w:rFonts w:ascii="Times New Roman" w:hAnsi="Times New Roman" w:cs="Times New Roman"/>
+                <w:b w:val="0"/>
+                <w:bCs w:val="0"/>
                 <w:noProof/>
                 <w:webHidden/>
                 <w:sz w:val="28"/>
@@ -11498,17 +12049,19 @@
             </w:r>
             <w:r>
               <w:rPr>
-                <w:rFonts w:ascii="Times New Roman" w:hAnsi="Times New Roman" w:cs="Times New Roman"/>
+                <w:b w:val="0"/>
+                <w:bCs w:val="0"/>
                 <w:noProof/>
                 <w:webHidden/>
                 <w:sz w:val="28"/>
                 <w:szCs w:val="28"/>
               </w:rPr>
-              <w:t>12</w:t>
-            </w:r>
-            <w:r>
-              <w:rPr>
-                <w:rFonts w:ascii="Times New Roman" w:hAnsi="Times New Roman" w:cs="Times New Roman"/>
+              <w:t>24</w:t>
+            </w:r>
+            <w:r>
+              <w:rPr>
+                <w:b w:val="0"/>
+                <w:bCs w:val="0"/>
                 <w:noProof/>
                 <w:webHidden/>
                 <w:sz w:val="28"/>
@@ -11520,13 +12073,13 @@
         </w:p>
         <w:p>
           <w:pPr>
-            <w:pStyle w:val="21"/>
-            <w:tabs>
-              <w:tab w:val="right" w:leader="dot" w:pos="9488"/>
-            </w:tabs>
-            <w:spacing w:after="0" w:line="360" w:lineRule="auto"/>
+            <w:pStyle w:val="11"/>
+            <w:contextualSpacing/>
+            <w:jc w:val="both"/>
             <w:rPr>
-              <w:rFonts w:ascii="Times New Roman" w:eastAsiaTheme="minorEastAsia" w:hAnsi="Times New Roman" w:cs="Times New Roman"/>
+              <w:rFonts w:eastAsiaTheme="minorEastAsia"/>
+              <w:b w:val="0"/>
+              <w:bCs w:val="0"/>
               <w:noProof/>
               <w:kern w:val="2"/>
               <w:sz w:val="28"/>
@@ -11535,20 +12088,22 @@
               <w14:ligatures w14:val="standardContextual"/>
             </w:rPr>
           </w:pPr>
-          <w:hyperlink w:anchor="_Toc230392659" w:history="1">
+          <w:hyperlink w:anchor="_Toc230428630" w:history="1">
             <w:r>
               <w:rPr>
                 <w:rStyle w:val="a6"/>
-                <w:rFonts w:ascii="Times New Roman" w:hAnsi="Times New Roman" w:cs="Times New Roman"/>
+                <w:b w:val="0"/>
+                <w:bCs w:val="0"/>
                 <w:noProof/>
                 <w:sz w:val="28"/>
                 <w:szCs w:val="28"/>
               </w:rPr>
-              <w:t>4.1 Анализ предметной области и обзор аналогов</w:t>
-            </w:r>
-            <w:r>
-              <w:rPr>
-                <w:rFonts w:ascii="Times New Roman" w:hAnsi="Times New Roman" w:cs="Times New Roman"/>
+              <w:t>СПИСОК ИСПОЛЬЗОВАННЫХ ИСТОЧНИКОВ</w:t>
+            </w:r>
+            <w:r>
+              <w:rPr>
+                <w:b w:val="0"/>
+                <w:bCs w:val="0"/>
                 <w:noProof/>
                 <w:webHidden/>
                 <w:sz w:val="28"/>
@@ -11558,7 +12113,8 @@
             </w:r>
             <w:r>
               <w:rPr>
-                <w:rFonts w:ascii="Times New Roman" w:hAnsi="Times New Roman" w:cs="Times New Roman"/>
+                <w:b w:val="0"/>
+                <w:bCs w:val="0"/>
                 <w:noProof/>
                 <w:webHidden/>
                 <w:sz w:val="28"/>
@@ -11568,17 +12124,19 @@
             </w:r>
             <w:r>
               <w:rPr>
-                <w:rFonts w:ascii="Times New Roman" w:hAnsi="Times New Roman" w:cs="Times New Roman"/>
+                <w:b w:val="0"/>
+                <w:bCs w:val="0"/>
                 <w:noProof/>
                 <w:webHidden/>
                 <w:sz w:val="28"/>
                 <w:szCs w:val="28"/>
               </w:rPr>
-              <w:instrText xml:space="preserve"> PAGEREF _Toc230392659 \h </w:instrText>
-            </w:r>
-            <w:r>
-              <w:rPr>
-                <w:rFonts w:ascii="Times New Roman" w:hAnsi="Times New Roman" w:cs="Times New Roman"/>
+              <w:instrText xml:space="preserve"> PAGEREF _Toc230428630 \h </w:instrText>
+            </w:r>
+            <w:r>
+              <w:rPr>
+                <w:b w:val="0"/>
+                <w:bCs w:val="0"/>
                 <w:noProof/>
                 <w:webHidden/>
                 <w:sz w:val="28"/>
@@ -11587,7 +12145,8 @@
             </w:r>
             <w:r>
               <w:rPr>
-                <w:rFonts w:ascii="Times New Roman" w:hAnsi="Times New Roman" w:cs="Times New Roman"/>
+                <w:b w:val="0"/>
+                <w:bCs w:val="0"/>
                 <w:noProof/>
                 <w:webHidden/>
                 <w:sz w:val="28"/>
@@ -11597,17 +12156,19 @@
             </w:r>
             <w:r>
               <w:rPr>
-                <w:rFonts w:ascii="Times New Roman" w:hAnsi="Times New Roman" w:cs="Times New Roman"/>
+                <w:b w:val="0"/>
+                <w:bCs w:val="0"/>
                 <w:noProof/>
                 <w:webHidden/>
                 <w:sz w:val="28"/>
                 <w:szCs w:val="28"/>
               </w:rPr>
-              <w:t>12</w:t>
-            </w:r>
-            <w:r>
-              <w:rPr>
-                <w:rFonts w:ascii="Times New Roman" w:hAnsi="Times New Roman" w:cs="Times New Roman"/>
+              <w:t>25</w:t>
+            </w:r>
+            <w:r>
+              <w:rPr>
+                <w:b w:val="0"/>
+                <w:bCs w:val="0"/>
                 <w:noProof/>
                 <w:webHidden/>
                 <w:sz w:val="28"/>
@@ -11619,13 +12180,13 @@
         </w:p>
         <w:p>
           <w:pPr>
-            <w:pStyle w:val="21"/>
-            <w:tabs>
-              <w:tab w:val="right" w:leader="dot" w:pos="9488"/>
-            </w:tabs>
-            <w:spacing w:after="0" w:line="360" w:lineRule="auto"/>
+            <w:pStyle w:val="11"/>
+            <w:contextualSpacing/>
+            <w:jc w:val="both"/>
             <w:rPr>
-              <w:rFonts w:ascii="Times New Roman" w:eastAsiaTheme="minorEastAsia" w:hAnsi="Times New Roman" w:cs="Times New Roman"/>
+              <w:rFonts w:eastAsiaTheme="minorEastAsia"/>
+              <w:b w:val="0"/>
+              <w:bCs w:val="0"/>
               <w:noProof/>
               <w:kern w:val="2"/>
               <w:sz w:val="28"/>
@@ -11634,20 +12195,22 @@
               <w14:ligatures w14:val="standardContextual"/>
             </w:rPr>
           </w:pPr>
-          <w:hyperlink w:anchor="_Toc230392660" w:history="1">
+          <w:hyperlink w:anchor="_Toc230428631" w:history="1">
             <w:r>
               <w:rPr>
                 <w:rStyle w:val="a6"/>
-                <w:rFonts w:ascii="Times New Roman" w:hAnsi="Times New Roman" w:cs="Times New Roman"/>
+                <w:b w:val="0"/>
+                <w:bCs w:val="0"/>
                 <w:noProof/>
                 <w:sz w:val="28"/>
                 <w:szCs w:val="28"/>
               </w:rPr>
-              <w:t>4.2 Разработка структуры приложения и алгоритмов функционирования</w:t>
-            </w:r>
-            <w:r>
-              <w:rPr>
-                <w:rFonts w:ascii="Times New Roman" w:hAnsi="Times New Roman" w:cs="Times New Roman"/>
+              <w:t>ПРИЛОЖЕНИЕ А</w:t>
+            </w:r>
+            <w:r>
+              <w:rPr>
+                <w:b w:val="0"/>
+                <w:bCs w:val="0"/>
                 <w:noProof/>
                 <w:webHidden/>
                 <w:sz w:val="28"/>
@@ -11657,7 +12220,8 @@
             </w:r>
             <w:r>
               <w:rPr>
-                <w:rFonts w:ascii="Times New Roman" w:hAnsi="Times New Roman" w:cs="Times New Roman"/>
+                <w:b w:val="0"/>
+                <w:bCs w:val="0"/>
                 <w:noProof/>
                 <w:webHidden/>
                 <w:sz w:val="28"/>
@@ -11667,17 +12231,19 @@
             </w:r>
             <w:r>
               <w:rPr>
-                <w:rFonts w:ascii="Times New Roman" w:hAnsi="Times New Roman" w:cs="Times New Roman"/>
+                <w:b w:val="0"/>
+                <w:bCs w:val="0"/>
                 <w:noProof/>
                 <w:webHidden/>
                 <w:sz w:val="28"/>
                 <w:szCs w:val="28"/>
               </w:rPr>
-              <w:instrText xml:space="preserve"> PAGEREF _Toc230392660 \h </w:instrText>
-            </w:r>
-            <w:r>
-              <w:rPr>
-                <w:rFonts w:ascii="Times New Roman" w:hAnsi="Times New Roman" w:cs="Times New Roman"/>
+              <w:instrText xml:space="preserve"> PAGEREF _Toc230428631 \h </w:instrText>
+            </w:r>
+            <w:r>
+              <w:rPr>
+                <w:b w:val="0"/>
+                <w:bCs w:val="0"/>
                 <w:noProof/>
                 <w:webHidden/>
                 <w:sz w:val="28"/>
@@ -11686,7 +12252,8 @@
             </w:r>
             <w:r>
               <w:rPr>
-                <w:rFonts w:ascii="Times New Roman" w:hAnsi="Times New Roman" w:cs="Times New Roman"/>
+                <w:b w:val="0"/>
+                <w:bCs w:val="0"/>
                 <w:noProof/>
                 <w:webHidden/>
                 <w:sz w:val="28"/>
@@ -11696,17 +12263,19 @@
             </w:r>
             <w:r>
               <w:rPr>
-                <w:rFonts w:ascii="Times New Roman" w:hAnsi="Times New Roman" w:cs="Times New Roman"/>
+                <w:b w:val="0"/>
+                <w:bCs w:val="0"/>
                 <w:noProof/>
                 <w:webHidden/>
                 <w:sz w:val="28"/>
                 <w:szCs w:val="28"/>
               </w:rPr>
-              <w:t>16</w:t>
-            </w:r>
-            <w:r>
-              <w:rPr>
-                <w:rFonts w:ascii="Times New Roman" w:hAnsi="Times New Roman" w:cs="Times New Roman"/>
+              <w:t>26</w:t>
+            </w:r>
+            <w:r>
+              <w:rPr>
+                <w:b w:val="0"/>
+                <w:bCs w:val="0"/>
                 <w:noProof/>
                 <w:webHidden/>
                 <w:sz w:val="28"/>
@@ -11718,13 +12287,13 @@
         </w:p>
         <w:p>
           <w:pPr>
-            <w:pStyle w:val="21"/>
-            <w:tabs>
-              <w:tab w:val="right" w:leader="dot" w:pos="9488"/>
-            </w:tabs>
-            <w:spacing w:after="0" w:line="360" w:lineRule="auto"/>
+            <w:pStyle w:val="11"/>
+            <w:contextualSpacing/>
+            <w:jc w:val="both"/>
             <w:rPr>
-              <w:rFonts w:ascii="Times New Roman" w:eastAsiaTheme="minorEastAsia" w:hAnsi="Times New Roman" w:cs="Times New Roman"/>
+              <w:rFonts w:eastAsiaTheme="minorEastAsia"/>
+              <w:b w:val="0"/>
+              <w:bCs w:val="0"/>
               <w:noProof/>
               <w:kern w:val="2"/>
               <w:sz w:val="28"/>
@@ -11733,20 +12302,22 @@
               <w14:ligatures w14:val="standardContextual"/>
             </w:rPr>
           </w:pPr>
-          <w:hyperlink w:anchor="_Toc230392661" w:history="1">
+          <w:hyperlink w:anchor="_Toc230428632" w:history="1">
             <w:r>
               <w:rPr>
                 <w:rStyle w:val="a6"/>
-                <w:rFonts w:ascii="Times New Roman" w:hAnsi="Times New Roman" w:cs="Times New Roman"/>
+                <w:b w:val="0"/>
+                <w:bCs w:val="0"/>
                 <w:noProof/>
                 <w:sz w:val="28"/>
                 <w:szCs w:val="28"/>
               </w:rPr>
-              <w:t>4.3 Прототипирование интерфейса</w:t>
-            </w:r>
-            <w:r>
-              <w:rPr>
-                <w:rFonts w:ascii="Times New Roman" w:hAnsi="Times New Roman" w:cs="Times New Roman"/>
+              <w:t>ПРИЛОЖЕНИЕ Б</w:t>
+            </w:r>
+            <w:r>
+              <w:rPr>
+                <w:b w:val="0"/>
+                <w:bCs w:val="0"/>
                 <w:noProof/>
                 <w:webHidden/>
                 <w:sz w:val="28"/>
@@ -11756,7 +12327,8 @@
             </w:r>
             <w:r>
               <w:rPr>
-                <w:rFonts w:ascii="Times New Roman" w:hAnsi="Times New Roman" w:cs="Times New Roman"/>
+                <w:b w:val="0"/>
+                <w:bCs w:val="0"/>
                 <w:noProof/>
                 <w:webHidden/>
                 <w:sz w:val="28"/>
@@ -11766,17 +12338,19 @@
             </w:r>
             <w:r>
               <w:rPr>
-                <w:rFonts w:ascii="Times New Roman" w:hAnsi="Times New Roman" w:cs="Times New Roman"/>
+                <w:b w:val="0"/>
+                <w:bCs w:val="0"/>
                 <w:noProof/>
                 <w:webHidden/>
                 <w:sz w:val="28"/>
                 <w:szCs w:val="28"/>
               </w:rPr>
-              <w:instrText xml:space="preserve"> PAGEREF _Toc230392661 \h </w:instrText>
-            </w:r>
-            <w:r>
-              <w:rPr>
-                <w:rFonts w:ascii="Times New Roman" w:hAnsi="Times New Roman" w:cs="Times New Roman"/>
+              <w:instrText xml:space="preserve"> PAGEREF _Toc230428632 \h </w:instrText>
+            </w:r>
+            <w:r>
+              <w:rPr>
+                <w:b w:val="0"/>
+                <w:bCs w:val="0"/>
                 <w:noProof/>
                 <w:webHidden/>
                 <w:sz w:val="28"/>
@@ -11785,7 +12359,8 @@
             </w:r>
             <w:r>
               <w:rPr>
-                <w:rFonts w:ascii="Times New Roman" w:hAnsi="Times New Roman" w:cs="Times New Roman"/>
+                <w:b w:val="0"/>
+                <w:bCs w:val="0"/>
                 <w:noProof/>
                 <w:webHidden/>
                 <w:sz w:val="28"/>
@@ -11795,17 +12370,19 @@
             </w:r>
             <w:r>
               <w:rPr>
-                <w:rFonts w:ascii="Times New Roman" w:hAnsi="Times New Roman" w:cs="Times New Roman"/>
+                <w:b w:val="0"/>
+                <w:bCs w:val="0"/>
                 <w:noProof/>
                 <w:webHidden/>
                 <w:sz w:val="28"/>
                 <w:szCs w:val="28"/>
               </w:rPr>
-              <w:t>21</w:t>
-            </w:r>
-            <w:r>
-              <w:rPr>
-                <w:rFonts w:ascii="Times New Roman" w:hAnsi="Times New Roman" w:cs="Times New Roman"/>
+              <w:t>27</w:t>
+            </w:r>
+            <w:r>
+              <w:rPr>
+                <w:b w:val="0"/>
+                <w:bCs w:val="0"/>
                 <w:noProof/>
                 <w:webHidden/>
                 <w:sz w:val="28"/>
@@ -11817,13 +12394,13 @@
         </w:p>
         <w:p>
           <w:pPr>
-            <w:pStyle w:val="21"/>
-            <w:tabs>
-              <w:tab w:val="right" w:leader="dot" w:pos="9488"/>
-            </w:tabs>
-            <w:spacing w:after="0" w:line="360" w:lineRule="auto"/>
+            <w:pStyle w:val="11"/>
+            <w:contextualSpacing/>
+            <w:jc w:val="both"/>
             <w:rPr>
-              <w:rFonts w:ascii="Times New Roman" w:eastAsiaTheme="minorEastAsia" w:hAnsi="Times New Roman" w:cs="Times New Roman"/>
+              <w:rFonts w:eastAsiaTheme="minorEastAsia"/>
+              <w:b w:val="0"/>
+              <w:bCs w:val="0"/>
               <w:noProof/>
               <w:kern w:val="2"/>
               <w:sz w:val="28"/>
@@ -11832,20 +12409,22 @@
               <w14:ligatures w14:val="standardContextual"/>
             </w:rPr>
           </w:pPr>
-          <w:hyperlink w:anchor="_Toc230392662" w:history="1">
+          <w:hyperlink w:anchor="_Toc230428633" w:history="1">
             <w:r>
               <w:rPr>
                 <w:rStyle w:val="a6"/>
-                <w:rFonts w:ascii="Times New Roman" w:hAnsi="Times New Roman" w:cs="Times New Roman"/>
+                <w:b w:val="0"/>
+                <w:bCs w:val="0"/>
                 <w:noProof/>
                 <w:sz w:val="28"/>
                 <w:szCs w:val="28"/>
               </w:rPr>
-              <w:t>4.4 Программная реализация</w:t>
-            </w:r>
-            <w:r>
-              <w:rPr>
-                <w:rFonts w:ascii="Times New Roman" w:hAnsi="Times New Roman" w:cs="Times New Roman"/>
+              <w:t>ПРИЛОЖЕНИЕ В</w:t>
+            </w:r>
+            <w:r>
+              <w:rPr>
+                <w:b w:val="0"/>
+                <w:bCs w:val="0"/>
                 <w:noProof/>
                 <w:webHidden/>
                 <w:sz w:val="28"/>
@@ -11855,7 +12434,8 @@
             </w:r>
             <w:r>
               <w:rPr>
-                <w:rFonts w:ascii="Times New Roman" w:hAnsi="Times New Roman" w:cs="Times New Roman"/>
+                <w:b w:val="0"/>
+                <w:bCs w:val="0"/>
                 <w:noProof/>
                 <w:webHidden/>
                 <w:sz w:val="28"/>
@@ -11865,17 +12445,19 @@
             </w:r>
             <w:r>
               <w:rPr>
-                <w:rFonts w:ascii="Times New Roman" w:hAnsi="Times New Roman" w:cs="Times New Roman"/>
+                <w:b w:val="0"/>
+                <w:bCs w:val="0"/>
                 <w:noProof/>
                 <w:webHidden/>
                 <w:sz w:val="28"/>
                 <w:szCs w:val="28"/>
               </w:rPr>
-              <w:instrText xml:space="preserve"> PAGEREF _Toc230392662 \h </w:instrText>
-            </w:r>
-            <w:r>
-              <w:rPr>
-                <w:rFonts w:ascii="Times New Roman" w:hAnsi="Times New Roman" w:cs="Times New Roman"/>
+              <w:instrText xml:space="preserve"> PAGEREF _Toc230428633 \h </w:instrText>
+            </w:r>
+            <w:r>
+              <w:rPr>
+                <w:b w:val="0"/>
+                <w:bCs w:val="0"/>
                 <w:noProof/>
                 <w:webHidden/>
                 <w:sz w:val="28"/>
@@ -11884,7 +12466,8 @@
             </w:r>
             <w:r>
               <w:rPr>
-                <w:rFonts w:ascii="Times New Roman" w:hAnsi="Times New Roman" w:cs="Times New Roman"/>
+                <w:b w:val="0"/>
+                <w:bCs w:val="0"/>
                 <w:noProof/>
                 <w:webHidden/>
                 <w:sz w:val="28"/>
@@ -11894,17 +12477,19 @@
             </w:r>
             <w:r>
               <w:rPr>
-                <w:rFonts w:ascii="Times New Roman" w:hAnsi="Times New Roman" w:cs="Times New Roman"/>
+                <w:b w:val="0"/>
+                <w:bCs w:val="0"/>
                 <w:noProof/>
                 <w:webHidden/>
                 <w:sz w:val="28"/>
                 <w:szCs w:val="28"/>
               </w:rPr>
-              <w:t>22</w:t>
-            </w:r>
-            <w:r>
-              <w:rPr>
-                <w:rFonts w:ascii="Times New Roman" w:hAnsi="Times New Roman" w:cs="Times New Roman"/>
+              <w:t>28</w:t>
+            </w:r>
+            <w:r>
+              <w:rPr>
+                <w:b w:val="0"/>
+                <w:bCs w:val="0"/>
                 <w:noProof/>
                 <w:webHidden/>
                 <w:sz w:val="28"/>
@@ -11917,30 +12502,36 @@
         <w:p>
           <w:pPr>
             <w:pStyle w:val="11"/>
+            <w:contextualSpacing/>
+            <w:jc w:val="both"/>
             <w:rPr>
-              <w:rFonts w:ascii="Times New Roman" w:eastAsiaTheme="minorEastAsia" w:hAnsi="Times New Roman" w:cs="Times New Roman"/>
+              <w:rFonts w:asciiTheme="minorHAnsi" w:eastAsiaTheme="minorEastAsia" w:hAnsiTheme="minorHAnsi" w:cstheme="minorBidi"/>
+              <w:b w:val="0"/>
+              <w:bCs w:val="0"/>
               <w:noProof/>
               <w:kern w:val="2"/>
-              <w:sz w:val="28"/>
-              <w:szCs w:val="28"/>
+              <w:sz w:val="24"/>
+              <w:szCs w:val="24"/>
               <w:lang w:eastAsia="ru-RU"/>
               <w14:ligatures w14:val="standardContextual"/>
             </w:rPr>
           </w:pPr>
-          <w:hyperlink w:anchor="_Toc230392663" w:history="1">
+          <w:hyperlink w:anchor="_Toc230428634" w:history="1">
             <w:r>
               <w:rPr>
                 <w:rStyle w:val="a6"/>
-                <w:rFonts w:ascii="Times New Roman" w:hAnsi="Times New Roman" w:cs="Times New Roman"/>
+                <w:b w:val="0"/>
+                <w:bCs w:val="0"/>
                 <w:noProof/>
                 <w:sz w:val="28"/>
                 <w:szCs w:val="28"/>
               </w:rPr>
-              <w:t>ЗАКЛЮЧЕНИЕ</w:t>
-            </w:r>
-            <w:r>
-              <w:rPr>
-                <w:rFonts w:ascii="Times New Roman" w:hAnsi="Times New Roman" w:cs="Times New Roman"/>
+              <w:t>ПРИЛОЖЕНИЕ Г</w:t>
+            </w:r>
+            <w:r>
+              <w:rPr>
+                <w:b w:val="0"/>
+                <w:bCs w:val="0"/>
                 <w:noProof/>
                 <w:webHidden/>
                 <w:sz w:val="28"/>
@@ -11950,7 +12541,8 @@
             </w:r>
             <w:r>
               <w:rPr>
-                <w:rFonts w:ascii="Times New Roman" w:hAnsi="Times New Roman" w:cs="Times New Roman"/>
+                <w:b w:val="0"/>
+                <w:bCs w:val="0"/>
                 <w:noProof/>
                 <w:webHidden/>
                 <w:sz w:val="28"/>
@@ -11960,17 +12552,19 @@
             </w:r>
             <w:r>
               <w:rPr>
-                <w:rFonts w:ascii="Times New Roman" w:hAnsi="Times New Roman" w:cs="Times New Roman"/>
+                <w:b w:val="0"/>
+                <w:bCs w:val="0"/>
                 <w:noProof/>
                 <w:webHidden/>
                 <w:sz w:val="28"/>
                 <w:szCs w:val="28"/>
               </w:rPr>
-              <w:instrText xml:space="preserve"> PAGEREF _Toc230392663 \h </w:instrText>
-            </w:r>
-            <w:r>
-              <w:rPr>
-                <w:rFonts w:ascii="Times New Roman" w:hAnsi="Times New Roman" w:cs="Times New Roman"/>
+              <w:instrText xml:space="preserve"> PAGEREF _Toc230428634 \h </w:instrText>
+            </w:r>
+            <w:r>
+              <w:rPr>
+                <w:b w:val="0"/>
+                <w:bCs w:val="0"/>
                 <w:noProof/>
                 <w:webHidden/>
                 <w:sz w:val="28"/>
@@ -11979,7 +12573,8 @@
             </w:r>
             <w:r>
               <w:rPr>
-                <w:rFonts w:ascii="Times New Roman" w:hAnsi="Times New Roman" w:cs="Times New Roman"/>
+                <w:b w:val="0"/>
+                <w:bCs w:val="0"/>
                 <w:noProof/>
                 <w:webHidden/>
                 <w:sz w:val="28"/>
@@ -11989,17 +12584,19 @@
             </w:r>
             <w:r>
               <w:rPr>
-                <w:rFonts w:ascii="Times New Roman" w:hAnsi="Times New Roman" w:cs="Times New Roman"/>
+                <w:b w:val="0"/>
+                <w:bCs w:val="0"/>
                 <w:noProof/>
                 <w:webHidden/>
                 <w:sz w:val="28"/>
                 <w:szCs w:val="28"/>
               </w:rPr>
-              <w:t>23</w:t>
-            </w:r>
-            <w:r>
-              <w:rPr>
-                <w:rFonts w:ascii="Times New Roman" w:hAnsi="Times New Roman" w:cs="Times New Roman"/>
+              <w:t>29</w:t>
+            </w:r>
+            <w:r>
+              <w:rPr>
+                <w:b w:val="0"/>
+                <w:bCs w:val="0"/>
                 <w:noProof/>
                 <w:webHidden/>
                 <w:sz w:val="28"/>
@@ -12012,493 +12609,8 @@
         <w:p>
           <w:pPr>
             <w:pStyle w:val="11"/>
-            <w:rPr>
-              <w:rFonts w:ascii="Times New Roman" w:eastAsiaTheme="minorEastAsia" w:hAnsi="Times New Roman" w:cs="Times New Roman"/>
-              <w:noProof/>
-              <w:kern w:val="2"/>
-              <w:sz w:val="28"/>
-              <w:szCs w:val="28"/>
-              <w:lang w:eastAsia="ru-RU"/>
-              <w14:ligatures w14:val="standardContextual"/>
-            </w:rPr>
-          </w:pPr>
-          <w:hyperlink w:anchor="_Toc230392664" w:history="1">
-            <w:r>
-              <w:rPr>
-                <w:rStyle w:val="a6"/>
-                <w:rFonts w:ascii="Times New Roman" w:hAnsi="Times New Roman" w:cs="Times New Roman"/>
-                <w:noProof/>
-                <w:sz w:val="28"/>
-                <w:szCs w:val="28"/>
-              </w:rPr>
-              <w:t>СПИСОК ИСПОЛЬЗОВАННЫХ ИСТОЧНИКОВ</w:t>
-            </w:r>
-            <w:r>
-              <w:rPr>
-                <w:rFonts w:ascii="Times New Roman" w:hAnsi="Times New Roman" w:cs="Times New Roman"/>
-                <w:noProof/>
-                <w:webHidden/>
-                <w:sz w:val="28"/>
-                <w:szCs w:val="28"/>
-              </w:rPr>
-              <w:tab/>
-            </w:r>
-            <w:r>
-              <w:rPr>
-                <w:rFonts w:ascii="Times New Roman" w:hAnsi="Times New Roman" w:cs="Times New Roman"/>
-                <w:noProof/>
-                <w:webHidden/>
-                <w:sz w:val="28"/>
-                <w:szCs w:val="28"/>
-              </w:rPr>
-              <w:fldChar w:fldCharType="begin"/>
-            </w:r>
-            <w:r>
-              <w:rPr>
-                <w:rFonts w:ascii="Times New Roman" w:hAnsi="Times New Roman" w:cs="Times New Roman"/>
-                <w:noProof/>
-                <w:webHidden/>
-                <w:sz w:val="28"/>
-                <w:szCs w:val="28"/>
-              </w:rPr>
-              <w:instrText xml:space="preserve"> PAGEREF _Toc230392664 \h </w:instrText>
-            </w:r>
-            <w:r>
-              <w:rPr>
-                <w:rFonts w:ascii="Times New Roman" w:hAnsi="Times New Roman" w:cs="Times New Roman"/>
-                <w:noProof/>
-                <w:webHidden/>
-                <w:sz w:val="28"/>
-                <w:szCs w:val="28"/>
-              </w:rPr>
-            </w:r>
-            <w:r>
-              <w:rPr>
-                <w:rFonts w:ascii="Times New Roman" w:hAnsi="Times New Roman" w:cs="Times New Roman"/>
-                <w:noProof/>
-                <w:webHidden/>
-                <w:sz w:val="28"/>
-                <w:szCs w:val="28"/>
-              </w:rPr>
-              <w:fldChar w:fldCharType="separate"/>
-            </w:r>
-            <w:r>
-              <w:rPr>
-                <w:rFonts w:ascii="Times New Roman" w:hAnsi="Times New Roman" w:cs="Times New Roman"/>
-                <w:noProof/>
-                <w:webHidden/>
-                <w:sz w:val="28"/>
-                <w:szCs w:val="28"/>
-              </w:rPr>
-              <w:t>24</w:t>
-            </w:r>
-            <w:r>
-              <w:rPr>
-                <w:rFonts w:ascii="Times New Roman" w:hAnsi="Times New Roman" w:cs="Times New Roman"/>
-                <w:noProof/>
-                <w:webHidden/>
-                <w:sz w:val="28"/>
-                <w:szCs w:val="28"/>
-              </w:rPr>
-              <w:fldChar w:fldCharType="end"/>
-            </w:r>
-          </w:hyperlink>
-        </w:p>
-        <w:p>
-          <w:pPr>
-            <w:pStyle w:val="11"/>
-            <w:rPr>
-              <w:rFonts w:ascii="Times New Roman" w:eastAsiaTheme="minorEastAsia" w:hAnsi="Times New Roman" w:cs="Times New Roman"/>
-              <w:noProof/>
-              <w:kern w:val="2"/>
-              <w:sz w:val="28"/>
-              <w:szCs w:val="28"/>
-              <w:lang w:eastAsia="ru-RU"/>
-              <w14:ligatures w14:val="standardContextual"/>
-            </w:rPr>
-          </w:pPr>
-          <w:hyperlink w:anchor="_Toc230392665" w:history="1">
-            <w:r>
-              <w:rPr>
-                <w:rStyle w:val="a6"/>
-                <w:rFonts w:ascii="Times New Roman" w:hAnsi="Times New Roman" w:cs="Times New Roman"/>
-                <w:noProof/>
-                <w:sz w:val="28"/>
-                <w:szCs w:val="28"/>
-              </w:rPr>
-              <w:t>ПРИЛОЖЕНИЕ А</w:t>
-            </w:r>
-            <w:r>
-              <w:rPr>
-                <w:rFonts w:ascii="Times New Roman" w:hAnsi="Times New Roman" w:cs="Times New Roman"/>
-                <w:noProof/>
-                <w:webHidden/>
-                <w:sz w:val="28"/>
-                <w:szCs w:val="28"/>
-              </w:rPr>
-              <w:tab/>
-            </w:r>
-            <w:r>
-              <w:rPr>
-                <w:rFonts w:ascii="Times New Roman" w:hAnsi="Times New Roman" w:cs="Times New Roman"/>
-                <w:noProof/>
-                <w:webHidden/>
-                <w:sz w:val="28"/>
-                <w:szCs w:val="28"/>
-              </w:rPr>
-              <w:fldChar w:fldCharType="begin"/>
-            </w:r>
-            <w:r>
-              <w:rPr>
-                <w:rFonts w:ascii="Times New Roman" w:hAnsi="Times New Roman" w:cs="Times New Roman"/>
-                <w:noProof/>
-                <w:webHidden/>
-                <w:sz w:val="28"/>
-                <w:szCs w:val="28"/>
-              </w:rPr>
-              <w:instrText xml:space="preserve"> PAGEREF _Toc230392665 \h </w:instrText>
-            </w:r>
-            <w:r>
-              <w:rPr>
-                <w:rFonts w:ascii="Times New Roman" w:hAnsi="Times New Roman" w:cs="Times New Roman"/>
-                <w:noProof/>
-                <w:webHidden/>
-                <w:sz w:val="28"/>
-                <w:szCs w:val="28"/>
-              </w:rPr>
-            </w:r>
-            <w:r>
-              <w:rPr>
-                <w:rFonts w:ascii="Times New Roman" w:hAnsi="Times New Roman" w:cs="Times New Roman"/>
-                <w:noProof/>
-                <w:webHidden/>
-                <w:sz w:val="28"/>
-                <w:szCs w:val="28"/>
-              </w:rPr>
-              <w:fldChar w:fldCharType="separate"/>
-            </w:r>
-            <w:r>
-              <w:rPr>
-                <w:rFonts w:ascii="Times New Roman" w:hAnsi="Times New Roman" w:cs="Times New Roman"/>
-                <w:noProof/>
-                <w:webHidden/>
-                <w:sz w:val="28"/>
-                <w:szCs w:val="28"/>
-              </w:rPr>
-              <w:t>25</w:t>
-            </w:r>
-            <w:r>
-              <w:rPr>
-                <w:rFonts w:ascii="Times New Roman" w:hAnsi="Times New Roman" w:cs="Times New Roman"/>
-                <w:noProof/>
-                <w:webHidden/>
-                <w:sz w:val="28"/>
-                <w:szCs w:val="28"/>
-              </w:rPr>
-              <w:fldChar w:fldCharType="end"/>
-            </w:r>
-          </w:hyperlink>
-        </w:p>
-        <w:p>
-          <w:pPr>
-            <w:pStyle w:val="11"/>
-            <w:rPr>
-              <w:rFonts w:ascii="Times New Roman" w:eastAsiaTheme="minorEastAsia" w:hAnsi="Times New Roman" w:cs="Times New Roman"/>
-              <w:noProof/>
-              <w:kern w:val="2"/>
-              <w:sz w:val="28"/>
-              <w:szCs w:val="28"/>
-              <w:lang w:eastAsia="ru-RU"/>
-              <w14:ligatures w14:val="standardContextual"/>
-            </w:rPr>
-          </w:pPr>
-          <w:hyperlink w:anchor="_Toc230392666" w:history="1">
-            <w:r>
-              <w:rPr>
-                <w:rStyle w:val="a6"/>
-                <w:rFonts w:ascii="Times New Roman" w:hAnsi="Times New Roman" w:cs="Times New Roman"/>
-                <w:noProof/>
-                <w:sz w:val="28"/>
-                <w:szCs w:val="28"/>
-              </w:rPr>
-              <w:t>ПРИЛОЖЕНИЕ Б</w:t>
-            </w:r>
-            <w:r>
-              <w:rPr>
-                <w:rFonts w:ascii="Times New Roman" w:hAnsi="Times New Roman" w:cs="Times New Roman"/>
-                <w:noProof/>
-                <w:webHidden/>
-                <w:sz w:val="28"/>
-                <w:szCs w:val="28"/>
-              </w:rPr>
-              <w:tab/>
-            </w:r>
-            <w:r>
-              <w:rPr>
-                <w:rFonts w:ascii="Times New Roman" w:hAnsi="Times New Roman" w:cs="Times New Roman"/>
-                <w:noProof/>
-                <w:webHidden/>
-                <w:sz w:val="28"/>
-                <w:szCs w:val="28"/>
-              </w:rPr>
-              <w:fldChar w:fldCharType="begin"/>
-            </w:r>
-            <w:r>
-              <w:rPr>
-                <w:rFonts w:ascii="Times New Roman" w:hAnsi="Times New Roman" w:cs="Times New Roman"/>
-                <w:noProof/>
-                <w:webHidden/>
-                <w:sz w:val="28"/>
-                <w:szCs w:val="28"/>
-              </w:rPr>
-              <w:instrText xml:space="preserve"> PAGEREF _Toc230392666 \h </w:instrText>
-            </w:r>
-            <w:r>
-              <w:rPr>
-                <w:rFonts w:ascii="Times New Roman" w:hAnsi="Times New Roman" w:cs="Times New Roman"/>
-                <w:noProof/>
-                <w:webHidden/>
-                <w:sz w:val="28"/>
-                <w:szCs w:val="28"/>
-              </w:rPr>
-            </w:r>
-            <w:r>
-              <w:rPr>
-                <w:rFonts w:ascii="Times New Roman" w:hAnsi="Times New Roman" w:cs="Times New Roman"/>
-                <w:noProof/>
-                <w:webHidden/>
-                <w:sz w:val="28"/>
-                <w:szCs w:val="28"/>
-              </w:rPr>
-              <w:fldChar w:fldCharType="separate"/>
-            </w:r>
-            <w:r>
-              <w:rPr>
-                <w:rFonts w:ascii="Times New Roman" w:hAnsi="Times New Roman" w:cs="Times New Roman"/>
-                <w:noProof/>
-                <w:webHidden/>
-                <w:sz w:val="28"/>
-                <w:szCs w:val="28"/>
-              </w:rPr>
-              <w:t>26</w:t>
-            </w:r>
-            <w:r>
-              <w:rPr>
-                <w:rFonts w:ascii="Times New Roman" w:hAnsi="Times New Roman" w:cs="Times New Roman"/>
-                <w:noProof/>
-                <w:webHidden/>
-                <w:sz w:val="28"/>
-                <w:szCs w:val="28"/>
-              </w:rPr>
-              <w:fldChar w:fldCharType="end"/>
-            </w:r>
-          </w:hyperlink>
-        </w:p>
-        <w:p>
-          <w:pPr>
-            <w:pStyle w:val="11"/>
-            <w:rPr>
-              <w:rFonts w:ascii="Times New Roman" w:eastAsiaTheme="minorEastAsia" w:hAnsi="Times New Roman" w:cs="Times New Roman"/>
-              <w:noProof/>
-              <w:kern w:val="2"/>
-              <w:sz w:val="28"/>
-              <w:szCs w:val="28"/>
-              <w:lang w:eastAsia="ru-RU"/>
-              <w14:ligatures w14:val="standardContextual"/>
-            </w:rPr>
-          </w:pPr>
-          <w:hyperlink w:anchor="_Toc230392667" w:history="1">
-            <w:r>
-              <w:rPr>
-                <w:rStyle w:val="a6"/>
-                <w:rFonts w:ascii="Times New Roman" w:hAnsi="Times New Roman" w:cs="Times New Roman"/>
-                <w:noProof/>
-                <w:sz w:val="28"/>
-                <w:szCs w:val="28"/>
-              </w:rPr>
-              <w:t>ПРИЛОЖЕНИЕ В</w:t>
-            </w:r>
-            <w:r>
-              <w:rPr>
-                <w:rFonts w:ascii="Times New Roman" w:hAnsi="Times New Roman" w:cs="Times New Roman"/>
-                <w:noProof/>
-                <w:webHidden/>
-                <w:sz w:val="28"/>
-                <w:szCs w:val="28"/>
-              </w:rPr>
-              <w:tab/>
-            </w:r>
-            <w:r>
-              <w:rPr>
-                <w:rFonts w:ascii="Times New Roman" w:hAnsi="Times New Roman" w:cs="Times New Roman"/>
-                <w:noProof/>
-                <w:webHidden/>
-                <w:sz w:val="28"/>
-                <w:szCs w:val="28"/>
-              </w:rPr>
-              <w:fldChar w:fldCharType="begin"/>
-            </w:r>
-            <w:r>
-              <w:rPr>
-                <w:rFonts w:ascii="Times New Roman" w:hAnsi="Times New Roman" w:cs="Times New Roman"/>
-                <w:noProof/>
-                <w:webHidden/>
-                <w:sz w:val="28"/>
-                <w:szCs w:val="28"/>
-              </w:rPr>
-              <w:instrText xml:space="preserve"> PAGEREF _Toc230392667 \h </w:instrText>
-            </w:r>
-            <w:r>
-              <w:rPr>
-                <w:rFonts w:ascii="Times New Roman" w:hAnsi="Times New Roman" w:cs="Times New Roman"/>
-                <w:noProof/>
-                <w:webHidden/>
-                <w:sz w:val="28"/>
-                <w:szCs w:val="28"/>
-              </w:rPr>
-            </w:r>
-            <w:r>
-              <w:rPr>
-                <w:rFonts w:ascii="Times New Roman" w:hAnsi="Times New Roman" w:cs="Times New Roman"/>
-                <w:noProof/>
-                <w:webHidden/>
-                <w:sz w:val="28"/>
-                <w:szCs w:val="28"/>
-              </w:rPr>
-              <w:fldChar w:fldCharType="separate"/>
-            </w:r>
-            <w:r>
-              <w:rPr>
-                <w:rFonts w:ascii="Times New Roman" w:hAnsi="Times New Roman" w:cs="Times New Roman"/>
-                <w:noProof/>
-                <w:webHidden/>
-                <w:sz w:val="28"/>
-                <w:szCs w:val="28"/>
-              </w:rPr>
-              <w:t>27</w:t>
-            </w:r>
-            <w:r>
-              <w:rPr>
-                <w:rFonts w:ascii="Times New Roman" w:hAnsi="Times New Roman" w:cs="Times New Roman"/>
-                <w:noProof/>
-                <w:webHidden/>
-                <w:sz w:val="28"/>
-                <w:szCs w:val="28"/>
-              </w:rPr>
-              <w:fldChar w:fldCharType="end"/>
-            </w:r>
-          </w:hyperlink>
-        </w:p>
-        <w:p>
-          <w:pPr>
-            <w:pStyle w:val="11"/>
-            <w:rPr>
-              <w:rFonts w:ascii="Times New Roman" w:eastAsiaTheme="minorEastAsia" w:hAnsi="Times New Roman" w:cs="Times New Roman"/>
-              <w:noProof/>
-              <w:kern w:val="2"/>
-              <w:sz w:val="28"/>
-              <w:szCs w:val="28"/>
-              <w:lang w:eastAsia="ru-RU"/>
-              <w14:ligatures w14:val="standardContextual"/>
-            </w:rPr>
-          </w:pPr>
-          <w:hyperlink w:anchor="_Toc230392668" w:history="1">
-            <w:r>
-              <w:rPr>
-                <w:rStyle w:val="a6"/>
-                <w:rFonts w:ascii="Times New Roman" w:hAnsi="Times New Roman" w:cs="Times New Roman"/>
-                <w:noProof/>
-                <w:sz w:val="28"/>
-                <w:szCs w:val="28"/>
-              </w:rPr>
-              <w:t>ПРИЛОЖЕНИЕ Г</w:t>
-            </w:r>
-            <w:r>
-              <w:rPr>
-                <w:rFonts w:ascii="Times New Roman" w:hAnsi="Times New Roman" w:cs="Times New Roman"/>
-                <w:noProof/>
-                <w:webHidden/>
-                <w:sz w:val="28"/>
-                <w:szCs w:val="28"/>
-              </w:rPr>
-              <w:tab/>
-            </w:r>
-            <w:r>
-              <w:rPr>
-                <w:rFonts w:ascii="Times New Roman" w:hAnsi="Times New Roman" w:cs="Times New Roman"/>
-                <w:noProof/>
-                <w:webHidden/>
-                <w:sz w:val="28"/>
-                <w:szCs w:val="28"/>
-              </w:rPr>
-              <w:fldChar w:fldCharType="begin"/>
-            </w:r>
-            <w:r>
-              <w:rPr>
-                <w:rFonts w:ascii="Times New Roman" w:hAnsi="Times New Roman" w:cs="Times New Roman"/>
-                <w:noProof/>
-                <w:webHidden/>
-                <w:sz w:val="28"/>
-                <w:szCs w:val="28"/>
-              </w:rPr>
-              <w:instrText xml:space="preserve"> PAGEREF _Toc230392668 \h </w:instrText>
-            </w:r>
-            <w:r>
-              <w:rPr>
-                <w:rFonts w:ascii="Times New Roman" w:hAnsi="Times New Roman" w:cs="Times New Roman"/>
-                <w:noProof/>
-                <w:webHidden/>
-                <w:sz w:val="28"/>
-                <w:szCs w:val="28"/>
-              </w:rPr>
-            </w:r>
-            <w:r>
-              <w:rPr>
-                <w:rFonts w:ascii="Times New Roman" w:hAnsi="Times New Roman" w:cs="Times New Roman"/>
-                <w:noProof/>
-                <w:webHidden/>
-                <w:sz w:val="28"/>
-                <w:szCs w:val="28"/>
-              </w:rPr>
-              <w:fldChar w:fldCharType="separate"/>
-            </w:r>
-            <w:r>
-              <w:rPr>
-                <w:rFonts w:ascii="Times New Roman" w:hAnsi="Times New Roman" w:cs="Times New Roman"/>
-                <w:noProof/>
-                <w:webHidden/>
-                <w:sz w:val="28"/>
-                <w:szCs w:val="28"/>
-              </w:rPr>
-              <w:t>28</w:t>
-            </w:r>
-            <w:r>
-              <w:rPr>
-                <w:rFonts w:ascii="Times New Roman" w:hAnsi="Times New Roman" w:cs="Times New Roman"/>
-                <w:noProof/>
-                <w:webHidden/>
-                <w:sz w:val="28"/>
-                <w:szCs w:val="28"/>
-              </w:rPr>
-              <w:fldChar w:fldCharType="end"/>
-            </w:r>
-          </w:hyperlink>
-        </w:p>
-        <w:p>
-          <w:pPr>
-            <w:pStyle w:val="11"/>
-            <w:rPr>
-              <w:rFonts w:ascii="Times New Roman" w:eastAsiaTheme="minorEastAsia" w:hAnsi="Times New Roman" w:cs="Times New Roman"/>
-              <w:sz w:val="28"/>
-              <w:szCs w:val="28"/>
-            </w:rPr>
           </w:pPr>
           <w:r>
-            <w:rPr>
-              <w:rFonts w:ascii="Times New Roman" w:hAnsi="Times New Roman" w:cs="Times New Roman"/>
-              <w:sz w:val="28"/>
-              <w:szCs w:val="28"/>
-            </w:rPr>
             <w:fldChar w:fldCharType="end"/>
           </w:r>
         </w:p>
@@ -12507,26 +12619,34 @@
     <w:p>
       <w:pPr>
         <w:pStyle w:val="11"/>
-        <w:rPr>
-          <w:rFonts w:ascii="Times New Roman" w:eastAsia="Times New Roman" w:hAnsi="Times New Roman" w:cs="Times New Roman"/>
-          <w:sz w:val="28"/>
-          <w:szCs w:val="28"/>
-          <w:u w:val="single"/>
+      </w:pPr>
+    </w:p>
+    <w:p>
+      <w:pPr>
+        <w:spacing w:after="160" w:line="259" w:lineRule="auto"/>
+        <w:jc w:val="center"/>
+        <w:rPr>
+          <w:rFonts w:ascii="Times New Roman" w:hAnsi="Times New Roman" w:cs="Times New Roman"/>
+          <w:b/>
+          <w:bCs/>
+          <w:sz w:val="32"/>
+          <w:szCs w:val="32"/>
         </w:rPr>
       </w:pPr>
       <w:r>
         <w:br w:type="page"/>
       </w:r>
-      <w:bookmarkStart w:id="0" w:name="_Toc230392651"/>
       <w:r>
         <w:rPr>
           <w:rFonts w:ascii="Times New Roman" w:hAnsi="Times New Roman" w:cs="Times New Roman"/>
           <w:b/>
+          <w:bCs/>
+          <w:sz w:val="32"/>
+          <w:szCs w:val="32"/>
         </w:rPr>
         <w:lastRenderedPageBreak/>
         <w:t>ВВЕДЕНИЕ</w:t>
       </w:r>
-      <w:bookmarkEnd w:id="0"/>
     </w:p>
     <w:p>
       <w:pPr>
@@ -12945,7 +13065,7 @@
           <w:color w:val="auto"/>
         </w:rPr>
       </w:pPr>
-      <w:bookmarkStart w:id="1" w:name="_Toc230392652"/>
+      <w:bookmarkStart w:id="0" w:name="_Toc230428618"/>
       <w:r>
         <w:rPr>
           <w:rFonts w:ascii="Times New Roman" w:hAnsi="Times New Roman" w:cs="Times New Roman"/>
@@ -12965,7 +13085,7 @@
         </w:rPr>
         <w:t>СВЕДЕНИЯ О РАБОТЕ, ВЫПОЛНЕННОЙ В ПЕРИОД ПРОХОЖДЕНИЯ УЧЕБНОЙ ПРАКТИКИ</w:t>
       </w:r>
-      <w:bookmarkEnd w:id="1"/>
+      <w:bookmarkEnd w:id="0"/>
     </w:p>
     <w:p>
       <w:pPr>
@@ -14141,7 +14261,25 @@
           <w:sz w:val="28"/>
           <w:szCs w:val="28"/>
         </w:rPr>
-        <w:t xml:space="preserve">(дата)       </w:t>
+        <w:t>(</w:t>
+      </w:r>
+      <w:proofErr w:type="gramStart"/>
+      <w:r>
+        <w:rPr>
+          <w:rFonts w:ascii="Times New Roman" w:hAnsi="Times New Roman" w:cs="Times New Roman"/>
+          <w:sz w:val="28"/>
+          <w:szCs w:val="28"/>
+        </w:rPr>
+        <w:t xml:space="preserve">дата)   </w:t>
+      </w:r>
+      <w:proofErr w:type="gramEnd"/>
+      <w:r>
+        <w:rPr>
+          <w:rFonts w:ascii="Times New Roman" w:hAnsi="Times New Roman" w:cs="Times New Roman"/>
+          <w:sz w:val="28"/>
+          <w:szCs w:val="28"/>
+        </w:rPr>
+        <w:t xml:space="preserve">    </w:t>
       </w:r>
       <w:r>
         <w:rPr>
@@ -14157,7 +14295,25 @@
           <w:sz w:val="28"/>
           <w:szCs w:val="28"/>
         </w:rPr>
-        <w:t xml:space="preserve">          (подпись)</w:t>
+        <w:t xml:space="preserve">       </w:t>
+      </w:r>
+      <w:proofErr w:type="gramStart"/>
+      <w:r>
+        <w:rPr>
+          <w:rFonts w:ascii="Times New Roman" w:hAnsi="Times New Roman" w:cs="Times New Roman"/>
+          <w:sz w:val="28"/>
+          <w:szCs w:val="28"/>
+        </w:rPr>
+        <w:t xml:space="preserve">   (</w:t>
+      </w:r>
+      <w:proofErr w:type="gramEnd"/>
+      <w:r>
+        <w:rPr>
+          <w:rFonts w:ascii="Times New Roman" w:hAnsi="Times New Roman" w:cs="Times New Roman"/>
+          <w:sz w:val="28"/>
+          <w:szCs w:val="28"/>
+        </w:rPr>
+        <w:t>подпись)</w:t>
       </w:r>
       <w:r>
         <w:rPr>
@@ -14194,7 +14350,7 @@
           <w:color w:val="auto"/>
         </w:rPr>
       </w:pPr>
-      <w:bookmarkStart w:id="2" w:name="_Toc230392653"/>
+      <w:bookmarkStart w:id="1" w:name="_Toc230428619"/>
       <w:r>
         <w:rPr>
           <w:rFonts w:ascii="Times New Roman" w:hAnsi="Times New Roman" w:cs="Times New Roman"/>
@@ -14214,7 +14370,7 @@
         </w:rPr>
         <w:t>НАСТРОЙКА РАБОЧЕГО ОКРУЖЕНИЯ</w:t>
       </w:r>
-      <w:bookmarkEnd w:id="2"/>
+      <w:bookmarkEnd w:id="1"/>
     </w:p>
     <w:p>
       <w:pPr>
@@ -14230,7 +14386,7 @@
           <w:szCs w:val="28"/>
         </w:rPr>
       </w:pPr>
-      <w:bookmarkStart w:id="3" w:name="_Toc230392654"/>
+      <w:bookmarkStart w:id="2" w:name="_Toc230428620"/>
       <w:r>
         <w:rPr>
           <w:rFonts w:ascii="Times New Roman" w:hAnsi="Times New Roman" w:cs="Times New Roman"/>
@@ -14261,7 +14417,7 @@
         </w:rPr>
         <w:t>Python 3.14</w:t>
       </w:r>
-      <w:bookmarkEnd w:id="3"/>
+      <w:bookmarkEnd w:id="2"/>
       <w:r>
         <w:rPr>
           <w:rFonts w:ascii="Times New Roman" w:eastAsia="Times New Roman" w:hAnsi="Times New Roman" w:cs="Times New Roman"/>
@@ -14316,13 +14472,41 @@
         </w:rPr>
         <w:t>«</w:t>
       </w:r>
-      <w:r>
-        <w:rPr>
-          <w:rFonts w:ascii="Times New Roman" w:hAnsi="Times New Roman" w:cs="Times New Roman"/>
-          <w:sz w:val="28"/>
-          <w:szCs w:val="28"/>
-        </w:rPr>
-        <w:t>Add Python 3.14 to PATH</w:t>
+      <w:proofErr w:type="spellStart"/>
+      <w:r>
+        <w:rPr>
+          <w:rFonts w:ascii="Times New Roman" w:hAnsi="Times New Roman" w:cs="Times New Roman"/>
+          <w:sz w:val="28"/>
+          <w:szCs w:val="28"/>
+        </w:rPr>
+        <w:t>Add</w:t>
+      </w:r>
+      <w:proofErr w:type="spellEnd"/>
+      <w:r>
+        <w:rPr>
+          <w:rFonts w:ascii="Times New Roman" w:hAnsi="Times New Roman" w:cs="Times New Roman"/>
+          <w:sz w:val="28"/>
+          <w:szCs w:val="28"/>
+        </w:rPr>
+        <w:t xml:space="preserve"> Python 3.14 </w:t>
+      </w:r>
+      <w:proofErr w:type="spellStart"/>
+      <w:r>
+        <w:rPr>
+          <w:rFonts w:ascii="Times New Roman" w:hAnsi="Times New Roman" w:cs="Times New Roman"/>
+          <w:sz w:val="28"/>
+          <w:szCs w:val="28"/>
+        </w:rPr>
+        <w:t>to</w:t>
+      </w:r>
+      <w:proofErr w:type="spellEnd"/>
+      <w:r>
+        <w:rPr>
+          <w:rFonts w:ascii="Times New Roman" w:hAnsi="Times New Roman" w:cs="Times New Roman"/>
+          <w:sz w:val="28"/>
+          <w:szCs w:val="28"/>
+        </w:rPr>
+        <w:t xml:space="preserve"> PATH</w:t>
       </w:r>
       <w:r>
         <w:rPr>
@@ -14348,14 +14532,34 @@
         </w:rPr>
         <w:t>«</w:t>
       </w:r>
-      <w:r>
-        <w:rPr>
-          <w:rFonts w:ascii="Times New Roman" w:hAnsi="Times New Roman" w:cs="Times New Roman"/>
-          <w:sz w:val="28"/>
-          <w:szCs w:val="28"/>
-        </w:rPr>
-        <w:t>Install Now</w:t>
-      </w:r>
+      <w:proofErr w:type="spellStart"/>
+      <w:r>
+        <w:rPr>
+          <w:rFonts w:ascii="Times New Roman" w:hAnsi="Times New Roman" w:cs="Times New Roman"/>
+          <w:sz w:val="28"/>
+          <w:szCs w:val="28"/>
+        </w:rPr>
+        <w:t>Install</w:t>
+      </w:r>
+      <w:proofErr w:type="spellEnd"/>
+      <w:r>
+        <w:rPr>
+          <w:rFonts w:ascii="Times New Roman" w:hAnsi="Times New Roman" w:cs="Times New Roman"/>
+          <w:sz w:val="28"/>
+          <w:szCs w:val="28"/>
+        </w:rPr>
+        <w:t xml:space="preserve"> </w:t>
+      </w:r>
+      <w:proofErr w:type="spellStart"/>
+      <w:r>
+        <w:rPr>
+          <w:rFonts w:ascii="Times New Roman" w:hAnsi="Times New Roman" w:cs="Times New Roman"/>
+          <w:sz w:val="28"/>
+          <w:szCs w:val="28"/>
+        </w:rPr>
+        <w:t>Now</w:t>
+      </w:r>
+      <w:proofErr w:type="spellEnd"/>
       <w:r>
         <w:rPr>
           <w:rFonts w:ascii="Times New Roman" w:hAnsi="Times New Roman" w:cs="Times New Roman"/>
@@ -14446,7 +14650,6 @@
           <w:rFonts w:ascii="Times New Roman" w:hAnsi="Times New Roman" w:cs="Times New Roman"/>
           <w:sz w:val="28"/>
           <w:szCs w:val="28"/>
-          <w:lang w:val="en-US"/>
         </w:rPr>
       </w:pPr>
       <w:r>
@@ -14529,13 +14732,23 @@
         </w:rPr>
         <w:t>«</w:t>
       </w:r>
-      <w:r>
-        <w:rPr>
-          <w:rFonts w:ascii="Times New Roman" w:hAnsi="Times New Roman" w:cs="Times New Roman"/>
-          <w:sz w:val="28"/>
-          <w:szCs w:val="28"/>
-        </w:rPr>
-        <w:t xml:space="preserve">python </w:t>
+      <w:proofErr w:type="spellStart"/>
+      <w:r>
+        <w:rPr>
+          <w:rFonts w:ascii="Times New Roman" w:hAnsi="Times New Roman" w:cs="Times New Roman"/>
+          <w:sz w:val="28"/>
+          <w:szCs w:val="28"/>
+        </w:rPr>
+        <w:t>python</w:t>
+      </w:r>
+      <w:proofErr w:type="spellEnd"/>
+      <w:r>
+        <w:rPr>
+          <w:rFonts w:ascii="Times New Roman" w:hAnsi="Times New Roman" w:cs="Times New Roman"/>
+          <w:sz w:val="28"/>
+          <w:szCs w:val="28"/>
+        </w:rPr>
+        <w:t xml:space="preserve"> </w:t>
       </w:r>
       <w:r>
         <w:rPr>
@@ -14545,6 +14758,7 @@
         </w:rPr>
         <w:t>–</w:t>
       </w:r>
+      <w:proofErr w:type="spellStart"/>
       <w:r>
         <w:rPr>
           <w:rFonts w:ascii="Times New Roman" w:hAnsi="Times New Roman" w:cs="Times New Roman"/>
@@ -14553,6 +14767,7 @@
         </w:rPr>
         <w:t>version</w:t>
       </w:r>
+      <w:proofErr w:type="spellEnd"/>
       <w:r>
         <w:rPr>
           <w:rFonts w:ascii="Times New Roman" w:hAnsi="Times New Roman" w:cs="Times New Roman"/>
@@ -14580,6 +14795,7 @@
       <w:r>
         <w:rPr>
           <w:rFonts w:ascii="Times New Roman" w:hAnsi="Times New Roman" w:cs="Times New Roman"/>
+          <w:noProof/>
           <w:sz w:val="28"/>
           <w:szCs w:val="28"/>
           <w:lang w:val="en-US"/>
@@ -14714,26 +14930,7 @@
         <w:t xml:space="preserve"> – проверка версии Python</w:t>
       </w:r>
     </w:p>
-    <w:p>
-      <w:pPr>
-        <w:spacing w:after="160" w:line="259" w:lineRule="auto"/>
-        <w:rPr>
-          <w:rFonts w:ascii="Times New Roman" w:hAnsi="Times New Roman" w:cs="Times New Roman"/>
-          <w:sz w:val="28"/>
-          <w:szCs w:val="28"/>
-        </w:rPr>
-      </w:pPr>
-      <w:r>
-        <w:rPr>
-          <w:rFonts w:ascii="Times New Roman" w:hAnsi="Times New Roman" w:cs="Times New Roman"/>
-          <w:i/>
-          <w:iCs/>
-          <w:sz w:val="28"/>
-          <w:szCs w:val="28"/>
-        </w:rPr>
-        <w:br w:type="page"/>
-      </w:r>
-    </w:p>
+    <w:p/>
     <w:p>
       <w:pPr>
         <w:spacing w:after="0" w:line="360" w:lineRule="auto"/>
@@ -14748,7 +14945,7 @@
           <w:szCs w:val="28"/>
         </w:rPr>
       </w:pPr>
-      <w:bookmarkStart w:id="4" w:name="_Toc230392655"/>
+      <w:bookmarkStart w:id="3" w:name="_Toc230428621"/>
       <w:r>
         <w:rPr>
           <w:rFonts w:ascii="Times New Roman" w:hAnsi="Times New Roman" w:cs="Times New Roman"/>
@@ -14757,7 +14954,6 @@
           <w:sz w:val="28"/>
           <w:szCs w:val="28"/>
         </w:rPr>
-        <w:lastRenderedPageBreak/>
         <w:t xml:space="preserve">2.2 </w:t>
       </w:r>
       <w:r>
@@ -14802,7 +14998,7 @@
         </w:rPr>
         <w:t>PyCharm</w:t>
       </w:r>
-      <w:bookmarkEnd w:id="4"/>
+      <w:bookmarkEnd w:id="3"/>
     </w:p>
     <w:p>
       <w:pPr>
@@ -14821,7 +15017,133 @@
           <w:sz w:val="28"/>
           <w:szCs w:val="28"/>
         </w:rPr>
-        <w:t xml:space="preserve">Для своего проекта я выбрал PyCharm Community Edition. Это бесплатная среда разработки, специально заточенная под Python. Чтобы установить её, я перешёл на официальный сайт JetBrains и скачал установщик pycharm-community-2025.x.x.exe. Запустил его с правами администратора. В мастере установки отметил опцию «Add "bin" folder to the PATH» </w:t>
+        <w:t xml:space="preserve">Для своего проекта я выбрал </w:t>
+      </w:r>
+      <w:proofErr w:type="spellStart"/>
+      <w:r>
+        <w:rPr>
+          <w:rFonts w:ascii="Times New Roman" w:hAnsi="Times New Roman" w:cs="Times New Roman"/>
+          <w:sz w:val="28"/>
+          <w:szCs w:val="28"/>
+        </w:rPr>
+        <w:t>PyCharm</w:t>
+      </w:r>
+      <w:proofErr w:type="spellEnd"/>
+      <w:r>
+        <w:rPr>
+          <w:rFonts w:ascii="Times New Roman" w:hAnsi="Times New Roman" w:cs="Times New Roman"/>
+          <w:sz w:val="28"/>
+          <w:szCs w:val="28"/>
+        </w:rPr>
+        <w:t xml:space="preserve"> Community Edition. Это бесплатная среда разработки, специально заточенная под Python. Чтобы установить её, я перешёл на официальный сайт </w:t>
+      </w:r>
+      <w:proofErr w:type="spellStart"/>
+      <w:r>
+        <w:rPr>
+          <w:rFonts w:ascii="Times New Roman" w:hAnsi="Times New Roman" w:cs="Times New Roman"/>
+          <w:sz w:val="28"/>
+          <w:szCs w:val="28"/>
+        </w:rPr>
+        <w:t>JetBrains</w:t>
+      </w:r>
+      <w:proofErr w:type="spellEnd"/>
+      <w:r>
+        <w:rPr>
+          <w:rFonts w:ascii="Times New Roman" w:hAnsi="Times New Roman" w:cs="Times New Roman"/>
+          <w:sz w:val="28"/>
+          <w:szCs w:val="28"/>
+        </w:rPr>
+        <w:t xml:space="preserve"> и скачал установщик pycharm-community-2025.x.x.exe. Запустил его с правами администратора. В мастере установки отметил опцию «</w:t>
+      </w:r>
+      <w:proofErr w:type="spellStart"/>
+      <w:r>
+        <w:rPr>
+          <w:rFonts w:ascii="Times New Roman" w:hAnsi="Times New Roman" w:cs="Times New Roman"/>
+          <w:sz w:val="28"/>
+          <w:szCs w:val="28"/>
+        </w:rPr>
+        <w:t>Add</w:t>
+      </w:r>
+      <w:proofErr w:type="spellEnd"/>
+      <w:r>
+        <w:rPr>
+          <w:rFonts w:ascii="Times New Roman" w:hAnsi="Times New Roman" w:cs="Times New Roman"/>
+          <w:sz w:val="28"/>
+          <w:szCs w:val="28"/>
+        </w:rPr>
+        <w:t xml:space="preserve"> "</w:t>
+      </w:r>
+      <w:proofErr w:type="spellStart"/>
+      <w:r>
+        <w:rPr>
+          <w:rFonts w:ascii="Times New Roman" w:hAnsi="Times New Roman" w:cs="Times New Roman"/>
+          <w:sz w:val="28"/>
+          <w:szCs w:val="28"/>
+        </w:rPr>
+        <w:t>bin</w:t>
+      </w:r>
+      <w:proofErr w:type="spellEnd"/>
+      <w:r>
+        <w:rPr>
+          <w:rFonts w:ascii="Times New Roman" w:hAnsi="Times New Roman" w:cs="Times New Roman"/>
+          <w:sz w:val="28"/>
+          <w:szCs w:val="28"/>
+        </w:rPr>
+        <w:t xml:space="preserve">" </w:t>
+      </w:r>
+      <w:proofErr w:type="spellStart"/>
+      <w:r>
+        <w:rPr>
+          <w:rFonts w:ascii="Times New Roman" w:hAnsi="Times New Roman" w:cs="Times New Roman"/>
+          <w:sz w:val="28"/>
+          <w:szCs w:val="28"/>
+        </w:rPr>
+        <w:t>folder</w:t>
+      </w:r>
+      <w:proofErr w:type="spellEnd"/>
+      <w:r>
+        <w:rPr>
+          <w:rFonts w:ascii="Times New Roman" w:hAnsi="Times New Roman" w:cs="Times New Roman"/>
+          <w:sz w:val="28"/>
+          <w:szCs w:val="28"/>
+        </w:rPr>
+        <w:t xml:space="preserve"> </w:t>
+      </w:r>
+      <w:proofErr w:type="spellStart"/>
+      <w:r>
+        <w:rPr>
+          <w:rFonts w:ascii="Times New Roman" w:hAnsi="Times New Roman" w:cs="Times New Roman"/>
+          <w:sz w:val="28"/>
+          <w:szCs w:val="28"/>
+        </w:rPr>
+        <w:t>to</w:t>
+      </w:r>
+      <w:proofErr w:type="spellEnd"/>
+      <w:r>
+        <w:rPr>
+          <w:rFonts w:ascii="Times New Roman" w:hAnsi="Times New Roman" w:cs="Times New Roman"/>
+          <w:sz w:val="28"/>
+          <w:szCs w:val="28"/>
+        </w:rPr>
+        <w:t xml:space="preserve"> </w:t>
+      </w:r>
+      <w:proofErr w:type="spellStart"/>
+      <w:r>
+        <w:rPr>
+          <w:rFonts w:ascii="Times New Roman" w:hAnsi="Times New Roman" w:cs="Times New Roman"/>
+          <w:sz w:val="28"/>
+          <w:szCs w:val="28"/>
+        </w:rPr>
+        <w:t>the</w:t>
+      </w:r>
+      <w:proofErr w:type="spellEnd"/>
+      <w:r>
+        <w:rPr>
+          <w:rFonts w:ascii="Times New Roman" w:hAnsi="Times New Roman" w:cs="Times New Roman"/>
+          <w:sz w:val="28"/>
+          <w:szCs w:val="28"/>
+        </w:rPr>
+        <w:t xml:space="preserve"> PATH» </w:t>
       </w:r>
       <w:r>
         <w:rPr>
@@ -14837,7 +15159,79 @@
           <w:sz w:val="28"/>
           <w:szCs w:val="28"/>
         </w:rPr>
-        <w:t xml:space="preserve"> это позволяет запускать IDE из командной строки. Также отметил «Add "Open Folder as Project"» для быстрого открытия папок как проектов. Остальные настройки оставил по умолчанию и нажал «Install». Дождался завершения копирования файлов и закрыл окно.</w:t>
+        <w:t xml:space="preserve"> это позволяет запускать IDE из командной строки. Также отметил «</w:t>
+      </w:r>
+      <w:proofErr w:type="spellStart"/>
+      <w:r>
+        <w:rPr>
+          <w:rFonts w:ascii="Times New Roman" w:hAnsi="Times New Roman" w:cs="Times New Roman"/>
+          <w:sz w:val="28"/>
+          <w:szCs w:val="28"/>
+        </w:rPr>
+        <w:t>Add</w:t>
+      </w:r>
+      <w:proofErr w:type="spellEnd"/>
+      <w:r>
+        <w:rPr>
+          <w:rFonts w:ascii="Times New Roman" w:hAnsi="Times New Roman" w:cs="Times New Roman"/>
+          <w:sz w:val="28"/>
+          <w:szCs w:val="28"/>
+        </w:rPr>
+        <w:t xml:space="preserve"> "Open </w:t>
+      </w:r>
+      <w:proofErr w:type="spellStart"/>
+      <w:r>
+        <w:rPr>
+          <w:rFonts w:ascii="Times New Roman" w:hAnsi="Times New Roman" w:cs="Times New Roman"/>
+          <w:sz w:val="28"/>
+          <w:szCs w:val="28"/>
+        </w:rPr>
+        <w:t>Folder</w:t>
+      </w:r>
+      <w:proofErr w:type="spellEnd"/>
+      <w:r>
+        <w:rPr>
+          <w:rFonts w:ascii="Times New Roman" w:hAnsi="Times New Roman" w:cs="Times New Roman"/>
+          <w:sz w:val="28"/>
+          <w:szCs w:val="28"/>
+        </w:rPr>
+        <w:t xml:space="preserve"> </w:t>
+      </w:r>
+      <w:proofErr w:type="spellStart"/>
+      <w:r>
+        <w:rPr>
+          <w:rFonts w:ascii="Times New Roman" w:hAnsi="Times New Roman" w:cs="Times New Roman"/>
+          <w:sz w:val="28"/>
+          <w:szCs w:val="28"/>
+        </w:rPr>
+        <w:t>as</w:t>
+      </w:r>
+      <w:proofErr w:type="spellEnd"/>
+      <w:r>
+        <w:rPr>
+          <w:rFonts w:ascii="Times New Roman" w:hAnsi="Times New Roman" w:cs="Times New Roman"/>
+          <w:sz w:val="28"/>
+          <w:szCs w:val="28"/>
+        </w:rPr>
+        <w:t xml:space="preserve"> Project"» для быстрого открытия папок как проектов. Остальные настройки оставил по умолчанию и нажал «</w:t>
+      </w:r>
+      <w:proofErr w:type="spellStart"/>
+      <w:r>
+        <w:rPr>
+          <w:rFonts w:ascii="Times New Roman" w:hAnsi="Times New Roman" w:cs="Times New Roman"/>
+          <w:sz w:val="28"/>
+          <w:szCs w:val="28"/>
+        </w:rPr>
+        <w:t>Install</w:t>
+      </w:r>
+      <w:proofErr w:type="spellEnd"/>
+      <w:r>
+        <w:rPr>
+          <w:rFonts w:ascii="Times New Roman" w:hAnsi="Times New Roman" w:cs="Times New Roman"/>
+          <w:sz w:val="28"/>
+          <w:szCs w:val="28"/>
+        </w:rPr>
+        <w:t>». Дождался завершения копирования файлов и закрыл окно.</w:t>
       </w:r>
     </w:p>
     <w:p>
@@ -14858,7 +15252,62 @@
           <w:sz w:val="28"/>
           <w:szCs w:val="28"/>
         </w:rPr>
-        <w:t>Чтобы убедиться в правильности установки и готовности к работе, я запустил PyCharm, создал новый проект с интерпретатором Python 3.14 и выполнил файл с командой print("Hello, world!"). В консоль вывелось сообщение, что подтвердило корректную настройку среды.</w:t>
+        <w:t xml:space="preserve">Чтобы убедиться в правильности установки и готовности к работе, я запустил </w:t>
+      </w:r>
+      <w:proofErr w:type="spellStart"/>
+      <w:r>
+        <w:rPr>
+          <w:rFonts w:ascii="Times New Roman" w:hAnsi="Times New Roman" w:cs="Times New Roman"/>
+          <w:sz w:val="28"/>
+          <w:szCs w:val="28"/>
+        </w:rPr>
+        <w:t>PyCharm</w:t>
+      </w:r>
+      <w:proofErr w:type="spellEnd"/>
+      <w:r>
+        <w:rPr>
+          <w:rFonts w:ascii="Times New Roman" w:hAnsi="Times New Roman" w:cs="Times New Roman"/>
+          <w:sz w:val="28"/>
+          <w:szCs w:val="28"/>
+        </w:rPr>
+        <w:t xml:space="preserve">, создал новый проект с интерпретатором Python 3.14 и </w:t>
+      </w:r>
+      <w:r>
+        <w:rPr>
+          <w:rFonts w:ascii="Times New Roman" w:hAnsi="Times New Roman" w:cs="Times New Roman"/>
+          <w:sz w:val="28"/>
+          <w:szCs w:val="28"/>
+        </w:rPr>
+        <w:lastRenderedPageBreak/>
+        <w:t>выполнил файл с командой </w:t>
+      </w:r>
+      <w:proofErr w:type="spellStart"/>
+      <w:proofErr w:type="gramStart"/>
+      <w:r>
+        <w:rPr>
+          <w:rFonts w:ascii="Times New Roman" w:hAnsi="Times New Roman" w:cs="Times New Roman"/>
+          <w:sz w:val="28"/>
+          <w:szCs w:val="28"/>
+        </w:rPr>
+        <w:t>print</w:t>
+      </w:r>
+      <w:proofErr w:type="spellEnd"/>
+      <w:r>
+        <w:rPr>
+          <w:rFonts w:ascii="Times New Roman" w:hAnsi="Times New Roman" w:cs="Times New Roman"/>
+          <w:sz w:val="28"/>
+          <w:szCs w:val="28"/>
+        </w:rPr>
+        <w:t>(</w:t>
+      </w:r>
+      <w:proofErr w:type="gramEnd"/>
+      <w:r>
+        <w:rPr>
+          <w:rFonts w:ascii="Times New Roman" w:hAnsi="Times New Roman" w:cs="Times New Roman"/>
+          <w:sz w:val="28"/>
+          <w:szCs w:val="28"/>
+        </w:rPr>
+        <w:t>"Hello, world!"). В консоль вывелось сообщение, что подтвердило корректную настройку среды.</w:t>
       </w:r>
     </w:p>
     <w:p>
@@ -14871,6 +15320,7 @@
       <w:r>
         <w:rPr>
           <w:rFonts w:ascii="Times New Roman" w:hAnsi="Times New Roman" w:cs="Times New Roman"/>
+          <w:noProof/>
           <w:sz w:val="28"/>
           <w:szCs w:val="28"/>
           <w:lang w:val="en-US"/>
@@ -15003,6 +15453,7 @@
         </w:rPr>
         <w:t xml:space="preserve"> – проверка выполнения кода в </w:t>
       </w:r>
+      <w:proofErr w:type="spellStart"/>
       <w:r>
         <w:rPr>
           <w:rFonts w:ascii="Times New Roman" w:hAnsi="Times New Roman" w:cs="Times New Roman"/>
@@ -15014,6 +15465,7 @@
         </w:rPr>
         <w:t>PyCharm</w:t>
       </w:r>
+      <w:proofErr w:type="spellEnd"/>
     </w:p>
     <w:p>
       <w:pPr>
@@ -15024,16 +15476,6 @@
           <w:szCs w:val="28"/>
         </w:rPr>
       </w:pPr>
-      <w:r>
-        <w:rPr>
-          <w:rFonts w:ascii="Times New Roman" w:hAnsi="Times New Roman" w:cs="Times New Roman"/>
-          <w:i/>
-          <w:iCs/>
-          <w:sz w:val="28"/>
-          <w:szCs w:val="28"/>
-        </w:rPr>
-        <w:br w:type="page"/>
-      </w:r>
     </w:p>
     <w:p>
       <w:pPr>
@@ -15049,7 +15491,7 @@
           <w:szCs w:val="28"/>
         </w:rPr>
       </w:pPr>
-      <w:bookmarkStart w:id="5" w:name="_Toc230392656"/>
+      <w:bookmarkStart w:id="4" w:name="_Toc230428622"/>
       <w:r>
         <w:rPr>
           <w:rFonts w:ascii="Times New Roman" w:hAnsi="Times New Roman" w:cs="Times New Roman"/>
@@ -15058,7 +15500,6 @@
           <w:sz w:val="28"/>
           <w:szCs w:val="28"/>
         </w:rPr>
-        <w:lastRenderedPageBreak/>
         <w:t xml:space="preserve">2.3 </w:t>
       </w:r>
       <w:r>
@@ -15102,188 +15543,278 @@
           <w:lang w:val="en-US"/>
         </w:rPr>
         <w:t>desktop</w:t>
+      </w:r>
+      <w:bookmarkEnd w:id="4"/>
+    </w:p>
+    <w:p>
+      <w:pPr>
+        <w:spacing w:after="0" w:line="360" w:lineRule="auto"/>
+        <w:ind w:firstLine="709"/>
+        <w:jc w:val="both"/>
+        <w:rPr>
+          <w:rFonts w:ascii="Times New Roman" w:hAnsi="Times New Roman" w:cs="Times New Roman"/>
+          <w:sz w:val="28"/>
+          <w:szCs w:val="28"/>
+        </w:rPr>
+      </w:pPr>
+      <w:r>
+        <w:rPr>
+          <w:rFonts w:ascii="Times New Roman" w:hAnsi="Times New Roman" w:cs="Times New Roman"/>
+          <w:sz w:val="28"/>
+          <w:szCs w:val="28"/>
+        </w:rPr>
+        <w:t>Для управления репозитори</w:t>
+      </w:r>
+      <w:r>
+        <w:rPr>
+          <w:rFonts w:ascii="Times New Roman" w:hAnsi="Times New Roman" w:cs="Times New Roman"/>
+          <w:sz w:val="28"/>
+          <w:szCs w:val="28"/>
+        </w:rPr>
+        <w:t>ям</w:t>
+      </w:r>
+      <w:r>
+        <w:rPr>
+          <w:rFonts w:ascii="Times New Roman" w:hAnsi="Times New Roman" w:cs="Times New Roman"/>
+          <w:sz w:val="28"/>
+          <w:szCs w:val="28"/>
+        </w:rPr>
+        <w:t xml:space="preserve"> я выбрал </w:t>
+      </w:r>
+      <w:proofErr w:type="spellStart"/>
+      <w:r>
+        <w:rPr>
+          <w:rFonts w:ascii="Times New Roman" w:hAnsi="Times New Roman" w:cs="Times New Roman"/>
+          <w:sz w:val="28"/>
+          <w:szCs w:val="28"/>
+        </w:rPr>
+        <w:t>GitHub</w:t>
+      </w:r>
+      <w:proofErr w:type="spellEnd"/>
+      <w:r>
+        <w:rPr>
+          <w:rFonts w:ascii="Times New Roman" w:hAnsi="Times New Roman" w:cs="Times New Roman"/>
+          <w:sz w:val="28"/>
+          <w:szCs w:val="28"/>
+        </w:rPr>
+        <w:t xml:space="preserve"> Desktop </w:t>
+      </w:r>
+      <w:r>
+        <w:rPr>
+          <w:rFonts w:ascii="Times New Roman" w:hAnsi="Times New Roman" w:cs="Times New Roman"/>
+          <w:sz w:val="28"/>
+          <w:szCs w:val="28"/>
+        </w:rPr>
+        <w:t>–</w:t>
+      </w:r>
+      <w:r>
+        <w:rPr>
+          <w:rFonts w:ascii="Times New Roman" w:hAnsi="Times New Roman" w:cs="Times New Roman"/>
+          <w:sz w:val="28"/>
+          <w:szCs w:val="28"/>
+        </w:rPr>
+        <w:t xml:space="preserve"> бесплатное приложение с графическим интерфейсом, которое позволяет выполнять все основные команды </w:t>
+      </w:r>
+      <w:proofErr w:type="spellStart"/>
+      <w:r>
+        <w:rPr>
+          <w:rFonts w:ascii="Times New Roman" w:hAnsi="Times New Roman" w:cs="Times New Roman"/>
+          <w:sz w:val="28"/>
+          <w:szCs w:val="28"/>
+        </w:rPr>
+        <w:t>Git</w:t>
+      </w:r>
+      <w:proofErr w:type="spellEnd"/>
+      <w:r>
+        <w:rPr>
+          <w:rFonts w:ascii="Times New Roman" w:hAnsi="Times New Roman" w:cs="Times New Roman"/>
+          <w:sz w:val="28"/>
+          <w:szCs w:val="28"/>
+        </w:rPr>
+        <w:t xml:space="preserve"> без использования командной строки.</w:t>
+      </w:r>
+    </w:p>
+    <w:p>
+      <w:pPr>
+        <w:spacing w:after="0" w:line="360" w:lineRule="auto"/>
+        <w:ind w:firstLine="709"/>
+        <w:jc w:val="both"/>
+        <w:rPr>
+          <w:rFonts w:ascii="Times New Roman" w:hAnsi="Times New Roman" w:cs="Times New Roman"/>
+          <w:sz w:val="28"/>
+          <w:szCs w:val="28"/>
+        </w:rPr>
+      </w:pPr>
+      <w:r>
+        <w:rPr>
+          <w:rFonts w:ascii="Times New Roman" w:hAnsi="Times New Roman" w:cs="Times New Roman"/>
+          <w:sz w:val="28"/>
+          <w:szCs w:val="28"/>
+        </w:rPr>
+        <w:t xml:space="preserve">Чтобы установить его, я перешёл на официальный сайт </w:t>
+      </w:r>
+      <w:proofErr w:type="spellStart"/>
+      <w:r>
+        <w:rPr>
+          <w:rFonts w:ascii="Times New Roman" w:hAnsi="Times New Roman" w:cs="Times New Roman"/>
+          <w:sz w:val="28"/>
+          <w:szCs w:val="28"/>
+        </w:rPr>
+        <w:t>GitHub</w:t>
+      </w:r>
+      <w:proofErr w:type="spellEnd"/>
+      <w:r>
+        <w:rPr>
+          <w:rFonts w:ascii="Times New Roman" w:hAnsi="Times New Roman" w:cs="Times New Roman"/>
+          <w:sz w:val="28"/>
+          <w:szCs w:val="28"/>
+        </w:rPr>
+        <w:t xml:space="preserve"> и скачал установочный файл для Windows. Запустил его двойным щелчком </w:t>
+      </w:r>
+      <w:r>
+        <w:rPr>
+          <w:rFonts w:ascii="Times New Roman" w:hAnsi="Times New Roman" w:cs="Times New Roman"/>
+          <w:sz w:val="28"/>
+          <w:szCs w:val="28"/>
+        </w:rPr>
+        <w:t>–</w:t>
+      </w:r>
+      <w:r>
+        <w:rPr>
+          <w:rFonts w:ascii="Times New Roman" w:hAnsi="Times New Roman" w:cs="Times New Roman"/>
+          <w:sz w:val="28"/>
+          <w:szCs w:val="28"/>
+        </w:rPr>
+        <w:t xml:space="preserve"> установка началась автоматически и не потребовала дополнительных настроек. После завершения установки приложение запустилось, и я выполнил вход в свою учётную запись </w:t>
+      </w:r>
+      <w:proofErr w:type="spellStart"/>
+      <w:r>
+        <w:rPr>
+          <w:rFonts w:ascii="Times New Roman" w:hAnsi="Times New Roman" w:cs="Times New Roman"/>
+          <w:sz w:val="28"/>
+          <w:szCs w:val="28"/>
+        </w:rPr>
+        <w:t>GitHub</w:t>
+      </w:r>
+      <w:proofErr w:type="spellEnd"/>
+      <w:r>
+        <w:rPr>
+          <w:rFonts w:ascii="Times New Roman" w:hAnsi="Times New Roman" w:cs="Times New Roman"/>
+          <w:sz w:val="28"/>
+          <w:szCs w:val="28"/>
+        </w:rPr>
+        <w:t>.</w:t>
+      </w:r>
+    </w:p>
+    <w:p>
+      <w:pPr>
+        <w:spacing w:after="0" w:line="360" w:lineRule="auto"/>
+        <w:ind w:firstLine="709"/>
+        <w:jc w:val="both"/>
+        <w:rPr>
+          <w:rFonts w:ascii="Times New Roman" w:hAnsi="Times New Roman" w:cs="Times New Roman"/>
+          <w:sz w:val="28"/>
+          <w:szCs w:val="28"/>
+        </w:rPr>
+      </w:pPr>
+      <w:r>
+        <w:rPr>
+          <w:rFonts w:ascii="Times New Roman" w:hAnsi="Times New Roman" w:cs="Times New Roman"/>
+          <w:sz w:val="28"/>
+          <w:szCs w:val="28"/>
+        </w:rPr>
+        <w:t xml:space="preserve">Чтобы убедиться в корректной работе, я клонировал тестовый репозиторий и создал пробный коммит через интерфейс программы </w:t>
+      </w:r>
+      <w:r>
+        <w:rPr>
+          <w:rFonts w:ascii="Times New Roman" w:hAnsi="Times New Roman" w:cs="Times New Roman"/>
+          <w:sz w:val="28"/>
+          <w:szCs w:val="28"/>
+        </w:rPr>
+        <w:t>–</w:t>
+      </w:r>
+      <w:r>
+        <w:rPr>
+          <w:rFonts w:ascii="Times New Roman" w:hAnsi="Times New Roman" w:cs="Times New Roman"/>
+          <w:sz w:val="28"/>
+          <w:szCs w:val="28"/>
+        </w:rPr>
+        <w:t xml:space="preserve"> все изменения успешно отобразились в истории, что подтвердило готовность </w:t>
+      </w:r>
+      <w:proofErr w:type="spellStart"/>
+      <w:r>
+        <w:rPr>
+          <w:rFonts w:ascii="Times New Roman" w:hAnsi="Times New Roman" w:cs="Times New Roman"/>
+          <w:sz w:val="28"/>
+          <w:szCs w:val="28"/>
+        </w:rPr>
+        <w:t>GitHub</w:t>
+      </w:r>
+      <w:proofErr w:type="spellEnd"/>
+      <w:r>
+        <w:rPr>
+          <w:rFonts w:ascii="Times New Roman" w:hAnsi="Times New Roman" w:cs="Times New Roman"/>
+          <w:sz w:val="28"/>
+          <w:szCs w:val="28"/>
+        </w:rPr>
+        <w:t xml:space="preserve"> Desktop к работе.</w:t>
+      </w:r>
+    </w:p>
+    <w:p>
+      <w:pPr>
+        <w:spacing w:after="0" w:line="360" w:lineRule="auto"/>
+        <w:jc w:val="both"/>
+        <w:rPr>
+          <w:rFonts w:ascii="Times New Roman" w:hAnsi="Times New Roman" w:cs="Times New Roman"/>
+          <w:sz w:val="28"/>
+          <w:szCs w:val="28"/>
+        </w:rPr>
+      </w:pPr>
+      <w:r>
+        <w:rPr>
+          <w:rFonts w:ascii="Times New Roman" w:hAnsi="Times New Roman" w:cs="Times New Roman"/>
+          <w:sz w:val="28"/>
+          <w:szCs w:val="28"/>
+        </w:rPr>
+        <w:br w:type="page"/>
+      </w:r>
+    </w:p>
+    <w:p>
+      <w:pPr>
+        <w:pStyle w:val="1"/>
+        <w:spacing w:after="240" w:line="360" w:lineRule="auto"/>
+        <w:jc w:val="center"/>
+        <w:rPr>
+          <w:rFonts w:ascii="Times New Roman" w:hAnsi="Times New Roman" w:cs="Times New Roman"/>
+          <w:b/>
+          <w:bCs/>
+          <w:color w:val="auto"/>
+        </w:rPr>
+      </w:pPr>
+      <w:bookmarkStart w:id="5" w:name="_Toc230428623"/>
+      <w:r>
+        <w:rPr>
+          <w:rFonts w:ascii="Times New Roman" w:hAnsi="Times New Roman" w:cs="Times New Roman"/>
+          <w:b/>
+          <w:bCs/>
+          <w:color w:val="auto"/>
+        </w:rPr>
+        <w:lastRenderedPageBreak/>
+        <w:t xml:space="preserve">3. </w:t>
+      </w:r>
+      <w:r>
+        <w:rPr>
+          <w:rFonts w:ascii="Times New Roman" w:hAnsi="Times New Roman" w:cs="Times New Roman"/>
+          <w:b/>
+          <w:bCs/>
+          <w:color w:val="auto"/>
+        </w:rPr>
+        <w:t>ФОРМУЛИРОВКА ИНДИВИДУАЛЬНОГО ЗАДАНИЯ</w:t>
       </w:r>
       <w:bookmarkEnd w:id="5"/>
     </w:p>
     <w:p>
       <w:pPr>
-        <w:spacing w:after="0" w:line="360" w:lineRule="auto"/>
-        <w:ind w:firstLine="709"/>
-        <w:jc w:val="both"/>
-        <w:rPr>
-          <w:rFonts w:ascii="Times New Roman" w:hAnsi="Times New Roman" w:cs="Times New Roman"/>
-          <w:sz w:val="28"/>
-          <w:szCs w:val="28"/>
-        </w:rPr>
-      </w:pPr>
-      <w:r>
-        <w:rPr>
-          <w:rFonts w:ascii="Times New Roman" w:hAnsi="Times New Roman" w:cs="Times New Roman"/>
-          <w:sz w:val="28"/>
-          <w:szCs w:val="28"/>
-        </w:rPr>
-        <w:t>Для управления репозитори</w:t>
-      </w:r>
-      <w:r>
-        <w:rPr>
-          <w:rFonts w:ascii="Times New Roman" w:hAnsi="Times New Roman" w:cs="Times New Roman"/>
-          <w:sz w:val="28"/>
-          <w:szCs w:val="28"/>
-        </w:rPr>
-        <w:t>ям</w:t>
-      </w:r>
-      <w:r>
-        <w:rPr>
-          <w:rFonts w:ascii="Times New Roman" w:hAnsi="Times New Roman" w:cs="Times New Roman"/>
-          <w:sz w:val="28"/>
-          <w:szCs w:val="28"/>
-        </w:rPr>
-        <w:t xml:space="preserve"> я выбрал GitHub Desktop </w:t>
-      </w:r>
-      <w:r>
-        <w:rPr>
-          <w:rFonts w:ascii="Times New Roman" w:hAnsi="Times New Roman" w:cs="Times New Roman"/>
-          <w:sz w:val="28"/>
-          <w:szCs w:val="28"/>
-        </w:rPr>
-        <w:t>–</w:t>
-      </w:r>
-      <w:r>
-        <w:rPr>
-          <w:rFonts w:ascii="Times New Roman" w:hAnsi="Times New Roman" w:cs="Times New Roman"/>
-          <w:sz w:val="28"/>
-          <w:szCs w:val="28"/>
-        </w:rPr>
-        <w:t xml:space="preserve"> бесплатное приложение с графическим интерфейсом, которое позволяет выполнять все основные команды Git без использования командной строки.</w:t>
-      </w:r>
-    </w:p>
-    <w:p>
-      <w:pPr>
-        <w:spacing w:after="0" w:line="360" w:lineRule="auto"/>
-        <w:ind w:firstLine="709"/>
-        <w:jc w:val="both"/>
-        <w:rPr>
-          <w:rFonts w:ascii="Times New Roman" w:hAnsi="Times New Roman" w:cs="Times New Roman"/>
-          <w:sz w:val="28"/>
-          <w:szCs w:val="28"/>
-        </w:rPr>
-      </w:pPr>
-      <w:r>
-        <w:rPr>
-          <w:rFonts w:ascii="Times New Roman" w:hAnsi="Times New Roman" w:cs="Times New Roman"/>
-          <w:sz w:val="28"/>
-          <w:szCs w:val="28"/>
-        </w:rPr>
-        <w:t xml:space="preserve">Чтобы установить его, я перешёл на официальный сайт GitHub и скачал установочный файл для Windows. Запустил его двойным щелчком </w:t>
-      </w:r>
-      <w:r>
-        <w:rPr>
-          <w:rFonts w:ascii="Times New Roman" w:hAnsi="Times New Roman" w:cs="Times New Roman"/>
-          <w:sz w:val="28"/>
-          <w:szCs w:val="28"/>
-        </w:rPr>
-        <w:t>–</w:t>
-      </w:r>
-      <w:r>
-        <w:rPr>
-          <w:rFonts w:ascii="Times New Roman" w:hAnsi="Times New Roman" w:cs="Times New Roman"/>
-          <w:sz w:val="28"/>
-          <w:szCs w:val="28"/>
-        </w:rPr>
-        <w:t xml:space="preserve"> установка началась автоматически и не потребовала дополнительных настроек. После завершения установки приложение запустилось, и я выполнил вход в свою учётную запись GitHub.</w:t>
-      </w:r>
-    </w:p>
-    <w:p>
-      <w:pPr>
-        <w:spacing w:after="0" w:line="360" w:lineRule="auto"/>
-        <w:ind w:firstLine="709"/>
-        <w:jc w:val="both"/>
-        <w:rPr>
-          <w:rFonts w:ascii="Times New Roman" w:hAnsi="Times New Roman" w:cs="Times New Roman"/>
-          <w:sz w:val="28"/>
-          <w:szCs w:val="28"/>
-        </w:rPr>
-      </w:pPr>
-      <w:r>
-        <w:rPr>
-          <w:rFonts w:ascii="Times New Roman" w:hAnsi="Times New Roman" w:cs="Times New Roman"/>
-          <w:sz w:val="28"/>
-          <w:szCs w:val="28"/>
-        </w:rPr>
-        <w:t xml:space="preserve">Чтобы убедиться в корректной работе, я клонировал тестовый репозиторий и создал пробный коммит через интерфейс программы </w:t>
-      </w:r>
-      <w:r>
-        <w:rPr>
-          <w:rFonts w:ascii="Times New Roman" w:hAnsi="Times New Roman" w:cs="Times New Roman"/>
-          <w:sz w:val="28"/>
-          <w:szCs w:val="28"/>
-        </w:rPr>
-        <w:t>–</w:t>
-      </w:r>
-      <w:r>
-        <w:rPr>
-          <w:rFonts w:ascii="Times New Roman" w:hAnsi="Times New Roman" w:cs="Times New Roman"/>
-          <w:sz w:val="28"/>
-          <w:szCs w:val="28"/>
-        </w:rPr>
-        <w:t xml:space="preserve"> все изменения успешно отобразились в истории, что подтвердило готовность GitHub Desktop к работе.</w:t>
-      </w:r>
-    </w:p>
-    <w:p>
-      <w:pPr>
-        <w:spacing w:after="0" w:line="360" w:lineRule="auto"/>
-        <w:jc w:val="both"/>
-        <w:rPr>
-          <w:rFonts w:ascii="Times New Roman" w:hAnsi="Times New Roman" w:cs="Times New Roman"/>
-          <w:sz w:val="28"/>
-          <w:szCs w:val="28"/>
-        </w:rPr>
-      </w:pPr>
-      <w:r>
-        <w:rPr>
-          <w:rFonts w:ascii="Times New Roman" w:hAnsi="Times New Roman" w:cs="Times New Roman"/>
-          <w:sz w:val="28"/>
-          <w:szCs w:val="28"/>
-        </w:rPr>
-        <w:br w:type="page"/>
-      </w:r>
-    </w:p>
-    <w:p>
-      <w:pPr>
-        <w:pStyle w:val="1"/>
-        <w:spacing w:after="240" w:line="360" w:lineRule="auto"/>
-        <w:jc w:val="center"/>
-        <w:rPr>
-          <w:rFonts w:ascii="Times New Roman" w:hAnsi="Times New Roman" w:cs="Times New Roman"/>
-          <w:b/>
-          <w:bCs/>
-          <w:color w:val="auto"/>
-        </w:rPr>
-      </w:pPr>
-      <w:bookmarkStart w:id="6" w:name="_Toc230392657"/>
-      <w:r>
-        <w:rPr>
-          <w:rFonts w:ascii="Times New Roman" w:hAnsi="Times New Roman" w:cs="Times New Roman"/>
-          <w:b/>
-          <w:bCs/>
-          <w:color w:val="auto"/>
-        </w:rPr>
-        <w:lastRenderedPageBreak/>
-        <w:t xml:space="preserve">3. </w:t>
-      </w:r>
-      <w:r>
-        <w:rPr>
-          <w:rFonts w:ascii="Times New Roman" w:hAnsi="Times New Roman" w:cs="Times New Roman"/>
-          <w:b/>
-          <w:bCs/>
-          <w:color w:val="auto"/>
-        </w:rPr>
-        <w:t>ФОРМУЛИРОВКА ИНДИВИДУАЛЬНОГО ЗАДАНИЯ</w:t>
-      </w:r>
-      <w:bookmarkEnd w:id="6"/>
-    </w:p>
-    <w:p>
-      <w:pPr>
         <w:spacing w:line="360" w:lineRule="auto"/>
         <w:ind w:firstLine="709"/>
         <w:jc w:val="both"/>
@@ -15299,7 +15830,43 @@
           <w:sz w:val="28"/>
           <w:szCs w:val="28"/>
         </w:rPr>
-        <w:t>В соответствии с индивидуальным заданием на учебную практику целью настоящей разработки является создание классической аркадной игры «Анаграммы» с графическим интерфейсом на языке Python с использованием библиотеки Custom Tkinter, а также подготовка полного пакета документации.</w:t>
+        <w:t xml:space="preserve">В соответствии с индивидуальным заданием на учебную практику целью настоящей разработки является создание классической аркадной игры «Анаграммы» с графическим интерфейсом на языке Python с использованием библиотеки </w:t>
+      </w:r>
+      <w:proofErr w:type="spellStart"/>
+      <w:r>
+        <w:rPr>
+          <w:rFonts w:ascii="Times New Roman" w:hAnsi="Times New Roman" w:cs="Times New Roman"/>
+          <w:sz w:val="28"/>
+          <w:szCs w:val="28"/>
+        </w:rPr>
+        <w:t>Custom</w:t>
+      </w:r>
+      <w:proofErr w:type="spellEnd"/>
+      <w:r>
+        <w:rPr>
+          <w:rFonts w:ascii="Times New Roman" w:hAnsi="Times New Roman" w:cs="Times New Roman"/>
+          <w:sz w:val="28"/>
+          <w:szCs w:val="28"/>
+        </w:rPr>
+        <w:t xml:space="preserve"> </w:t>
+      </w:r>
+      <w:proofErr w:type="spellStart"/>
+      <w:r>
+        <w:rPr>
+          <w:rFonts w:ascii="Times New Roman" w:hAnsi="Times New Roman" w:cs="Times New Roman"/>
+          <w:sz w:val="28"/>
+          <w:szCs w:val="28"/>
+        </w:rPr>
+        <w:t>Tkinter</w:t>
+      </w:r>
+      <w:proofErr w:type="spellEnd"/>
+      <w:r>
+        <w:rPr>
+          <w:rFonts w:ascii="Times New Roman" w:hAnsi="Times New Roman" w:cs="Times New Roman"/>
+          <w:sz w:val="28"/>
+          <w:szCs w:val="28"/>
+        </w:rPr>
+        <w:t>, а также подготовка полного пакета документации.</w:t>
       </w:r>
     </w:p>
     <w:p>
@@ -15479,7 +16046,7 @@
           <w:color w:val="auto"/>
         </w:rPr>
       </w:pPr>
-      <w:bookmarkStart w:id="7" w:name="_Toc230392658"/>
+      <w:bookmarkStart w:id="6" w:name="_Toc230428624"/>
       <w:r>
         <w:rPr>
           <w:rFonts w:ascii="Times New Roman" w:hAnsi="Times New Roman" w:cs="Times New Roman"/>
@@ -15499,7 +16066,7 @@
         </w:rPr>
         <w:t>ОПИСАНИЕ ВЫПОЛНЕНИЯ ИНДИВИДУАЛЬНОГО ЗАДАНИЯ</w:t>
       </w:r>
-      <w:bookmarkEnd w:id="7"/>
+      <w:bookmarkEnd w:id="6"/>
     </w:p>
     <w:p>
       <w:pPr>
@@ -15514,7 +16081,7 @@
           <w:szCs w:val="28"/>
         </w:rPr>
       </w:pPr>
-      <w:bookmarkStart w:id="8" w:name="_Toc230392659"/>
+      <w:bookmarkStart w:id="7" w:name="_Toc230428625"/>
       <w:r>
         <w:rPr>
           <w:rFonts w:ascii="Times New Roman" w:hAnsi="Times New Roman" w:cs="Times New Roman"/>
@@ -15525,7 +16092,7 @@
         </w:rPr>
         <w:t>4.1 Анализ предметной области и обзор аналогов</w:t>
       </w:r>
-      <w:bookmarkEnd w:id="8"/>
+      <w:bookmarkEnd w:id="7"/>
     </w:p>
     <w:p>
       <w:pPr>
@@ -15651,13 +16218,23 @@
           <w:szCs w:val="28"/>
         </w:rPr>
       </w:pPr>
-      <w:r>
-        <w:rPr>
-          <w:rFonts w:ascii="Times New Roman" w:hAnsi="Times New Roman" w:cs="Times New Roman"/>
-          <w:sz w:val="28"/>
-          <w:szCs w:val="28"/>
-        </w:rPr>
-        <w:t>Anagram Wizard</w:t>
+      <w:proofErr w:type="spellStart"/>
+      <w:r>
+        <w:rPr>
+          <w:rFonts w:ascii="Times New Roman" w:hAnsi="Times New Roman" w:cs="Times New Roman"/>
+          <w:sz w:val="28"/>
+          <w:szCs w:val="28"/>
+        </w:rPr>
+        <w:t>Anagram</w:t>
+      </w:r>
+      <w:proofErr w:type="spellEnd"/>
+      <w:r>
+        <w:rPr>
+          <w:rFonts w:ascii="Times New Roman" w:hAnsi="Times New Roman" w:cs="Times New Roman"/>
+          <w:sz w:val="28"/>
+          <w:szCs w:val="28"/>
+        </w:rPr>
+        <w:t xml:space="preserve"> Wizard</w:t>
       </w:r>
       <w:r>
         <w:rPr>
@@ -15674,7 +16251,43 @@
           <w:sz w:val="28"/>
           <w:szCs w:val="28"/>
         </w:rPr>
-        <w:t xml:space="preserve"> – это оригинальная версия игры. Была разработана Callum Anderson на HTML5 для браузера. Платформа: веб-браузер.</w:t>
+        <w:t xml:space="preserve"> – это оригинальная версия игры. Была разработана </w:t>
+      </w:r>
+      <w:proofErr w:type="spellStart"/>
+      <w:r>
+        <w:rPr>
+          <w:rFonts w:ascii="Times New Roman" w:hAnsi="Times New Roman" w:cs="Times New Roman"/>
+          <w:sz w:val="28"/>
+          <w:szCs w:val="28"/>
+        </w:rPr>
+        <w:t>Callum</w:t>
+      </w:r>
+      <w:proofErr w:type="spellEnd"/>
+      <w:r>
+        <w:rPr>
+          <w:rFonts w:ascii="Times New Roman" w:hAnsi="Times New Roman" w:cs="Times New Roman"/>
+          <w:sz w:val="28"/>
+          <w:szCs w:val="28"/>
+        </w:rPr>
+        <w:t xml:space="preserve"> </w:t>
+      </w:r>
+      <w:proofErr w:type="spellStart"/>
+      <w:r>
+        <w:rPr>
+          <w:rFonts w:ascii="Times New Roman" w:hAnsi="Times New Roman" w:cs="Times New Roman"/>
+          <w:sz w:val="28"/>
+          <w:szCs w:val="28"/>
+        </w:rPr>
+        <w:t>Anderson</w:t>
+      </w:r>
+      <w:proofErr w:type="spellEnd"/>
+      <w:r>
+        <w:rPr>
+          <w:rFonts w:ascii="Times New Roman" w:hAnsi="Times New Roman" w:cs="Times New Roman"/>
+          <w:sz w:val="28"/>
+          <w:szCs w:val="28"/>
+        </w:rPr>
+        <w:t xml:space="preserve"> на HTML5 для браузера. Платформа: веб-браузер.</w:t>
       </w:r>
     </w:p>
     <w:p>
@@ -16179,7 +16792,25 @@
           <w:sz w:val="28"/>
           <w:szCs w:val="28"/>
         </w:rPr>
-        <w:t>. Геймплей основан на генерации анаграмм из 8 букв с уровнями. Платформы: Android.</w:t>
+        <w:t xml:space="preserve">. Геймплей основан на генерации анаграмм из 8 букв с уровнями. Платформы: </w:t>
+      </w:r>
+      <w:proofErr w:type="spellStart"/>
+      <w:r>
+        <w:rPr>
+          <w:rFonts w:ascii="Times New Roman" w:hAnsi="Times New Roman" w:cs="Times New Roman"/>
+          <w:sz w:val="28"/>
+          <w:szCs w:val="28"/>
+        </w:rPr>
+        <w:t>Android</w:t>
+      </w:r>
+      <w:proofErr w:type="spellEnd"/>
+      <w:r>
+        <w:rPr>
+          <w:rFonts w:ascii="Times New Roman" w:hAnsi="Times New Roman" w:cs="Times New Roman"/>
+          <w:sz w:val="28"/>
+          <w:szCs w:val="28"/>
+        </w:rPr>
+        <w:t>.</w:t>
       </w:r>
     </w:p>
     <w:p>
@@ -16621,7 +17252,43 @@
           <w:sz w:val="28"/>
           <w:szCs w:val="28"/>
         </w:rPr>
-        <w:t xml:space="preserve"> – это мобильная игра для Android. Использует перетаскивание букв для составления слов по категориям. Платформы: Android.</w:t>
+        <w:t xml:space="preserve"> – это мобильная игра для </w:t>
+      </w:r>
+      <w:proofErr w:type="spellStart"/>
+      <w:r>
+        <w:rPr>
+          <w:rFonts w:ascii="Times New Roman" w:hAnsi="Times New Roman" w:cs="Times New Roman"/>
+          <w:sz w:val="28"/>
+          <w:szCs w:val="28"/>
+        </w:rPr>
+        <w:t>Android</w:t>
+      </w:r>
+      <w:proofErr w:type="spellEnd"/>
+      <w:r>
+        <w:rPr>
+          <w:rFonts w:ascii="Times New Roman" w:hAnsi="Times New Roman" w:cs="Times New Roman"/>
+          <w:sz w:val="28"/>
+          <w:szCs w:val="28"/>
+        </w:rPr>
+        <w:t xml:space="preserve">. Использует перетаскивание букв для составления слов по категориям. Платформы: </w:t>
+      </w:r>
+      <w:proofErr w:type="spellStart"/>
+      <w:r>
+        <w:rPr>
+          <w:rFonts w:ascii="Times New Roman" w:hAnsi="Times New Roman" w:cs="Times New Roman"/>
+          <w:sz w:val="28"/>
+          <w:szCs w:val="28"/>
+        </w:rPr>
+        <w:t>Android</w:t>
+      </w:r>
+      <w:proofErr w:type="spellEnd"/>
+      <w:r>
+        <w:rPr>
+          <w:rFonts w:ascii="Times New Roman" w:hAnsi="Times New Roman" w:cs="Times New Roman"/>
+          <w:sz w:val="28"/>
+          <w:szCs w:val="28"/>
+        </w:rPr>
+        <w:t>.</w:t>
       </w:r>
     </w:p>
     <w:p>
@@ -17007,16 +17674,15 @@
           <w:rFonts w:ascii="Times New Roman" w:hAnsi="Times New Roman" w:cs="Times New Roman"/>
           <w:sz w:val="28"/>
           <w:szCs w:val="28"/>
-          <w:highlight w:val="yellow"/>
-        </w:rPr>
-      </w:pPr>
-      <w:r>
-        <w:rPr>
-          <w:rFonts w:ascii="Times New Roman" w:hAnsi="Times New Roman" w:cs="Times New Roman"/>
-          <w:sz w:val="28"/>
-          <w:szCs w:val="28"/>
-        </w:rPr>
-        <w:t>В результате анализа аналогов сформировалось примерное представление, видение конечного продукта, который должен содержать: меню игры, разнообразные уровни анаграмм, индикацию прогресса, подсказки и отсутствие навязчивой рекламы. Необходимо также реализовать поддержку русского языка и возможность покупки скинов или дополнительных уровней за заработанные в игре монеты. Особое внимание требуется уделить точному большому словарю без ошибок, удобному интерфейсу с графикой и анимациями, полным уровням без застреваний, регулярным обновлениям, отсутствию ошибок в текстах и определениях.</w:t>
+        </w:rPr>
+      </w:pPr>
+      <w:r>
+        <w:rPr>
+          <w:rFonts w:ascii="Times New Roman" w:hAnsi="Times New Roman" w:cs="Times New Roman"/>
+          <w:sz w:val="28"/>
+          <w:szCs w:val="28"/>
+        </w:rPr>
+        <w:t>Был проведён анализ предметной области классической игры «Анаграммы». В результате изучения аналогов были выявлены функциональные требования к играм подобного типа, которые были сформулированы в виде ТЗ, которое было составлено по ГОСТ 34.602–2020[11]</w:t>
       </w:r>
     </w:p>
     <w:p>
@@ -17033,7 +17699,7 @@
           <w:szCs w:val="28"/>
         </w:rPr>
       </w:pPr>
-      <w:bookmarkStart w:id="9" w:name="_Toc230392660"/>
+      <w:bookmarkStart w:id="8" w:name="_Toc230428626"/>
       <w:r>
         <w:rPr>
           <w:rFonts w:ascii="Times New Roman" w:hAnsi="Times New Roman" w:cs="Times New Roman"/>
@@ -17043,7 +17709,6 @@
           <w:sz w:val="28"/>
           <w:szCs w:val="28"/>
         </w:rPr>
-        <w:lastRenderedPageBreak/>
         <w:t>4.2 Разработка структуры приложения и алгоритмов</w:t>
       </w:r>
       <w:r>
@@ -17068,7 +17733,7 @@
         </w:rPr>
         <w:t>функционирования</w:t>
       </w:r>
-      <w:bookmarkEnd w:id="9"/>
+      <w:bookmarkEnd w:id="8"/>
     </w:p>
     <w:p>
       <w:pPr>
@@ -17143,7 +17808,24 @@
           <w:sz w:val="28"/>
           <w:szCs w:val="28"/>
         </w:rPr>
-        <w:t>(см.</w:t>
+        <w:lastRenderedPageBreak/>
+        <w:t>(см. Рисунок 9)</w:t>
+      </w:r>
+      <w:r>
+        <w:rPr>
+          <w:rFonts w:ascii="Times New Roman" w:hAnsi="Times New Roman" w:cs="Times New Roman"/>
+          <w:sz w:val="28"/>
+          <w:szCs w:val="28"/>
+        </w:rPr>
+        <w:t>; выход; начало игры. При выборе начала игры задаётся сложность</w:t>
+      </w:r>
+      <w:r>
+        <w:rPr>
+          <w:rFonts w:ascii="Times New Roman" w:hAnsi="Times New Roman" w:cs="Times New Roman"/>
+          <w:sz w:val="28"/>
+          <w:szCs w:val="28"/>
+        </w:rPr>
+        <w:t xml:space="preserve"> </w:t>
       </w:r>
       <w:r>
         <w:rPr>
@@ -17151,7 +17833,23 @@
           <w:sz w:val="28"/>
           <w:szCs w:val="28"/>
         </w:rPr>
-        <w:t> </w:t>
+        <w:t>(см. Рисунок 7)</w:t>
+      </w:r>
+      <w:r>
+        <w:rPr>
+          <w:rFonts w:ascii="Times New Roman" w:hAnsi="Times New Roman" w:cs="Times New Roman"/>
+          <w:sz w:val="28"/>
+          <w:szCs w:val="28"/>
+        </w:rPr>
+        <w:t>, после чего открывается игровое поле с анаграммой, полем ввода, счётом и счётчиком попыток</w:t>
+      </w:r>
+      <w:r>
+        <w:rPr>
+          <w:rFonts w:ascii="Times New Roman" w:hAnsi="Times New Roman" w:cs="Times New Roman"/>
+          <w:sz w:val="28"/>
+          <w:szCs w:val="28"/>
+        </w:rPr>
+        <w:t xml:space="preserve"> </w:t>
       </w:r>
       <w:r>
         <w:rPr>
@@ -17159,87 +17857,7 @@
           <w:sz w:val="28"/>
           <w:szCs w:val="28"/>
         </w:rPr>
-        <w:t xml:space="preserve">Рисунок </w:t>
-      </w:r>
-      <w:r>
-        <w:rPr>
-          <w:rFonts w:ascii="Times New Roman" w:eastAsia="Times New Roman" w:hAnsi="Times New Roman" w:cs="Times New Roman"/>
-          <w:sz w:val="28"/>
-          <w:szCs w:val="28"/>
-        </w:rPr>
-        <w:t>9</w:t>
-      </w:r>
-      <w:r>
-        <w:rPr>
-          <w:rFonts w:ascii="Times New Roman" w:eastAsia="Times New Roman" w:hAnsi="Times New Roman" w:cs="Times New Roman"/>
-          <w:sz w:val="28"/>
-          <w:szCs w:val="28"/>
-        </w:rPr>
-        <w:t>)</w:t>
-      </w:r>
-      <w:r>
-        <w:rPr>
-          <w:rFonts w:ascii="Times New Roman" w:hAnsi="Times New Roman" w:cs="Times New Roman"/>
-          <w:sz w:val="28"/>
-          <w:szCs w:val="28"/>
-        </w:rPr>
-        <w:t>; выход; начало игры. При выборе начала игры задаётся сложность</w:t>
-      </w:r>
-      <w:r>
-        <w:rPr>
-          <w:rFonts w:ascii="Times New Roman" w:hAnsi="Times New Roman" w:cs="Times New Roman"/>
-          <w:sz w:val="28"/>
-          <w:szCs w:val="28"/>
-        </w:rPr>
-        <w:t xml:space="preserve"> </w:t>
-      </w:r>
-      <w:r>
-        <w:rPr>
-          <w:rFonts w:ascii="Times New Roman" w:eastAsia="Times New Roman" w:hAnsi="Times New Roman" w:cs="Times New Roman"/>
-          <w:sz w:val="28"/>
-          <w:szCs w:val="28"/>
-        </w:rPr>
-        <w:t>(см. Рисунок 7)</w:t>
-      </w:r>
-      <w:r>
-        <w:rPr>
-          <w:rFonts w:ascii="Times New Roman" w:hAnsi="Times New Roman" w:cs="Times New Roman"/>
-          <w:sz w:val="28"/>
-          <w:szCs w:val="28"/>
-        </w:rPr>
-        <w:t>, после чего открывается игровое поле с анаграммой, полем ввода, счётом и счётчиком попыток</w:t>
-      </w:r>
-      <w:r>
-        <w:rPr>
-          <w:rFonts w:ascii="Times New Roman" w:hAnsi="Times New Roman" w:cs="Times New Roman"/>
-          <w:sz w:val="28"/>
-          <w:szCs w:val="28"/>
-        </w:rPr>
-        <w:t xml:space="preserve"> </w:t>
-      </w:r>
-      <w:r>
-        <w:rPr>
-          <w:rFonts w:ascii="Times New Roman" w:eastAsia="Times New Roman" w:hAnsi="Times New Roman" w:cs="Times New Roman"/>
-          <w:sz w:val="28"/>
-          <w:szCs w:val="28"/>
-        </w:rPr>
-        <w:t xml:space="preserve">(см. Рисунок </w:t>
-      </w:r>
-      <w:r>
-        <w:rPr>
-          <w:rFonts w:ascii="Times New Roman" w:eastAsia="Times New Roman" w:hAnsi="Times New Roman" w:cs="Times New Roman"/>
-          <w:sz w:val="28"/>
-          <w:szCs w:val="28"/>
-        </w:rPr>
-        <w:t>8</w:t>
-      </w:r>
-      <w:r>
-        <w:rPr>
-          <w:rFonts w:ascii="Times New Roman" w:eastAsia="Times New Roman" w:hAnsi="Times New Roman" w:cs="Times New Roman"/>
-          <w:sz w:val="28"/>
-          <w:szCs w:val="28"/>
-        </w:rPr>
-        <w:t>)</w:t>
+        <w:t>(см. Рисунок 8)</w:t>
       </w:r>
       <w:r>
         <w:rPr>
@@ -17268,9 +17886,9 @@
           <w:szCs w:val="24"/>
         </w:rPr>
         <w:drawing>
-          <wp:inline distT="0" distB="0" distL="0" distR="0" wp14:anchorId="72C6C972" wp14:editId="7D38F5A9">
-            <wp:extent cx="4171138" cy="4690753"/>
-            <wp:effectExtent l="0" t="0" r="1270" b="0"/>
+          <wp:inline distT="0" distB="0" distL="0" distR="0" wp14:anchorId="72C6C972" wp14:editId="30B8011D">
+            <wp:extent cx="3309986" cy="4744759"/>
+            <wp:effectExtent l="0" t="0" r="5080" b="0"/>
             <wp:docPr id="1133609005" name="Рисунок 2"/>
             <wp:cNvGraphicFramePr>
               <a:graphicFrameLocks xmlns:a="http://schemas.openxmlformats.org/drawingml/2006/main" noChangeAspect="1"/>
@@ -17299,7 +17917,7 @@
                   <pic:spPr bwMode="auto">
                     <a:xfrm>
                       <a:off x="0" y="0"/>
-                      <a:ext cx="4219161" cy="4744759"/>
+                      <a:ext cx="3309986" cy="4744759"/>
                     </a:xfrm>
                     <a:prstGeom prst="rect">
                       <a:avLst/>
@@ -17370,9 +17988,9 @@
         </w:rPr>
         <w:lastRenderedPageBreak/>
         <w:drawing>
-          <wp:inline distT="0" distB="0" distL="0" distR="0" wp14:anchorId="429D9D3F" wp14:editId="64A01BDF">
-            <wp:extent cx="4286992" cy="3610534"/>
-            <wp:effectExtent l="0" t="0" r="0" b="9525"/>
+          <wp:inline distT="0" distB="0" distL="0" distR="0" wp14:anchorId="429D9D3F" wp14:editId="529EBAF1">
+            <wp:extent cx="2720781" cy="3667140"/>
+            <wp:effectExtent l="0" t="0" r="3810" b="0"/>
             <wp:docPr id="893624318" name="Рисунок 1"/>
             <wp:cNvGraphicFramePr>
               <a:graphicFrameLocks xmlns:a="http://schemas.openxmlformats.org/drawingml/2006/main" noChangeAspect="1"/>
@@ -17381,11 +17999,17 @@
               <a:graphicData uri="http://schemas.openxmlformats.org/drawingml/2006/picture">
                 <pic:pic xmlns:pic="http://schemas.openxmlformats.org/drawingml/2006/picture">
                   <pic:nvPicPr>
-                    <pic:cNvPr id="893624318" name=""/>
+                    <pic:cNvPr id="893624318" name="Рисунок 1"/>
                     <pic:cNvPicPr/>
                   </pic:nvPicPr>
                   <pic:blipFill>
-                    <a:blip r:embed="rId16"/>
+                    <a:blip r:embed="rId16">
+                      <a:extLst>
+                        <a:ext uri="{28A0092B-C50C-407E-A947-70E740481C1C}">
+                          <a14:useLocalDpi xmlns:a14="http://schemas.microsoft.com/office/drawing/2010/main" val="0"/>
+                        </a:ext>
+                      </a:extLst>
+                    </a:blip>
                     <a:stretch>
                       <a:fillRect/>
                     </a:stretch>
@@ -17393,7 +18017,7 @@
                   <pic:spPr>
                     <a:xfrm>
                       <a:off x="0" y="0"/>
-                      <a:ext cx="4354203" cy="3667140"/>
+                      <a:ext cx="2720781" cy="3667140"/>
                     </a:xfrm>
                     <a:prstGeom prst="rect">
                       <a:avLst/>
@@ -17459,9 +18083,9 @@
           <w:szCs w:val="24"/>
         </w:rPr>
         <w:drawing>
-          <wp:inline distT="0" distB="0" distL="0" distR="0" wp14:anchorId="10DDE19D" wp14:editId="4771CC68">
-            <wp:extent cx="5917565" cy="4466931"/>
-            <wp:effectExtent l="0" t="0" r="6985" b="0"/>
+          <wp:inline distT="0" distB="0" distL="0" distR="0" wp14:anchorId="10DDE19D" wp14:editId="68B58D17">
+            <wp:extent cx="5790311" cy="4477841"/>
+            <wp:effectExtent l="0" t="0" r="1270" b="0"/>
             <wp:docPr id="1833547876" name="Рисунок 1"/>
             <wp:cNvGraphicFramePr>
               <a:graphicFrameLocks xmlns:a="http://schemas.openxmlformats.org/drawingml/2006/main" noChangeAspect="1"/>
@@ -17490,7 +18114,7 @@
                   <pic:spPr bwMode="auto">
                     <a:xfrm>
                       <a:off x="0" y="0"/>
-                      <a:ext cx="5932018" cy="4477841"/>
+                      <a:ext cx="5790311" cy="4477841"/>
                     </a:xfrm>
                     <a:prstGeom prst="rect">
                       <a:avLst/>
@@ -17561,8 +18185,8 @@
         </w:rPr>
         <w:lastRenderedPageBreak/>
         <w:drawing>
-          <wp:inline distT="0" distB="0" distL="0" distR="0" wp14:anchorId="454F01B8" wp14:editId="477BA6E7">
-            <wp:extent cx="3945629" cy="6038850"/>
+          <wp:inline distT="0" distB="0" distL="0" distR="0" wp14:anchorId="454F01B8" wp14:editId="4D889B19">
+            <wp:extent cx="3950613" cy="4943331"/>
             <wp:effectExtent l="0" t="0" r="0" b="0"/>
             <wp:docPr id="1536356434" name="Рисунок 1"/>
             <wp:cNvGraphicFramePr>
@@ -17572,11 +18196,17 @@
               <a:graphicData uri="http://schemas.openxmlformats.org/drawingml/2006/picture">
                 <pic:pic xmlns:pic="http://schemas.openxmlformats.org/drawingml/2006/picture">
                   <pic:nvPicPr>
-                    <pic:cNvPr id="1536356434" name=""/>
+                    <pic:cNvPr id="1536356434" name="Рисунок 1"/>
                     <pic:cNvPicPr/>
                   </pic:nvPicPr>
                   <pic:blipFill>
-                    <a:blip r:embed="rId18"/>
+                    <a:blip r:embed="rId18">
+                      <a:extLst>
+                        <a:ext uri="{28A0092B-C50C-407E-A947-70E740481C1C}">
+                          <a14:useLocalDpi xmlns:a14="http://schemas.microsoft.com/office/drawing/2010/main" val="0"/>
+                        </a:ext>
+                      </a:extLst>
+                    </a:blip>
                     <a:stretch>
                       <a:fillRect/>
                     </a:stretch>
@@ -17584,7 +18214,7 @@
                   <pic:spPr>
                     <a:xfrm>
                       <a:off x="0" y="0"/>
-                      <a:ext cx="3950613" cy="6046479"/>
+                      <a:ext cx="3950613" cy="4943331"/>
                     </a:xfrm>
                     <a:prstGeom prst="rect">
                       <a:avLst/>
@@ -17730,7 +18360,6 @@
           <w:sz w:val="28"/>
           <w:szCs w:val="28"/>
         </w:rPr>
-        <w:lastRenderedPageBreak/>
         <w:t>Пользовательское событие (запуск игры, выбор уровня сложности).</w:t>
       </w:r>
     </w:p>
@@ -17801,6 +18430,7 @@
           <w:sz w:val="28"/>
           <w:szCs w:val="28"/>
         </w:rPr>
+        <w:lastRenderedPageBreak/>
         <w:t>Правила проверки ответа;</w:t>
       </w:r>
     </w:p>
@@ -18009,9 +18639,9 @@
           <w:noProof/>
         </w:rPr>
         <w:drawing>
-          <wp:inline distT="0" distB="0" distL="0" distR="0" wp14:anchorId="59D5E377" wp14:editId="1E6D6462">
-            <wp:extent cx="4411943" cy="4132613"/>
-            <wp:effectExtent l="0" t="0" r="8255" b="1270"/>
+          <wp:inline distT="0" distB="0" distL="0" distR="0" wp14:anchorId="59D5E377" wp14:editId="36CDD29E">
+            <wp:extent cx="4469788" cy="4179542"/>
+            <wp:effectExtent l="0" t="0" r="6985" b="0"/>
             <wp:docPr id="990748768" name="Рисунок 1"/>
             <wp:cNvGraphicFramePr>
               <a:graphicFrameLocks xmlns:a="http://schemas.openxmlformats.org/drawingml/2006/main" noChangeAspect="1"/>
@@ -18020,7 +18650,7 @@
               <a:graphicData uri="http://schemas.openxmlformats.org/drawingml/2006/picture">
                 <pic:pic xmlns:pic="http://schemas.openxmlformats.org/drawingml/2006/picture">
                   <pic:nvPicPr>
-                    <pic:cNvPr id="0" name="Picture 1"/>
+                    <pic:cNvPr id="990748768" name="Рисунок 1"/>
                     <pic:cNvPicPr>
                       <a:picLocks noChangeAspect="1" noChangeArrowheads="1"/>
                     </pic:cNvPicPr>
@@ -18029,11 +18659,10 @@
                     <a:blip r:embed="rId19">
                       <a:extLst>
                         <a:ext uri="{28A0092B-C50C-407E-A947-70E740481C1C}">
-                          <a14:useLocalDpi xmlns:a14="http://schemas.microsoft.com/office/drawing/2010/main"/>
+                          <a14:useLocalDpi xmlns:a14="http://schemas.microsoft.com/office/drawing/2010/main" val="0"/>
                         </a:ext>
                       </a:extLst>
                     </a:blip>
-                    <a:srcRect/>
                     <a:stretch>
                       <a:fillRect/>
                     </a:stretch>
@@ -18041,7 +18670,7 @@
                   <pic:spPr bwMode="auto">
                     <a:xfrm>
                       <a:off x="0" y="0"/>
-                      <a:ext cx="4469788" cy="4186796"/>
+                      <a:ext cx="4469788" cy="4179542"/>
                     </a:xfrm>
                     <a:prstGeom prst="rect">
                       <a:avLst/>
@@ -18093,11 +18722,34 @@
         </w:rPr>
         <w:t xml:space="preserve"> – Функциональная модель игровой системы «Анаграммы» в нотации IDEF0</w:t>
       </w:r>
+      <w:r>
+        <w:rPr>
+          <w:rFonts w:ascii="Times New Roman" w:eastAsia="Times New Roman" w:hAnsi="Times New Roman" w:cs="Times New Roman"/>
+          <w:sz w:val="28"/>
+          <w:szCs w:val="28"/>
+        </w:rPr>
+        <w:t xml:space="preserve"> (</w:t>
+      </w:r>
+      <w:r>
+        <w:rPr>
+          <w:rFonts w:ascii="Times New Roman" w:eastAsia="Times New Roman" w:hAnsi="Times New Roman" w:cs="Times New Roman"/>
+          <w:sz w:val="28"/>
+          <w:szCs w:val="28"/>
+        </w:rPr>
+        <w:t>контекстная диаграмма</w:t>
+      </w:r>
+      <w:r>
+        <w:rPr>
+          <w:rFonts w:ascii="Times New Roman" w:eastAsia="Times New Roman" w:hAnsi="Times New Roman" w:cs="Times New Roman"/>
+          <w:sz w:val="28"/>
+          <w:szCs w:val="28"/>
+        </w:rPr>
+        <w:t>)</w:t>
+      </w:r>
     </w:p>
     <w:p>
       <w:pPr>
-        <w:spacing w:line="360" w:lineRule="auto"/>
-        <w:ind w:firstLine="720"/>
+        <w:spacing w:after="0" w:line="360" w:lineRule="auto"/>
         <w:jc w:val="both"/>
         <w:rPr>
           <w:rFonts w:ascii="Times New Roman" w:eastAsia="Times New Roman" w:hAnsi="Times New Roman" w:cs="Times New Roman"/>
@@ -18111,24 +18763,7 @@
           <w:sz w:val="28"/>
           <w:szCs w:val="28"/>
         </w:rPr>
-        <w:lastRenderedPageBreak/>
-        <w:t xml:space="preserve">Была создана диаграмма декомпозиции, на которой общий процесс разбит на 3 более простые функции (см. рис. </w:t>
-      </w:r>
-      <w:r>
-        <w:rPr>
-          <w:rFonts w:ascii="Times New Roman" w:eastAsia="Times New Roman" w:hAnsi="Times New Roman" w:cs="Times New Roman"/>
-          <w:sz w:val="28"/>
-          <w:szCs w:val="28"/>
-        </w:rPr>
-        <w:t>11</w:t>
-      </w:r>
-      <w:r>
-        <w:rPr>
-          <w:rFonts w:ascii="Times New Roman" w:eastAsia="Times New Roman" w:hAnsi="Times New Roman" w:cs="Times New Roman"/>
-          <w:sz w:val="28"/>
-          <w:szCs w:val="28"/>
-        </w:rPr>
-        <w:t>):</w:t>
+        <w:t>Была создана диаграмма декомпозиции, на которой общий процесс разбит на 3 более простые функции (см. рис. 11):</w:t>
       </w:r>
     </w:p>
     <w:p>
@@ -18153,7 +18788,7 @@
           <w:sz w:val="28"/>
           <w:szCs w:val="28"/>
         </w:rPr>
-        <w:t>Инициализация игры;</w:t>
+        <w:t>Загадать слово;</w:t>
       </w:r>
     </w:p>
     <w:p>
@@ -18178,7 +18813,7 @@
           <w:sz w:val="28"/>
           <w:szCs w:val="28"/>
         </w:rPr>
-        <w:t>Игровой процесс;</w:t>
+        <w:t>Составить слово;</w:t>
       </w:r>
     </w:p>
     <w:p>
@@ -18203,7 +18838,8 @@
           <w:sz w:val="28"/>
           <w:szCs w:val="28"/>
         </w:rPr>
-        <w:t>Завершение игры.</w:t>
+        <w:lastRenderedPageBreak/>
+        <w:t>Проверить результат.</w:t>
       </w:r>
     </w:p>
     <w:p>
@@ -18221,8 +18857,8 @@
           <w:noProof/>
         </w:rPr>
         <w:drawing>
-          <wp:inline distT="0" distB="0" distL="0" distR="0" wp14:anchorId="52170DD0" wp14:editId="50DFDE2E">
-            <wp:extent cx="5877067" cy="4226203"/>
+          <wp:inline distT="0" distB="0" distL="0" distR="0" wp14:anchorId="52170DD0" wp14:editId="0C95E802">
+            <wp:extent cx="5905833" cy="4187855"/>
             <wp:effectExtent l="0" t="0" r="0" b="3175"/>
             <wp:docPr id="674684056" name="Рисунок 2"/>
             <wp:cNvGraphicFramePr>
@@ -18232,20 +18868,19 @@
               <a:graphicData uri="http://schemas.openxmlformats.org/drawingml/2006/picture">
                 <pic:pic xmlns:pic="http://schemas.openxmlformats.org/drawingml/2006/picture">
                   <pic:nvPicPr>
-                    <pic:cNvPr id="0" name="Picture 2"/>
+                    <pic:cNvPr id="674684056" name="Рисунок 2"/>
                     <pic:cNvPicPr>
                       <a:picLocks noChangeAspect="1" noChangeArrowheads="1"/>
                     </pic:cNvPicPr>
                   </pic:nvPicPr>
                   <pic:blipFill>
-                    <a:blip r:embed="rId20" cstate="print">
+                    <a:blip r:embed="rId20">
                       <a:extLst>
                         <a:ext uri="{28A0092B-C50C-407E-A947-70E740481C1C}">
-                          <a14:useLocalDpi xmlns:a14="http://schemas.microsoft.com/office/drawing/2010/main"/>
+                          <a14:useLocalDpi xmlns:a14="http://schemas.microsoft.com/office/drawing/2010/main" val="0"/>
                         </a:ext>
                       </a:extLst>
                     </a:blip>
-                    <a:srcRect/>
                     <a:stretch>
                       <a:fillRect/>
                     </a:stretch>
@@ -18253,7 +18888,7 @@
                   <pic:spPr bwMode="auto">
                     <a:xfrm>
                       <a:off x="0" y="0"/>
-                      <a:ext cx="5905833" cy="4246888"/>
+                      <a:ext cx="5905833" cy="4187855"/>
                     </a:xfrm>
                     <a:prstGeom prst="rect">
                       <a:avLst/>
@@ -18303,7 +18938,47 @@
           <w:sz w:val="28"/>
           <w:szCs w:val="28"/>
         </w:rPr>
-        <w:t xml:space="preserve"> – Декомпозиционная модель системы компьютерной игры «Анаграммы» в нотации IDEF0</w:t>
+        <w:t xml:space="preserve"> –</w:t>
+      </w:r>
+      <w:r>
+        <w:rPr>
+          <w:rFonts w:ascii="Times New Roman" w:eastAsia="Times New Roman" w:hAnsi="Times New Roman" w:cs="Times New Roman"/>
+          <w:sz w:val="28"/>
+          <w:szCs w:val="28"/>
+        </w:rPr>
+        <w:t xml:space="preserve"> М</w:t>
+      </w:r>
+      <w:r>
+        <w:rPr>
+          <w:rFonts w:ascii="Times New Roman" w:eastAsia="Times New Roman" w:hAnsi="Times New Roman" w:cs="Times New Roman"/>
+          <w:sz w:val="28"/>
+          <w:szCs w:val="28"/>
+        </w:rPr>
+        <w:t>одель</w:t>
+      </w:r>
+      <w:r>
+        <w:rPr>
+          <w:rFonts w:ascii="Times New Roman" w:eastAsia="Times New Roman" w:hAnsi="Times New Roman" w:cs="Times New Roman"/>
+          <w:sz w:val="28"/>
+          <w:szCs w:val="28"/>
+        </w:rPr>
+        <w:t xml:space="preserve"> игровой</w:t>
+      </w:r>
+      <w:r>
+        <w:rPr>
+          <w:rFonts w:ascii="Times New Roman" w:eastAsia="Times New Roman" w:hAnsi="Times New Roman" w:cs="Times New Roman"/>
+          <w:sz w:val="28"/>
+          <w:szCs w:val="28"/>
+        </w:rPr>
+        <w:t xml:space="preserve"> системы «Анаграммы» в нотации IDEF0</w:t>
+      </w:r>
+      <w:r>
+        <w:rPr>
+          <w:rFonts w:ascii="Times New Roman" w:eastAsia="Times New Roman" w:hAnsi="Times New Roman" w:cs="Times New Roman"/>
+          <w:sz w:val="28"/>
+          <w:szCs w:val="28"/>
+        </w:rPr>
+        <w:t xml:space="preserve"> (диаграмма декомпозиции)</w:t>
       </w:r>
     </w:p>
     <w:p>
@@ -18323,7 +18998,7 @@
           <w:sz w:val="28"/>
           <w:szCs w:val="28"/>
         </w:rPr>
-        <w:t>Декомпозиция контекстной функции позволяет более детально рассмотреть логику работы игры «Анаграммы».</w:t>
+        <w:t>Декомпозиция контекстной модели позволяет более детально рассмотреть логику работы игры «Анаграммы».</w:t>
       </w:r>
     </w:p>
     <w:p>
@@ -18343,7 +19018,7 @@
           <w:sz w:val="28"/>
           <w:szCs w:val="28"/>
         </w:rPr>
-        <w:t>Блок «Инициализация игры» получает пользовательское событие и правила запуска. В результате выполнения блока происходит подготовка игрового поля, генерация первой анаграммы и передача управления в блок «Игровой процесс».</w:t>
+        <w:t>Блок «Загадать слово» активируется входным потоком «Пользовательское событие» под управлением «Правила запуска», а также принимает обратные связи «Следующее слово» и «Возврат в главное меню» от последующих блоков. Исполнителем процесса (механизмом) выступает «ПО и Игрок». На выходе блок формирует данные «Анаграмма», «Правильное слово» и «Количество подсказок», которые передаются в следующий блок.</w:t>
       </w:r>
     </w:p>
     <w:p>
@@ -18363,7 +19038,7 @@
           <w:sz w:val="28"/>
           <w:szCs w:val="28"/>
         </w:rPr>
-        <w:t xml:space="preserve">Блок «Игровой процесс» получает анаграмму, правильное слово и количество подсказок. Игрок вводит свой вариант ответа. Система проверяет </w:t>
+        <w:t xml:space="preserve">Блок «Составить слово» принимает сгенерированные на предыдущем шаге данные. Управление процессом осуществляется набором правил: «Правила формирования анаграмм», «Правила проверки ответа», «Правила начисления очков» и «Правила использования подсказок». Механизмом также является «ПО и Игрок». Выходами блока выступают: «Игровое поле с </w:t>
       </w:r>
       <w:r>
         <w:rPr>
@@ -18372,7 +19047,7 @@
           <w:szCs w:val="28"/>
         </w:rPr>
         <w:lastRenderedPageBreak/>
-        <w:t>правильность введённого слова, начисляет очки, может выдать подсказку и определяет, завершён ли текущий уровень. Выходами блока являются: игровое поле с анаграммой, подсказка, текущий счёт и следующее слово.</w:t>
+        <w:t>анаграммой», «Подсказка», «Текущий счёт», управляющая стрелка «Следующее слово» (возврат в первый блок) и «Условие завершения».</w:t>
       </w:r>
     </w:p>
     <w:p>
@@ -18392,7 +19067,7 @@
           <w:sz w:val="28"/>
           <w:szCs w:val="28"/>
         </w:rPr>
-        <w:t>Блок «Завершение игры» получает условие завершения и формирует итоговый результат игры, после чего обеспечивает возврат в главное меню.</w:t>
+        <w:t>Блок «Проверить результат» получает на вход «Условие завершения» и работает под управлением «Правила возврата в главное меню». Механизмом процесса служит «ПО и Игрок». В результате выполнения блок генерирует выходной поток «Результат игры», а также отправляет управляющий сигнал «Возврат в главное меню» в первый блок для перезапуска цикла.</w:t>
       </w:r>
     </w:p>
     <w:p>
@@ -18412,7 +19087,7 @@
           <w:sz w:val="28"/>
           <w:szCs w:val="28"/>
         </w:rPr>
-        <w:t>Таким образом, система последовательно выполняет инициализацию, основной игровой процесс и завершение сеанса на основе входных данных и управляющих правил.</w:t>
+        <w:t>Таким образом, система последовательно выполняет выбор слова, игровой процесс составления анаграммы и финальную проверку результатов на основе входных данных и управляющих правил.</w:t>
       </w:r>
     </w:p>
     <w:p>
@@ -18430,7 +19105,7 @@
           <w:szCs w:val="28"/>
         </w:rPr>
       </w:pPr>
-      <w:bookmarkStart w:id="10" w:name="_Toc230392661"/>
+      <w:bookmarkStart w:id="9" w:name="_Toc230428627"/>
       <w:r>
         <w:rPr>
           <w:rFonts w:ascii="Times New Roman" w:hAnsi="Times New Roman" w:cs="Times New Roman"/>
@@ -18442,6 +19117,263 @@
         </w:rPr>
         <w:t>4.3 Прототипирование интерфейса</w:t>
       </w:r>
+      <w:bookmarkEnd w:id="9"/>
+    </w:p>
+    <w:p>
+      <w:pPr>
+        <w:spacing w:after="0" w:line="360" w:lineRule="auto"/>
+        <w:ind w:firstLine="709"/>
+        <w:jc w:val="both"/>
+        <w:rPr>
+          <w:rFonts w:ascii="Times New Roman" w:hAnsi="Times New Roman" w:cs="Times New Roman"/>
+          <w:sz w:val="28"/>
+          <w:szCs w:val="28"/>
+        </w:rPr>
+      </w:pPr>
+      <w:r>
+        <w:rPr>
+          <w:rFonts w:ascii="Times New Roman" w:hAnsi="Times New Roman" w:cs="Times New Roman"/>
+          <w:sz w:val="28"/>
+          <w:szCs w:val="28"/>
+        </w:rPr>
+        <w:t xml:space="preserve">Прототипирование интерфейса игры «Анаграммы» проводилось полностью онлайн в веб-версии программы </w:t>
+      </w:r>
+      <w:proofErr w:type="spellStart"/>
+      <w:r>
+        <w:rPr>
+          <w:rFonts w:ascii="Times New Roman" w:hAnsi="Times New Roman" w:cs="Times New Roman"/>
+          <w:sz w:val="28"/>
+          <w:szCs w:val="28"/>
+        </w:rPr>
+        <w:t>Figma</w:t>
+      </w:r>
+      <w:proofErr w:type="spellEnd"/>
+      <w:r>
+        <w:rPr>
+          <w:rFonts w:ascii="Times New Roman" w:hAnsi="Times New Roman" w:cs="Times New Roman"/>
+          <w:sz w:val="28"/>
+          <w:szCs w:val="28"/>
+        </w:rPr>
+        <w:t>. В процессе работы были спроектированы все основные экраны приложения: главное меню, экран настроек, экран выбора сложности и игровой экран.</w:t>
+      </w:r>
+    </w:p>
+    <w:p>
+      <w:pPr>
+        <w:spacing w:after="0" w:line="360" w:lineRule="auto"/>
+        <w:ind w:firstLine="709"/>
+        <w:jc w:val="both"/>
+        <w:rPr>
+          <w:rFonts w:ascii="Times New Roman" w:hAnsi="Times New Roman" w:cs="Times New Roman"/>
+          <w:sz w:val="28"/>
+          <w:szCs w:val="28"/>
+        </w:rPr>
+      </w:pPr>
+      <w:r>
+        <w:rPr>
+          <w:rFonts w:ascii="Times New Roman" w:hAnsi="Times New Roman" w:cs="Times New Roman"/>
+          <w:sz w:val="28"/>
+          <w:szCs w:val="28"/>
+        </w:rPr>
+        <w:t xml:space="preserve">На первом этапе я создал каркасы всех сцен. Работая непосредственно на сайте </w:t>
+      </w:r>
+      <w:proofErr w:type="spellStart"/>
+      <w:r>
+        <w:rPr>
+          <w:rFonts w:ascii="Times New Roman" w:hAnsi="Times New Roman" w:cs="Times New Roman"/>
+          <w:sz w:val="28"/>
+          <w:szCs w:val="28"/>
+        </w:rPr>
+        <w:t>Figma</w:t>
+      </w:r>
+      <w:proofErr w:type="spellEnd"/>
+      <w:r>
+        <w:rPr>
+          <w:rFonts w:ascii="Times New Roman" w:hAnsi="Times New Roman" w:cs="Times New Roman"/>
+          <w:sz w:val="28"/>
+          <w:szCs w:val="28"/>
+        </w:rPr>
+        <w:t xml:space="preserve">, с помощью доступных инструментов были нарисованы прямоугольники, текстовые блоки и кнопки с точным соблюдением размера окна приложения </w:t>
+      </w:r>
+      <w:r>
+        <w:rPr>
+          <w:rFonts w:ascii="Times New Roman" w:hAnsi="Times New Roman" w:cs="Times New Roman"/>
+          <w:sz w:val="28"/>
+          <w:szCs w:val="28"/>
+        </w:rPr>
+        <w:t>–</w:t>
+      </w:r>
+      <w:r>
+        <w:rPr>
+          <w:rFonts w:ascii="Times New Roman" w:hAnsi="Times New Roman" w:cs="Times New Roman"/>
+          <w:sz w:val="28"/>
+          <w:szCs w:val="28"/>
+        </w:rPr>
+        <w:t xml:space="preserve"> 400</w:t>
+      </w:r>
+      <w:r>
+        <w:rPr>
+          <w:rFonts w:ascii="Times New Roman" w:hAnsi="Times New Roman" w:cs="Times New Roman"/>
+          <w:sz w:val="28"/>
+          <w:szCs w:val="28"/>
+        </w:rPr>
+        <w:t xml:space="preserve"> на</w:t>
+      </w:r>
+      <w:r>
+        <w:rPr>
+          <w:rFonts w:ascii="Times New Roman" w:hAnsi="Times New Roman" w:cs="Times New Roman"/>
+          <w:sz w:val="28"/>
+          <w:szCs w:val="28"/>
+        </w:rPr>
+        <w:t>500 пикселей. Для главного меню были размещены крупный заголовок и три основные кнопки. На экране выбора сложности расположили заголовок и три варианта уровней сложности. Наибольшее внимание было уделено игровому экрану, где тщательно продумали расположение текущего счёта, области отображения анаграммы, поля для ввода ответа и всех необходимых кнопок управления.</w:t>
+      </w:r>
+    </w:p>
+    <w:p>
+      <w:pPr>
+        <w:spacing w:after="0" w:line="360" w:lineRule="auto"/>
+        <w:ind w:firstLine="709"/>
+        <w:jc w:val="both"/>
+        <w:rPr>
+          <w:rFonts w:ascii="Times New Roman" w:hAnsi="Times New Roman" w:cs="Times New Roman"/>
+          <w:sz w:val="28"/>
+          <w:szCs w:val="28"/>
+        </w:rPr>
+      </w:pPr>
+      <w:r>
+        <w:rPr>
+          <w:rFonts w:ascii="Times New Roman" w:hAnsi="Times New Roman" w:cs="Times New Roman"/>
+          <w:sz w:val="28"/>
+          <w:szCs w:val="28"/>
+        </w:rPr>
+        <w:t xml:space="preserve">Далее я перешёл к визуальному оформлению интерфейса. Работая онлайн, выбрал современную тёмную цветовую схему. Все кнопки были оформлены в едином стиле со скруглёнными углами, с чёткой иерархией размеров и отступов. Особое внимание уделялось удобству игрового экрана: крупному и хорошо читаемому отображению анаграммы, комфортному полю </w:t>
+      </w:r>
+      <w:r>
+        <w:rPr>
+          <w:rFonts w:ascii="Times New Roman" w:hAnsi="Times New Roman" w:cs="Times New Roman"/>
+          <w:sz w:val="28"/>
+          <w:szCs w:val="28"/>
+        </w:rPr>
+        <w:lastRenderedPageBreak/>
+        <w:t>ввода и логичному расположению всех элементов. Также были подобраны подходящие шрифты для достижения гармоничного внешнего вида.</w:t>
+      </w:r>
+    </w:p>
+    <w:p>
+      <w:pPr>
+        <w:spacing w:after="0" w:line="360" w:lineRule="auto"/>
+        <w:ind w:firstLine="709"/>
+        <w:jc w:val="both"/>
+        <w:rPr>
+          <w:rFonts w:ascii="Times New Roman" w:hAnsi="Times New Roman" w:cs="Times New Roman"/>
+          <w:sz w:val="28"/>
+          <w:szCs w:val="28"/>
+        </w:rPr>
+      </w:pPr>
+      <w:r>
+        <w:rPr>
+          <w:rFonts w:ascii="Times New Roman" w:hAnsi="Times New Roman" w:cs="Times New Roman"/>
+          <w:sz w:val="28"/>
+          <w:szCs w:val="28"/>
+        </w:rPr>
+        <w:t xml:space="preserve">После завершения дизайна я настроил интерактивный прототип прямо на сайте в режиме </w:t>
+      </w:r>
+      <w:proofErr w:type="spellStart"/>
+      <w:r>
+        <w:rPr>
+          <w:rFonts w:ascii="Times New Roman" w:hAnsi="Times New Roman" w:cs="Times New Roman"/>
+          <w:sz w:val="28"/>
+          <w:szCs w:val="28"/>
+        </w:rPr>
+        <w:t>Prototype</w:t>
+      </w:r>
+      <w:proofErr w:type="spellEnd"/>
+      <w:r>
+        <w:rPr>
+          <w:rFonts w:ascii="Times New Roman" w:hAnsi="Times New Roman" w:cs="Times New Roman"/>
+          <w:sz w:val="28"/>
+          <w:szCs w:val="28"/>
+        </w:rPr>
+        <w:t xml:space="preserve">. Были установлены связи между всеми экранами: кнопка «Играть» в главном меню ведёт на экран выбора сложности, а выбор уровня открывает игровое поле. Кнопка «Назад в меню» присутствует на всех экранах и возвращает пользователя обратно. На игровом экране нажатие кнопки «Следующее слово» и успешная проверка слова приводят к обновлению поля с новым заданием. Кнопка «Подсказка» демонстрирует изменение состояния </w:t>
+      </w:r>
+      <w:r>
+        <w:rPr>
+          <w:rFonts w:ascii="Times New Roman" w:hAnsi="Times New Roman" w:cs="Times New Roman"/>
+          <w:sz w:val="28"/>
+          <w:szCs w:val="28"/>
+        </w:rPr>
+        <w:t>–</w:t>
+      </w:r>
+      <w:r>
+        <w:rPr>
+          <w:rFonts w:ascii="Times New Roman" w:hAnsi="Times New Roman" w:cs="Times New Roman"/>
+          <w:sz w:val="28"/>
+          <w:szCs w:val="28"/>
+        </w:rPr>
+        <w:t xml:space="preserve"> уменьшение счёта и частичное заполнение поля ввода.</w:t>
+      </w:r>
+    </w:p>
+    <w:p>
+      <w:pPr>
+        <w:spacing w:line="360" w:lineRule="auto"/>
+        <w:ind w:firstLine="709"/>
+        <w:jc w:val="both"/>
+        <w:rPr>
+          <w:rFonts w:ascii="Times New Roman" w:hAnsi="Times New Roman" w:cs="Times New Roman"/>
+          <w:sz w:val="28"/>
+          <w:szCs w:val="28"/>
+        </w:rPr>
+      </w:pPr>
+      <w:r>
+        <w:rPr>
+          <w:rFonts w:ascii="Times New Roman" w:hAnsi="Times New Roman" w:cs="Times New Roman"/>
+          <w:sz w:val="28"/>
+          <w:szCs w:val="28"/>
+        </w:rPr>
+        <w:t xml:space="preserve">Работа полностью в онлайн-версии </w:t>
+      </w:r>
+      <w:proofErr w:type="spellStart"/>
+      <w:r>
+        <w:rPr>
+          <w:rFonts w:ascii="Times New Roman" w:hAnsi="Times New Roman" w:cs="Times New Roman"/>
+          <w:sz w:val="28"/>
+          <w:szCs w:val="28"/>
+        </w:rPr>
+        <w:t>Figma</w:t>
+      </w:r>
+      <w:proofErr w:type="spellEnd"/>
+      <w:r>
+        <w:rPr>
+          <w:rFonts w:ascii="Times New Roman" w:hAnsi="Times New Roman" w:cs="Times New Roman"/>
+          <w:sz w:val="28"/>
+          <w:szCs w:val="28"/>
+        </w:rPr>
+        <w:t xml:space="preserve"> позволила быстро переключаться между экранами, оперативно вносить правки и сразу же тестировать интерактивность прототипа. Благодаря этому удалось заранее проверить удобство навигации и логику пользовательского сценария, что существенно повысило качество интерфейса готового приложения.</w:t>
+      </w:r>
+    </w:p>
+    <w:p>
+      <w:pPr>
+        <w:pStyle w:val="2"/>
+        <w:spacing w:before="0" w:after="160" w:line="259" w:lineRule="auto"/>
+        <w:ind w:firstLine="720"/>
+        <w:rPr>
+          <w:rFonts w:ascii="Times New Roman" w:hAnsi="Times New Roman" w:cs="Times New Roman"/>
+          <w:b/>
+          <w:bCs/>
+          <w:color w:val="auto"/>
+          <w:sz w:val="28"/>
+          <w:szCs w:val="28"/>
+        </w:rPr>
+      </w:pPr>
+      <w:bookmarkStart w:id="10" w:name="_Toc230428628"/>
+      <w:r>
+        <w:rPr>
+          <w:rFonts w:ascii="Times New Roman" w:hAnsi="Times New Roman" w:cs="Times New Roman"/>
+          <w:b/>
+          <w:bCs/>
+          <w:color w:val="auto"/>
+          <w:sz w:val="28"/>
+          <w:szCs w:val="28"/>
+        </w:rPr>
+        <w:t>4.4 Программная реализация</w:t>
+      </w:r>
       <w:bookmarkEnd w:id="10"/>
     </w:p>
     <w:p>
@@ -18461,7 +19393,77 @@
           <w:sz w:val="28"/>
           <w:szCs w:val="28"/>
         </w:rPr>
-        <w:t>Прототипирование интерфейса игры «Анаграммы» проводилось полностью онлайн в веб-версии программы Figma. В процессе работы были спроектированы все основные экраны приложения: главное меню, экран настроек, экран выбора сложности и игровой экран.</w:t>
+        <w:t xml:space="preserve">В ходе реализации игры «Анаграммы» был использован современный и удобный технический стек. Основным языком программирования выбран Python 3.14 </w:t>
+      </w:r>
+      <w:r>
+        <w:rPr>
+          <w:rFonts w:ascii="Times New Roman" w:hAnsi="Times New Roman" w:cs="Times New Roman"/>
+          <w:sz w:val="28"/>
+          <w:szCs w:val="28"/>
+        </w:rPr>
+        <w:t>–</w:t>
+      </w:r>
+      <w:r>
+        <w:rPr>
+          <w:rFonts w:ascii="Times New Roman" w:hAnsi="Times New Roman" w:cs="Times New Roman"/>
+          <w:sz w:val="28"/>
+          <w:szCs w:val="28"/>
+        </w:rPr>
+        <w:t xml:space="preserve"> новейшая стабильная версия на момент разработки. Для создания графического интерфейса применялась библиотека </w:t>
+      </w:r>
+      <w:proofErr w:type="spellStart"/>
+      <w:r>
+        <w:rPr>
+          <w:rFonts w:ascii="Times New Roman" w:hAnsi="Times New Roman" w:cs="Times New Roman"/>
+          <w:sz w:val="28"/>
+          <w:szCs w:val="28"/>
+        </w:rPr>
+        <w:t>Custom</w:t>
+      </w:r>
+      <w:proofErr w:type="spellEnd"/>
+      <w:r>
+        <w:rPr>
+          <w:rFonts w:ascii="Times New Roman" w:hAnsi="Times New Roman" w:cs="Times New Roman"/>
+          <w:sz w:val="28"/>
+          <w:szCs w:val="28"/>
+        </w:rPr>
+        <w:t xml:space="preserve"> </w:t>
+      </w:r>
+      <w:proofErr w:type="spellStart"/>
+      <w:r>
+        <w:rPr>
+          <w:rFonts w:ascii="Times New Roman" w:hAnsi="Times New Roman" w:cs="Times New Roman"/>
+          <w:sz w:val="28"/>
+          <w:szCs w:val="28"/>
+        </w:rPr>
+        <w:t>Tkinter</w:t>
+      </w:r>
+      <w:proofErr w:type="spellEnd"/>
+      <w:r>
+        <w:rPr>
+          <w:rFonts w:ascii="Times New Roman" w:hAnsi="Times New Roman" w:cs="Times New Roman"/>
+          <w:sz w:val="28"/>
+          <w:szCs w:val="28"/>
+        </w:rPr>
+        <w:t xml:space="preserve">, которая позволяет получить современный и приятный внешний вид приложения. Для работы со звуком использовалась библиотека </w:t>
+      </w:r>
+      <w:proofErr w:type="spellStart"/>
+      <w:r>
+        <w:rPr>
+          <w:rFonts w:ascii="Times New Roman" w:hAnsi="Times New Roman" w:cs="Times New Roman"/>
+          <w:sz w:val="28"/>
+          <w:szCs w:val="28"/>
+        </w:rPr>
+        <w:t>just_playback</w:t>
+      </w:r>
+      <w:proofErr w:type="spellEnd"/>
+      <w:r>
+        <w:rPr>
+          <w:rFonts w:ascii="Times New Roman" w:hAnsi="Times New Roman" w:cs="Times New Roman"/>
+          <w:sz w:val="28"/>
+          <w:szCs w:val="28"/>
+        </w:rPr>
+        <w:t>, обеспечивающая воспроизведение фоновой музыки и звуковых эффектов нажатия кнопок.</w:t>
       </w:r>
     </w:p>
     <w:p>
@@ -18481,39 +19483,7 @@
           <w:sz w:val="28"/>
           <w:szCs w:val="28"/>
         </w:rPr>
-        <w:t xml:space="preserve">На первом этапе я создал каркасы всех сцен. Работая непосредственно на сайте Figma, с помощью доступных инструментов были нарисованы прямоугольники, текстовые блоки и кнопки с точным соблюдением размера окна приложения </w:t>
-      </w:r>
-      <w:r>
-        <w:rPr>
-          <w:rFonts w:ascii="Times New Roman" w:hAnsi="Times New Roman" w:cs="Times New Roman"/>
-          <w:sz w:val="28"/>
-          <w:szCs w:val="28"/>
-        </w:rPr>
-        <w:t>–</w:t>
-      </w:r>
-      <w:r>
-        <w:rPr>
-          <w:rFonts w:ascii="Times New Roman" w:hAnsi="Times New Roman" w:cs="Times New Roman"/>
-          <w:sz w:val="28"/>
-          <w:szCs w:val="28"/>
-        </w:rPr>
-        <w:t xml:space="preserve"> 400</w:t>
-      </w:r>
-      <w:r>
-        <w:rPr>
-          <w:rFonts w:ascii="Times New Roman" w:hAnsi="Times New Roman" w:cs="Times New Roman"/>
-          <w:sz w:val="28"/>
-          <w:szCs w:val="28"/>
-        </w:rPr>
-        <w:t xml:space="preserve"> на</w:t>
-      </w:r>
-      <w:r>
-        <w:rPr>
-          <w:rFonts w:ascii="Times New Roman" w:hAnsi="Times New Roman" w:cs="Times New Roman"/>
-          <w:sz w:val="28"/>
-          <w:szCs w:val="28"/>
-        </w:rPr>
-        <w:t>500 пикселей. Для главного меню были размещены крупный заголовок и три основные кнопки. На экране выбора сложности расположили заголовок и три варианта уровней сложности. Наибольшее внимание было уделено игровому экрану, где тщательно продумали расположение текущего счёта, области отображения анаграммы, поля для ввода ответа и всех необходимых кнопок управления.</w:t>
+        <w:t>Проект имеет модульную структуру и состоит из двух основных файлов: words.py и game.py. Такой подход позволил разделить логику работы со словами и генерацией анаграмм от графического интерфейса и управления игровым процессом, что существенно повысило читаемость и удобство сопровождения кода.</w:t>
       </w:r>
     </w:p>
     <w:p>
@@ -18533,7 +19503,16 @@
           <w:sz w:val="28"/>
           <w:szCs w:val="28"/>
         </w:rPr>
-        <w:t>Далее я перешёл к визуальному оформлению интерфейса. Работая онлайн, выбрал современную тёмную цветовую схему. Все кнопки были оформлены в едином стиле со скруглёнными углами, с чёткой иерархией размеров и отступов. Особое внимание уделялось удобству игрового экрана: крупному и хорошо читаемому отображению анаграммы, комфортному полю ввода и логичному расположению всех элементов. Также были подобраны подходящие шрифты для достижения гармоничного внешнего вида.</w:t>
+        <w:t xml:space="preserve">Класс Word отвечает за всю работу со словарём. Он загружает слова из файла words.txt, где слова распределены по длине, определяет уровень </w:t>
+      </w:r>
+      <w:r>
+        <w:rPr>
+          <w:rFonts w:ascii="Times New Roman" w:hAnsi="Times New Roman" w:cs="Times New Roman"/>
+          <w:sz w:val="28"/>
+          <w:szCs w:val="28"/>
+        </w:rPr>
+        <w:lastRenderedPageBreak/>
+        <w:t>сложности, выбирает случайное слово и генерирует из него анаграмму. Алгоритм генерации анаграммы гарантирует, что перемешанное слово не будет совпадать с оригиналом.</w:t>
       </w:r>
     </w:p>
     <w:p>
@@ -18553,24 +19532,123 @@
           <w:sz w:val="28"/>
           <w:szCs w:val="28"/>
         </w:rPr>
-        <w:lastRenderedPageBreak/>
-        <w:t xml:space="preserve">После завершения дизайна я настроил интерактивный прототип прямо на сайте в режиме Prototype. Были установлены связи между всеми экранами: кнопка «Играть» в главном меню ведёт на экран выбора сложности, а выбор уровня открывает игровое поле. Кнопка «Назад в меню» присутствует на всех экранах и возвращает пользователя обратно. На игровом экране нажатие кнопки «Следующее слово» и успешная проверка слова приводят к обновлению поля с новым заданием. Кнопка «Подсказка» демонстрирует изменение состояния </w:t>
-      </w:r>
-      <w:r>
-        <w:rPr>
-          <w:rFonts w:ascii="Times New Roman" w:hAnsi="Times New Roman" w:cs="Times New Roman"/>
-          <w:sz w:val="28"/>
-          <w:szCs w:val="28"/>
-        </w:rPr>
-        <w:t>–</w:t>
-      </w:r>
-      <w:r>
-        <w:rPr>
-          <w:rFonts w:ascii="Times New Roman" w:hAnsi="Times New Roman" w:cs="Times New Roman"/>
-          <w:sz w:val="28"/>
-          <w:szCs w:val="28"/>
-        </w:rPr>
-        <w:t xml:space="preserve"> уменьшение счёта и частичное заполнение поля ввода.</w:t>
+        <w:t xml:space="preserve">Основная логика приложения реализована в классе Game, который наследуется от </w:t>
+      </w:r>
+      <w:proofErr w:type="spellStart"/>
+      <w:proofErr w:type="gramStart"/>
+      <w:r>
+        <w:rPr>
+          <w:rFonts w:ascii="Times New Roman" w:hAnsi="Times New Roman" w:cs="Times New Roman"/>
+          <w:sz w:val="28"/>
+          <w:szCs w:val="28"/>
+        </w:rPr>
+        <w:t>ctk.CTk</w:t>
+      </w:r>
+      <w:proofErr w:type="spellEnd"/>
+      <w:proofErr w:type="gramEnd"/>
+      <w:r>
+        <w:rPr>
+          <w:rFonts w:ascii="Times New Roman" w:hAnsi="Times New Roman" w:cs="Times New Roman"/>
+          <w:sz w:val="28"/>
+          <w:szCs w:val="28"/>
+        </w:rPr>
+        <w:t>. В нём реализованы все экраны интерфейса: главное меню, настройки, выбор уровня сложности и непосредственно игровое поле. При запуске игры происходит генерация анаграммы согласно выбранной сложности, отображение текущего счёта, анаграммы и поля для ввода ответа.</w:t>
+      </w:r>
+    </w:p>
+    <w:p>
+      <w:pPr>
+        <w:spacing w:after="0" w:line="360" w:lineRule="auto"/>
+        <w:ind w:firstLine="709"/>
+        <w:jc w:val="both"/>
+        <w:rPr>
+          <w:rFonts w:ascii="Times New Roman" w:hAnsi="Times New Roman" w:cs="Times New Roman"/>
+          <w:sz w:val="28"/>
+          <w:szCs w:val="28"/>
+        </w:rPr>
+      </w:pPr>
+      <w:r>
+        <w:rPr>
+          <w:rFonts w:ascii="Times New Roman" w:hAnsi="Times New Roman" w:cs="Times New Roman"/>
+          <w:sz w:val="28"/>
+          <w:szCs w:val="28"/>
+        </w:rPr>
+        <w:t>Особое внимание было уделено системе подсказок. Игрок может получить до двух подсказок на одно слово. Каждая подсказка открывает часть букв и снижает количество очков. После правильного ответа счёт увеличивается на длину угаданного слова, и автоматически загружается следующее задание. При неверном ответе поле ввода очищается.</w:t>
+      </w:r>
+    </w:p>
+    <w:p>
+      <w:pPr>
+        <w:spacing w:after="0" w:line="360" w:lineRule="auto"/>
+        <w:ind w:firstLine="709"/>
+        <w:jc w:val="both"/>
+        <w:rPr>
+          <w:rFonts w:ascii="Times New Roman" w:hAnsi="Times New Roman" w:cs="Times New Roman"/>
+          <w:sz w:val="28"/>
+          <w:szCs w:val="28"/>
+        </w:rPr>
+      </w:pPr>
+      <w:r>
+        <w:rPr>
+          <w:rFonts w:ascii="Times New Roman" w:hAnsi="Times New Roman" w:cs="Times New Roman"/>
+          <w:sz w:val="28"/>
+          <w:szCs w:val="28"/>
+        </w:rPr>
+        <w:t>Также была реализована звуковая составляющая: фоновая музыка с возможностью включения и отключения в настройках, а также звуковой эффект нажатия на кнопки. Переключение между экранами осуществляется через функцию очистки текущего фрейма, что обеспечивает чистую и стабильную работу интерфейса.</w:t>
+      </w:r>
+    </w:p>
+    <w:p>
+      <w:pPr>
+        <w:spacing w:after="0" w:line="360" w:lineRule="auto"/>
+        <w:ind w:firstLine="709"/>
+        <w:jc w:val="both"/>
+        <w:rPr>
+          <w:rFonts w:ascii="Times New Roman" w:hAnsi="Times New Roman" w:cs="Times New Roman"/>
+          <w:sz w:val="28"/>
+          <w:szCs w:val="28"/>
+        </w:rPr>
+      </w:pPr>
+      <w:r>
+        <w:rPr>
+          <w:rFonts w:ascii="Times New Roman" w:hAnsi="Times New Roman" w:cs="Times New Roman"/>
+          <w:sz w:val="28"/>
+          <w:szCs w:val="28"/>
+        </w:rPr>
+        <w:t xml:space="preserve">Вся разработка велась в среде </w:t>
+      </w:r>
+      <w:proofErr w:type="spellStart"/>
+      <w:r>
+        <w:rPr>
+          <w:rFonts w:ascii="Times New Roman" w:hAnsi="Times New Roman" w:cs="Times New Roman"/>
+          <w:sz w:val="28"/>
+          <w:szCs w:val="28"/>
+        </w:rPr>
+        <w:t>PyCharm</w:t>
+      </w:r>
+      <w:proofErr w:type="spellEnd"/>
+      <w:r>
+        <w:rPr>
+          <w:rFonts w:ascii="Times New Roman" w:hAnsi="Times New Roman" w:cs="Times New Roman"/>
+          <w:sz w:val="28"/>
+          <w:szCs w:val="28"/>
+        </w:rPr>
+        <w:t xml:space="preserve"> с использованием системы контроля версий </w:t>
+      </w:r>
+      <w:proofErr w:type="spellStart"/>
+      <w:r>
+        <w:rPr>
+          <w:rFonts w:ascii="Times New Roman" w:hAnsi="Times New Roman" w:cs="Times New Roman"/>
+          <w:sz w:val="28"/>
+          <w:szCs w:val="28"/>
+        </w:rPr>
+        <w:t>GitHub</w:t>
+      </w:r>
+      <w:proofErr w:type="spellEnd"/>
+      <w:r>
+        <w:rPr>
+          <w:rFonts w:ascii="Times New Roman" w:hAnsi="Times New Roman" w:cs="Times New Roman"/>
+          <w:sz w:val="28"/>
+          <w:szCs w:val="28"/>
+        </w:rPr>
+        <w:t xml:space="preserve"> Desktop. Код содержит достаточное количество комментариев и продуманную обработку возможных состояний интерфейса.</w:t>
       </w:r>
     </w:p>
     <w:p>
@@ -18590,7 +19668,7 @@
           <w:sz w:val="28"/>
           <w:szCs w:val="28"/>
         </w:rPr>
-        <w:t>Работа полностью в онлайн-версии Figma позволила быстро переключаться между экранами, оперативно вносить правки и сразу же тестировать интерактивность прототипа. Благодаря этому удалось заранее проверить удобство навигации и логику пользовательского сценария, что существенно повысило качество интерфейса готового приложения.</w:t>
+        <w:t>В результате была полностью реализована вся запланированная функциональность в соответствии с техническим заданием. Приложение работает стабильно, имеет интуитивно понятный интерфейс и соответствует требованиям к удобству использования.</w:t>
       </w:r>
     </w:p>
     <w:p>
@@ -18607,7 +19685,6 @@
           <w:szCs w:val="28"/>
         </w:rPr>
       </w:pPr>
-      <w:bookmarkStart w:id="11" w:name="_Toc230392662"/>
       <w:r>
         <w:rPr>
           <w:rFonts w:ascii="Times New Roman" w:hAnsi="Times New Roman" w:cs="Times New Roman"/>
@@ -18617,7 +19694,164 @@
           <w:sz w:val="28"/>
           <w:szCs w:val="28"/>
         </w:rPr>
-        <w:t>4.4 Программная реализация</w:t>
+        <w:t>4.</w:t>
+      </w:r>
+      <w:r>
+        <w:rPr>
+          <w:rFonts w:ascii="Times New Roman" w:hAnsi="Times New Roman" w:cs="Times New Roman"/>
+          <w:b/>
+          <w:bCs/>
+          <w:color w:val="auto"/>
+          <w:sz w:val="28"/>
+          <w:szCs w:val="28"/>
+        </w:rPr>
+        <w:t>5 Рабочая документация</w:t>
+      </w:r>
+    </w:p>
+    <w:p>
+      <w:pPr>
+        <w:spacing w:line="360" w:lineRule="auto"/>
+        <w:ind w:firstLine="709"/>
+        <w:jc w:val="both"/>
+        <w:rPr>
+          <w:rFonts w:ascii="Times New Roman" w:hAnsi="Times New Roman" w:cs="Times New Roman"/>
+          <w:sz w:val="28"/>
+          <w:szCs w:val="28"/>
+        </w:rPr>
+      </w:pPr>
+      <w:r>
+        <w:rPr>
+          <w:rFonts w:ascii="Times New Roman" w:hAnsi="Times New Roman" w:cs="Times New Roman"/>
+          <w:sz w:val="28"/>
+          <w:szCs w:val="28"/>
+        </w:rPr>
+        <w:t xml:space="preserve">Написать и сослаться на соответствующее приложения </w:t>
+      </w:r>
+      <w:proofErr w:type="spellStart"/>
+      <w:r>
+        <w:rPr>
+          <w:rFonts w:ascii="Times New Roman" w:hAnsi="Times New Roman" w:cs="Times New Roman"/>
+          <w:sz w:val="28"/>
+          <w:szCs w:val="28"/>
+        </w:rPr>
+        <w:t>пми</w:t>
+      </w:r>
+      <w:proofErr w:type="spellEnd"/>
+      <w:r>
+        <w:rPr>
+          <w:rFonts w:ascii="Times New Roman" w:hAnsi="Times New Roman" w:cs="Times New Roman"/>
+          <w:sz w:val="28"/>
+          <w:szCs w:val="28"/>
+        </w:rPr>
+        <w:t xml:space="preserve"> и </w:t>
+      </w:r>
+      <w:proofErr w:type="spellStart"/>
+      <w:r>
+        <w:rPr>
+          <w:rFonts w:ascii="Times New Roman" w:hAnsi="Times New Roman" w:cs="Times New Roman"/>
+          <w:sz w:val="28"/>
+          <w:szCs w:val="28"/>
+        </w:rPr>
+        <w:t>рп</w:t>
+      </w:r>
+      <w:proofErr w:type="spellEnd"/>
+      <w:r>
+        <w:rPr>
+          <w:rFonts w:ascii="Times New Roman" w:hAnsi="Times New Roman" w:cs="Times New Roman"/>
+          <w:sz w:val="28"/>
+          <w:szCs w:val="28"/>
+        </w:rPr>
+        <w:t xml:space="preserve"> (см. гост 34.201-2020)</w:t>
+      </w:r>
+    </w:p>
+    <w:p>
+      <w:pPr>
+        <w:pStyle w:val="2"/>
+        <w:spacing w:before="0" w:after="160" w:line="259" w:lineRule="auto"/>
+        <w:ind w:firstLine="720"/>
+        <w:rPr>
+          <w:rFonts w:ascii="Times New Roman" w:hAnsi="Times New Roman" w:cs="Times New Roman"/>
+          <w:b/>
+          <w:bCs/>
+          <w:color w:val="auto"/>
+          <w:sz w:val="28"/>
+          <w:szCs w:val="28"/>
+        </w:rPr>
+      </w:pPr>
+      <w:r>
+        <w:rPr>
+          <w:rFonts w:ascii="Times New Roman" w:hAnsi="Times New Roman" w:cs="Times New Roman"/>
+          <w:b/>
+          <w:bCs/>
+          <w:color w:val="auto"/>
+          <w:sz w:val="28"/>
+          <w:szCs w:val="28"/>
+        </w:rPr>
+        <w:lastRenderedPageBreak/>
+        <w:t>4.</w:t>
+      </w:r>
+      <w:r>
+        <w:rPr>
+          <w:rFonts w:ascii="Times New Roman" w:hAnsi="Times New Roman" w:cs="Times New Roman"/>
+          <w:b/>
+          <w:bCs/>
+          <w:color w:val="auto"/>
+          <w:sz w:val="28"/>
+          <w:szCs w:val="28"/>
+        </w:rPr>
+        <w:t>6 Приёмочные испытания</w:t>
+      </w:r>
+    </w:p>
+    <w:p>
+      <w:pPr>
+        <w:spacing w:after="0" w:line="360" w:lineRule="auto"/>
+        <w:ind w:firstLine="709"/>
+        <w:jc w:val="both"/>
+        <w:rPr>
+          <w:rFonts w:ascii="Times New Roman" w:hAnsi="Times New Roman" w:cs="Times New Roman"/>
+          <w:sz w:val="28"/>
+          <w:szCs w:val="28"/>
+        </w:rPr>
+      </w:pPr>
+      <w:r>
+        <w:rPr>
+          <w:rFonts w:ascii="Times New Roman" w:hAnsi="Times New Roman" w:cs="Times New Roman"/>
+          <w:sz w:val="28"/>
+          <w:szCs w:val="28"/>
+        </w:rPr>
+        <w:t>Приложить и описать методику испытаний из ПМИ</w:t>
+      </w:r>
+      <w:r>
+        <w:rPr>
+          <w:rFonts w:ascii="Times New Roman" w:hAnsi="Times New Roman" w:cs="Times New Roman"/>
+          <w:sz w:val="28"/>
+          <w:szCs w:val="28"/>
+        </w:rPr>
+        <w:br w:type="page"/>
+      </w:r>
+    </w:p>
+    <w:p>
+      <w:pPr>
+        <w:pStyle w:val="1"/>
+        <w:spacing w:before="0" w:after="240" w:line="360" w:lineRule="auto"/>
+        <w:jc w:val="center"/>
+        <w:rPr>
+          <w:rFonts w:ascii="Times New Roman" w:hAnsi="Times New Roman" w:cs="Times New Roman"/>
+          <w:b/>
+          <w:bCs/>
+          <w:color w:val="auto"/>
+        </w:rPr>
+      </w:pPr>
+      <w:bookmarkStart w:id="11" w:name="_Toc230428629"/>
+      <w:r>
+        <w:rPr>
+          <w:rFonts w:ascii="Times New Roman" w:hAnsi="Times New Roman" w:cs="Times New Roman"/>
+          <w:b/>
+          <w:bCs/>
+          <w:color w:val="auto"/>
+        </w:rPr>
+        <w:lastRenderedPageBreak/>
+        <w:t>ЗАКЛЮЧЕНИЕ</w:t>
       </w:r>
       <w:bookmarkEnd w:id="11"/>
     </w:p>
@@ -18638,23 +19872,43 @@
           <w:sz w:val="28"/>
           <w:szCs w:val="28"/>
         </w:rPr>
-        <w:t xml:space="preserve">В ходе реализации игры «Анаграммы» был использован современный и удобный технический стек. Основным языком программирования выбран Python 3.14 </w:t>
-      </w:r>
-      <w:r>
-        <w:rPr>
-          <w:rFonts w:ascii="Times New Roman" w:hAnsi="Times New Roman" w:cs="Times New Roman"/>
-          <w:sz w:val="28"/>
-          <w:szCs w:val="28"/>
-        </w:rPr>
-        <w:t>–</w:t>
-      </w:r>
-      <w:r>
-        <w:rPr>
-          <w:rFonts w:ascii="Times New Roman" w:hAnsi="Times New Roman" w:cs="Times New Roman"/>
-          <w:sz w:val="28"/>
-          <w:szCs w:val="28"/>
-        </w:rPr>
-        <w:t xml:space="preserve"> новейшая стабильная версия на момент разработки. Для создания графического интерфейса применялась библиотека Custom Tkinter, которая позволяет получить современный и приятный внешний вид приложения. Для работы со звуком использовалась библиотека just_playback, обеспечивающая воспроизведение фоновой музыки и звуковых эффектов нажатия кнопок.</w:t>
+        <w:t xml:space="preserve">В ходе учебной практики ПМ.05 была успешно разработана игра «Анаграммы» на языке Python с использованием библиотеки </w:t>
+      </w:r>
+      <w:proofErr w:type="spellStart"/>
+      <w:r>
+        <w:rPr>
+          <w:rFonts w:ascii="Times New Roman" w:hAnsi="Times New Roman" w:cs="Times New Roman"/>
+          <w:sz w:val="28"/>
+          <w:szCs w:val="28"/>
+        </w:rPr>
+        <w:t>Custom</w:t>
+      </w:r>
+      <w:proofErr w:type="spellEnd"/>
+      <w:r>
+        <w:rPr>
+          <w:rFonts w:ascii="Times New Roman" w:hAnsi="Times New Roman" w:cs="Times New Roman"/>
+          <w:sz w:val="28"/>
+          <w:szCs w:val="28"/>
+        </w:rPr>
+        <w:t xml:space="preserve"> </w:t>
+      </w:r>
+      <w:proofErr w:type="spellStart"/>
+      <w:r>
+        <w:rPr>
+          <w:rFonts w:ascii="Times New Roman" w:hAnsi="Times New Roman" w:cs="Times New Roman"/>
+          <w:sz w:val="28"/>
+          <w:szCs w:val="28"/>
+        </w:rPr>
+        <w:t>Tkinter</w:t>
+      </w:r>
+      <w:proofErr w:type="spellEnd"/>
+      <w:r>
+        <w:rPr>
+          <w:rFonts w:ascii="Times New Roman" w:hAnsi="Times New Roman" w:cs="Times New Roman"/>
+          <w:sz w:val="28"/>
+          <w:szCs w:val="28"/>
+        </w:rPr>
+        <w:t>.</w:t>
       </w:r>
     </w:p>
     <w:p>
@@ -18674,7 +19928,7 @@
           <w:sz w:val="28"/>
           <w:szCs w:val="28"/>
         </w:rPr>
-        <w:t>Проект имеет модульную структуру и состоит из двух основных файлов: words.py и game.py. Такой подход позволил разделить логику работы со словами и генерацией анаграмм от графического интерфейса и управления игровым процессом, что существенно повысило читаемость и удобство сопровождения кода.</w:t>
+        <w:t>В процессе работы выполнены все этапы: анализ предметной области, проектирование, прототипирование интерфейса, программная реализация, тестирование и подготовка документации. Приложение получило удобный графический интерфейс, систему подсказок, музыкальное сопровождение и три уровня сложности.</w:t>
       </w:r>
     </w:p>
     <w:p>
@@ -18694,16 +19948,7 @@
           <w:sz w:val="28"/>
           <w:szCs w:val="28"/>
         </w:rPr>
-        <w:t xml:space="preserve">Класс Word отвечает за всю работу со словарём. Он загружает слова из файла words.txt, где слова распределены по длине, определяет уровень сложности, выбирает случайное слово и генерирует из него анаграмму. </w:t>
-      </w:r>
-      <w:r>
-        <w:rPr>
-          <w:rFonts w:ascii="Times New Roman" w:hAnsi="Times New Roman" w:cs="Times New Roman"/>
-          <w:sz w:val="28"/>
-          <w:szCs w:val="28"/>
-        </w:rPr>
-        <w:lastRenderedPageBreak/>
-        <w:t>Алгоритм генерации анаграммы гарантирует, что перемешанное слово не будет совпадать с оригиналом.</w:t>
+        <w:t>Поставленные цели и задачи практики выполнены в полном объёме. Полученные знания и навыки разработки прикладного ПО будут полезны в дальнейшей профессиональной деятельности.</w:t>
       </w:r>
     </w:p>
     <w:p>
@@ -18723,8 +19968,47 @@
           <w:sz w:val="28"/>
           <w:szCs w:val="28"/>
         </w:rPr>
-        <w:t>Основная логика приложения реализована в классе Game, который наследуется от ctk.CTk. В нём реализованы все экраны интерфейса: главное меню, настройки, выбор уровня сложности и непосредственно игровое поле. При запуске игры происходит генерация анаграммы согласно выбранной сложности, отображение текущего счёта, анаграммы и поля для ввода ответа.</w:t>
-      </w:r>
+        <w:t>Разработанная игра может быть использована как для развлечения, так и в образовательных целях.</w:t>
+      </w:r>
+    </w:p>
+    <w:p>
+      <w:pPr>
+        <w:spacing w:line="360" w:lineRule="auto"/>
+        <w:ind w:firstLine="709"/>
+        <w:jc w:val="both"/>
+        <w:rPr>
+          <w:rFonts w:ascii="Times New Roman" w:hAnsi="Times New Roman" w:cs="Times New Roman"/>
+          <w:sz w:val="28"/>
+          <w:szCs w:val="28"/>
+        </w:rPr>
+      </w:pPr>
+      <w:r>
+        <w:rPr>
+          <w:rFonts w:ascii="Times New Roman" w:hAnsi="Times New Roman" w:cs="Times New Roman"/>
+          <w:sz w:val="28"/>
+          <w:szCs w:val="28"/>
+        </w:rPr>
+        <w:br w:type="page"/>
+      </w:r>
+    </w:p>
+    <w:p>
+      <w:pPr>
+        <w:pStyle w:val="1"/>
+        <w:spacing w:before="0" w:after="240"/>
+        <w:jc w:val="center"/>
+      </w:pPr>
+      <w:bookmarkStart w:id="12" w:name="_Toc230428630"/>
+      <w:r>
+        <w:rPr>
+          <w:rFonts w:ascii="Times New Roman" w:hAnsi="Times New Roman" w:cs="Times New Roman"/>
+          <w:b/>
+          <w:bCs/>
+          <w:color w:val="auto"/>
+        </w:rPr>
+        <w:lastRenderedPageBreak/>
+        <w:t>СПИСОК ИСПОЛЬЗОВАННЫХ ИСТОЧНИКОВ</w:t>
+      </w:r>
+      <w:bookmarkEnd w:id="12"/>
     </w:p>
     <w:p>
       <w:pPr>
@@ -18743,7 +20027,25 @@
           <w:sz w:val="28"/>
           <w:szCs w:val="28"/>
         </w:rPr>
-        <w:t>Особое внимание было уделено системе подсказок. Игрок может получить до двух подсказок на одно слово. Каждая подсказка открывает часть букв и снижает количество очков. После правильного ответа счёт увеличивается на длину угаданного слова, и автоматически загружается следующее задание. При неверном ответе поле ввода очищается.</w:t>
+        <w:t xml:space="preserve">1. Python Software Foundation. Python 3.14 </w:t>
+      </w:r>
+      <w:proofErr w:type="spellStart"/>
+      <w:r>
+        <w:rPr>
+          <w:rFonts w:ascii="Times New Roman" w:hAnsi="Times New Roman" w:cs="Times New Roman"/>
+          <w:sz w:val="28"/>
+          <w:szCs w:val="28"/>
+        </w:rPr>
+        <w:t>Documentation</w:t>
+      </w:r>
+      <w:proofErr w:type="spellEnd"/>
+      <w:r>
+        <w:rPr>
+          <w:rFonts w:ascii="Times New Roman" w:hAnsi="Times New Roman" w:cs="Times New Roman"/>
+          <w:sz w:val="28"/>
+          <w:szCs w:val="28"/>
+        </w:rPr>
+        <w:t xml:space="preserve"> [Электронный ресурс]. – Режим доступа: https://docs.python.org/3/ (дата обращения: 20.05.2026).  </w:t>
       </w:r>
     </w:p>
     <w:p>
@@ -18763,7 +20065,97 @@
           <w:sz w:val="28"/>
           <w:szCs w:val="28"/>
         </w:rPr>
-        <w:t>Также была реализована звуковая составляющая: фоновая музыка с возможностью включения и отключения в настройках, а также звуковой эффект нажатия на кнопки. Переключение между экранами осуществляется через функцию очистки текущего фрейма, что обеспечивает чистую и стабильную работу интерфейса.</w:t>
+        <w:t xml:space="preserve">2. </w:t>
+      </w:r>
+      <w:proofErr w:type="spellStart"/>
+      <w:r>
+        <w:rPr>
+          <w:rFonts w:ascii="Times New Roman" w:hAnsi="Times New Roman" w:cs="Times New Roman"/>
+          <w:sz w:val="28"/>
+          <w:szCs w:val="28"/>
+        </w:rPr>
+        <w:t>Custom</w:t>
+      </w:r>
+      <w:proofErr w:type="spellEnd"/>
+      <w:r>
+        <w:rPr>
+          <w:rFonts w:ascii="Times New Roman" w:hAnsi="Times New Roman" w:cs="Times New Roman"/>
+          <w:sz w:val="28"/>
+          <w:szCs w:val="28"/>
+        </w:rPr>
+        <w:t xml:space="preserve"> </w:t>
+      </w:r>
+      <w:proofErr w:type="spellStart"/>
+      <w:r>
+        <w:rPr>
+          <w:rFonts w:ascii="Times New Roman" w:hAnsi="Times New Roman" w:cs="Times New Roman"/>
+          <w:sz w:val="28"/>
+          <w:szCs w:val="28"/>
+        </w:rPr>
+        <w:t>Tkinter</w:t>
+      </w:r>
+      <w:proofErr w:type="spellEnd"/>
+      <w:r>
+        <w:rPr>
+          <w:rFonts w:ascii="Times New Roman" w:hAnsi="Times New Roman" w:cs="Times New Roman"/>
+          <w:sz w:val="28"/>
+          <w:szCs w:val="28"/>
+        </w:rPr>
+        <w:t xml:space="preserve">. </w:t>
+      </w:r>
+      <w:proofErr w:type="spellStart"/>
+      <w:r>
+        <w:rPr>
+          <w:rFonts w:ascii="Times New Roman" w:hAnsi="Times New Roman" w:cs="Times New Roman"/>
+          <w:sz w:val="28"/>
+          <w:szCs w:val="28"/>
+        </w:rPr>
+        <w:t>Custom</w:t>
+      </w:r>
+      <w:proofErr w:type="spellEnd"/>
+      <w:r>
+        <w:rPr>
+          <w:rFonts w:ascii="Times New Roman" w:hAnsi="Times New Roman" w:cs="Times New Roman"/>
+          <w:sz w:val="28"/>
+          <w:szCs w:val="28"/>
+        </w:rPr>
+        <w:t xml:space="preserve"> </w:t>
+      </w:r>
+      <w:proofErr w:type="spellStart"/>
+      <w:r>
+        <w:rPr>
+          <w:rFonts w:ascii="Times New Roman" w:hAnsi="Times New Roman" w:cs="Times New Roman"/>
+          <w:sz w:val="28"/>
+          <w:szCs w:val="28"/>
+        </w:rPr>
+        <w:t>Tkinter</w:t>
+      </w:r>
+      <w:proofErr w:type="spellEnd"/>
+      <w:r>
+        <w:rPr>
+          <w:rFonts w:ascii="Times New Roman" w:hAnsi="Times New Roman" w:cs="Times New Roman"/>
+          <w:sz w:val="28"/>
+          <w:szCs w:val="28"/>
+        </w:rPr>
+        <w:t xml:space="preserve"> </w:t>
+      </w:r>
+      <w:proofErr w:type="spellStart"/>
+      <w:r>
+        <w:rPr>
+          <w:rFonts w:ascii="Times New Roman" w:hAnsi="Times New Roman" w:cs="Times New Roman"/>
+          <w:sz w:val="28"/>
+          <w:szCs w:val="28"/>
+        </w:rPr>
+        <w:t>Documentation</w:t>
+      </w:r>
+      <w:proofErr w:type="spellEnd"/>
+      <w:r>
+        <w:rPr>
+          <w:rFonts w:ascii="Times New Roman" w:hAnsi="Times New Roman" w:cs="Times New Roman"/>
+          <w:sz w:val="28"/>
+          <w:szCs w:val="28"/>
+        </w:rPr>
+        <w:t xml:space="preserve"> [Электронный ресурс]. – Режим доступа: https://customtkinter.tomschimansky.com/ (дата обращения: 20.05.2026).  </w:t>
       </w:r>
     </w:p>
     <w:p>
@@ -18783,7 +20175,61 @@
           <w:sz w:val="28"/>
           <w:szCs w:val="28"/>
         </w:rPr>
-        <w:t>Вся разработка велась в среде PyCharm с использованием системы контроля версий GitHub Desktop. Код содержит достаточное количество комментариев и продуманную обработку возможных состояний интерфейса.</w:t>
+        <w:t xml:space="preserve">3. </w:t>
+      </w:r>
+      <w:proofErr w:type="spellStart"/>
+      <w:r>
+        <w:rPr>
+          <w:rFonts w:ascii="Times New Roman" w:hAnsi="Times New Roman" w:cs="Times New Roman"/>
+          <w:sz w:val="28"/>
+          <w:szCs w:val="28"/>
+        </w:rPr>
+        <w:t>just_playback</w:t>
+      </w:r>
+      <w:proofErr w:type="spellEnd"/>
+      <w:r>
+        <w:rPr>
+          <w:rFonts w:ascii="Times New Roman" w:hAnsi="Times New Roman" w:cs="Times New Roman"/>
+          <w:sz w:val="28"/>
+          <w:szCs w:val="28"/>
+        </w:rPr>
+        <w:t xml:space="preserve"> Library. </w:t>
+      </w:r>
+      <w:proofErr w:type="spellStart"/>
+      <w:r>
+        <w:rPr>
+          <w:rFonts w:ascii="Times New Roman" w:hAnsi="Times New Roman" w:cs="Times New Roman"/>
+          <w:sz w:val="28"/>
+          <w:szCs w:val="28"/>
+        </w:rPr>
+        <w:t>just_playback</w:t>
+      </w:r>
+      <w:proofErr w:type="spellEnd"/>
+      <w:r>
+        <w:rPr>
+          <w:rFonts w:ascii="Times New Roman" w:hAnsi="Times New Roman" w:cs="Times New Roman"/>
+          <w:sz w:val="28"/>
+          <w:szCs w:val="28"/>
+        </w:rPr>
+        <w:t xml:space="preserve"> </w:t>
+      </w:r>
+      <w:proofErr w:type="spellStart"/>
+      <w:r>
+        <w:rPr>
+          <w:rFonts w:ascii="Times New Roman" w:hAnsi="Times New Roman" w:cs="Times New Roman"/>
+          <w:sz w:val="28"/>
+          <w:szCs w:val="28"/>
+        </w:rPr>
+        <w:t>Documentation</w:t>
+      </w:r>
+      <w:proofErr w:type="spellEnd"/>
+      <w:r>
+        <w:rPr>
+          <w:rFonts w:ascii="Times New Roman" w:hAnsi="Times New Roman" w:cs="Times New Roman"/>
+          <w:sz w:val="28"/>
+          <w:szCs w:val="28"/>
+        </w:rPr>
+        <w:t xml:space="preserve"> [Электронный ресурс]. – Режим доступа: https://github.com/cheezeck/just_playback (дата обращения: 20.05.2026).  </w:t>
       </w:r>
     </w:p>
     <w:p>
@@ -18803,7 +20249,375 @@
           <w:sz w:val="28"/>
           <w:szCs w:val="28"/>
         </w:rPr>
-        <w:t>В результате была полностью реализована вся запланированная функциональность в соответствии с техническим заданием. Приложение работает стабильно, имеет интуитивно понятный интерфейс и соответствует требованиям к удобству использования.</w:t>
+        <w:t xml:space="preserve">4. </w:t>
+      </w:r>
+      <w:proofErr w:type="spellStart"/>
+      <w:r>
+        <w:rPr>
+          <w:rFonts w:ascii="Times New Roman" w:hAnsi="Times New Roman" w:cs="Times New Roman"/>
+          <w:sz w:val="28"/>
+          <w:szCs w:val="28"/>
+        </w:rPr>
+        <w:t>JetBrains</w:t>
+      </w:r>
+      <w:proofErr w:type="spellEnd"/>
+      <w:r>
+        <w:rPr>
+          <w:rFonts w:ascii="Times New Roman" w:hAnsi="Times New Roman" w:cs="Times New Roman"/>
+          <w:sz w:val="28"/>
+          <w:szCs w:val="28"/>
+        </w:rPr>
+        <w:t xml:space="preserve"> </w:t>
+      </w:r>
+      <w:proofErr w:type="spellStart"/>
+      <w:r>
+        <w:rPr>
+          <w:rFonts w:ascii="Times New Roman" w:hAnsi="Times New Roman" w:cs="Times New Roman"/>
+          <w:sz w:val="28"/>
+          <w:szCs w:val="28"/>
+        </w:rPr>
+        <w:t>s.r.o</w:t>
+      </w:r>
+      <w:proofErr w:type="spellEnd"/>
+      <w:r>
+        <w:rPr>
+          <w:rFonts w:ascii="Times New Roman" w:hAnsi="Times New Roman" w:cs="Times New Roman"/>
+          <w:sz w:val="28"/>
+          <w:szCs w:val="28"/>
+        </w:rPr>
+        <w:t xml:space="preserve">. </w:t>
+      </w:r>
+      <w:proofErr w:type="spellStart"/>
+      <w:r>
+        <w:rPr>
+          <w:rFonts w:ascii="Times New Roman" w:hAnsi="Times New Roman" w:cs="Times New Roman"/>
+          <w:sz w:val="28"/>
+          <w:szCs w:val="28"/>
+        </w:rPr>
+        <w:t>PyCharm</w:t>
+      </w:r>
+      <w:proofErr w:type="spellEnd"/>
+      <w:r>
+        <w:rPr>
+          <w:rFonts w:ascii="Times New Roman" w:hAnsi="Times New Roman" w:cs="Times New Roman"/>
+          <w:sz w:val="28"/>
+          <w:szCs w:val="28"/>
+        </w:rPr>
+        <w:t xml:space="preserve"> Community Edition </w:t>
+      </w:r>
+      <w:proofErr w:type="spellStart"/>
+      <w:r>
+        <w:rPr>
+          <w:rFonts w:ascii="Times New Roman" w:hAnsi="Times New Roman" w:cs="Times New Roman"/>
+          <w:sz w:val="28"/>
+          <w:szCs w:val="28"/>
+        </w:rPr>
+        <w:t>Documentation</w:t>
+      </w:r>
+      <w:proofErr w:type="spellEnd"/>
+      <w:r>
+        <w:rPr>
+          <w:rFonts w:ascii="Times New Roman" w:hAnsi="Times New Roman" w:cs="Times New Roman"/>
+          <w:sz w:val="28"/>
+          <w:szCs w:val="28"/>
+        </w:rPr>
+        <w:t xml:space="preserve"> [Электронный ресурс]. – Режим доступа: https://www.jetbrains.com/pycharm/ (дата обращения: 20.05.2026).  </w:t>
+      </w:r>
+    </w:p>
+    <w:p>
+      <w:pPr>
+        <w:spacing w:after="0" w:line="360" w:lineRule="auto"/>
+        <w:ind w:firstLine="709"/>
+        <w:jc w:val="both"/>
+        <w:rPr>
+          <w:rFonts w:ascii="Times New Roman" w:hAnsi="Times New Roman" w:cs="Times New Roman"/>
+          <w:sz w:val="28"/>
+          <w:szCs w:val="28"/>
+        </w:rPr>
+      </w:pPr>
+      <w:r>
+        <w:rPr>
+          <w:rFonts w:ascii="Times New Roman" w:hAnsi="Times New Roman" w:cs="Times New Roman"/>
+          <w:sz w:val="28"/>
+          <w:szCs w:val="28"/>
+        </w:rPr>
+        <w:t xml:space="preserve">5. </w:t>
+      </w:r>
+      <w:proofErr w:type="spellStart"/>
+      <w:r>
+        <w:rPr>
+          <w:rFonts w:ascii="Times New Roman" w:hAnsi="Times New Roman" w:cs="Times New Roman"/>
+          <w:sz w:val="28"/>
+          <w:szCs w:val="28"/>
+        </w:rPr>
+        <w:t>Figma</w:t>
+      </w:r>
+      <w:proofErr w:type="spellEnd"/>
+      <w:r>
+        <w:rPr>
+          <w:rFonts w:ascii="Times New Roman" w:hAnsi="Times New Roman" w:cs="Times New Roman"/>
+          <w:sz w:val="28"/>
+          <w:szCs w:val="28"/>
+        </w:rPr>
+        <w:t xml:space="preserve">, Inc. </w:t>
+      </w:r>
+      <w:proofErr w:type="spellStart"/>
+      <w:r>
+        <w:rPr>
+          <w:rFonts w:ascii="Times New Roman" w:hAnsi="Times New Roman" w:cs="Times New Roman"/>
+          <w:sz w:val="28"/>
+          <w:szCs w:val="28"/>
+        </w:rPr>
+        <w:t>Figma</w:t>
+      </w:r>
+      <w:proofErr w:type="spellEnd"/>
+      <w:r>
+        <w:rPr>
+          <w:rFonts w:ascii="Times New Roman" w:hAnsi="Times New Roman" w:cs="Times New Roman"/>
+          <w:sz w:val="28"/>
+          <w:szCs w:val="28"/>
+        </w:rPr>
+        <w:t xml:space="preserve"> Help Center [Электронный ресурс]. – Режим доступа: https://help.figma.com (дата обращения: 18.05.2026).  </w:t>
+      </w:r>
+    </w:p>
+    <w:p>
+      <w:pPr>
+        <w:spacing w:after="0" w:line="360" w:lineRule="auto"/>
+        <w:ind w:firstLine="709"/>
+        <w:jc w:val="both"/>
+        <w:rPr>
+          <w:rFonts w:ascii="Times New Roman" w:hAnsi="Times New Roman" w:cs="Times New Roman"/>
+          <w:sz w:val="28"/>
+          <w:szCs w:val="28"/>
+        </w:rPr>
+      </w:pPr>
+      <w:r>
+        <w:rPr>
+          <w:rFonts w:ascii="Times New Roman" w:hAnsi="Times New Roman" w:cs="Times New Roman"/>
+          <w:sz w:val="28"/>
+          <w:szCs w:val="28"/>
+        </w:rPr>
+        <w:t xml:space="preserve">6. </w:t>
+      </w:r>
+      <w:proofErr w:type="spellStart"/>
+      <w:r>
+        <w:rPr>
+          <w:rFonts w:ascii="Times New Roman" w:hAnsi="Times New Roman" w:cs="Times New Roman"/>
+          <w:sz w:val="28"/>
+          <w:szCs w:val="28"/>
+        </w:rPr>
+        <w:t>Git</w:t>
+      </w:r>
+      <w:proofErr w:type="spellEnd"/>
+      <w:r>
+        <w:rPr>
+          <w:rFonts w:ascii="Times New Roman" w:hAnsi="Times New Roman" w:cs="Times New Roman"/>
+          <w:sz w:val="28"/>
+          <w:szCs w:val="28"/>
+        </w:rPr>
+        <w:t xml:space="preserve"> SCM. </w:t>
+      </w:r>
+      <w:proofErr w:type="spellStart"/>
+      <w:r>
+        <w:rPr>
+          <w:rFonts w:ascii="Times New Roman" w:hAnsi="Times New Roman" w:cs="Times New Roman"/>
+          <w:sz w:val="28"/>
+          <w:szCs w:val="28"/>
+        </w:rPr>
+        <w:t>Git</w:t>
+      </w:r>
+      <w:proofErr w:type="spellEnd"/>
+      <w:r>
+        <w:rPr>
+          <w:rFonts w:ascii="Times New Roman" w:hAnsi="Times New Roman" w:cs="Times New Roman"/>
+          <w:sz w:val="28"/>
+          <w:szCs w:val="28"/>
+        </w:rPr>
+        <w:t xml:space="preserve"> </w:t>
+      </w:r>
+      <w:proofErr w:type="spellStart"/>
+      <w:r>
+        <w:rPr>
+          <w:rFonts w:ascii="Times New Roman" w:hAnsi="Times New Roman" w:cs="Times New Roman"/>
+          <w:sz w:val="28"/>
+          <w:szCs w:val="28"/>
+        </w:rPr>
+        <w:t>Documentation</w:t>
+      </w:r>
+      <w:proofErr w:type="spellEnd"/>
+      <w:r>
+        <w:rPr>
+          <w:rFonts w:ascii="Times New Roman" w:hAnsi="Times New Roman" w:cs="Times New Roman"/>
+          <w:sz w:val="28"/>
+          <w:szCs w:val="28"/>
+        </w:rPr>
+        <w:t xml:space="preserve"> [Электронный ресурс]. – Режим доступа: https://git-scm.com/doc (дата обращения: 20.05.2026).  </w:t>
+      </w:r>
+    </w:p>
+    <w:p>
+      <w:pPr>
+        <w:spacing w:after="0" w:line="360" w:lineRule="auto"/>
+        <w:ind w:firstLine="709"/>
+        <w:jc w:val="both"/>
+        <w:rPr>
+          <w:rFonts w:ascii="Times New Roman" w:hAnsi="Times New Roman" w:cs="Times New Roman"/>
+          <w:sz w:val="28"/>
+          <w:szCs w:val="28"/>
+        </w:rPr>
+      </w:pPr>
+      <w:r>
+        <w:rPr>
+          <w:rFonts w:ascii="Times New Roman" w:hAnsi="Times New Roman" w:cs="Times New Roman"/>
+          <w:sz w:val="28"/>
+          <w:szCs w:val="28"/>
+        </w:rPr>
+        <w:t xml:space="preserve">7. Анализ аналогов анаграммных игр [Электронный ресурс]. – Режим доступа: https://www.google.com/search?q=anagram+games (дата обращения: 12.05.2026).  </w:t>
+      </w:r>
+    </w:p>
+    <w:p>
+      <w:pPr>
+        <w:spacing w:after="0" w:line="360" w:lineRule="auto"/>
+        <w:ind w:firstLine="709"/>
+        <w:jc w:val="both"/>
+        <w:rPr>
+          <w:rFonts w:ascii="Times New Roman" w:hAnsi="Times New Roman" w:cs="Times New Roman"/>
+          <w:sz w:val="28"/>
+          <w:szCs w:val="28"/>
+        </w:rPr>
+      </w:pPr>
+      <w:r>
+        <w:rPr>
+          <w:rFonts w:ascii="Times New Roman" w:hAnsi="Times New Roman" w:cs="Times New Roman"/>
+          <w:sz w:val="28"/>
+          <w:szCs w:val="28"/>
+        </w:rPr>
+        <w:t xml:space="preserve">8. ГОСТ 2.105–2019. Единая система конструкторской документации. Общие требования к текстовым документам.  </w:t>
+      </w:r>
+    </w:p>
+    <w:p>
+      <w:pPr>
+        <w:spacing w:after="0" w:line="360" w:lineRule="auto"/>
+        <w:ind w:firstLine="709"/>
+        <w:jc w:val="both"/>
+        <w:rPr>
+          <w:rFonts w:ascii="Times New Roman" w:hAnsi="Times New Roman" w:cs="Times New Roman"/>
+          <w:sz w:val="28"/>
+          <w:szCs w:val="28"/>
+        </w:rPr>
+      </w:pPr>
+      <w:r>
+        <w:rPr>
+          <w:rFonts w:ascii="Times New Roman" w:hAnsi="Times New Roman" w:cs="Times New Roman"/>
+          <w:sz w:val="28"/>
+          <w:szCs w:val="28"/>
+        </w:rPr>
+        <w:t xml:space="preserve">9. ГОСТ 7.32–2017. Система стандартов по информации, библиотечному и издательскому делу. Отчет о научно-исследовательской работе. Структура и правила оформления.  </w:t>
+      </w:r>
+    </w:p>
+    <w:p>
+      <w:pPr>
+        <w:spacing w:after="0" w:line="360" w:lineRule="auto"/>
+        <w:ind w:firstLine="709"/>
+        <w:jc w:val="both"/>
+        <w:rPr>
+          <w:rFonts w:ascii="Times New Roman" w:hAnsi="Times New Roman" w:cs="Times New Roman"/>
+          <w:sz w:val="28"/>
+          <w:szCs w:val="28"/>
+        </w:rPr>
+      </w:pPr>
+      <w:r>
+        <w:rPr>
+          <w:rFonts w:ascii="Times New Roman" w:hAnsi="Times New Roman" w:cs="Times New Roman"/>
+          <w:sz w:val="28"/>
+          <w:szCs w:val="28"/>
+        </w:rPr>
+        <w:t xml:space="preserve">10. СТП </w:t>
+      </w:r>
+      <w:proofErr w:type="spellStart"/>
+      <w:r>
+        <w:rPr>
+          <w:rFonts w:ascii="Times New Roman" w:hAnsi="Times New Roman" w:cs="Times New Roman"/>
+          <w:sz w:val="28"/>
+          <w:szCs w:val="28"/>
+        </w:rPr>
+        <w:t>ВятГУ</w:t>
+      </w:r>
+      <w:proofErr w:type="spellEnd"/>
+      <w:r>
+        <w:rPr>
+          <w:rFonts w:ascii="Times New Roman" w:hAnsi="Times New Roman" w:cs="Times New Roman"/>
+          <w:sz w:val="28"/>
+          <w:szCs w:val="28"/>
+        </w:rPr>
+        <w:t xml:space="preserve"> 101–2004. Общие требования к оформлению текстовых документов.  </w:t>
+      </w:r>
+    </w:p>
+    <w:p>
+      <w:pPr>
+        <w:spacing w:after="0" w:line="360" w:lineRule="auto"/>
+        <w:ind w:firstLine="709"/>
+        <w:jc w:val="both"/>
+        <w:rPr>
+          <w:rFonts w:ascii="Times New Roman" w:hAnsi="Times New Roman" w:cs="Times New Roman"/>
+          <w:sz w:val="28"/>
+          <w:szCs w:val="28"/>
+        </w:rPr>
+      </w:pPr>
+      <w:r>
+        <w:rPr>
+          <w:rFonts w:ascii="Times New Roman" w:hAnsi="Times New Roman" w:cs="Times New Roman"/>
+          <w:sz w:val="28"/>
+          <w:szCs w:val="28"/>
+        </w:rPr>
+        <w:t>11. ГОСТ 34.602–2020. Информационные технологии. Комплекс стандартов на автоматизированные системы. Техническое задание на создание автоматизированной системы.</w:t>
+      </w:r>
+      <w:r>
+        <w:rPr>
+          <w:rFonts w:ascii="Times New Roman" w:hAnsi="Times New Roman" w:cs="Times New Roman"/>
+          <w:sz w:val="28"/>
+          <w:szCs w:val="28"/>
+        </w:rPr>
+        <w:br w:type="page"/>
+      </w:r>
+    </w:p>
+    <w:p>
+      <w:pPr>
+        <w:pStyle w:val="1"/>
+        <w:jc w:val="center"/>
+        <w:rPr>
+          <w:color w:val="auto"/>
+        </w:rPr>
+      </w:pPr>
+      <w:bookmarkStart w:id="13" w:name="_Toc230428631"/>
+      <w:r>
+        <w:rPr>
+          <w:rFonts w:ascii="Times New Roman" w:hAnsi="Times New Roman" w:cs="Times New Roman"/>
+          <w:b/>
+          <w:bCs/>
+          <w:color w:val="auto"/>
+        </w:rPr>
+        <w:lastRenderedPageBreak/>
+        <w:t>ПРИЛОЖЕНИЕ А</w:t>
+      </w:r>
+      <w:bookmarkEnd w:id="13"/>
+    </w:p>
+    <w:p>
+      <w:pPr>
+        <w:spacing w:after="0" w:line="360" w:lineRule="auto"/>
+        <w:jc w:val="center"/>
+        <w:rPr>
+          <w:rFonts w:ascii="Times New Roman" w:hAnsi="Times New Roman" w:cs="Times New Roman"/>
+          <w:sz w:val="28"/>
+          <w:szCs w:val="28"/>
+        </w:rPr>
+      </w:pPr>
+      <w:r>
+        <w:rPr>
+          <w:rFonts w:ascii="Times New Roman" w:hAnsi="Times New Roman" w:cs="Times New Roman"/>
+          <w:sz w:val="28"/>
+          <w:szCs w:val="28"/>
+        </w:rPr>
+        <w:t>Техническое задание</w:t>
       </w:r>
     </w:p>
     <w:p>
@@ -18817,28 +20631,114 @@
           <w:szCs w:val="28"/>
         </w:rPr>
       </w:pPr>
-      <w:r>
-        <w:rPr>
-          <w:rFonts w:ascii="Times New Roman" w:hAnsi="Times New Roman" w:cs="Times New Roman"/>
-          <w:sz w:val="28"/>
-          <w:szCs w:val="28"/>
-        </w:rPr>
-        <w:br w:type="page"/>
-      </w:r>
     </w:p>
     <w:p>
       <w:pPr>
+        <w:spacing w:line="360" w:lineRule="auto"/>
+        <w:ind w:firstLine="709"/>
+        <w:jc w:val="both"/>
+        <w:rPr>
+          <w:rFonts w:ascii="Times New Roman" w:hAnsi="Times New Roman" w:cs="Times New Roman"/>
+          <w:sz w:val="28"/>
+          <w:szCs w:val="28"/>
+        </w:rPr>
+      </w:pPr>
+    </w:p>
+    <w:p>
+      <w:pPr>
+        <w:spacing w:line="360" w:lineRule="auto"/>
+        <w:ind w:firstLine="709"/>
+        <w:jc w:val="both"/>
+        <w:rPr>
+          <w:rFonts w:ascii="Times New Roman" w:hAnsi="Times New Roman" w:cs="Times New Roman"/>
+          <w:sz w:val="28"/>
+          <w:szCs w:val="28"/>
+        </w:rPr>
+      </w:pPr>
+      <w:r>
+        <w:rPr>
+          <w:rFonts w:ascii="Times New Roman" w:hAnsi="Times New Roman" w:cs="Times New Roman"/>
+          <w:sz w:val="28"/>
+          <w:szCs w:val="28"/>
+        </w:rPr>
+        <w:br w:type="page"/>
+      </w:r>
+    </w:p>
+    <w:p>
+      <w:pPr>
         <w:pStyle w:val="1"/>
-        <w:spacing w:before="0" w:after="240" w:line="360" w:lineRule="auto"/>
         <w:jc w:val="center"/>
+      </w:pPr>
+      <w:bookmarkStart w:id="14" w:name="_Toc230428632"/>
+      <w:r>
         <w:rPr>
           <w:rFonts w:ascii="Times New Roman" w:hAnsi="Times New Roman" w:cs="Times New Roman"/>
           <w:b/>
           <w:bCs/>
           <w:color w:val="auto"/>
         </w:rPr>
-      </w:pPr>
-      <w:bookmarkStart w:id="12" w:name="_Toc230392663"/>
+        <w:lastRenderedPageBreak/>
+        <w:t>ПРИЛОЖЕНИЕ Б</w:t>
+      </w:r>
+      <w:bookmarkEnd w:id="14"/>
+    </w:p>
+    <w:p>
+      <w:pPr>
+        <w:spacing w:after="0" w:line="360" w:lineRule="auto"/>
+        <w:jc w:val="center"/>
+        <w:rPr>
+          <w:rFonts w:ascii="Times New Roman" w:hAnsi="Times New Roman" w:cs="Times New Roman"/>
+          <w:sz w:val="28"/>
+          <w:szCs w:val="28"/>
+        </w:rPr>
+      </w:pPr>
+      <w:r>
+        <w:rPr>
+          <w:rFonts w:ascii="Times New Roman" w:hAnsi="Times New Roman" w:cs="Times New Roman"/>
+          <w:sz w:val="28"/>
+          <w:szCs w:val="28"/>
+        </w:rPr>
+        <w:t>Программа и методика испытаний</w:t>
+      </w:r>
+    </w:p>
+    <w:p>
+      <w:pPr>
+        <w:spacing w:line="360" w:lineRule="auto"/>
+        <w:ind w:firstLine="709"/>
+        <w:jc w:val="both"/>
+        <w:rPr>
+          <w:rFonts w:ascii="Times New Roman" w:hAnsi="Times New Roman" w:cs="Times New Roman"/>
+          <w:sz w:val="28"/>
+          <w:szCs w:val="28"/>
+        </w:rPr>
+      </w:pPr>
+    </w:p>
+    <w:p>
+      <w:pPr>
+        <w:spacing w:line="360" w:lineRule="auto"/>
+        <w:ind w:firstLine="709"/>
+        <w:jc w:val="both"/>
+        <w:rPr>
+          <w:rFonts w:ascii="Times New Roman" w:hAnsi="Times New Roman" w:cs="Times New Roman"/>
+          <w:sz w:val="28"/>
+          <w:szCs w:val="28"/>
+        </w:rPr>
+      </w:pPr>
+      <w:r>
+        <w:rPr>
+          <w:rFonts w:ascii="Times New Roman" w:hAnsi="Times New Roman" w:cs="Times New Roman"/>
+          <w:sz w:val="28"/>
+          <w:szCs w:val="28"/>
+        </w:rPr>
+        <w:br w:type="page"/>
+      </w:r>
+    </w:p>
+    <w:p>
+      <w:pPr>
+        <w:pStyle w:val="1"/>
+        <w:jc w:val="center"/>
+      </w:pPr>
+      <w:bookmarkStart w:id="15" w:name="_Toc230428633"/>
       <w:r>
         <w:rPr>
           <w:rFonts w:ascii="Times New Roman" w:hAnsi="Times New Roman" w:cs="Times New Roman"/>
@@ -18847,88 +20747,22 @@
           <w:color w:val="auto"/>
         </w:rPr>
         <w:lastRenderedPageBreak/>
-        <w:t>ЗАКЛЮЧЕНИЕ</w:t>
-      </w:r>
-      <w:bookmarkEnd w:id="12"/>
+        <w:t>ПРИЛОЖЕНИЕ В</w:t>
+      </w:r>
+      <w:bookmarkEnd w:id="15"/>
     </w:p>
     <w:p>
       <w:pPr>
-        <w:spacing w:after="0" w:line="360" w:lineRule="auto"/>
-        <w:ind w:firstLine="709"/>
-        <w:jc w:val="both"/>
-        <w:rPr>
-          <w:rFonts w:ascii="Times New Roman" w:hAnsi="Times New Roman" w:cs="Times New Roman"/>
-          <w:sz w:val="28"/>
-          <w:szCs w:val="28"/>
-        </w:rPr>
-      </w:pPr>
-      <w:r>
-        <w:rPr>
-          <w:rFonts w:ascii="Times New Roman" w:hAnsi="Times New Roman" w:cs="Times New Roman"/>
-          <w:sz w:val="28"/>
-          <w:szCs w:val="28"/>
-        </w:rPr>
-        <w:t>В ходе учебной практики ПМ.05 была успешно разработана игра «Анаграммы» на языке Python с использованием библиотеки Custom Tkinter.</w:t>
-      </w:r>
-    </w:p>
-    <w:p>
-      <w:pPr>
-        <w:spacing w:after="0" w:line="360" w:lineRule="auto"/>
-        <w:ind w:firstLine="709"/>
-        <w:jc w:val="both"/>
-        <w:rPr>
-          <w:rFonts w:ascii="Times New Roman" w:hAnsi="Times New Roman" w:cs="Times New Roman"/>
-          <w:sz w:val="28"/>
-          <w:szCs w:val="28"/>
-        </w:rPr>
-      </w:pPr>
-      <w:r>
-        <w:rPr>
-          <w:rFonts w:ascii="Times New Roman" w:hAnsi="Times New Roman" w:cs="Times New Roman"/>
-          <w:sz w:val="28"/>
-          <w:szCs w:val="28"/>
-        </w:rPr>
-        <w:t>В процессе работы выполнены все этапы: анализ предметной области, проектирование, прототипирование интерфейса, программная реализация, тестирование и подготовка документации. Приложение получило удобный графический интерфейс, систему подсказок, музыкальное сопровождение и три уровня сложности.</w:t>
-      </w:r>
-    </w:p>
-    <w:p>
-      <w:pPr>
-        <w:spacing w:after="0" w:line="360" w:lineRule="auto"/>
-        <w:ind w:firstLine="709"/>
-        <w:jc w:val="both"/>
-        <w:rPr>
-          <w:rFonts w:ascii="Times New Roman" w:hAnsi="Times New Roman" w:cs="Times New Roman"/>
-          <w:sz w:val="28"/>
-          <w:szCs w:val="28"/>
-        </w:rPr>
-      </w:pPr>
-      <w:r>
-        <w:rPr>
-          <w:rFonts w:ascii="Times New Roman" w:hAnsi="Times New Roman" w:cs="Times New Roman"/>
-          <w:sz w:val="28"/>
-          <w:szCs w:val="28"/>
-        </w:rPr>
-        <w:t>Поставленные цели и задачи практики выполнены в полном объёме. Полученные знания и навыки разработки прикладного ПО будут полезны в дальнейшей профессиональной деятельности.</w:t>
-      </w:r>
-    </w:p>
-    <w:p>
-      <w:pPr>
-        <w:spacing w:after="0" w:line="360" w:lineRule="auto"/>
-        <w:ind w:firstLine="709"/>
-        <w:jc w:val="both"/>
-        <w:rPr>
-          <w:rFonts w:ascii="Times New Roman" w:hAnsi="Times New Roman" w:cs="Times New Roman"/>
-          <w:sz w:val="28"/>
-          <w:szCs w:val="28"/>
-        </w:rPr>
-      </w:pPr>
-      <w:r>
-        <w:rPr>
-          <w:rFonts w:ascii="Times New Roman" w:hAnsi="Times New Roman" w:cs="Times New Roman"/>
-          <w:sz w:val="28"/>
-          <w:szCs w:val="28"/>
-        </w:rPr>
-        <w:t>Разработанная игра может быть использована как для развлечения, так и в образовательных целях.</w:t>
+        <w:spacing w:after="0"/>
+        <w:jc w:val="center"/>
+      </w:pPr>
+      <w:r>
+        <w:rPr>
+          <w:rFonts w:ascii="Times New Roman" w:hAnsi="Times New Roman" w:cs="Times New Roman"/>
+          <w:sz w:val="28"/>
+          <w:szCs w:val="28"/>
+        </w:rPr>
+        <w:t>Руководство пользователя</w:t>
       </w:r>
     </w:p>
     <w:p>
@@ -18942,22 +20776,33 @@
           <w:szCs w:val="28"/>
         </w:rPr>
       </w:pPr>
-      <w:r>
-        <w:rPr>
-          <w:rFonts w:ascii="Times New Roman" w:hAnsi="Times New Roman" w:cs="Times New Roman"/>
-          <w:sz w:val="28"/>
-          <w:szCs w:val="28"/>
-        </w:rPr>
-        <w:br w:type="page"/>
-      </w:r>
     </w:p>
     <w:p>
       <w:pPr>
+        <w:spacing w:line="360" w:lineRule="auto"/>
+        <w:ind w:firstLine="709"/>
+        <w:jc w:val="both"/>
+        <w:rPr>
+          <w:rFonts w:ascii="Times New Roman" w:hAnsi="Times New Roman" w:cs="Times New Roman"/>
+          <w:sz w:val="28"/>
+          <w:szCs w:val="28"/>
+        </w:rPr>
+      </w:pPr>
+      <w:r>
+        <w:rPr>
+          <w:rFonts w:ascii="Times New Roman" w:hAnsi="Times New Roman" w:cs="Times New Roman"/>
+          <w:sz w:val="28"/>
+          <w:szCs w:val="28"/>
+        </w:rPr>
+        <w:br w:type="page"/>
+      </w:r>
+    </w:p>
+    <w:p>
+      <w:pPr>
         <w:pStyle w:val="1"/>
-        <w:spacing w:before="0" w:after="240"/>
         <w:jc w:val="center"/>
       </w:pPr>
-      <w:bookmarkStart w:id="13" w:name="_Toc230392664"/>
+      <w:bookmarkStart w:id="16" w:name="_Toc230428634"/>
       <w:r>
         <w:rPr>
           <w:rFonts w:ascii="Times New Roman" w:hAnsi="Times New Roman" w:cs="Times New Roman"/>
@@ -18966,469 +20811,9 @@
           <w:color w:val="auto"/>
         </w:rPr>
         <w:lastRenderedPageBreak/>
-        <w:t>СПИСОК ИСПОЛЬЗОВАННЫХ ИСТОЧНИКОВ</w:t>
-      </w:r>
-      <w:bookmarkEnd w:id="13"/>
-    </w:p>
-    <w:p>
-      <w:pPr>
-        <w:spacing w:after="0" w:line="360" w:lineRule="auto"/>
-        <w:ind w:firstLine="709"/>
-        <w:jc w:val="both"/>
-        <w:rPr>
-          <w:rFonts w:ascii="Times New Roman" w:hAnsi="Times New Roman" w:cs="Times New Roman"/>
-          <w:sz w:val="28"/>
-          <w:szCs w:val="28"/>
-        </w:rPr>
-      </w:pPr>
-      <w:r>
-        <w:rPr>
-          <w:rFonts w:ascii="Times New Roman" w:hAnsi="Times New Roman" w:cs="Times New Roman"/>
-          <w:sz w:val="28"/>
-          <w:szCs w:val="28"/>
-        </w:rPr>
-        <w:t xml:space="preserve">1. Python Software Foundation. Python 3.14 Documentation [Электронный ресурс]. – Режим доступа: https://docs.python.org/3/ (дата обращения: 20.05.2026).  </w:t>
-      </w:r>
-    </w:p>
-    <w:p>
-      <w:pPr>
-        <w:spacing w:after="0" w:line="360" w:lineRule="auto"/>
-        <w:ind w:firstLine="709"/>
-        <w:jc w:val="both"/>
-        <w:rPr>
-          <w:rFonts w:ascii="Times New Roman" w:hAnsi="Times New Roman" w:cs="Times New Roman"/>
-          <w:sz w:val="28"/>
-          <w:szCs w:val="28"/>
-        </w:rPr>
-      </w:pPr>
-      <w:r>
-        <w:rPr>
-          <w:rFonts w:ascii="Times New Roman" w:hAnsi="Times New Roman" w:cs="Times New Roman"/>
-          <w:sz w:val="28"/>
-          <w:szCs w:val="28"/>
-        </w:rPr>
-        <w:t xml:space="preserve">2. Custom Tkinter. Custom Tkinter Documentation [Электронный ресурс]. – Режим доступа: https://customtkinter.tomschimansky.com/ (дата обращения: 20.05.2026).  </w:t>
-      </w:r>
-    </w:p>
-    <w:p>
-      <w:pPr>
-        <w:spacing w:after="0" w:line="360" w:lineRule="auto"/>
-        <w:ind w:firstLine="709"/>
-        <w:jc w:val="both"/>
-        <w:rPr>
-          <w:rFonts w:ascii="Times New Roman" w:hAnsi="Times New Roman" w:cs="Times New Roman"/>
-          <w:sz w:val="28"/>
-          <w:szCs w:val="28"/>
-        </w:rPr>
-      </w:pPr>
-      <w:r>
-        <w:rPr>
-          <w:rFonts w:ascii="Times New Roman" w:hAnsi="Times New Roman" w:cs="Times New Roman"/>
-          <w:sz w:val="28"/>
-          <w:szCs w:val="28"/>
-        </w:rPr>
-        <w:t xml:space="preserve">3. just_playback Library. just_playback Documentation [Электронный ресурс]. – Режим доступа: https://github.com/cheezeck/just_playback (дата обращения: 20.05.2026).  </w:t>
-      </w:r>
-    </w:p>
-    <w:p>
-      <w:pPr>
-        <w:spacing w:after="0" w:line="360" w:lineRule="auto"/>
-        <w:ind w:firstLine="709"/>
-        <w:jc w:val="both"/>
-        <w:rPr>
-          <w:rFonts w:ascii="Times New Roman" w:hAnsi="Times New Roman" w:cs="Times New Roman"/>
-          <w:sz w:val="28"/>
-          <w:szCs w:val="28"/>
-        </w:rPr>
-      </w:pPr>
-      <w:r>
-        <w:rPr>
-          <w:rFonts w:ascii="Times New Roman" w:hAnsi="Times New Roman" w:cs="Times New Roman"/>
-          <w:sz w:val="28"/>
-          <w:szCs w:val="28"/>
-        </w:rPr>
-        <w:t xml:space="preserve">4. JetBrains s.r.o. PyCharm Community Edition Documentation [Электронный ресурс]. – Режим доступа: https://www.jetbrains.com/pycharm/ (дата обращения: 20.05.2026).  </w:t>
-      </w:r>
-    </w:p>
-    <w:p>
-      <w:pPr>
-        <w:spacing w:after="0" w:line="360" w:lineRule="auto"/>
-        <w:ind w:firstLine="709"/>
-        <w:jc w:val="both"/>
-        <w:rPr>
-          <w:rFonts w:ascii="Times New Roman" w:hAnsi="Times New Roman" w:cs="Times New Roman"/>
-          <w:sz w:val="28"/>
-          <w:szCs w:val="28"/>
-        </w:rPr>
-      </w:pPr>
-      <w:r>
-        <w:rPr>
-          <w:rFonts w:ascii="Times New Roman" w:hAnsi="Times New Roman" w:cs="Times New Roman"/>
-          <w:sz w:val="28"/>
-          <w:szCs w:val="28"/>
-        </w:rPr>
-        <w:t xml:space="preserve">5. Figma, Inc. Figma Help Center [Электронный ресурс]. – Режим доступа: https://help.figma.com (дата обращения: 18.05.2026).  </w:t>
-      </w:r>
-    </w:p>
-    <w:p>
-      <w:pPr>
-        <w:spacing w:after="0" w:line="360" w:lineRule="auto"/>
-        <w:ind w:firstLine="709"/>
-        <w:jc w:val="both"/>
-        <w:rPr>
-          <w:rFonts w:ascii="Times New Roman" w:hAnsi="Times New Roman" w:cs="Times New Roman"/>
-          <w:sz w:val="28"/>
-          <w:szCs w:val="28"/>
-        </w:rPr>
-      </w:pPr>
-      <w:r>
-        <w:rPr>
-          <w:rFonts w:ascii="Times New Roman" w:hAnsi="Times New Roman" w:cs="Times New Roman"/>
-          <w:sz w:val="28"/>
-          <w:szCs w:val="28"/>
-        </w:rPr>
-        <w:t xml:space="preserve">6. Git SCM. Git Documentation [Электронный ресурс]. – Режим доступа: https://git-scm.com/doc (дата обращения: 20.05.2026).  </w:t>
-      </w:r>
-    </w:p>
-    <w:p>
-      <w:pPr>
-        <w:spacing w:after="0" w:line="360" w:lineRule="auto"/>
-        <w:ind w:firstLine="709"/>
-        <w:jc w:val="both"/>
-        <w:rPr>
-          <w:rFonts w:ascii="Times New Roman" w:hAnsi="Times New Roman" w:cs="Times New Roman"/>
-          <w:sz w:val="28"/>
-          <w:szCs w:val="28"/>
-        </w:rPr>
-      </w:pPr>
-      <w:r>
-        <w:rPr>
-          <w:rFonts w:ascii="Times New Roman" w:hAnsi="Times New Roman" w:cs="Times New Roman"/>
-          <w:sz w:val="28"/>
-          <w:szCs w:val="28"/>
-        </w:rPr>
-        <w:t xml:space="preserve">7. Анализ аналогов анаграммных игр [Электронный ресурс]. – Режим доступа: https://www.google.com/search?q=anagram+games (дата обращения: 12.05.2026).  </w:t>
-      </w:r>
-    </w:p>
-    <w:p>
-      <w:pPr>
-        <w:spacing w:after="0" w:line="360" w:lineRule="auto"/>
-        <w:ind w:firstLine="709"/>
-        <w:jc w:val="both"/>
-        <w:rPr>
-          <w:rFonts w:ascii="Times New Roman" w:hAnsi="Times New Roman" w:cs="Times New Roman"/>
-          <w:sz w:val="28"/>
-          <w:szCs w:val="28"/>
-        </w:rPr>
-      </w:pPr>
-      <w:r>
-        <w:rPr>
-          <w:rFonts w:ascii="Times New Roman" w:hAnsi="Times New Roman" w:cs="Times New Roman"/>
-          <w:sz w:val="28"/>
-          <w:szCs w:val="28"/>
-        </w:rPr>
-        <w:t xml:space="preserve">8. ГОСТ 2.105–2019. Единая система конструкторской документации. Общие требования к текстовым документам.  </w:t>
-      </w:r>
-    </w:p>
-    <w:p>
-      <w:pPr>
-        <w:spacing w:after="0" w:line="360" w:lineRule="auto"/>
-        <w:ind w:firstLine="709"/>
-        <w:jc w:val="both"/>
-        <w:rPr>
-          <w:rFonts w:ascii="Times New Roman" w:hAnsi="Times New Roman" w:cs="Times New Roman"/>
-          <w:sz w:val="28"/>
-          <w:szCs w:val="28"/>
-        </w:rPr>
-      </w:pPr>
-      <w:r>
-        <w:rPr>
-          <w:rFonts w:ascii="Times New Roman" w:hAnsi="Times New Roman" w:cs="Times New Roman"/>
-          <w:sz w:val="28"/>
-          <w:szCs w:val="28"/>
-        </w:rPr>
-        <w:t xml:space="preserve">9. ГОСТ 7.32–2017. Система стандартов по информации, библиотечному и издательскому делу. Отчет о научно-исследовательской работе. Структура и правила оформления.  </w:t>
-      </w:r>
-    </w:p>
-    <w:p>
-      <w:pPr>
-        <w:spacing w:after="0" w:line="360" w:lineRule="auto"/>
-        <w:ind w:firstLine="709"/>
-        <w:jc w:val="both"/>
-        <w:rPr>
-          <w:rFonts w:ascii="Times New Roman" w:hAnsi="Times New Roman" w:cs="Times New Roman"/>
-          <w:sz w:val="28"/>
-          <w:szCs w:val="28"/>
-        </w:rPr>
-      </w:pPr>
-      <w:r>
-        <w:rPr>
-          <w:rFonts w:ascii="Times New Roman" w:hAnsi="Times New Roman" w:cs="Times New Roman"/>
-          <w:sz w:val="28"/>
-          <w:szCs w:val="28"/>
-        </w:rPr>
-        <w:t xml:space="preserve">10. СТП ВятГУ 101–2004. Общие требования к оформлению текстовых документов.  </w:t>
-      </w:r>
-    </w:p>
-    <w:p>
-      <w:pPr>
-        <w:spacing w:after="0" w:line="360" w:lineRule="auto"/>
-        <w:ind w:firstLine="709"/>
-        <w:jc w:val="both"/>
-        <w:rPr>
-          <w:rFonts w:ascii="Times New Roman" w:hAnsi="Times New Roman" w:cs="Times New Roman"/>
-          <w:sz w:val="28"/>
-          <w:szCs w:val="28"/>
-        </w:rPr>
-      </w:pPr>
-      <w:r>
-        <w:rPr>
-          <w:rFonts w:ascii="Times New Roman" w:hAnsi="Times New Roman" w:cs="Times New Roman"/>
-          <w:sz w:val="28"/>
-          <w:szCs w:val="28"/>
-        </w:rPr>
-        <w:t>11. ГОСТ 34.602–2020. Информационные технологии. Комплекс стандартов на автоматизированные системы. Техническое задание на создание автоматизированной системы.</w:t>
-      </w:r>
-      <w:r>
-        <w:rPr>
-          <w:rFonts w:ascii="Times New Roman" w:hAnsi="Times New Roman" w:cs="Times New Roman"/>
-          <w:sz w:val="28"/>
-          <w:szCs w:val="28"/>
-        </w:rPr>
-        <w:br w:type="page"/>
-      </w:r>
-    </w:p>
-    <w:p>
-      <w:pPr>
-        <w:pStyle w:val="1"/>
-        <w:jc w:val="center"/>
-      </w:pPr>
-      <w:bookmarkStart w:id="14" w:name="_Toc230392665"/>
-      <w:r>
-        <w:rPr>
-          <w:rFonts w:ascii="Times New Roman" w:hAnsi="Times New Roman" w:cs="Times New Roman"/>
-          <w:b/>
-          <w:bCs/>
-          <w:color w:val="auto"/>
-        </w:rPr>
-        <w:lastRenderedPageBreak/>
-        <w:t>ПРИЛОЖЕНИЕ А</w:t>
-      </w:r>
-      <w:bookmarkEnd w:id="14"/>
-    </w:p>
-    <w:p>
-      <w:pPr>
-        <w:spacing w:after="0" w:line="360" w:lineRule="auto"/>
-        <w:jc w:val="center"/>
-        <w:rPr>
-          <w:rFonts w:ascii="Times New Roman" w:hAnsi="Times New Roman" w:cs="Times New Roman"/>
-          <w:sz w:val="28"/>
-          <w:szCs w:val="28"/>
-        </w:rPr>
-      </w:pPr>
-      <w:r>
-        <w:rPr>
-          <w:rFonts w:ascii="Times New Roman" w:hAnsi="Times New Roman" w:cs="Times New Roman"/>
-          <w:sz w:val="28"/>
-          <w:szCs w:val="28"/>
-        </w:rPr>
-        <w:t>Техническое задание</w:t>
-      </w:r>
-    </w:p>
-    <w:p>
-      <w:pPr>
-        <w:spacing w:line="360" w:lineRule="auto"/>
-        <w:ind w:firstLine="709"/>
-        <w:jc w:val="both"/>
-        <w:rPr>
-          <w:rFonts w:ascii="Times New Roman" w:hAnsi="Times New Roman" w:cs="Times New Roman"/>
-          <w:sz w:val="28"/>
-          <w:szCs w:val="28"/>
-        </w:rPr>
-      </w:pPr>
-    </w:p>
-    <w:p>
-      <w:pPr>
-        <w:spacing w:line="360" w:lineRule="auto"/>
-        <w:ind w:firstLine="709"/>
-        <w:jc w:val="both"/>
-        <w:rPr>
-          <w:rFonts w:ascii="Times New Roman" w:hAnsi="Times New Roman" w:cs="Times New Roman"/>
-          <w:sz w:val="28"/>
-          <w:szCs w:val="28"/>
-        </w:rPr>
-      </w:pPr>
-    </w:p>
-    <w:p>
-      <w:pPr>
-        <w:spacing w:line="360" w:lineRule="auto"/>
-        <w:ind w:firstLine="709"/>
-        <w:jc w:val="both"/>
-        <w:rPr>
-          <w:rFonts w:ascii="Times New Roman" w:hAnsi="Times New Roman" w:cs="Times New Roman"/>
-          <w:sz w:val="28"/>
-          <w:szCs w:val="28"/>
-        </w:rPr>
-      </w:pPr>
-      <w:r>
-        <w:rPr>
-          <w:rFonts w:ascii="Times New Roman" w:hAnsi="Times New Roman" w:cs="Times New Roman"/>
-          <w:sz w:val="28"/>
-          <w:szCs w:val="28"/>
-        </w:rPr>
-        <w:br w:type="page"/>
-      </w:r>
-    </w:p>
-    <w:p>
-      <w:pPr>
-        <w:pStyle w:val="1"/>
-        <w:jc w:val="center"/>
-      </w:pPr>
-      <w:bookmarkStart w:id="15" w:name="_Toc230392666"/>
-      <w:r>
-        <w:rPr>
-          <w:rFonts w:ascii="Times New Roman" w:hAnsi="Times New Roman" w:cs="Times New Roman"/>
-          <w:b/>
-          <w:bCs/>
-          <w:color w:val="auto"/>
-        </w:rPr>
-        <w:lastRenderedPageBreak/>
-        <w:t>ПРИЛОЖЕНИЕ Б</w:t>
-      </w:r>
-      <w:bookmarkEnd w:id="15"/>
-    </w:p>
-    <w:p>
-      <w:pPr>
-        <w:spacing w:after="0" w:line="360" w:lineRule="auto"/>
-        <w:jc w:val="center"/>
-        <w:rPr>
-          <w:rFonts w:ascii="Times New Roman" w:hAnsi="Times New Roman" w:cs="Times New Roman"/>
-          <w:sz w:val="28"/>
-          <w:szCs w:val="28"/>
-        </w:rPr>
-      </w:pPr>
-      <w:r>
-        <w:rPr>
-          <w:rFonts w:ascii="Times New Roman" w:hAnsi="Times New Roman" w:cs="Times New Roman"/>
-          <w:sz w:val="28"/>
-          <w:szCs w:val="28"/>
-        </w:rPr>
-        <w:t>Программа и методика испытаний</w:t>
-      </w:r>
-    </w:p>
-    <w:p>
-      <w:pPr>
-        <w:spacing w:line="360" w:lineRule="auto"/>
-        <w:ind w:firstLine="709"/>
-        <w:jc w:val="both"/>
-        <w:rPr>
-          <w:rFonts w:ascii="Times New Roman" w:hAnsi="Times New Roman" w:cs="Times New Roman"/>
-          <w:sz w:val="28"/>
-          <w:szCs w:val="28"/>
-        </w:rPr>
-      </w:pPr>
-    </w:p>
-    <w:p>
-      <w:pPr>
-        <w:spacing w:line="360" w:lineRule="auto"/>
-        <w:ind w:firstLine="709"/>
-        <w:jc w:val="both"/>
-        <w:rPr>
-          <w:rFonts w:ascii="Times New Roman" w:hAnsi="Times New Roman" w:cs="Times New Roman"/>
-          <w:sz w:val="28"/>
-          <w:szCs w:val="28"/>
-        </w:rPr>
-      </w:pPr>
-      <w:r>
-        <w:rPr>
-          <w:rFonts w:ascii="Times New Roman" w:hAnsi="Times New Roman" w:cs="Times New Roman"/>
-          <w:sz w:val="28"/>
-          <w:szCs w:val="28"/>
-        </w:rPr>
-        <w:br w:type="page"/>
-      </w:r>
-    </w:p>
-    <w:p>
-      <w:pPr>
-        <w:pStyle w:val="1"/>
-        <w:jc w:val="center"/>
-      </w:pPr>
-      <w:bookmarkStart w:id="16" w:name="_Toc230392667"/>
-      <w:r>
-        <w:rPr>
-          <w:rFonts w:ascii="Times New Roman" w:hAnsi="Times New Roman" w:cs="Times New Roman"/>
-          <w:b/>
-          <w:bCs/>
-          <w:color w:val="auto"/>
-        </w:rPr>
-        <w:lastRenderedPageBreak/>
-        <w:t>ПРИЛОЖЕНИЕ В</w:t>
+        <w:t>ПРИЛОЖЕНИЕ Г</w:t>
       </w:r>
       <w:bookmarkEnd w:id="16"/>
-    </w:p>
-    <w:p>
-      <w:pPr>
-        <w:spacing w:after="0"/>
-        <w:jc w:val="center"/>
-      </w:pPr>
-      <w:r>
-        <w:rPr>
-          <w:rFonts w:ascii="Times New Roman" w:hAnsi="Times New Roman" w:cs="Times New Roman"/>
-          <w:sz w:val="28"/>
-          <w:szCs w:val="28"/>
-        </w:rPr>
-        <w:t>Руководство пользователя</w:t>
-      </w:r>
-    </w:p>
-    <w:p>
-      <w:pPr>
-        <w:spacing w:line="360" w:lineRule="auto"/>
-        <w:ind w:firstLine="709"/>
-        <w:jc w:val="both"/>
-        <w:rPr>
-          <w:rFonts w:ascii="Times New Roman" w:hAnsi="Times New Roman" w:cs="Times New Roman"/>
-          <w:sz w:val="28"/>
-          <w:szCs w:val="28"/>
-        </w:rPr>
-      </w:pPr>
-    </w:p>
-    <w:p>
-      <w:pPr>
-        <w:spacing w:line="360" w:lineRule="auto"/>
-        <w:ind w:firstLine="709"/>
-        <w:jc w:val="both"/>
-        <w:rPr>
-          <w:rFonts w:ascii="Times New Roman" w:hAnsi="Times New Roman" w:cs="Times New Roman"/>
-          <w:sz w:val="28"/>
-          <w:szCs w:val="28"/>
-        </w:rPr>
-      </w:pPr>
-      <w:r>
-        <w:rPr>
-          <w:rFonts w:ascii="Times New Roman" w:hAnsi="Times New Roman" w:cs="Times New Roman"/>
-          <w:sz w:val="28"/>
-          <w:szCs w:val="28"/>
-        </w:rPr>
-        <w:br w:type="page"/>
-      </w:r>
-    </w:p>
-    <w:p>
-      <w:pPr>
-        <w:pStyle w:val="1"/>
-        <w:jc w:val="center"/>
-      </w:pPr>
-      <w:bookmarkStart w:id="17" w:name="_Toc230392668"/>
-      <w:r>
-        <w:rPr>
-          <w:rFonts w:ascii="Times New Roman" w:hAnsi="Times New Roman" w:cs="Times New Roman"/>
-          <w:b/>
-          <w:bCs/>
-          <w:color w:val="auto"/>
-        </w:rPr>
-        <w:lastRenderedPageBreak/>
-        <w:t>ПРИЛОЖЕНИЕ Г</w:t>
-      </w:r>
-      <w:bookmarkEnd w:id="17"/>
     </w:p>
     <w:p>
       <w:pPr>
@@ -20955,6 +22340,155 @@
     </w:lvl>
   </w:abstractNum>
   <w:abstractNum w:abstractNumId="7" w15:restartNumberingAfterBreak="0">
+    <w:nsid w:val="188F57A3"/>
+    <w:multiLevelType w:val="multilevel"/>
+    <w:tmpl w:val="CEBA74D8"/>
+    <w:lvl w:ilvl="0">
+      <w:start w:val="1"/>
+      <w:numFmt w:val="bullet"/>
+      <w:lvlText w:val="–"/>
+      <w:lvlJc w:val="left"/>
+      <w:pPr>
+        <w:tabs>
+          <w:tab w:val="num" w:pos="720"/>
+        </w:tabs>
+        <w:ind w:left="720" w:hanging="360"/>
+      </w:pPr>
+      <w:rPr>
+        <w:rFonts w:ascii="Times New Roman" w:hAnsi="Times New Roman" w:cs="Times New Roman" w:hint="default"/>
+        <w:sz w:val="20"/>
+      </w:rPr>
+    </w:lvl>
+    <w:lvl w:ilvl="1" w:tentative="1">
+      <w:start w:val="1"/>
+      <w:numFmt w:val="bullet"/>
+      <w:lvlText w:val="o"/>
+      <w:lvlJc w:val="left"/>
+      <w:pPr>
+        <w:tabs>
+          <w:tab w:val="num" w:pos="1440"/>
+        </w:tabs>
+        <w:ind w:left="1440" w:hanging="360"/>
+      </w:pPr>
+      <w:rPr>
+        <w:rFonts w:ascii="Courier New" w:hAnsi="Courier New" w:hint="default"/>
+        <w:sz w:val="20"/>
+      </w:rPr>
+    </w:lvl>
+    <w:lvl w:ilvl="2" w:tentative="1">
+      <w:start w:val="1"/>
+      <w:numFmt w:val="bullet"/>
+      <w:lvlText w:val=""/>
+      <w:lvlJc w:val="left"/>
+      <w:pPr>
+        <w:tabs>
+          <w:tab w:val="num" w:pos="2160"/>
+        </w:tabs>
+        <w:ind w:left="2160" w:hanging="360"/>
+      </w:pPr>
+      <w:rPr>
+        <w:rFonts w:ascii="Wingdings" w:hAnsi="Wingdings" w:hint="default"/>
+        <w:sz w:val="20"/>
+      </w:rPr>
+    </w:lvl>
+    <w:lvl w:ilvl="3" w:tentative="1">
+      <w:start w:val="1"/>
+      <w:numFmt w:val="bullet"/>
+      <w:lvlText w:val=""/>
+      <w:lvlJc w:val="left"/>
+      <w:pPr>
+        <w:tabs>
+          <w:tab w:val="num" w:pos="2880"/>
+        </w:tabs>
+        <w:ind w:left="2880" w:hanging="360"/>
+      </w:pPr>
+      <w:rPr>
+        <w:rFonts w:ascii="Wingdings" w:hAnsi="Wingdings" w:hint="default"/>
+        <w:sz w:val="20"/>
+      </w:rPr>
+    </w:lvl>
+    <w:lvl w:ilvl="4" w:tentative="1">
+      <w:start w:val="1"/>
+      <w:numFmt w:val="bullet"/>
+      <w:lvlText w:val=""/>
+      <w:lvlJc w:val="left"/>
+      <w:pPr>
+        <w:tabs>
+          <w:tab w:val="num" w:pos="3600"/>
+        </w:tabs>
+        <w:ind w:left="3600" w:hanging="360"/>
+      </w:pPr>
+      <w:rPr>
+        <w:rFonts w:ascii="Wingdings" w:hAnsi="Wingdings" w:hint="default"/>
+        <w:sz w:val="20"/>
+      </w:rPr>
+    </w:lvl>
+    <w:lvl w:ilvl="5" w:tentative="1">
+      <w:start w:val="1"/>
+      <w:numFmt w:val="bullet"/>
+      <w:lvlText w:val=""/>
+      <w:lvlJc w:val="left"/>
+      <w:pPr>
+        <w:tabs>
+          <w:tab w:val="num" w:pos="4320"/>
+        </w:tabs>
+        <w:ind w:left="4320" w:hanging="360"/>
+      </w:pPr>
+      <w:rPr>
+        <w:rFonts w:ascii="Wingdings" w:hAnsi="Wingdings" w:hint="default"/>
+        <w:sz w:val="20"/>
+      </w:rPr>
+    </w:lvl>
+    <w:lvl w:ilvl="6" w:tentative="1">
+      <w:start w:val="1"/>
+      <w:numFmt w:val="bullet"/>
+      <w:lvlText w:val=""/>
+      <w:lvlJc w:val="left"/>
+      <w:pPr>
+        <w:tabs>
+          <w:tab w:val="num" w:pos="5040"/>
+        </w:tabs>
+        <w:ind w:left="5040" w:hanging="360"/>
+      </w:pPr>
+      <w:rPr>
+        <w:rFonts w:ascii="Wingdings" w:hAnsi="Wingdings" w:hint="default"/>
+        <w:sz w:val="20"/>
+      </w:rPr>
+    </w:lvl>
+    <w:lvl w:ilvl="7" w:tentative="1">
+      <w:start w:val="1"/>
+      <w:numFmt w:val="bullet"/>
+      <w:lvlText w:val=""/>
+      <w:lvlJc w:val="left"/>
+      <w:pPr>
+        <w:tabs>
+          <w:tab w:val="num" w:pos="5760"/>
+        </w:tabs>
+        <w:ind w:left="5760" w:hanging="360"/>
+      </w:pPr>
+      <w:rPr>
+        <w:rFonts w:ascii="Wingdings" w:hAnsi="Wingdings" w:hint="default"/>
+        <w:sz w:val="20"/>
+      </w:rPr>
+    </w:lvl>
+    <w:lvl w:ilvl="8" w:tentative="1">
+      <w:start w:val="1"/>
+      <w:numFmt w:val="bullet"/>
+      <w:lvlText w:val=""/>
+      <w:lvlJc w:val="left"/>
+      <w:pPr>
+        <w:tabs>
+          <w:tab w:val="num" w:pos="6480"/>
+        </w:tabs>
+        <w:ind w:left="6480" w:hanging="360"/>
+      </w:pPr>
+      <w:rPr>
+        <w:rFonts w:ascii="Wingdings" w:hAnsi="Wingdings" w:hint="default"/>
+        <w:sz w:val="20"/>
+      </w:rPr>
+    </w:lvl>
+  </w:abstractNum>
+  <w:abstractNum w:abstractNumId="8" w15:restartNumberingAfterBreak="0">
     <w:nsid w:val="19EF1100"/>
     <w:multiLevelType w:val="hybridMultilevel"/>
     <w:tmpl w:val="D6C0228E"/>
@@ -21040,7 +22574,7 @@
       </w:pPr>
     </w:lvl>
   </w:abstractNum>
-  <w:abstractNum w:abstractNumId="8" w15:restartNumberingAfterBreak="0">
+  <w:abstractNum w:abstractNumId="9" w15:restartNumberingAfterBreak="0">
     <w:nsid w:val="1AD63963"/>
     <w:multiLevelType w:val="hybridMultilevel"/>
     <w:tmpl w:val="B86E04AC"/>
@@ -21126,7 +22660,7 @@
       </w:pPr>
     </w:lvl>
   </w:abstractNum>
-  <w:abstractNum w:abstractNumId="9" w15:restartNumberingAfterBreak="0">
+  <w:abstractNum w:abstractNumId="10" w15:restartNumberingAfterBreak="0">
     <w:nsid w:val="1B7D4742"/>
     <w:multiLevelType w:val="hybridMultilevel"/>
     <w:tmpl w:val="BEFEB2D2"/>
@@ -21212,7 +22746,7 @@
       </w:pPr>
     </w:lvl>
   </w:abstractNum>
-  <w:abstractNum w:abstractNumId="10" w15:restartNumberingAfterBreak="0">
+  <w:abstractNum w:abstractNumId="11" w15:restartNumberingAfterBreak="0">
     <w:nsid w:val="1B8F652D"/>
     <w:multiLevelType w:val="hybridMultilevel"/>
     <w:tmpl w:val="851285F4"/>
@@ -21301,7 +22835,7 @@
       </w:pPr>
     </w:lvl>
   </w:abstractNum>
-  <w:abstractNum w:abstractNumId="11" w15:restartNumberingAfterBreak="0">
+  <w:abstractNum w:abstractNumId="12" w15:restartNumberingAfterBreak="0">
     <w:nsid w:val="1CDD0EFA"/>
     <w:multiLevelType w:val="hybridMultilevel"/>
     <w:tmpl w:val="784A423E"/>
@@ -21387,7 +22921,7 @@
       </w:pPr>
     </w:lvl>
   </w:abstractNum>
-  <w:abstractNum w:abstractNumId="12" w15:restartNumberingAfterBreak="0">
+  <w:abstractNum w:abstractNumId="13" w15:restartNumberingAfterBreak="0">
     <w:nsid w:val="22780272"/>
     <w:multiLevelType w:val="multilevel"/>
     <w:tmpl w:val="F022F2B0"/>
@@ -21536,7 +23070,7 @@
       </w:rPr>
     </w:lvl>
   </w:abstractNum>
-  <w:abstractNum w:abstractNumId="13" w15:restartNumberingAfterBreak="0">
+  <w:abstractNum w:abstractNumId="14" w15:restartNumberingAfterBreak="0">
     <w:nsid w:val="236051A6"/>
     <w:multiLevelType w:val="hybridMultilevel"/>
     <w:tmpl w:val="1084E5C0"/>
@@ -21625,7 +23159,7 @@
       </w:pPr>
     </w:lvl>
   </w:abstractNum>
-  <w:abstractNum w:abstractNumId="14" w15:restartNumberingAfterBreak="0">
+  <w:abstractNum w:abstractNumId="15" w15:restartNumberingAfterBreak="0">
     <w:nsid w:val="2427333B"/>
     <w:multiLevelType w:val="hybridMultilevel"/>
     <w:tmpl w:val="15A6F444"/>
@@ -21738,7 +23272,7 @@
       </w:rPr>
     </w:lvl>
   </w:abstractNum>
-  <w:abstractNum w:abstractNumId="15" w15:restartNumberingAfterBreak="0">
+  <w:abstractNum w:abstractNumId="16" w15:restartNumberingAfterBreak="0">
     <w:nsid w:val="249F1DA5"/>
     <w:multiLevelType w:val="hybridMultilevel"/>
     <w:tmpl w:val="1276866A"/>
@@ -21824,7 +23358,7 @@
       </w:pPr>
     </w:lvl>
   </w:abstractNum>
-  <w:abstractNum w:abstractNumId="16" w15:restartNumberingAfterBreak="0">
+  <w:abstractNum w:abstractNumId="17" w15:restartNumberingAfterBreak="0">
     <w:nsid w:val="272D2E3E"/>
     <w:multiLevelType w:val="hybridMultilevel"/>
     <w:tmpl w:val="73642162"/>
@@ -21910,7 +23444,7 @@
       </w:pPr>
     </w:lvl>
   </w:abstractNum>
-  <w:abstractNum w:abstractNumId="17" w15:restartNumberingAfterBreak="0">
+  <w:abstractNum w:abstractNumId="18" w15:restartNumberingAfterBreak="0">
     <w:nsid w:val="2A4C6C21"/>
     <w:multiLevelType w:val="hybridMultilevel"/>
     <w:tmpl w:val="3872EF7A"/>
@@ -21996,7 +23530,7 @@
       </w:pPr>
     </w:lvl>
   </w:abstractNum>
-  <w:abstractNum w:abstractNumId="18" w15:restartNumberingAfterBreak="0">
+  <w:abstractNum w:abstractNumId="19" w15:restartNumberingAfterBreak="0">
     <w:nsid w:val="351D45D2"/>
     <w:multiLevelType w:val="hybridMultilevel"/>
     <w:tmpl w:val="A10A7874"/>
@@ -22109,7 +23643,7 @@
       </w:rPr>
     </w:lvl>
   </w:abstractNum>
-  <w:abstractNum w:abstractNumId="19" w15:restartNumberingAfterBreak="0">
+  <w:abstractNum w:abstractNumId="20" w15:restartNumberingAfterBreak="0">
     <w:nsid w:val="39EC57EA"/>
     <w:multiLevelType w:val="multilevel"/>
     <w:tmpl w:val="078A7A80"/>
@@ -22222,7 +23756,7 @@
       </w:pPr>
     </w:lvl>
   </w:abstractNum>
-  <w:abstractNum w:abstractNumId="20" w15:restartNumberingAfterBreak="0">
+  <w:abstractNum w:abstractNumId="21" w15:restartNumberingAfterBreak="0">
     <w:nsid w:val="3B974814"/>
     <w:multiLevelType w:val="hybridMultilevel"/>
     <w:tmpl w:val="5792D804"/>
@@ -22308,7 +23842,7 @@
       </w:pPr>
     </w:lvl>
   </w:abstractNum>
-  <w:abstractNum w:abstractNumId="21" w15:restartNumberingAfterBreak="0">
+  <w:abstractNum w:abstractNumId="22" w15:restartNumberingAfterBreak="0">
     <w:nsid w:val="3BDD3AA8"/>
     <w:multiLevelType w:val="hybridMultilevel"/>
     <w:tmpl w:val="002E2CD2"/>
@@ -22394,7 +23928,7 @@
       </w:pPr>
     </w:lvl>
   </w:abstractNum>
-  <w:abstractNum w:abstractNumId="22" w15:restartNumberingAfterBreak="0">
+  <w:abstractNum w:abstractNumId="23" w15:restartNumberingAfterBreak="0">
     <w:nsid w:val="3D3D1F75"/>
     <w:multiLevelType w:val="multilevel"/>
     <w:tmpl w:val="EF367E3A"/>
@@ -22507,7 +24041,7 @@
       </w:pPr>
     </w:lvl>
   </w:abstractNum>
-  <w:abstractNum w:abstractNumId="23" w15:restartNumberingAfterBreak="0">
+  <w:abstractNum w:abstractNumId="24" w15:restartNumberingAfterBreak="0">
     <w:nsid w:val="44621530"/>
     <w:multiLevelType w:val="hybridMultilevel"/>
     <w:tmpl w:val="5792D804"/>
@@ -22593,7 +24127,7 @@
       </w:pPr>
     </w:lvl>
   </w:abstractNum>
-  <w:abstractNum w:abstractNumId="24" w15:restartNumberingAfterBreak="0">
+  <w:abstractNum w:abstractNumId="25" w15:restartNumberingAfterBreak="0">
     <w:nsid w:val="4711270D"/>
     <w:multiLevelType w:val="multilevel"/>
     <w:tmpl w:val="FD486EDA"/>
@@ -22711,7 +24245,7 @@
       </w:rPr>
     </w:lvl>
   </w:abstractNum>
-  <w:abstractNum w:abstractNumId="25" w15:restartNumberingAfterBreak="0">
+  <w:abstractNum w:abstractNumId="26" w15:restartNumberingAfterBreak="0">
     <w:nsid w:val="47F95592"/>
     <w:multiLevelType w:val="hybridMultilevel"/>
     <w:tmpl w:val="EFCABB30"/>
@@ -22797,7 +24331,7 @@
       </w:pPr>
     </w:lvl>
   </w:abstractNum>
-  <w:abstractNum w:abstractNumId="26" w15:restartNumberingAfterBreak="0">
+  <w:abstractNum w:abstractNumId="27" w15:restartNumberingAfterBreak="0">
     <w:nsid w:val="50AE7AA0"/>
     <w:multiLevelType w:val="hybridMultilevel"/>
     <w:tmpl w:val="43DA74D2"/>
@@ -22910,7 +24444,7 @@
       </w:rPr>
     </w:lvl>
   </w:abstractNum>
-  <w:abstractNum w:abstractNumId="27" w15:restartNumberingAfterBreak="0">
+  <w:abstractNum w:abstractNumId="28" w15:restartNumberingAfterBreak="0">
     <w:nsid w:val="545F063D"/>
     <w:multiLevelType w:val="hybridMultilevel"/>
     <w:tmpl w:val="1962303A"/>
@@ -22999,7 +24533,7 @@
       </w:pPr>
     </w:lvl>
   </w:abstractNum>
-  <w:abstractNum w:abstractNumId="28" w15:restartNumberingAfterBreak="0">
+  <w:abstractNum w:abstractNumId="29" w15:restartNumberingAfterBreak="0">
     <w:nsid w:val="578256D7"/>
     <w:multiLevelType w:val="hybridMultilevel"/>
     <w:tmpl w:val="5792D804"/>
@@ -23085,7 +24619,7 @@
       </w:pPr>
     </w:lvl>
   </w:abstractNum>
-  <w:abstractNum w:abstractNumId="29" w15:restartNumberingAfterBreak="0">
+  <w:abstractNum w:abstractNumId="30" w15:restartNumberingAfterBreak="0">
     <w:nsid w:val="5BEB2272"/>
     <w:multiLevelType w:val="hybridMultilevel"/>
     <w:tmpl w:val="2ABE1EFE"/>
@@ -23174,7 +24708,7 @@
       </w:pPr>
     </w:lvl>
   </w:abstractNum>
-  <w:abstractNum w:abstractNumId="30" w15:restartNumberingAfterBreak="0">
+  <w:abstractNum w:abstractNumId="31" w15:restartNumberingAfterBreak="0">
     <w:nsid w:val="641E1AD7"/>
     <w:multiLevelType w:val="hybridMultilevel"/>
     <w:tmpl w:val="CF5EEC46"/>
@@ -23260,7 +24794,7 @@
       </w:pPr>
     </w:lvl>
   </w:abstractNum>
-  <w:abstractNum w:abstractNumId="31" w15:restartNumberingAfterBreak="0">
+  <w:abstractNum w:abstractNumId="32" w15:restartNumberingAfterBreak="0">
     <w:nsid w:val="64C52C7B"/>
     <w:multiLevelType w:val="multilevel"/>
     <w:tmpl w:val="B9380B58"/>
@@ -23409,7 +24943,7 @@
       </w:rPr>
     </w:lvl>
   </w:abstractNum>
-  <w:abstractNum w:abstractNumId="32" w15:restartNumberingAfterBreak="0">
+  <w:abstractNum w:abstractNumId="33" w15:restartNumberingAfterBreak="0">
     <w:nsid w:val="691237F8"/>
     <w:multiLevelType w:val="multilevel"/>
     <w:tmpl w:val="0419001F"/>
@@ -23495,7 +25029,7 @@
       </w:pPr>
     </w:lvl>
   </w:abstractNum>
-  <w:abstractNum w:abstractNumId="33" w15:restartNumberingAfterBreak="0">
+  <w:abstractNum w:abstractNumId="34" w15:restartNumberingAfterBreak="0">
     <w:nsid w:val="69E07A72"/>
     <w:multiLevelType w:val="hybridMultilevel"/>
     <w:tmpl w:val="3872EF7A"/>
@@ -23581,7 +25115,7 @@
       </w:pPr>
     </w:lvl>
   </w:abstractNum>
-  <w:abstractNum w:abstractNumId="34" w15:restartNumberingAfterBreak="0">
+  <w:abstractNum w:abstractNumId="35" w15:restartNumberingAfterBreak="0">
     <w:nsid w:val="6C0F5925"/>
     <w:multiLevelType w:val="hybridMultilevel"/>
     <w:tmpl w:val="76DAFB2C"/>
@@ -23667,7 +25201,7 @@
       </w:pPr>
     </w:lvl>
   </w:abstractNum>
-  <w:abstractNum w:abstractNumId="35" w15:restartNumberingAfterBreak="0">
+  <w:abstractNum w:abstractNumId="36" w15:restartNumberingAfterBreak="0">
     <w:nsid w:val="6C6539D0"/>
     <w:multiLevelType w:val="hybridMultilevel"/>
     <w:tmpl w:val="3098A0E2"/>
@@ -23753,7 +25287,7 @@
       </w:pPr>
     </w:lvl>
   </w:abstractNum>
-  <w:abstractNum w:abstractNumId="36" w15:restartNumberingAfterBreak="0">
+  <w:abstractNum w:abstractNumId="37" w15:restartNumberingAfterBreak="0">
     <w:nsid w:val="6CBB07E4"/>
     <w:multiLevelType w:val="multilevel"/>
     <w:tmpl w:val="B374094C"/>
@@ -23866,7 +25400,7 @@
       </w:pPr>
     </w:lvl>
   </w:abstractNum>
-  <w:abstractNum w:abstractNumId="37" w15:restartNumberingAfterBreak="0">
+  <w:abstractNum w:abstractNumId="38" w15:restartNumberingAfterBreak="0">
     <w:nsid w:val="6DAB7BC3"/>
     <w:multiLevelType w:val="multilevel"/>
     <w:tmpl w:val="745666A4"/>
@@ -23979,7 +25513,7 @@
       </w:pPr>
     </w:lvl>
   </w:abstractNum>
-  <w:abstractNum w:abstractNumId="38" w15:restartNumberingAfterBreak="0">
+  <w:abstractNum w:abstractNumId="39" w15:restartNumberingAfterBreak="0">
     <w:nsid w:val="738C0B88"/>
     <w:multiLevelType w:val="multilevel"/>
     <w:tmpl w:val="31667F74"/>
@@ -24128,7 +25662,7 @@
       </w:rPr>
     </w:lvl>
   </w:abstractNum>
-  <w:abstractNum w:abstractNumId="39" w15:restartNumberingAfterBreak="0">
+  <w:abstractNum w:abstractNumId="40" w15:restartNumberingAfterBreak="0">
     <w:nsid w:val="741F2378"/>
     <w:multiLevelType w:val="multilevel"/>
     <w:tmpl w:val="E81C192C"/>
@@ -24241,7 +25775,7 @@
       </w:pPr>
     </w:lvl>
   </w:abstractNum>
-  <w:abstractNum w:abstractNumId="40" w15:restartNumberingAfterBreak="0">
+  <w:abstractNum w:abstractNumId="41" w15:restartNumberingAfterBreak="0">
     <w:nsid w:val="768D516C"/>
     <w:multiLevelType w:val="hybridMultilevel"/>
     <w:tmpl w:val="A42A7984"/>
@@ -24354,7 +25888,156 @@
       </w:rPr>
     </w:lvl>
   </w:abstractNum>
-  <w:abstractNum w:abstractNumId="41" w15:restartNumberingAfterBreak="0">
+  <w:abstractNum w:abstractNumId="42" w15:restartNumberingAfterBreak="0">
+    <w:nsid w:val="7886739D"/>
+    <w:multiLevelType w:val="multilevel"/>
+    <w:tmpl w:val="214A8D3C"/>
+    <w:lvl w:ilvl="0">
+      <w:start w:val="1"/>
+      <w:numFmt w:val="bullet"/>
+      <w:lvlText w:val=""/>
+      <w:lvlJc w:val="left"/>
+      <w:pPr>
+        <w:tabs>
+          <w:tab w:val="num" w:pos="720"/>
+        </w:tabs>
+        <w:ind w:left="720" w:hanging="360"/>
+      </w:pPr>
+      <w:rPr>
+        <w:rFonts w:ascii="Symbol" w:hAnsi="Symbol" w:hint="default"/>
+        <w:sz w:val="20"/>
+      </w:rPr>
+    </w:lvl>
+    <w:lvl w:ilvl="1" w:tentative="1">
+      <w:start w:val="1"/>
+      <w:numFmt w:val="bullet"/>
+      <w:lvlText w:val="o"/>
+      <w:lvlJc w:val="left"/>
+      <w:pPr>
+        <w:tabs>
+          <w:tab w:val="num" w:pos="1440"/>
+        </w:tabs>
+        <w:ind w:left="1440" w:hanging="360"/>
+      </w:pPr>
+      <w:rPr>
+        <w:rFonts w:ascii="Courier New" w:hAnsi="Courier New" w:hint="default"/>
+        <w:sz w:val="20"/>
+      </w:rPr>
+    </w:lvl>
+    <w:lvl w:ilvl="2" w:tentative="1">
+      <w:start w:val="1"/>
+      <w:numFmt w:val="bullet"/>
+      <w:lvlText w:val=""/>
+      <w:lvlJc w:val="left"/>
+      <w:pPr>
+        <w:tabs>
+          <w:tab w:val="num" w:pos="2160"/>
+        </w:tabs>
+        <w:ind w:left="2160" w:hanging="360"/>
+      </w:pPr>
+      <w:rPr>
+        <w:rFonts w:ascii="Wingdings" w:hAnsi="Wingdings" w:hint="default"/>
+        <w:sz w:val="20"/>
+      </w:rPr>
+    </w:lvl>
+    <w:lvl w:ilvl="3" w:tentative="1">
+      <w:start w:val="1"/>
+      <w:numFmt w:val="bullet"/>
+      <w:lvlText w:val=""/>
+      <w:lvlJc w:val="left"/>
+      <w:pPr>
+        <w:tabs>
+          <w:tab w:val="num" w:pos="2880"/>
+        </w:tabs>
+        <w:ind w:left="2880" w:hanging="360"/>
+      </w:pPr>
+      <w:rPr>
+        <w:rFonts w:ascii="Wingdings" w:hAnsi="Wingdings" w:hint="default"/>
+        <w:sz w:val="20"/>
+      </w:rPr>
+    </w:lvl>
+    <w:lvl w:ilvl="4" w:tentative="1">
+      <w:start w:val="1"/>
+      <w:numFmt w:val="bullet"/>
+      <w:lvlText w:val=""/>
+      <w:lvlJc w:val="left"/>
+      <w:pPr>
+        <w:tabs>
+          <w:tab w:val="num" w:pos="3600"/>
+        </w:tabs>
+        <w:ind w:left="3600" w:hanging="360"/>
+      </w:pPr>
+      <w:rPr>
+        <w:rFonts w:ascii="Wingdings" w:hAnsi="Wingdings" w:hint="default"/>
+        <w:sz w:val="20"/>
+      </w:rPr>
+    </w:lvl>
+    <w:lvl w:ilvl="5" w:tentative="1">
+      <w:start w:val="1"/>
+      <w:numFmt w:val="bullet"/>
+      <w:lvlText w:val=""/>
+      <w:lvlJc w:val="left"/>
+      <w:pPr>
+        <w:tabs>
+          <w:tab w:val="num" w:pos="4320"/>
+        </w:tabs>
+        <w:ind w:left="4320" w:hanging="360"/>
+      </w:pPr>
+      <w:rPr>
+        <w:rFonts w:ascii="Wingdings" w:hAnsi="Wingdings" w:hint="default"/>
+        <w:sz w:val="20"/>
+      </w:rPr>
+    </w:lvl>
+    <w:lvl w:ilvl="6" w:tentative="1">
+      <w:start w:val="1"/>
+      <w:numFmt w:val="bullet"/>
+      <w:lvlText w:val=""/>
+      <w:lvlJc w:val="left"/>
+      <w:pPr>
+        <w:tabs>
+          <w:tab w:val="num" w:pos="5040"/>
+        </w:tabs>
+        <w:ind w:left="5040" w:hanging="360"/>
+      </w:pPr>
+      <w:rPr>
+        <w:rFonts w:ascii="Wingdings" w:hAnsi="Wingdings" w:hint="default"/>
+        <w:sz w:val="20"/>
+      </w:rPr>
+    </w:lvl>
+    <w:lvl w:ilvl="7" w:tentative="1">
+      <w:start w:val="1"/>
+      <w:numFmt w:val="bullet"/>
+      <w:lvlText w:val=""/>
+      <w:lvlJc w:val="left"/>
+      <w:pPr>
+        <w:tabs>
+          <w:tab w:val="num" w:pos="5760"/>
+        </w:tabs>
+        <w:ind w:left="5760" w:hanging="360"/>
+      </w:pPr>
+      <w:rPr>
+        <w:rFonts w:ascii="Wingdings" w:hAnsi="Wingdings" w:hint="default"/>
+        <w:sz w:val="20"/>
+      </w:rPr>
+    </w:lvl>
+    <w:lvl w:ilvl="8" w:tentative="1">
+      <w:start w:val="1"/>
+      <w:numFmt w:val="bullet"/>
+      <w:lvlText w:val=""/>
+      <w:lvlJc w:val="left"/>
+      <w:pPr>
+        <w:tabs>
+          <w:tab w:val="num" w:pos="6480"/>
+        </w:tabs>
+        <w:ind w:left="6480" w:hanging="360"/>
+      </w:pPr>
+      <w:rPr>
+        <w:rFonts w:ascii="Wingdings" w:hAnsi="Wingdings" w:hint="default"/>
+        <w:sz w:val="20"/>
+      </w:rPr>
+    </w:lvl>
+  </w:abstractNum>
+  <w:abstractNum w:abstractNumId="43" w15:restartNumberingAfterBreak="0">
     <w:nsid w:val="79044E4D"/>
     <w:multiLevelType w:val="hybridMultilevel"/>
     <w:tmpl w:val="0792DC36"/>
@@ -24443,7 +26126,7 @@
       </w:pPr>
     </w:lvl>
   </w:abstractNum>
-  <w:abstractNum w:abstractNumId="42" w15:restartNumberingAfterBreak="0">
+  <w:abstractNum w:abstractNumId="44" w15:restartNumberingAfterBreak="0">
     <w:nsid w:val="7DE75A40"/>
     <w:multiLevelType w:val="hybridMultilevel"/>
     <w:tmpl w:val="06960FC2"/>
@@ -24530,7 +26213,7 @@
     </w:lvl>
   </w:abstractNum>
   <w:num w:numId="1" w16cid:durableId="1277446350">
-    <w:abstractNumId w:val="17"/>
+    <w:abstractNumId w:val="18"/>
     <w:lvlOverride w:ilvl="0">
       <w:startOverride w:val="1"/>
     </w:lvlOverride>
@@ -24560,13 +26243,13 @@
     </w:lvlOverride>
   </w:num>
   <w:num w:numId="2" w16cid:durableId="42028051">
-    <w:abstractNumId w:val="17"/>
+    <w:abstractNumId w:val="18"/>
   </w:num>
   <w:num w:numId="3" w16cid:durableId="2244139">
-    <w:abstractNumId w:val="33"/>
+    <w:abstractNumId w:val="34"/>
   </w:num>
   <w:num w:numId="4" w16cid:durableId="611976836">
-    <w:abstractNumId w:val="14"/>
+    <w:abstractNumId w:val="15"/>
   </w:num>
   <w:num w:numId="5" w16cid:durableId="389379558">
     <w:abstractNumId w:val="2"/>
@@ -24578,115 +26261,121 @@
     <w:abstractNumId w:val="4"/>
   </w:num>
   <w:num w:numId="8" w16cid:durableId="1063675225">
-    <w:abstractNumId w:val="15"/>
+    <w:abstractNumId w:val="16"/>
   </w:num>
   <w:num w:numId="9" w16cid:durableId="1995522953">
-    <w:abstractNumId w:val="25"/>
+    <w:abstractNumId w:val="26"/>
   </w:num>
   <w:num w:numId="10" w16cid:durableId="1989047059">
     <w:abstractNumId w:val="5"/>
   </w:num>
   <w:num w:numId="11" w16cid:durableId="322658268">
-    <w:abstractNumId w:val="42"/>
+    <w:abstractNumId w:val="44"/>
   </w:num>
   <w:num w:numId="12" w16cid:durableId="458035351">
     <w:abstractNumId w:val="1"/>
   </w:num>
   <w:num w:numId="13" w16cid:durableId="483353980">
+    <w:abstractNumId w:val="31"/>
+  </w:num>
+  <w:num w:numId="14" w16cid:durableId="991174670">
+    <w:abstractNumId w:val="25"/>
+  </w:num>
+  <w:num w:numId="15" w16cid:durableId="263147568">
+    <w:abstractNumId w:val="22"/>
+  </w:num>
+  <w:num w:numId="16" w16cid:durableId="1491555466">
     <w:abstractNumId w:val="30"/>
   </w:num>
-  <w:num w:numId="14" w16cid:durableId="991174670">
+  <w:num w:numId="17" w16cid:durableId="1226184235">
+    <w:abstractNumId w:val="41"/>
+  </w:num>
+  <w:num w:numId="18" w16cid:durableId="981664390">
+    <w:abstractNumId w:val="9"/>
+  </w:num>
+  <w:num w:numId="19" w16cid:durableId="1471942400">
+    <w:abstractNumId w:val="29"/>
+  </w:num>
+  <w:num w:numId="20" w16cid:durableId="1164932518">
+    <w:abstractNumId w:val="21"/>
+  </w:num>
+  <w:num w:numId="21" w16cid:durableId="2056419341">
+    <w:abstractNumId w:val="10"/>
+  </w:num>
+  <w:num w:numId="22" w16cid:durableId="615134604">
+    <w:abstractNumId w:val="17"/>
+  </w:num>
+  <w:num w:numId="23" w16cid:durableId="167981955">
+    <w:abstractNumId w:val="8"/>
+  </w:num>
+  <w:num w:numId="24" w16cid:durableId="382144722">
+    <w:abstractNumId w:val="36"/>
+  </w:num>
+  <w:num w:numId="25" w16cid:durableId="1218588406">
+    <w:abstractNumId w:val="35"/>
+  </w:num>
+  <w:num w:numId="26" w16cid:durableId="2107722401">
+    <w:abstractNumId w:val="27"/>
+  </w:num>
+  <w:num w:numId="27" w16cid:durableId="76370598">
+    <w:abstractNumId w:val="12"/>
+  </w:num>
+  <w:num w:numId="28" w16cid:durableId="1975015156">
     <w:abstractNumId w:val="24"/>
   </w:num>
-  <w:num w:numId="15" w16cid:durableId="263147568">
-    <w:abstractNumId w:val="21"/>
-  </w:num>
-  <w:num w:numId="16" w16cid:durableId="1491555466">
-    <w:abstractNumId w:val="29"/>
-  </w:num>
-  <w:num w:numId="17" w16cid:durableId="1226184235">
-    <w:abstractNumId w:val="40"/>
-  </w:num>
-  <w:num w:numId="18" w16cid:durableId="981664390">
-    <w:abstractNumId w:val="8"/>
-  </w:num>
-  <w:num w:numId="19" w16cid:durableId="1471942400">
-    <w:abstractNumId w:val="28"/>
-  </w:num>
-  <w:num w:numId="20" w16cid:durableId="1164932518">
-    <w:abstractNumId w:val="20"/>
-  </w:num>
-  <w:num w:numId="21" w16cid:durableId="2056419341">
-    <w:abstractNumId w:val="9"/>
-  </w:num>
-  <w:num w:numId="22" w16cid:durableId="615134604">
-    <w:abstractNumId w:val="16"/>
-  </w:num>
-  <w:num w:numId="23" w16cid:durableId="167981955">
-    <w:abstractNumId w:val="7"/>
-  </w:num>
-  <w:num w:numId="24" w16cid:durableId="382144722">
-    <w:abstractNumId w:val="35"/>
-  </w:num>
-  <w:num w:numId="25" w16cid:durableId="1218588406">
-    <w:abstractNumId w:val="34"/>
-  </w:num>
-  <w:num w:numId="26" w16cid:durableId="2107722401">
-    <w:abstractNumId w:val="26"/>
-  </w:num>
-  <w:num w:numId="27" w16cid:durableId="76370598">
-    <w:abstractNumId w:val="11"/>
-  </w:num>
-  <w:num w:numId="28" w16cid:durableId="1975015156">
-    <w:abstractNumId w:val="23"/>
-  </w:num>
   <w:num w:numId="29" w16cid:durableId="634069440">
-    <w:abstractNumId w:val="38"/>
+    <w:abstractNumId w:val="39"/>
   </w:num>
   <w:num w:numId="30" w16cid:durableId="1896578659">
     <w:abstractNumId w:val="3"/>
   </w:num>
   <w:num w:numId="31" w16cid:durableId="1866405612">
-    <w:abstractNumId w:val="41"/>
+    <w:abstractNumId w:val="43"/>
   </w:num>
   <w:num w:numId="32" w16cid:durableId="771626668">
-    <w:abstractNumId w:val="32"/>
+    <w:abstractNumId w:val="33"/>
   </w:num>
   <w:num w:numId="33" w16cid:durableId="2043357720">
     <w:abstractNumId w:val="0"/>
   </w:num>
   <w:num w:numId="34" w16cid:durableId="133526007">
-    <w:abstractNumId w:val="27"/>
+    <w:abstractNumId w:val="28"/>
   </w:num>
   <w:num w:numId="35" w16cid:durableId="1254432957">
+    <w:abstractNumId w:val="14"/>
+  </w:num>
+  <w:num w:numId="36" w16cid:durableId="648944949">
+    <w:abstractNumId w:val="19"/>
+  </w:num>
+  <w:num w:numId="37" w16cid:durableId="1039622185">
+    <w:abstractNumId w:val="11"/>
+  </w:num>
+  <w:num w:numId="38" w16cid:durableId="266274807">
+    <w:abstractNumId w:val="37"/>
+  </w:num>
+  <w:num w:numId="39" w16cid:durableId="1960841508">
+    <w:abstractNumId w:val="23"/>
+  </w:num>
+  <w:num w:numId="40" w16cid:durableId="150218940">
+    <w:abstractNumId w:val="20"/>
+  </w:num>
+  <w:num w:numId="41" w16cid:durableId="427433684">
+    <w:abstractNumId w:val="40"/>
+  </w:num>
+  <w:num w:numId="42" w16cid:durableId="63576801">
+    <w:abstractNumId w:val="38"/>
+  </w:num>
+  <w:num w:numId="43" w16cid:durableId="1770615317">
     <w:abstractNumId w:val="13"/>
   </w:num>
-  <w:num w:numId="36" w16cid:durableId="648944949">
-    <w:abstractNumId w:val="18"/>
+  <w:num w:numId="44" w16cid:durableId="884756514">
+    <w:abstractNumId w:val="32"/>
   </w:num>
-  <w:num w:numId="37" w16cid:durableId="1039622185">
-    <w:abstractNumId w:val="10"/>
+  <w:num w:numId="45" w16cid:durableId="1522086132">
+    <w:abstractNumId w:val="42"/>
   </w:num>
-  <w:num w:numId="38" w16cid:durableId="266274807">
-    <w:abstractNumId w:val="36"/>
-  </w:num>
-  <w:num w:numId="39" w16cid:durableId="1960841508">
-    <w:abstractNumId w:val="22"/>
-  </w:num>
-  <w:num w:numId="40" w16cid:durableId="150218940">
-    <w:abstractNumId w:val="19"/>
-  </w:num>
-  <w:num w:numId="41" w16cid:durableId="427433684">
-    <w:abstractNumId w:val="39"/>
-  </w:num>
-  <w:num w:numId="42" w16cid:durableId="63576801">
-    <w:abstractNumId w:val="37"/>
-  </w:num>
-  <w:num w:numId="43" w16cid:durableId="1770615317">
-    <w:abstractNumId w:val="12"/>
-  </w:num>
-  <w:num w:numId="44" w16cid:durableId="884756514">
-    <w:abstractNumId w:val="31"/>
+  <w:num w:numId="46" w16cid:durableId="1179660790">
+    <w:abstractNumId w:val="7"/>
   </w:num>
 </w:numbering>
 </file>
@@ -25089,7 +26778,7 @@
   <w:style w:type="paragraph" w:default="1" w:styleId="a">
     <w:name w:val="Normal"/>
     <w:qFormat/>
-    <w:rsid w:val="00944FF6"/>
+    <w:rsid w:val="002B719C"/>
     <w:pPr>
       <w:spacing w:after="200" w:line="276" w:lineRule="auto"/>
     </w:pPr>
@@ -25353,13 +27042,21 @@
     <w:autoRedefine/>
     <w:uiPriority w:val="39"/>
     <w:unhideWhenUsed/>
-    <w:rsid w:val="00C07B11"/>
+    <w:rsid w:val="00A02EE4"/>
     <w:pPr>
       <w:tabs>
         <w:tab w:val="right" w:leader="dot" w:pos="9488"/>
       </w:tabs>
       <w:spacing w:after="0" w:line="360" w:lineRule="auto"/>
+      <w:jc w:val="center"/>
     </w:pPr>
+    <w:rPr>
+      <w:rFonts w:ascii="Times New Roman" w:hAnsi="Times New Roman" w:cs="Times New Roman"/>
+      <w:b/>
+      <w:bCs/>
+      <w:sz w:val="32"/>
+      <w:szCs w:val="32"/>
+    </w:rPr>
   </w:style>
   <w:style w:type="paragraph" w:styleId="ae">
     <w:name w:val="caption"/>
